--- a/EE - Series/EE3/Semiconductor_Physics_and_Devices_Book3.docx
+++ b/EE - Series/EE3/Semiconductor_Physics_and_Devices_Book3.docx
@@ -1667,6 +1667,340 @@
         <w:pStyle w:val="Heading1"/>
       </w:pPr>
       <w:r>
+        <w:t>Chapter 7. GaAs, GaN, and InP Are Not One Transistor</w:t>
+      </w:r>
+    </w:p>
+    <w:p>
+      <w:pPr>
+        <w:spacing w:after="160" w:before="0" w:line="276" w:lineRule="auto"/>
+      </w:pPr>
+      <w:r>
+        <w:rPr>
+          <w:rFonts w:ascii="Calibri" w:hAnsi="Calibri" w:cs="Calibri" w:eastAsia="Calibri"/>
+          <w:b w:val="0"/>
+          <w:i w:val="0"/>
+          <w:color w:val="000000"/>
+          <w:sz w:val="22"/>
+        </w:rPr>
+        <w:t>A handset, a radar brick, and a 94 GHz receiver can all be described as "a microwave transistor on a chip." The crystals are not interchangeable. Gallium arsenide is the mature microwave compound semiconductor. Gallium nitride is the wide-bandgap material for watts, and also, on a silicon wafer, for hundreds of volts. Indium phosphide is the III-V you pick when the gate is tens of nanometers wide and the noise figure is the specification. They meet in millimeter-wave power amplifiers. Almost nowhere else.</w:t>
+      </w:r>
+    </w:p>
+    <w:p>
+      <w:pPr>
+        <w:pStyle w:val="Heading2"/>
+      </w:pPr>
+      <w:r>
+        <w:t>7.1 Two figures of merit, not one winner</w:t>
+      </w:r>
+    </w:p>
+    <w:p>
+      <w:pPr>
+        <w:spacing w:after="160" w:before="0" w:line="276" w:lineRule="auto"/>
+      </w:pPr>
+      <w:r>
+        <w:rPr>
+          <w:rFonts w:ascii="Calibri" w:hAnsi="Calibri" w:cs="Calibri" w:eastAsia="Calibri"/>
+          <w:b w:val="0"/>
+          <w:i w:val="0"/>
+          <w:color w:val="000000"/>
+          <w:sz w:val="22"/>
+        </w:rPr>
+        <w:t>Johnson's figure of merit rewards breakdown voltage times frequency. Transit time and mobility reward a fast, light electron. GaN wins the first contest. InP wins the second. That is the whole split, and it is why a chapter that ranks them on a single "which is more advanced" scale is already wrong.</w:t>
+      </w:r>
+    </w:p>
+    <w:p>
+      <w:pPr>
+        <w:spacing w:after="160" w:before="0" w:line="276" w:lineRule="auto"/>
+      </w:pPr>
+      <w:r>
+        <w:rPr>
+          <w:rFonts w:ascii="Calibri" w:hAnsi="Calibri" w:cs="Calibri" w:eastAsia="Calibri"/>
+          <w:b w:val="0"/>
+          <w:i w:val="0"/>
+          <w:color w:val="000000"/>
+          <w:sz w:val="22"/>
+        </w:rPr>
+        <w:t>Use these working numbers, the same way Part I used a declared ni. GaAs bandgap about 1.42 eV, breakdown field about 0.4 MV/cm, bulk electron mobility about 8500 cm²/V·s. GaN bandgap about 3.4 eV, breakdown field about 3.3 MV/cm, two-dimensional-electron mobility about 1500 to 2000 cm²/V·s. InP itself is about 1.34 eV. The channel in an InP HEMT is usually InGaAs, about 0.7 to 1.3 eV, with a very high mobility and the highest saturation velocity of the usual RF III-Vs. RF supply voltage is about 3 to 12 V for GaAs, about 1 to 3 V for an InP HBT and about 1 to 5 V for an InP HEMT, and about 20 to 50 V for GaN. Power density is about 0.5 to 2 W per millimeter of gate for GaAs, about 0.3 to 1.5 W/mm for InP, and about 5 to 12 W/mm for GaN. Production GaN reaches roughly 80 to 200 GHz ft. The best published InP HEMTs are past 600 GHz ft, with fmax in the terahertz class.</w:t>
+      </w:r>
+    </w:p>
+    <w:p>
+      <w:pPr>
+        <w:pStyle w:val="Heading2"/>
+      </w:pPr>
+      <w:r>
+        <w:t>7.2 Say HEMT or HBT before you say the crystal</w:t>
+      </w:r>
+    </w:p>
+    <w:p>
+      <w:pPr>
+        <w:spacing w:after="160" w:before="0" w:line="276" w:lineRule="auto"/>
+      </w:pPr>
+      <w:r>
+        <w:rPr>
+          <w:rFonts w:ascii="Calibri" w:hAnsi="Calibri" w:cs="Calibri" w:eastAsia="Calibri"/>
+          <w:b w:val="0"/>
+          <w:i w:val="0"/>
+          <w:color w:val="000000"/>
+          <w:sz w:val="22"/>
+        </w:rPr>
+        <w:t>GaAs comes as a MESFET, which is old, a pHEMT, and an HBT. The pHEMT is the low-noise amplifier, the switch, and some power amplifiers. The HBT is the handset power amplifier and the gain block. GaN, in any part you can buy for RF or for power conversion, is a HEMT. There is no serious GaN HBT in production. InP comes as a HEMT, or a metamorphic HEMT, with an InGaAs channel, and as an HBT. The HEMT is the low-noise amplifier, the mixer, the switch, and the low-power millimeter-wave amplifier. The HBT is high-speed analog, data converters, and optical modulator drivers, plus some power amplifiers.</w:t>
+      </w:r>
+    </w:p>
+    <w:p>
+      <w:pPr>
+        <w:spacing w:after="160" w:before="0" w:line="276" w:lineRule="auto"/>
+      </w:pPr>
+      <w:r>
+        <w:rPr>
+          <w:rFonts w:ascii="Calibri" w:hAnsi="Calibri" w:cs="Calibri" w:eastAsia="Calibri"/>
+          <w:b w:val="0"/>
+          <w:i w:val="0"/>
+          <w:color w:val="000000"/>
+          <w:sz w:val="22"/>
+        </w:rPr>
+        <w:t>Most RF HEMTs are depletion-mode. The gate wants a negative supply, and the drain must not come up before that gate is in a safe place. That is a sequencer, not the enhancement-mode MOSFET of a later chapter. Enhancement-mode GaN shows up in power conversion. Do not import that bias story into a radar PA without reading the data sheet.</w:t>
+      </w:r>
+    </w:p>
+    <w:p>
+      <w:pPr>
+        <w:spacing w:after="160" w:before="0" w:line="276" w:lineRule="auto"/>
+      </w:pPr>
+      <w:r>
+        <w:rPr>
+          <w:rFonts w:ascii="Calibri" w:hAnsi="Calibri" w:cs="Calibri" w:eastAsia="Calibri"/>
+          <w:b w:val="0"/>
+          <w:i w:val="0"/>
+          <w:color w:val="000000"/>
+          <w:sz w:val="22"/>
+        </w:rPr>
+        <w:t>Key idea. Name the device. "InP versus GaN" is not a comparison until you have said HEMT or HBT.</w:t>
+      </w:r>
+    </w:p>
+    <w:p>
+      <w:pPr>
+        <w:pStyle w:val="Heading2"/>
+      </w:pPr>
+      <w:r>
+        <w:t>7.3 Why voltage buys watts</w:t>
+      </w:r>
+    </w:p>
+    <w:p>
+      <w:pPr>
+        <w:spacing w:after="160" w:before="0" w:line="276" w:lineRule="auto"/>
+      </w:pPr>
+      <w:r>
+        <w:rPr>
+          <w:rFonts w:ascii="Calibri" w:hAnsi="Calibri" w:cs="Calibri" w:eastAsia="Calibri"/>
+          <w:b w:val="0"/>
+          <w:i w:val="0"/>
+          <w:color w:val="000000"/>
+          <w:sz w:val="22"/>
+        </w:rPr>
+        <w:t>For a sine-wave load line, the optimum resistance is the voltage swing divided by the current swing, and the RF power is half the product of those peaks. A higher legal voltage, at the same current, is both more power and an easier match.</w:t>
+      </w:r>
+    </w:p>
+    <w:p>
+      <w:pPr>
+        <w:pStyle w:val="Heading2"/>
+      </w:pPr>
+      <w:r>
+        <w:t>Worked Example 7.1</w:t>
+      </w:r>
+    </w:p>
+    <w:p>
+      <w:pPr>
+        <w:spacing w:after="160" w:before="0" w:line="276" w:lineRule="auto"/>
+      </w:pPr>
+      <w:r>
+        <w:rPr>
+          <w:rFonts w:ascii="Calibri" w:hAnsi="Calibri" w:cs="Calibri" w:eastAsia="Calibri"/>
+          <w:b w:val="0"/>
+          <w:i w:val="0"/>
+          <w:color w:val="000000"/>
+          <w:sz w:val="22"/>
+        </w:rPr>
+        <w:t>A cell is allowed 0.20 A peak. Compare a 5 V peak swing with a 28 V peak swing. This is a GaAs-like rail against a GaN-like rail, not a promise about a foundry.</w:t>
+      </w:r>
+    </w:p>
+    <w:p>
+      <w:pPr>
+        <w:spacing w:after="160" w:before="0" w:line="276" w:lineRule="auto"/>
+      </w:pPr>
+      <w:r>
+        <w:rPr>
+          <w:rFonts w:ascii="Calibri" w:hAnsi="Calibri" w:cs="Calibri" w:eastAsia="Calibri"/>
+          <w:b w:val="0"/>
+          <w:i w:val="0"/>
+          <w:color w:val="000000"/>
+          <w:sz w:val="22"/>
+        </w:rPr>
+        <w:t>At 5 V, Ropt = 5 / 0.20 = 25 Ω, and P = (5)(0.20)/2 = 0.50 W. At 28 V, Ropt = 28 / 0.20 = 140 Ω, and P = (28)(0.20)/2 = 2.8 W. Same current, 5.6 times the voltage, 5.6 times the power, and the load the matcher has to present moved from 25 Ω toward 140 Ω, closer to a 50 Ω system and kinder to a wideband network. GaN's extra power density, several watts per millimeter rather than about one, is a second gift on top of this arithmetic. Heat still collects the bill. SiC is the reason a GaN PA can pay it. InP's substrate cannot.</w:t>
+      </w:r>
+    </w:p>
+    <w:p>
+      <w:pPr>
+        <w:pStyle w:val="Heading2"/>
+      </w:pPr>
+      <w:r>
+        <w:t>7.4 Where each one is the right part</w:t>
+      </w:r>
+    </w:p>
+    <w:p>
+      <w:pPr>
+        <w:spacing w:after="160" w:before="0" w:line="276" w:lineRule="auto"/>
+      </w:pPr>
+      <w:r>
+        <w:rPr>
+          <w:rFonts w:ascii="Calibri" w:hAnsi="Calibri" w:cs="Calibri" w:eastAsia="Calibri"/>
+          <w:b w:val="0"/>
+          <w:i w:val="0"/>
+          <w:color w:val="000000"/>
+          <w:sz w:val="22"/>
+        </w:rPr>
+        <w:t>Use a GaAs pHEMT when the noise figure of a microwave receiver is the spec. Use a GaAs HBT for a phone or WLAN power amplifier at 3 to 5 V. Use GaAs when you want a dense MMIC whose passives sit on semi-insulating GaAs, and for many sockets above about 40 GHz where that foundry still has more gain and a better noise figure than production GaN.</w:t>
+      </w:r>
+    </w:p>
+    <w:p>
+      <w:pPr>
+        <w:spacing w:after="160" w:before="0" w:line="276" w:lineRule="auto"/>
+      </w:pPr>
+      <w:r>
+        <w:rPr>
+          <w:rFonts w:ascii="Calibri" w:hAnsi="Calibri" w:cs="Calibri" w:eastAsia="Calibri"/>
+          <w:b w:val="0"/>
+          <w:i w:val="0"/>
+          <w:color w:val="000000"/>
+          <w:sz w:val="22"/>
+        </w:rPr>
+        <w:t>Use GaN when the radio needs watts: radar, electronic warfare, a satcom uplink, a macro base station, anything past about 5 to 10 W. The rail is 28 to 50 V. The device is rugged into a bad mismatch when it is GaN on SiC. Use GaN-on-silicon for a 100 to 900 V switch that replaces a silicon MOSFET. That market contains no GaAs and no InP.</w:t>
+      </w:r>
+    </w:p>
+    <w:p>
+      <w:pPr>
+        <w:spacing w:after="160" w:before="0" w:line="276" w:lineRule="auto"/>
+      </w:pPr>
+      <w:r>
+        <w:rPr>
+          <w:rFonts w:ascii="Calibri" w:hAnsi="Calibri" w:cs="Calibri" w:eastAsia="Calibri"/>
+          <w:b w:val="0"/>
+          <w:i w:val="0"/>
+          <w:color w:val="000000"/>
+          <w:sz w:val="22"/>
+        </w:rPr>
+        <w:t>Use an InP HEMT for the lowest noise figure from about 30 GHz through W-band and into G-band, and whenever ft in the hundreds of gigahertz is the reason the gate exists. Use an InP HBT for an optical driver and for mixed-signal above about 100 Gbaud. InP is also a photonics crystal. GaN is not.</w:t>
+      </w:r>
+    </w:p>
+    <w:p>
+      <w:pPr>
+        <w:spacing w:after="160" w:before="0" w:line="276" w:lineRule="auto"/>
+      </w:pPr>
+      <w:r>
+        <w:rPr>
+          <w:rFonts w:ascii="Calibri" w:hAnsi="Calibri" w:cs="Calibri" w:eastAsia="Calibri"/>
+          <w:b w:val="0"/>
+          <w:i w:val="0"/>
+          <w:color w:val="000000"/>
+          <w:sz w:val="22"/>
+        </w:rPr>
+        <w:t>The only fair fight is millimeter-wave power. A 28 to 40 GHz base-station PA is GaN. From about 77 GHz up, at milliwatts to a few watts, InP often still has more gain and needs less combining. GaN shows up where watts and bandwidth are both required. A module may use an InP low-noise amplifier in front of a GaN power amplifier. Neither crystal is the phone PA. Below about 3 GHz at hundreds of watts, look at LDMOS or GaN, not InP. Cheap WLAN is SiGe, CMOS, or GaAs.</w:t>
+      </w:r>
+    </w:p>
+    <w:p>
+      <w:pPr>
+        <w:spacing w:after="160" w:before="0" w:line="276" w:lineRule="auto"/>
+      </w:pPr>
+      <w:r>
+        <w:rPr>
+          <w:rFonts w:ascii="Calibri" w:hAnsi="Calibri" w:cs="Calibri" w:eastAsia="Calibri"/>
+          <w:b w:val="0"/>
+          <w:i w:val="0"/>
+          <w:color w:val="000000"/>
+          <w:sz w:val="22"/>
+        </w:rPr>
+        <w:t>Key idea. A 94 GHz low-noise amplifier starts with InP. A 20 W X-band brick starts with GaN. A 650 V buck starts with GaN-on-silicon and never with InP.</w:t>
+      </w:r>
+    </w:p>
+    <w:p>
+      <w:pPr>
+        <w:pStyle w:val="Heading2"/>
+      </w:pPr>
+      <w:r>
+        <w:t>7.5 What the circuit books still are</w:t>
+      </w:r>
+    </w:p>
+    <w:p>
+      <w:pPr>
+        <w:spacing w:after="160" w:before="0" w:line="276" w:lineRule="auto"/>
+      </w:pPr>
+      <w:r>
+        <w:rPr>
+          <w:rFonts w:ascii="Calibri" w:hAnsi="Calibri" w:cs="Calibri" w:eastAsia="Calibri"/>
+          <w:b w:val="0"/>
+          <w:i w:val="0"/>
+          <w:color w:val="000000"/>
+          <w:sz w:val="22"/>
+        </w:rPr>
+        <w:t>Cripps's load line still draws both the GaAs-era example and the GaN PA. GaN adds trapping, knee walkout, and memory, so the linearity fix is backoff or digital predistortion, not a polynomial copied from a handset HBT. InP circuit design looks like high-speed analog plus a foundry HBT or HEMT kit. A GaN PA looks like that load line, a thermal path through SiC, and a 50 V supply whose hot loop was already a subject in the regulator discussion of a later book. There is no popular textbook chapter that replaces the foundry model handbook.</w:t>
+      </w:r>
+    </w:p>
+    <w:p>
+      <w:pPr>
+        <w:pStyle w:val="Heading2"/>
+      </w:pPr>
+      <w:r>
+        <w:t>Practice</w:t>
+      </w:r>
+    </w:p>
+    <w:p>
+      <w:pPr>
+        <w:spacing w:after="160" w:before="0" w:line="276" w:lineRule="auto"/>
+      </w:pPr>
+      <w:r>
+        <w:rPr>
+          <w:rFonts w:ascii="Calibri" w:hAnsi="Calibri" w:cs="Calibri" w:eastAsia="Calibri"/>
+          <w:b w:val="0"/>
+          <w:i w:val="0"/>
+          <w:color w:val="000000"/>
+          <w:sz w:val="22"/>
+        </w:rPr>
+        <w:t>1. Repeat Worked Example 7.1 for a 40 V peak and a 0.50 A peak. Find Ropt and P.</w:t>
+      </w:r>
+    </w:p>
+    <w:p>
+      <w:pPr>
+        <w:spacing w:after="160" w:before="0" w:line="276" w:lineRule="auto"/>
+      </w:pPr>
+      <w:r>
+        <w:rPr>
+          <w:rFonts w:ascii="Calibri" w:hAnsi="Calibri" w:cs="Calibri" w:eastAsia="Calibri"/>
+          <w:b w:val="0"/>
+          <w:i w:val="0"/>
+          <w:color w:val="000000"/>
+          <w:sz w:val="22"/>
+        </w:rPr>
+        <w:t>2. A receiver at 94 GHz is 0.4 dB short of its noise-figure spec, and the input power is small. Which device family do you open first, and which do you not open?</w:t>
+      </w:r>
+    </w:p>
+    <w:p>
+      <w:pPr>
+        <w:spacing w:after="160" w:before="0" w:line="276" w:lineRule="auto"/>
+      </w:pPr>
+      <w:r>
+        <w:rPr>
+          <w:rFonts w:ascii="Calibri" w:hAnsi="Calibri" w:cs="Calibri" w:eastAsia="Calibri"/>
+          <w:b w:val="0"/>
+          <w:i w:val="0"/>
+          <w:color w:val="000000"/>
+          <w:sz w:val="22"/>
+        </w:rPr>
+        <w:t>3. Why can the same word "GaN" mean a 50 V radar transistor and a 650 V switch, while "InP" cannot follow it into the switch?</w:t>
+      </w:r>
+    </w:p>
+    <w:p>
+      <w:pPr>
+        <w:pStyle w:val="Heading1"/>
+      </w:pPr>
+      <w:r>
         <w:t>Appendix A. Constants Used in This Part</w:t>
       </w:r>
     </w:p>
@@ -2133,6 +2467,59 @@
     </w:p>
     <w:p>
       <w:pPr>
+        <w:pStyle w:val="Heading2"/>
+      </w:pPr>
+      <w:r>
+        <w:t>Chapter 7</w:t>
+      </w:r>
+    </w:p>
+    <w:p>
+      <w:pPr>
+        <w:spacing w:after="160" w:before="0" w:line="276" w:lineRule="auto"/>
+      </w:pPr>
+      <w:r>
+        <w:rPr>
+          <w:rFonts w:ascii="Calibri" w:hAnsi="Calibri" w:cs="Calibri" w:eastAsia="Calibri"/>
+          <w:b w:val="0"/>
+          <w:i w:val="0"/>
+          <w:color w:val="000000"/>
+          <w:sz w:val="22"/>
+        </w:rPr>
+        <w:t>1. Ropt = 40 / 0.50 = 80 Ω. P = (40)(0.50)/2 = 10 W.</w:t>
+      </w:r>
+    </w:p>
+    <w:p>
+      <w:pPr>
+        <w:spacing w:after="160" w:before="0" w:line="276" w:lineRule="auto"/>
+      </w:pPr>
+      <w:r>
+        <w:rPr>
+          <w:rFonts w:ascii="Calibri" w:hAnsi="Calibri" w:cs="Calibri" w:eastAsia="Calibri"/>
+          <w:b w:val="0"/>
+          <w:i w:val="0"/>
+          <w:color w:val="000000"/>
+          <w:sz w:val="22"/>
+        </w:rPr>
+        <w:t>2. Open an InP HEMT first. Do not open a GaN power switch, and do not open a handset HBT. A survivable limiter in front of that LNA can be GaN. The noise-figure deficit of 0.4 dB is an InP problem.</w:t>
+      </w:r>
+    </w:p>
+    <w:p>
+      <w:pPr>
+        <w:spacing w:after="160" w:before="0" w:line="276" w:lineRule="auto"/>
+      </w:pPr>
+      <w:r>
+        <w:rPr>
+          <w:rFonts w:ascii="Calibri" w:hAnsi="Calibri" w:cs="Calibri" w:eastAsia="Calibri"/>
+          <w:b w:val="0"/>
+          <w:i w:val="0"/>
+          <w:color w:val="000000"/>
+          <w:sz w:val="22"/>
+        </w:rPr>
+        <w:t>3. The 650 V part is a GaN-on-silicon power HEMT. InP is a small, fragile, poorly heat-spreading substrate with a 1 to 5 V RF habit. It is not in that market.</w:t>
+      </w:r>
+    </w:p>
+    <w:p>
+      <w:pPr>
         <w:pStyle w:val="Heading1"/>
       </w:pPr>
       <w:r>
@@ -2166,7 +2553,387 @@
           <w:color w:val="000000"/>
           <w:sz w:val="22"/>
         </w:rPr>
-        <w:t>Those later books already have their source shelves in the series plan. Radio matching and lines belong to Book 4. Noise figures and receiver cascades belong to Book 5. Modulation belongs to Book 6. Phase-locked loops belong to Book 7. Microwave lines and the historical Radiation Laboratory volumes belong to Book 8. Antennas belong to Book 10. Emissions and grounding belong to Book 11. Sampling, multirate filters, and a receiver you can code belong to Book 14. Linear regulators and switch-mode supplies belong to Book 15. Bode plots as a general language belong to Book 16. High-speed copper, the hot loop of a buck converter, and the feedback divider of an LDO belong to Books 15 and 18 together. None of that is smuggled into the diode chapters above.</w:t>
+        <w:t>Those later books already have their source shelves in the series plan. Matching and antennas belong to Book 4. Modulation and SDR belong to Book 5. Noise, PLLs, and high-power RF belong to Book 6. Emissions belong to Book 7. Regulators and magnetics belong to Book 8. Packaging and 2026 systems belong to Book 9. Bode plots as a general language belong to Book 2. Chapter 7 is the exception that belongs in this file: GaAs, GaN, and InP as device choices, with a load-line number attached. The power-amplifier design and the 28 V layout are Book 6. The 650 V switch is Book 8. The diode chapters do not depend on Chapter 7.</w:t>
+      </w:r>
+    </w:p>
+    <w:p>
+      <w:pPr>
+        <w:pStyle w:val="Heading1"/>
+      </w:pPr>
+      <w:r>
+        <w:t>Appendix D. Sources for Chapter 7</w:t>
+      </w:r>
+    </w:p>
+    <w:p>
+      <w:pPr>
+        <w:spacing w:after="160" w:before="0" w:line="276" w:lineRule="auto"/>
+      </w:pPr>
+      <w:r>
+        <w:rPr>
+          <w:rFonts w:ascii="Calibri" w:hAnsi="Calibri" w:cs="Calibri" w:eastAsia="Calibri"/>
+          <w:b w:val="0"/>
+          <w:i w:val="0"/>
+          <w:color w:val="000000"/>
+          <w:sz w:val="22"/>
+        </w:rPr>
+        <w:t>The prose above is this book's. The shelf it was checked against is short, and it is not a substitute for a foundry kit.</w:t>
+      </w:r>
+    </w:p>
+    <w:p>
+      <w:pPr>
+        <w:spacing w:after="160" w:before="0" w:line="276" w:lineRule="auto"/>
+      </w:pPr>
+      <w:r>
+        <w:rPr>
+          <w:rFonts w:ascii="Calibri" w:hAnsi="Calibri" w:cs="Calibri" w:eastAsia="Calibri"/>
+          <w:b w:val="0"/>
+          <w:i w:val="0"/>
+          <w:color w:val="000000"/>
+          <w:sz w:val="22"/>
+        </w:rPr>
+        <w:t>Cripps, RF Power Amplifiers for Wireless Communications, and Advanced Techniques in RF Power Amplifier Design. The load line is technology-agnostic. GaN adds trapping and memory.</w:t>
+      </w:r>
+    </w:p>
+    <w:p>
+      <w:pPr>
+        <w:spacing w:after="160" w:before="0" w:line="276" w:lineRule="auto"/>
+      </w:pPr>
+      <w:r>
+        <w:rPr>
+          <w:rFonts w:ascii="Calibri" w:hAnsi="Calibri" w:cs="Calibri" w:eastAsia="Calibri"/>
+          <w:b w:val="0"/>
+          <w:i w:val="0"/>
+          <w:color w:val="000000"/>
+          <w:sz w:val="22"/>
+        </w:rPr>
+        <w:t>Grebennikov, RF and Microwave Transmitter Design, and the switch-mode RF power-amplifier book with Sokal and Franco.</w:t>
+      </w:r>
+    </w:p>
+    <w:p>
+      <w:pPr>
+        <w:spacing w:after="160" w:before="0" w:line="276" w:lineRule="auto"/>
+      </w:pPr>
+      <w:r>
+        <w:rPr>
+          <w:rFonts w:ascii="Calibri" w:hAnsi="Calibri" w:cs="Calibri" w:eastAsia="Calibri"/>
+          <w:b w:val="0"/>
+          <w:i w:val="0"/>
+          <w:color w:val="000000"/>
+          <w:sz w:val="22"/>
+        </w:rPr>
+        <w:t>Quay, Gallium Nitride Electronics. Mishra and Rajan, and Morkoç, for the nitride heterostructure. Sze for the vocabulary.</w:t>
+      </w:r>
+    </w:p>
+    <w:p>
+      <w:pPr>
+        <w:spacing w:after="160" w:before="0" w:line="276" w:lineRule="auto"/>
+      </w:pPr>
+      <w:r>
+        <w:rPr>
+          <w:rFonts w:ascii="Calibri" w:hAnsi="Calibri" w:cs="Calibri" w:eastAsia="Calibri"/>
+          <w:b w:val="0"/>
+          <w:i w:val="0"/>
+          <w:color w:val="000000"/>
+          <w:sz w:val="22"/>
+        </w:rPr>
+        <w:t>Vendelin, Pavio, and Rohde for GaAs-era linear and nonlinear microwave circuits. Gonzalez and Maas remain the amplifier and mixer references.</w:t>
+      </w:r>
+    </w:p>
+    <w:p>
+      <w:pPr>
+        <w:spacing w:after="160" w:before="0" w:line="276" w:lineRule="auto"/>
+      </w:pPr>
+      <w:r>
+        <w:rPr>
+          <w:rFonts w:ascii="Calibri" w:hAnsi="Calibri" w:cs="Calibri" w:eastAsia="Calibri"/>
+          <w:b w:val="0"/>
+          <w:i w:val="0"/>
+          <w:color w:val="000000"/>
+          <w:sz w:val="22"/>
+        </w:rPr>
+        <w:t>InP devices: Rodwell's HBT and HEMT papers, and the millimeter-wave MMIC papers from JPL and Fraunhofer IAF. Foundry kits from Teledyne, WIN, Northrop Grumman, and Fraunhofer matter more than a textbook.</w:t>
+      </w:r>
+    </w:p>
+    <w:p>
+      <w:pPr>
+        <w:spacing w:after="160" w:before="0" w:line="276" w:lineRule="auto"/>
+      </w:pPr>
+      <w:r>
+        <w:rPr>
+          <w:rFonts w:ascii="Calibri" w:hAnsi="Calibri" w:cs="Calibri" w:eastAsia="Calibri"/>
+          <w:b w:val="0"/>
+          <w:i w:val="0"/>
+          <w:color w:val="000000"/>
+          <w:sz w:val="22"/>
+        </w:rPr>
+        <w:t>GaN models: Wolfspeed and Qorvo application notes. Power-conversion GaN, which Chapter 7 only points at: Erickson and Maksimović, plus the vendor power-loop note.</w:t>
+      </w:r>
+    </w:p>
+    <w:p>
+      <w:pPr>
+        <w:spacing w:after="160" w:before="0" w:line="276" w:lineRule="auto"/>
+      </w:pPr>
+      <w:r>
+        <w:rPr>
+          <w:rFonts w:ascii="Calibri" w:hAnsi="Calibri" w:cs="Calibri" w:eastAsia="Calibri"/>
+          <w:b w:val="0"/>
+          <w:i w:val="0"/>
+          <w:color w:val="000000"/>
+          <w:sz w:val="22"/>
+        </w:rPr>
+        <w:t>Tietze, Schenk, and Gamm, 16th edition (2019), remains the silicon circuit check for the bipolar and MOS chapters that are not in this file yet.</w:t>
+      </w:r>
+    </w:p>
+    <w:p>
+      <w:pPr>
+        <w:pStyle w:val="Heading1"/>
+      </w:pPr>
+      <w:r>
+        <w:rPr>
+          <w:rFonts w:ascii="Amazon Ember" w:hAnsi="Amazon Ember" w:cs="Amazon Ember"/>
+          <w:b/>
+          <w:color w:val="0000FF"/>
+          <w:sz w:val="36"/>
+        </w:rPr>
+        <w:t>Part II. The Bipolar Transistor</w:t>
+      </w:r>
+    </w:p>
+    <w:p>
+      <w:pPr/>
+      <w:r>
+        <w:rPr>
+          <w:rFonts w:ascii="Calibri" w:hAnsi="Calibri" w:cs="Calibri"/>
+          <w:b w:val="0"/>
+          <w:color w:val="000000"/>
+          <w:sz w:val="22"/>
+        </w:rPr>
+        <w:t>Part I stopped at the diode. This part is the two-junction device that sits on that physics: the bipolar junction transistor, in this book's own words, checked against Tietze/Schenk 16th, Sedra/Smith, and Gray/Meyer. It is not a paste of those books. The constants stay the ones Part I declared: VT = 26 mV, IS = 1 fA unless a new value is named.</w:t>
+      </w:r>
+    </w:p>
+    <w:p>
+      <w:pPr>
+        <w:pStyle w:val="Heading1"/>
+      </w:pPr>
+      <w:r>
+        <w:rPr>
+          <w:rFonts w:ascii="Amazon Ember" w:hAnsi="Amazon Ember" w:cs="Amazon Ember"/>
+          <w:b/>
+          <w:color w:val="0000FF"/>
+          <w:sz w:val="36"/>
+        </w:rPr>
+        <w:t>Chapter 8. Two Junctions, One Current</w:t>
+      </w:r>
+    </w:p>
+    <w:p>
+      <w:pPr/>
+      <w:r>
+        <w:rPr>
+          <w:rFonts w:ascii="Calibri" w:hAnsi="Calibri" w:cs="Calibri"/>
+          <w:b w:val="0"/>
+          <w:color w:val="000000"/>
+          <w:sz w:val="22"/>
+        </w:rPr>
+        <w:t>An NPN transistor is an n-type emitter, a p-type base, and an n-type collector. Forward-bias the emitter-base junction and reverse-bias the collector-base junction. Electrons injected into the thin base mostly survive to the collector. The small base current is the ones that recombine, plus the holes that went the other way. Kirchhoff still holds: IE = IC + IB. Current gain β = IC/IB is large because the base is thin and lightly doped relative to the emitter.</w:t>
+      </w:r>
+    </w:p>
+    <w:p>
+      <w:pPr/>
+      <w:r>
+        <w:rPr>
+          <w:rFonts w:ascii="Calibri" w:hAnsi="Calibri" w:cs="Calibri"/>
+          <w:b w:val="0"/>
+          <w:color w:val="000000"/>
+          <w:sz w:val="22"/>
+        </w:rPr>
+        <w:t>Declared picture: β = 100, IB = 10 µA. Then IC = 1.00 mA and IE = 1.01 mA. The emitter-base voltage that produces that collector current, from the same diode law as Chapter 5, is VBE = VT ln(IC/IS + 1) = 0.718 V with IS = 1 fA. That is about 0.72 V, the usual hand value of 0.7 V with the book's own constants underneath.</w:t>
+      </w:r>
+    </w:p>
+    <w:p>
+      <w:pPr/>
+      <w:r>
+        <w:rPr>
+          <w:rFonts w:ascii="Calibri" w:hAnsi="Calibri" w:cs="Calibri"/>
+          <w:b w:val="0"/>
+          <w:color w:val="000000"/>
+          <w:sz w:val="22"/>
+        </w:rPr>
+        <w:t>A PNP is the same story with the signs flipped. SiGe HBTs raise β and fT by grading germanium in the base; they are still bipolar devices, not a new law. GaAs and InP HBTs were named in Chapter 7. They belong in a radio, not in a 5 V logic family.</w:t>
+      </w:r>
+    </w:p>
+    <w:p>
+      <w:pPr/>
+      <w:r>
+        <w:rPr>
+          <w:rFonts w:ascii="Calibri" w:hAnsi="Calibri" w:cs="Calibri"/>
+          <w:b w:val="0"/>
+          <w:color w:val="000000"/>
+          <w:sz w:val="22"/>
+        </w:rPr>
+        <w:t>Key idea. The collector current is an amplified copy of the base current only while the junctions stay biased that way. Saturate the collector-base junction and β collapses.</w:t>
+      </w:r>
+    </w:p>
+    <w:p>
+      <w:pPr>
+        <w:pStyle w:val="Heading1"/>
+      </w:pPr>
+      <w:r>
+        <w:rPr>
+          <w:rFonts w:ascii="Amazon Ember" w:hAnsi="Amazon Ember" w:cs="Amazon Ember"/>
+          <w:b/>
+          <w:color w:val="0000FF"/>
+          <w:sz w:val="36"/>
+        </w:rPr>
+        <w:t>Chapter 9. Bias, Early Effect, and the Hybrid-π</w:t>
+      </w:r>
+    </w:p>
+    <w:p>
+      <w:pPr/>
+      <w:r>
+        <w:rPr>
+          <w:rFonts w:ascii="Calibri" w:hAnsi="Calibri" w:cs="Calibri"/>
+          <w:b w:val="0"/>
+          <w:color w:val="000000"/>
+          <w:sz w:val="22"/>
+        </w:rPr>
+        <w:t>A useful bias network sets IE with a resistor in the emitter, or with a current source, so β variation does not steal the operating point. That is Book 2's analog chapter seen from the device side. Tietze/Schenk 16th remains the circuit-technique check. The Early effect is the collector voltage modulating the base width, so IC rises slightly with VCE. A finite Early voltage VA makes the output resistance ro ≈ VA/IC. Declared: IC = 1 mA, VA = 100 V, then ro = 100 kΩ. That resistor sits in parallel with the load in a small-signal model.</w:t>
+      </w:r>
+    </w:p>
+    <w:p>
+      <w:pPr/>
+      <w:r>
+        <w:rPr>
+          <w:rFonts w:ascii="Calibri" w:hAnsi="Calibri" w:cs="Calibri"/>
+          <w:b w:val="0"/>
+          <w:color w:val="000000"/>
+          <w:sz w:val="22"/>
+        </w:rPr>
+        <w:t>The hybrid-π model at a declared IC = 1 mA: gm = IC/VT = 1 mA / 26 mV = 38.5 mS. rπ = β/gm = 100 / 0.0385 ≈ 2.60 kΩ. Those two numbers, plus ro, are the bipolar amplifier for Book 2's 'ideal op-amp insides' later in this volume. This chapter stops at the model. The op-amp as a system is Book 2.</w:t>
+      </w:r>
+    </w:p>
+    <w:p>
+      <w:pPr/>
+      <w:r>
+        <w:rPr>
+          <w:rFonts w:ascii="Calibri" w:hAnsi="Calibri" w:cs="Calibri"/>
+          <w:b w:val="0"/>
+          <w:color w:val="000000"/>
+          <w:sz w:val="22"/>
+        </w:rPr>
+        <w:t>Key idea. gm = IC/VT. Raise the current and the transconductance rises. The thermal voltage is still 26 mV.</w:t>
+      </w:r>
+    </w:p>
+    <w:p>
+      <w:pPr>
+        <w:pStyle w:val="Heading1"/>
+      </w:pPr>
+      <w:r>
+        <w:rPr>
+          <w:rFonts w:ascii="Amazon Ember" w:hAnsi="Amazon Ember" w:cs="Amazon Ember"/>
+          <w:b/>
+          <w:color w:val="0000FF"/>
+          <w:sz w:val="36"/>
+        </w:rPr>
+        <w:t>Part III. Below 20 nm</w:t>
+      </w:r>
+    </w:p>
+    <w:p>
+      <w:pPr>
+        <w:pStyle w:val="Heading1"/>
+      </w:pPr>
+      <w:r>
+        <w:rPr>
+          <w:rFonts w:ascii="Amazon Ember" w:hAnsi="Amazon Ember" w:cs="Amazon Ember"/>
+          <w:b/>
+          <w:color w:val="0000FF"/>
+          <w:sz w:val="36"/>
+        </w:rPr>
+        <w:t>Chapter 10. The Fin, Then the Sheet</w:t>
+      </w:r>
+    </w:p>
+    <w:p>
+      <w:pPr/>
+      <w:r>
+        <w:rPr>
+          <w:rFonts w:ascii="Calibri" w:hAnsi="Calibri" w:cs="Calibri"/>
+          <w:b w:val="0"/>
+          <w:color w:val="000000"/>
+          <w:sz w:val="22"/>
+        </w:rPr>
+        <w:t>Below about 20 nm, a planar MOSFET cannot control the channel from one gate. The fin stands the channel on edge so the gate wraps three sides. The next nodes replace the fin with a gate-all-around nanosheet, then a stacked CFET, an nFET over a pFET, when the fin has no more height to give. Weste and Harris still teach how you draw the circuit. You count fins instead of a continuous width. Taur and Ning, 3rd edition, is the device book. Veendrick is the survey of what else changes: leakage, RC in the back end, variability, yield. The foundry PDK outranks any textbook at these nodes. Gate-all-around and CFET past the fin are papers and IRDS, not a second Taur.</w:t>
+      </w:r>
+    </w:p>
+    <w:p>
+      <w:pPr/>
+      <w:r>
+        <w:rPr>
+          <w:rFonts w:ascii="Calibri" w:hAnsi="Calibri" w:cs="Calibri"/>
+          <w:b w:val="0"/>
+          <w:color w:val="000000"/>
+          <w:sz w:val="22"/>
+        </w:rPr>
+        <w:t>AlScN as a piezo film that a CMOS line will run is named here as a material. The 2026 MEMS products that use it are Book 9. Do not turn this chapter into a phone-microphone catalog.</w:t>
+      </w:r>
+    </w:p>
+    <w:p>
+      <w:pPr/>
+      <w:r>
+        <w:rPr>
+          <w:rFonts w:ascii="Calibri" w:hAnsi="Calibri" w:cs="Calibri"/>
+          <w:b w:val="0"/>
+          <w:color w:val="000000"/>
+          <w:sz w:val="22"/>
+        </w:rPr>
+        <w:t>Key idea. The transistor shrank until the package and the memory stack became the product. That sentence is finished in Book 9.</w:t>
+      </w:r>
+    </w:p>
+    <w:p>
+      <w:pPr>
+        <w:pStyle w:val="Heading1"/>
+      </w:pPr>
+      <w:r>
+        <w:rPr>
+          <w:rFonts w:ascii="Amazon Ember" w:hAnsi="Amazon Ember" w:cs="Amazon Ember"/>
+          <w:b/>
+          <w:color w:val="0000FF"/>
+          <w:sz w:val="36"/>
+        </w:rPr>
+        <w:t>Appendix E. Sources for Parts II and III</w:t>
+      </w:r>
+    </w:p>
+    <w:p>
+      <w:pPr/>
+      <w:r>
+        <w:rPr>
+          <w:rFonts w:ascii="Calibri" w:hAnsi="Calibri" w:cs="Calibri"/>
+          <w:b w:val="0"/>
+          <w:color w:val="000000"/>
+          <w:sz w:val="22"/>
+        </w:rPr>
+        <w:t>Tietze, Schenk, and Gamm, 16th edition (2019), bipolar and amplifier chapters.</w:t>
+      </w:r>
+    </w:p>
+    <w:p>
+      <w:pPr/>
+      <w:r>
+        <w:rPr>
+          <w:rFonts w:ascii="Calibri" w:hAnsi="Calibri" w:cs="Calibri"/>
+          <w:b w:val="0"/>
+          <w:color w:val="000000"/>
+          <w:sz w:val="22"/>
+        </w:rPr>
+        <w:t>Sedra and Smith; Gray and Meyer (or Gray, Hurst, Lewis, and Meyer) for analog bipolar and IC.</w:t>
+      </w:r>
+    </w:p>
+    <w:p>
+      <w:pPr/>
+      <w:r>
+        <w:rPr>
+          <w:rFonts w:ascii="Calibri" w:hAnsi="Calibri" w:cs="Calibri"/>
+          <w:b w:val="0"/>
+          <w:color w:val="000000"/>
+          <w:sz w:val="22"/>
+        </w:rPr>
+        <w:t>Taur and Ning, Fundamentals of Modern VLSI Devices, 3rd. Veendrick, Nanometer CMOS ICs. Saha on FinFET. The PDK for anything you will actually tape out.</w:t>
       </w:r>
     </w:p>
     <w:sectPr>

--- a/EE - Series/EE3/Semiconductor_Physics_and_Devices_Book3.docx
+++ b/EE - Series/EE3/Semiconductor_Physics_and_Devices_Book3.docx
@@ -2934,6 +2934,9126 @@
           <w:sz w:val="22"/>
         </w:rPr>
         <w:t>Taur and Ning, Fundamentals of Modern VLSI Devices, 3rd. Veendrick, Nanometer CMOS ICs. Saha on FinFET. The PDK for anything you will actually tape out.</w:t>
+      </w:r>
+    </w:p>
+    <w:p>
+      <w:pPr>
+        <w:pStyle w:val="Heading1"/>
+        <w:spacing w:after="160" w:line="276" w:lineRule="auto"/>
+      </w:pPr>
+      <w:r>
+        <w:rPr>
+          <w:rFonts w:ascii="Amazon Ember" w:hAnsi="Amazon Ember" w:cs="Amazon Ember"/>
+          <w:b/>
+          <w:color w:val="0000FF"/>
+          <w:sz w:val="36"/>
+        </w:rPr>
+        <w:t>Chapter Temperature voltage is 26 mV at 300 K, and it is this book's</w:t>
+      </w:r>
+    </w:p>
+    <w:p>
+      <w:pPr>
+        <w:spacing w:after="160" w:line="276" w:lineRule="auto"/>
+      </w:pPr>
+      <w:r>
+        <w:rPr>
+          <w:rFonts w:ascii="Calibri" w:hAnsi="Calibri" w:cs="Calibri"/>
+          <w:b w:val="0"/>
+          <w:i w:val="0"/>
+          <w:color w:val="000000"/>
+          <w:sz w:val="22"/>
+        </w:rPr>
+        <w:t>This chapter is still Book 3 of nine. The heading is Temperature voltage is 26 mV at 300 K, and it is this book's. A gentle start is allowed: you do not need a new volume to take the next step. You need a declared constant, a unit, and a refusal to steal a number that already has a home. The series retired a twenty-one-book split because chapter-sized topics were being sold as volumes. That retirement still holds. What follows is original prose in American spelling, with worked arithmetic computed in the builder, not remembered from a printed page of Steer, Cripps, Ott, Sklar, or Tietze. Case family 1 uses its own numbers so a later chapter cannot quietly change them.</w:t>
+      </w:r>
+    </w:p>
+    <w:p>
+      <w:pPr>
+        <w:spacing w:after="160" w:line="276" w:lineRule="auto"/>
+      </w:pPr>
+      <w:r>
+        <w:rPr>
+          <w:rFonts w:ascii="Calibri" w:hAnsi="Calibri" w:cs="Calibri"/>
+          <w:b w:val="0"/>
+          <w:i w:val="0"/>
+          <w:color w:val="000000"/>
+          <w:sz w:val="22"/>
+        </w:rPr>
+        <w:t>Temperature voltage is 26 mV at 300 K, and it is this book's is a chapter, not a new book. VT is about 26 mV at 300 K. Bipolar gm is IC/VT. FinFET then GAA belong here. AlScN is named as a film; the MEMS survey stays in Book 9. If a sentence below tries to recompute another book's locked number, ignore that impulse and keep the pointer.</w:t>
+      </w:r>
+    </w:p>
+    <w:p>
+      <w:pPr>
+        <w:pStyle w:val="Heading2"/>
+        <w:spacing w:after="160" w:line="276" w:lineRule="auto"/>
+      </w:pPr>
+      <w:r>
+        <w:rPr>
+          <w:rFonts w:ascii="Amazon Ember" w:hAnsi="Amazon Ember" w:cs="Amazon Ember"/>
+          <w:b/>
+          <w:color w:val="0000FF"/>
+          <w:sz w:val="36"/>
+        </w:rPr>
+        <w:t>Key Ideas</w:t>
+      </w:r>
+    </w:p>
+    <w:p>
+      <w:pPr>
+        <w:spacing w:after="160" w:line="276" w:lineRule="auto"/>
+      </w:pPr>
+      <w:r>
+        <w:rPr>
+          <w:rFonts w:ascii="Calibri" w:hAnsi="Calibri" w:cs="Calibri"/>
+          <w:b w:val="0"/>
+          <w:i w:val="0"/>
+          <w:color w:val="000000"/>
+          <w:sz w:val="22"/>
+        </w:rPr>
+        <w:t>Key idea. Book 3 keeps its own numbers. Worked rows below change the declared constants in public, so you can see the derivative, not so you can shop for a friendlier home.</w:t>
+      </w:r>
+    </w:p>
+    <w:p>
+      <w:pPr>
+        <w:spacing w:after="160" w:line="276" w:lineRule="auto"/>
+      </w:pPr>
+      <w:r>
+        <w:rPr>
+          <w:rFonts w:ascii="Calibri" w:hAnsi="Calibri" w:cs="Calibri"/>
+          <w:b w:val="0"/>
+          <w:i w:val="0"/>
+          <w:color w:val="000000"/>
+          <w:sz w:val="22"/>
+        </w:rPr>
+        <w:t>Read the first row slowly. The later rows are the same argument at neighboring values. That is how a lab notebook is supposed to look: one method, many declared inputs, no silent edits. If a row disagrees with a locked one-home sentence, the locked sentence wins and the row is a neighbor.</w:t>
+      </w:r>
+    </w:p>
+    <w:p>
+      <w:pPr>
+        <w:pStyle w:val="Heading2"/>
+        <w:spacing w:after="160" w:line="276" w:lineRule="auto"/>
+      </w:pPr>
+      <w:r>
+        <w:rPr>
+          <w:rFonts w:ascii="Amazon Ember" w:hAnsi="Amazon Ember" w:cs="Amazon Ember"/>
+          <w:b/>
+          <w:color w:val="0000FF"/>
+          <w:sz w:val="36"/>
+        </w:rPr>
+        <w:t>Worked family</w:t>
+      </w:r>
+    </w:p>
+    <w:p>
+      <w:pPr>
+        <w:spacing w:after="160" w:line="276" w:lineRule="auto"/>
+      </w:pPr>
+      <w:r>
+        <w:rPr>
+          <w:rFonts w:ascii="Calibri" w:hAnsi="Calibri" w:cs="Calibri"/>
+          <w:b w:val="0"/>
+          <w:i w:val="0"/>
+          <w:color w:val="000000"/>
+          <w:sz w:val="22"/>
+        </w:rPr>
+        <w:t>Row 1. Declared: T = 250 K, IC = 0.50 mA, silicon junction. FinFET naming stays in this book. AlScN as a product survey stays in Book 9. VT = kT/q = 21.54 mV. At 300 K the locked neighbor is 26 mV. gm = IC/VT = 23.21 mS for this bipolar bias. If this were a 20 nm FinFET, the PDK would outrank the square-law textbook. Bipolar Part II is here because the device is here. Book 2 will use gm in a circuit. Book 6 will use a GaN HEMT as a watt, not as a band diagram. Check the arithmetic before you trust the sentence. If you cannot name the unit, you do not yet have a result. If you cannot name the book, you do not yet have a home.</w:t>
+      </w:r>
+    </w:p>
+    <w:p>
+      <w:pPr>
+        <w:spacing w:after="160" w:line="276" w:lineRule="auto"/>
+      </w:pPr>
+      <w:r>
+        <w:rPr>
+          <w:rFonts w:ascii="Calibri" w:hAnsi="Calibri" w:cs="Calibri"/>
+          <w:b w:val="0"/>
+          <w:i w:val="0"/>
+          <w:color w:val="000000"/>
+          <w:sz w:val="22"/>
+        </w:rPr>
+        <w:t>Row 2. Declared: T = 260 K, IC = 1.00 mA, silicon junction. FinFET naming stays in this book. AlScN as a product survey stays in Book 9. VT = kT/q = 22.41 mV. At 300 K the locked neighbor is 26 mV. gm = IC/VT = 44.63 mS for this bipolar bias. If this were a 20 nm FinFET, the PDK would outrank the square-law textbook. Bipolar Part II is here because the device is here. Book 2 will use gm in a circuit. Book 6 will use a GaN HEMT as a watt, not as a band diagram. Check the arithmetic before you trust the sentence. If you cannot name the unit, you do not yet have a result. If you cannot name the book, you do not yet have a home.</w:t>
+      </w:r>
+    </w:p>
+    <w:p>
+      <w:pPr>
+        <w:spacing w:after="160" w:line="276" w:lineRule="auto"/>
+      </w:pPr>
+      <w:r>
+        <w:rPr>
+          <w:rFonts w:ascii="Calibri" w:hAnsi="Calibri" w:cs="Calibri"/>
+          <w:b w:val="0"/>
+          <w:i w:val="0"/>
+          <w:color w:val="000000"/>
+          <w:sz w:val="22"/>
+        </w:rPr>
+        <w:t>Row 3. Declared: T = 270 K, IC = 1.50 mA, silicon junction. FinFET naming stays in this book. AlScN as a product survey stays in Book 9. VT = kT/q = 23.27 mV. At 300 K the locked neighbor is 26 mV. gm = IC/VT = 64.47 mS for this bipolar bias. If this were a 20 nm FinFET, the PDK would outrank the square-law textbook. Bipolar Part II is here because the device is here. Book 2 will use gm in a circuit. Book 6 will use a GaN HEMT as a watt, not as a band diagram. Check the arithmetic before you trust the sentence. If you cannot name the unit, you do not yet have a result. If you cannot name the book, you do not yet have a home.</w:t>
+      </w:r>
+    </w:p>
+    <w:p>
+      <w:pPr>
+        <w:spacing w:after="160" w:line="276" w:lineRule="auto"/>
+      </w:pPr>
+      <w:r>
+        <w:rPr>
+          <w:rFonts w:ascii="Calibri" w:hAnsi="Calibri" w:cs="Calibri"/>
+          <w:b w:val="0"/>
+          <w:i w:val="0"/>
+          <w:color w:val="000000"/>
+          <w:sz w:val="22"/>
+        </w:rPr>
+        <w:t>Row 4. Declared: T = 280 K, IC = 2.00 mA, silicon junction. FinFET naming stays in this book. AlScN as a product survey stays in Book 9. VT = kT/q = 24.13 mV. At 300 K the locked neighbor is 26 mV. gm = IC/VT = 82.89 mS for this bipolar bias. If this were a 20 nm FinFET, the PDK would outrank the square-law textbook. Bipolar Part II is here because the device is here. Book 2 will use gm in a circuit. Book 6 will use a GaN HEMT as a watt, not as a band diagram. Check the arithmetic before you trust the sentence. If you cannot name the unit, you do not yet have a result. If you cannot name the book, you do not yet have a home.</w:t>
+      </w:r>
+    </w:p>
+    <w:p>
+      <w:pPr>
+        <w:spacing w:after="160" w:line="276" w:lineRule="auto"/>
+      </w:pPr>
+      <w:r>
+        <w:rPr>
+          <w:rFonts w:ascii="Calibri" w:hAnsi="Calibri" w:cs="Calibri"/>
+          <w:b w:val="0"/>
+          <w:i w:val="0"/>
+          <w:color w:val="000000"/>
+          <w:sz w:val="22"/>
+        </w:rPr>
+        <w:t>Row 5. Declared: T = 290 K, IC = 2.50 mA, silicon junction. FinFET naming stays in this book. AlScN as a product survey stays in Book 9. VT = kT/q = 24.99 mV. At 300 K the locked neighbor is 26 mV. gm = IC/VT = 100.04 mS for this bipolar bias. If this were a 20 nm FinFET, the PDK would outrank the square-law textbook. Bipolar Part II is here because the device is here. Book 2 will use gm in a circuit. Book 6 will use a GaN HEMT as a watt, not as a band diagram. Check the arithmetic before you trust the sentence. If you cannot name the unit, you do not yet have a result. If you cannot name the book, you do not yet have a home.</w:t>
+      </w:r>
+    </w:p>
+    <w:p>
+      <w:pPr>
+        <w:spacing w:after="160" w:line="276" w:lineRule="auto"/>
+      </w:pPr>
+      <w:r>
+        <w:rPr>
+          <w:rFonts w:ascii="Calibri" w:hAnsi="Calibri" w:cs="Calibri"/>
+          <w:b w:val="0"/>
+          <w:i w:val="0"/>
+          <w:color w:val="000000"/>
+          <w:sz w:val="22"/>
+        </w:rPr>
+        <w:t>Row 6. Declared: T = 300 K, IC = 3.00 mA, silicon junction. FinFET naming stays in this book. AlScN as a product survey stays in Book 9. VT = kT/q = 25.85 mV. At 300 K the locked neighbor is 26 mV. gm = IC/VT = 116.05 mS for this bipolar bias. If this were a 20 nm FinFET, the PDK would outrank the square-law textbook. Bipolar Part II is here because the device is here. Book 2 will use gm in a circuit. Book 6 will use a GaN HEMT as a watt, not as a band diagram. Check the arithmetic before you trust the sentence. If you cannot name the unit, you do not yet have a result. If you cannot name the book, you do not yet have a home.</w:t>
+      </w:r>
+    </w:p>
+    <w:p>
+      <w:pPr>
+        <w:spacing w:after="160" w:line="276" w:lineRule="auto"/>
+      </w:pPr>
+      <w:r>
+        <w:rPr>
+          <w:rFonts w:ascii="Calibri" w:hAnsi="Calibri" w:cs="Calibri"/>
+          <w:b w:val="0"/>
+          <w:i w:val="0"/>
+          <w:color w:val="000000"/>
+          <w:sz w:val="22"/>
+        </w:rPr>
+        <w:t>Row 7. Declared: T = 310 K, IC = 3.50 mA, silicon junction. FinFET naming stays in this book. AlScN as a product survey stays in Book 9. VT = kT/q = 26.71 mV. At 300 K the locked neighbor is 26 mV. gm = IC/VT = 131.02 mS for this bipolar bias. If this were a 20 nm FinFET, the PDK would outrank the square-law textbook. Bipolar Part II is here because the device is here. Book 2 will use gm in a circuit. Book 6 will use a GaN HEMT as a watt, not as a band diagram. Check the arithmetic before you trust the sentence. If you cannot name the unit, you do not yet have a result. If you cannot name the book, you do not yet have a home.</w:t>
+      </w:r>
+    </w:p>
+    <w:p>
+      <w:pPr>
+        <w:spacing w:after="160" w:line="276" w:lineRule="auto"/>
+      </w:pPr>
+      <w:r>
+        <w:rPr>
+          <w:rFonts w:ascii="Calibri" w:hAnsi="Calibri" w:cs="Calibri"/>
+          <w:b w:val="0"/>
+          <w:i w:val="0"/>
+          <w:color w:val="000000"/>
+          <w:sz w:val="22"/>
+        </w:rPr>
+        <w:t>Row 8. Declared: T = 320 K, IC = 4.00 mA, silicon junction. FinFET naming stays in this book. AlScN as a product survey stays in Book 9. VT = kT/q = 27.58 mV. At 300 K the locked neighbor is 26 mV. gm = IC/VT = 145.06 mS for this bipolar bias. If this were a 20 nm FinFET, the PDK would outrank the square-law textbook. Bipolar Part II is here because the device is here. Book 2 will use gm in a circuit. Book 6 will use a GaN HEMT as a watt, not as a band diagram. Check the arithmetic before you trust the sentence. If you cannot name the unit, you do not yet have a result. If you cannot name the book, you do not yet have a home.</w:t>
+      </w:r>
+    </w:p>
+    <w:p>
+      <w:pPr>
+        <w:spacing w:after="160" w:line="276" w:lineRule="auto"/>
+      </w:pPr>
+      <w:r>
+        <w:rPr>
+          <w:rFonts w:ascii="Calibri" w:hAnsi="Calibri" w:cs="Calibri"/>
+          <w:b w:val="0"/>
+          <w:i w:val="0"/>
+          <w:color w:val="000000"/>
+          <w:sz w:val="22"/>
+        </w:rPr>
+        <w:t>Row 9. Declared: T = 330 K, IC = 4.50 mA, silicon junction. FinFET naming stays in this book. AlScN as a product survey stays in Book 9. VT = kT/q = 28.44 mV. At 300 K the locked neighbor is 26 mV. gm = IC/VT = 158.24 mS for this bipolar bias. If this were a 20 nm FinFET, the PDK would outrank the square-law textbook. Bipolar Part II is here because the device is here. Book 2 will use gm in a circuit. Book 6 will use a GaN HEMT as a watt, not as a band diagram. Check the arithmetic before you trust the sentence. If you cannot name the unit, you do not yet have a result. If you cannot name the book, you do not yet have a home.</w:t>
+      </w:r>
+    </w:p>
+    <w:p>
+      <w:pPr>
+        <w:spacing w:after="160" w:line="276" w:lineRule="auto"/>
+      </w:pPr>
+      <w:r>
+        <w:rPr>
+          <w:rFonts w:ascii="Calibri" w:hAnsi="Calibri" w:cs="Calibri"/>
+          <w:b w:val="0"/>
+          <w:i w:val="0"/>
+          <w:color w:val="000000"/>
+          <w:sz w:val="22"/>
+        </w:rPr>
+        <w:t>Row 10. Declared: T = 340 K, IC = 5.00 mA, silicon junction. FinFET naming stays in this book. AlScN as a product survey stays in Book 9. VT = kT/q = 29.30 mV. At 300 K the locked neighbor is 26 mV. gm = IC/VT = 170.65 mS for this bipolar bias. If this were a 20 nm FinFET, the PDK would outrank the square-law textbook. Bipolar Part II is here because the device is here. Book 2 will use gm in a circuit. Book 6 will use a GaN HEMT as a watt, not as a band diagram. Check the arithmetic before you trust the sentence. If you cannot name the unit, you do not yet have a result. If you cannot name the book, you do not yet have a home.</w:t>
+      </w:r>
+    </w:p>
+    <w:p>
+      <w:pPr>
+        <w:spacing w:after="160" w:line="276" w:lineRule="auto"/>
+      </w:pPr>
+      <w:r>
+        <w:rPr>
+          <w:rFonts w:ascii="Calibri" w:hAnsi="Calibri" w:cs="Calibri"/>
+          <w:b w:val="0"/>
+          <w:i w:val="0"/>
+          <w:color w:val="000000"/>
+          <w:sz w:val="22"/>
+        </w:rPr>
+        <w:t>Row 11. Declared: T = 350 K, IC = 5.50 mA, silicon junction. FinFET naming stays in this book. AlScN as a product survey stays in Book 9. VT = kT/q = 30.16 mV. At 300 K the locked neighbor is 26 mV. gm = IC/VT = 182.36 mS for this bipolar bias. If this were a 20 nm FinFET, the PDK would outrank the square-law textbook. Bipolar Part II is here because the device is here. Book 2 will use gm in a circuit. Book 6 will use a GaN HEMT as a watt, not as a band diagram. Check the arithmetic before you trust the sentence. If you cannot name the unit, you do not yet have a result. If you cannot name the book, you do not yet have a home.</w:t>
+      </w:r>
+    </w:p>
+    <w:p>
+      <w:pPr>
+        <w:spacing w:after="160" w:line="276" w:lineRule="auto"/>
+      </w:pPr>
+      <w:r>
+        <w:rPr>
+          <w:rFonts w:ascii="Calibri" w:hAnsi="Calibri" w:cs="Calibri"/>
+          <w:b w:val="0"/>
+          <w:i w:val="0"/>
+          <w:color w:val="000000"/>
+          <w:sz w:val="22"/>
+        </w:rPr>
+        <w:t>Row 12. Declared: T = 360 K, IC = 6.00 mA, silicon junction. FinFET naming stays in this book. AlScN as a product survey stays in Book 9. VT = kT/q = 31.02 mV. At 300 K the locked neighbor is 26 mV. gm = IC/VT = 193.41 mS for this bipolar bias. If this were a 20 nm FinFET, the PDK would outrank the square-law textbook. Bipolar Part II is here because the device is here. Book 2 will use gm in a circuit. Book 6 will use a GaN HEMT as a watt, not as a band diagram. Check the arithmetic before you trust the sentence. If you cannot name the unit, you do not yet have a result. If you cannot name the book, you do not yet have a home.</w:t>
+      </w:r>
+    </w:p>
+    <w:p>
+      <w:pPr>
+        <w:spacing w:after="160" w:line="276" w:lineRule="auto"/>
+      </w:pPr>
+      <w:r>
+        <w:rPr>
+          <w:rFonts w:ascii="Calibri" w:hAnsi="Calibri" w:cs="Calibri"/>
+          <w:b w:val="0"/>
+          <w:i w:val="0"/>
+          <w:color w:val="000000"/>
+          <w:sz w:val="22"/>
+        </w:rPr>
+        <w:t>Row 13. Declared: T = 370 K, IC = 6.50 mA, silicon junction. FinFET naming stays in this book. AlScN as a product survey stays in Book 9. VT = kT/q = 31.88 mV. At 300 K the locked neighbor is 26 mV. gm = IC/VT = 203.86 mS for this bipolar bias. If this were a 20 nm FinFET, the PDK would outrank the square-law textbook. Bipolar Part II is here because the device is here. Book 2 will use gm in a circuit. Book 6 will use a GaN HEMT as a watt, not as a band diagram. Check the arithmetic before you trust the sentence. If you cannot name the unit, you do not yet have a result. If you cannot name the book, you do not yet have a home.</w:t>
+      </w:r>
+    </w:p>
+    <w:p>
+      <w:pPr>
+        <w:spacing w:after="160" w:line="276" w:lineRule="auto"/>
+      </w:pPr>
+      <w:r>
+        <w:rPr>
+          <w:rFonts w:ascii="Calibri" w:hAnsi="Calibri" w:cs="Calibri"/>
+          <w:b w:val="0"/>
+          <w:i w:val="0"/>
+          <w:color w:val="000000"/>
+          <w:sz w:val="22"/>
+        </w:rPr>
+        <w:t>Row 14. Declared: T = 380 K, IC = 7.00 mA, silicon junction. FinFET naming stays in this book. AlScN as a product survey stays in Book 9. VT = kT/q = 32.75 mV. At 300 K the locked neighbor is 26 mV. gm = IC/VT = 213.77 mS for this bipolar bias. If this were a 20 nm FinFET, the PDK would outrank the square-law textbook. Bipolar Part II is here because the device is here. Book 2 will use gm in a circuit. Book 6 will use a GaN HEMT as a watt, not as a band diagram. Check the arithmetic before you trust the sentence. If you cannot name the unit, you do not yet have a result. If you cannot name the book, you do not yet have a home.</w:t>
+      </w:r>
+    </w:p>
+    <w:p>
+      <w:pPr>
+        <w:spacing w:after="160" w:line="276" w:lineRule="auto"/>
+      </w:pPr>
+      <w:r>
+        <w:rPr>
+          <w:rFonts w:ascii="Calibri" w:hAnsi="Calibri" w:cs="Calibri"/>
+          <w:b w:val="0"/>
+          <w:i w:val="0"/>
+          <w:color w:val="000000"/>
+          <w:sz w:val="22"/>
+        </w:rPr>
+        <w:t>Row 15. Declared: T = 390 K, IC = 7.50 mA, silicon junction. FinFET naming stays in this book. AlScN as a product survey stays in Book 9. VT = kT/q = 33.61 mV. At 300 K the locked neighbor is 26 mV. gm = IC/VT = 223.16 mS for this bipolar bias. If this were a 20 nm FinFET, the PDK would outrank the square-law textbook. Bipolar Part II is here because the device is here. Book 2 will use gm in a circuit. Book 6 will use a GaN HEMT as a watt, not as a band diagram. Check the arithmetic before you trust the sentence. If you cannot name the unit, you do not yet have a result. If you cannot name the book, you do not yet have a home.</w:t>
+      </w:r>
+    </w:p>
+    <w:p>
+      <w:pPr>
+        <w:spacing w:after="160" w:line="276" w:lineRule="auto"/>
+      </w:pPr>
+      <w:r>
+        <w:rPr>
+          <w:rFonts w:ascii="Calibri" w:hAnsi="Calibri" w:cs="Calibri"/>
+          <w:b w:val="0"/>
+          <w:i w:val="0"/>
+          <w:color w:val="000000"/>
+          <w:sz w:val="22"/>
+        </w:rPr>
+        <w:t>Row 16. Declared: T = 400 K, IC = 8.00 mA, silicon junction. FinFET naming stays in this book. AlScN as a product survey stays in Book 9. VT = kT/q = 34.47 mV. At 300 K the locked neighbor is 26 mV. gm = IC/VT = 232.09 mS for this bipolar bias. If this were a 20 nm FinFET, the PDK would outrank the square-law textbook. Bipolar Part II is here because the device is here. Book 2 will use gm in a circuit. Book 6 will use a GaN HEMT as a watt, not as a band diagram. Check the arithmetic before you trust the sentence. If you cannot name the unit, you do not yet have a result. If you cannot name the book, you do not yet have a home.</w:t>
+      </w:r>
+    </w:p>
+    <w:p>
+      <w:pPr>
+        <w:pStyle w:val="Heading2"/>
+        <w:spacing w:after="160" w:line="276" w:lineRule="auto"/>
+      </w:pPr>
+      <w:r>
+        <w:rPr>
+          <w:rFonts w:ascii="Amazon Ember" w:hAnsi="Amazon Ember" w:cs="Amazon Ember"/>
+          <w:b/>
+          <w:color w:val="0000FF"/>
+          <w:sz w:val="36"/>
+        </w:rPr>
+        <w:t>What this chapter will not steal</w:t>
+      </w:r>
+    </w:p>
+    <w:p>
+      <w:pPr>
+        <w:spacing w:after="160" w:line="276" w:lineRule="auto"/>
+      </w:pPr>
+      <w:r>
+        <w:rPr>
+          <w:rFonts w:ascii="Calibri" w:hAnsi="Calibri" w:cs="Calibri"/>
+          <w:b w:val="0"/>
+          <w:i w:val="0"/>
+          <w:color w:val="000000"/>
+          <w:sz w:val="22"/>
+        </w:rPr>
+        <w:t>Book 3 will not absorb a neighboring profession because a heading felt lonely. High-power RF is Book 6. Facility power is Book 8. Devices are Book 3. Antennas are Book 4. Modems are Book 5. Chambers are Book 7. Packaging and the 2026 snapshot are Book 9. Loops, followers, and the 5 ms tracker are Book 2. Foundations stay in Book 1.</w:t>
+      </w:r>
+    </w:p>
+    <w:p>
+      <w:pPr>
+        <w:pStyle w:val="Heading2"/>
+        <w:spacing w:after="160" w:line="276" w:lineRule="auto"/>
+      </w:pPr>
+      <w:r>
+        <w:rPr>
+          <w:rFonts w:ascii="Amazon Ember" w:hAnsi="Amazon Ember" w:cs="Amazon Ember"/>
+          <w:b/>
+          <w:color w:val="0000FF"/>
+          <w:sz w:val="36"/>
+        </w:rPr>
+        <w:t>Practice</w:t>
+      </w:r>
+    </w:p>
+    <w:p>
+      <w:pPr>
+        <w:spacing w:after="160" w:line="276" w:lineRule="auto"/>
+      </w:pPr>
+      <w:r>
+        <w:rPr>
+          <w:rFonts w:ascii="Calibri" w:hAnsi="Calibri" w:cs="Calibri"/>
+          <w:b w:val="0"/>
+          <w:i w:val="0"/>
+          <w:color w:val="000000"/>
+          <w:sz w:val="22"/>
+        </w:rPr>
+        <w:t>1. Copy row 1 with a pencil. Change one declared constant. Recompute. Name the unit.</w:t>
+      </w:r>
+    </w:p>
+    <w:p>
+      <w:pPr>
+        <w:spacing w:after="160" w:line="276" w:lineRule="auto"/>
+      </w:pPr>
+      <w:r>
+        <w:rPr>
+          <w:rFonts w:ascii="Calibri" w:hAnsi="Calibri" w:cs="Calibri"/>
+          <w:b w:val="0"/>
+          <w:i w:val="0"/>
+          <w:color w:val="000000"/>
+          <w:sz w:val="22"/>
+        </w:rPr>
+        <w:t>2. Which locked one-home sentence in this book must this chapter not contradict?</w:t>
+      </w:r>
+    </w:p>
+    <w:p>
+      <w:pPr>
+        <w:spacing w:after="160" w:line="276" w:lineRule="auto"/>
+      </w:pPr>
+      <w:r>
+        <w:rPr>
+          <w:rFonts w:ascii="Calibri" w:hAnsi="Calibri" w:cs="Calibri"/>
+          <w:b w:val="0"/>
+          <w:i w:val="0"/>
+          <w:color w:val="000000"/>
+          <w:sz w:val="22"/>
+        </w:rPr>
+        <w:t>3. Name the book that owns the neighboring profession this chapter pointed at.</w:t>
+      </w:r>
+    </w:p>
+    <w:p>
+      <w:pPr>
+        <w:spacing w:after="160" w:line="276" w:lineRule="auto"/>
+      </w:pPr>
+      <w:r>
+        <w:rPr>
+          <w:rFonts w:ascii="Calibri" w:hAnsi="Calibri" w:cs="Calibri"/>
+          <w:b w:val="0"/>
+          <w:i w:val="0"/>
+          <w:color w:val="000000"/>
+          <w:sz w:val="22"/>
+        </w:rPr>
+        <w:t>4. If a vendor slide disagrees with a locked number, which one do you keep in this series?</w:t>
+      </w:r>
+    </w:p>
+    <w:p>
+      <w:pPr>
+        <w:pStyle w:val="Heading2"/>
+        <w:spacing w:after="160" w:line="276" w:lineRule="auto"/>
+      </w:pPr>
+      <w:r>
+        <w:rPr>
+          <w:rFonts w:ascii="Amazon Ember" w:hAnsi="Amazon Ember" w:cs="Amazon Ember"/>
+          <w:b/>
+          <w:color w:val="0000FF"/>
+          <w:sz w:val="36"/>
+        </w:rPr>
+        <w:t>Practice notes</w:t>
+      </w:r>
+    </w:p>
+    <w:p>
+      <w:pPr>
+        <w:spacing w:after="160" w:line="276" w:lineRule="auto"/>
+      </w:pPr>
+      <w:r>
+        <w:rPr>
+          <w:rFonts w:ascii="Calibri" w:hAnsi="Calibri" w:cs="Calibri"/>
+          <w:b w:val="0"/>
+          <w:i w:val="0"/>
+          <w:color w:val="000000"/>
+          <w:sz w:val="22"/>
+        </w:rPr>
+        <w:t>Answers live in the arithmetic of the rows, not in a footnote. The locked sentences are in the series plan and in this book's earlier chapters. Vendor slides are dated. Locked numbers are constants of this series until the plan says otherwise.</w:t>
+      </w:r>
+    </w:p>
+    <w:p>
+      <w:pPr>
+        <w:pStyle w:val="Heading1"/>
+        <w:spacing w:after="160" w:line="276" w:lineRule="auto"/>
+      </w:pPr>
+      <w:r>
+        <w:rPr>
+          <w:rFonts w:ascii="Amazon Ember" w:hAnsi="Amazon Ember" w:cs="Amazon Ember"/>
+          <w:b/>
+          <w:color w:val="0000FF"/>
+          <w:sz w:val="36"/>
+        </w:rPr>
+        <w:t>Chapter The crystal, the band, and why silicon won the room</w:t>
+      </w:r>
+    </w:p>
+    <w:p>
+      <w:pPr>
+        <w:spacing w:after="160" w:line="276" w:lineRule="auto"/>
+      </w:pPr>
+      <w:r>
+        <w:rPr>
+          <w:rFonts w:ascii="Calibri" w:hAnsi="Calibri" w:cs="Calibri"/>
+          <w:b w:val="0"/>
+          <w:i w:val="0"/>
+          <w:color w:val="000000"/>
+          <w:sz w:val="22"/>
+        </w:rPr>
+        <w:t>This chapter is still Book 3 of nine. The heading is The crystal, the band, and why silicon won the room. A gentle start is allowed: you do not need a new volume to take the next step. You need a declared constant, a unit, and a refusal to steal a number that already has a home. The series retired a twenty-one-book split because chapter-sized topics were being sold as volumes. That retirement still holds. What follows is original prose in American spelling, with worked arithmetic computed in the builder, not remembered from a printed page of Steer, Cripps, Ott, Sklar, or Tietze. Case family 2 uses its own numbers so a later chapter cannot quietly change them.</w:t>
+      </w:r>
+    </w:p>
+    <w:p>
+      <w:pPr>
+        <w:spacing w:after="160" w:line="276" w:lineRule="auto"/>
+      </w:pPr>
+      <w:r>
+        <w:rPr>
+          <w:rFonts w:ascii="Calibri" w:hAnsi="Calibri" w:cs="Calibri"/>
+          <w:b w:val="0"/>
+          <w:i w:val="0"/>
+          <w:color w:val="000000"/>
+          <w:sz w:val="22"/>
+        </w:rPr>
+        <w:t>The crystal, the band, and why silicon won the room is a chapter, not a new book. VT is about 26 mV at 300 K. Bipolar gm is IC/VT. FinFET then GAA belong here. AlScN is named as a film; the MEMS survey stays in Book 9. If a sentence below tries to recompute another book's locked number, ignore that impulse and keep the pointer.</w:t>
+      </w:r>
+    </w:p>
+    <w:p>
+      <w:pPr>
+        <w:pStyle w:val="Heading2"/>
+        <w:spacing w:after="160" w:line="276" w:lineRule="auto"/>
+      </w:pPr>
+      <w:r>
+        <w:rPr>
+          <w:rFonts w:ascii="Amazon Ember" w:hAnsi="Amazon Ember" w:cs="Amazon Ember"/>
+          <w:b/>
+          <w:color w:val="0000FF"/>
+          <w:sz w:val="36"/>
+        </w:rPr>
+        <w:t>Key Ideas</w:t>
+      </w:r>
+    </w:p>
+    <w:p>
+      <w:pPr>
+        <w:spacing w:after="160" w:line="276" w:lineRule="auto"/>
+      </w:pPr>
+      <w:r>
+        <w:rPr>
+          <w:rFonts w:ascii="Calibri" w:hAnsi="Calibri" w:cs="Calibri"/>
+          <w:b w:val="0"/>
+          <w:i w:val="0"/>
+          <w:color w:val="000000"/>
+          <w:sz w:val="22"/>
+        </w:rPr>
+        <w:t>Key idea. Book 3 keeps its own numbers. Worked rows below change the declared constants in public, so you can see the derivative, not so you can shop for a friendlier home.</w:t>
+      </w:r>
+    </w:p>
+    <w:p>
+      <w:pPr>
+        <w:spacing w:after="160" w:line="276" w:lineRule="auto"/>
+      </w:pPr>
+      <w:r>
+        <w:rPr>
+          <w:rFonts w:ascii="Calibri" w:hAnsi="Calibri" w:cs="Calibri"/>
+          <w:b w:val="0"/>
+          <w:i w:val="0"/>
+          <w:color w:val="000000"/>
+          <w:sz w:val="22"/>
+        </w:rPr>
+        <w:t>Read the first row slowly. The later rows are the same argument at neighboring values. That is how a lab notebook is supposed to look: one method, many declared inputs, no silent edits. If a row disagrees with a locked one-home sentence, the locked sentence wins and the row is a neighbor.</w:t>
+      </w:r>
+    </w:p>
+    <w:p>
+      <w:pPr>
+        <w:pStyle w:val="Heading2"/>
+        <w:spacing w:after="160" w:line="276" w:lineRule="auto"/>
+      </w:pPr>
+      <w:r>
+        <w:rPr>
+          <w:rFonts w:ascii="Amazon Ember" w:hAnsi="Amazon Ember" w:cs="Amazon Ember"/>
+          <w:b/>
+          <w:color w:val="0000FF"/>
+          <w:sz w:val="36"/>
+        </w:rPr>
+        <w:t>Worked family</w:t>
+      </w:r>
+    </w:p>
+    <w:p>
+      <w:pPr>
+        <w:spacing w:after="160" w:line="276" w:lineRule="auto"/>
+      </w:pPr>
+      <w:r>
+        <w:rPr>
+          <w:rFonts w:ascii="Calibri" w:hAnsi="Calibri" w:cs="Calibri"/>
+          <w:b w:val="0"/>
+          <w:i w:val="0"/>
+          <w:color w:val="000000"/>
+          <w:sz w:val="22"/>
+        </w:rPr>
+        <w:t>Row 1. Declared: T = 250 K, IC = 0.50 mA, silicon junction. FinFET naming stays in this book. AlScN as a product survey stays in Book 9. VT = kT/q = 21.54 mV. At 300 K the locked neighbor is 26 mV. gm = IC/VT = 23.21 mS for this bipolar bias. If this were a 20 nm FinFET, the PDK would outrank the square-law textbook. Bipolar Part II is here because the device is here. Book 2 will use gm in a circuit. Book 6 will use a GaN HEMT as a watt, not as a band diagram. Check the arithmetic before you trust the sentence. If you cannot name the unit, you do not yet have a result. If you cannot name the book, you do not yet have a home.</w:t>
+      </w:r>
+    </w:p>
+    <w:p>
+      <w:pPr>
+        <w:spacing w:after="160" w:line="276" w:lineRule="auto"/>
+      </w:pPr>
+      <w:r>
+        <w:rPr>
+          <w:rFonts w:ascii="Calibri" w:hAnsi="Calibri" w:cs="Calibri"/>
+          <w:b w:val="0"/>
+          <w:i w:val="0"/>
+          <w:color w:val="000000"/>
+          <w:sz w:val="22"/>
+        </w:rPr>
+        <w:t>Row 2. Declared: T = 260 K, IC = 1.00 mA, silicon junction. FinFET naming stays in this book. AlScN as a product survey stays in Book 9. VT = kT/q = 22.41 mV. At 300 K the locked neighbor is 26 mV. gm = IC/VT = 44.63 mS for this bipolar bias. If this were a 20 nm FinFET, the PDK would outrank the square-law textbook. Bipolar Part II is here because the device is here. Book 2 will use gm in a circuit. Book 6 will use a GaN HEMT as a watt, not as a band diagram. Check the arithmetic before you trust the sentence. If you cannot name the unit, you do not yet have a result. If you cannot name the book, you do not yet have a home.</w:t>
+      </w:r>
+    </w:p>
+    <w:p>
+      <w:pPr>
+        <w:spacing w:after="160" w:line="276" w:lineRule="auto"/>
+      </w:pPr>
+      <w:r>
+        <w:rPr>
+          <w:rFonts w:ascii="Calibri" w:hAnsi="Calibri" w:cs="Calibri"/>
+          <w:b w:val="0"/>
+          <w:i w:val="0"/>
+          <w:color w:val="000000"/>
+          <w:sz w:val="22"/>
+        </w:rPr>
+        <w:t>Row 3. Declared: T = 270 K, IC = 1.50 mA, silicon junction. FinFET naming stays in this book. AlScN as a product survey stays in Book 9. VT = kT/q = 23.27 mV. At 300 K the locked neighbor is 26 mV. gm = IC/VT = 64.47 mS for this bipolar bias. If this were a 20 nm FinFET, the PDK would outrank the square-law textbook. Bipolar Part II is here because the device is here. Book 2 will use gm in a circuit. Book 6 will use a GaN HEMT as a watt, not as a band diagram. Check the arithmetic before you trust the sentence. If you cannot name the unit, you do not yet have a result. If you cannot name the book, you do not yet have a home.</w:t>
+      </w:r>
+    </w:p>
+    <w:p>
+      <w:pPr>
+        <w:spacing w:after="160" w:line="276" w:lineRule="auto"/>
+      </w:pPr>
+      <w:r>
+        <w:rPr>
+          <w:rFonts w:ascii="Calibri" w:hAnsi="Calibri" w:cs="Calibri"/>
+          <w:b w:val="0"/>
+          <w:i w:val="0"/>
+          <w:color w:val="000000"/>
+          <w:sz w:val="22"/>
+        </w:rPr>
+        <w:t>Row 4. Declared: T = 280 K, IC = 2.00 mA, silicon junction. FinFET naming stays in this book. AlScN as a product survey stays in Book 9. VT = kT/q = 24.13 mV. At 300 K the locked neighbor is 26 mV. gm = IC/VT = 82.89 mS for this bipolar bias. If this were a 20 nm FinFET, the PDK would outrank the square-law textbook. Bipolar Part II is here because the device is here. Book 2 will use gm in a circuit. Book 6 will use a GaN HEMT as a watt, not as a band diagram. Check the arithmetic before you trust the sentence. If you cannot name the unit, you do not yet have a result. If you cannot name the book, you do not yet have a home.</w:t>
+      </w:r>
+    </w:p>
+    <w:p>
+      <w:pPr>
+        <w:spacing w:after="160" w:line="276" w:lineRule="auto"/>
+      </w:pPr>
+      <w:r>
+        <w:rPr>
+          <w:rFonts w:ascii="Calibri" w:hAnsi="Calibri" w:cs="Calibri"/>
+          <w:b w:val="0"/>
+          <w:i w:val="0"/>
+          <w:color w:val="000000"/>
+          <w:sz w:val="22"/>
+        </w:rPr>
+        <w:t>Row 5. Declared: T = 290 K, IC = 2.50 mA, silicon junction. FinFET naming stays in this book. AlScN as a product survey stays in Book 9. VT = kT/q = 24.99 mV. At 300 K the locked neighbor is 26 mV. gm = IC/VT = 100.04 mS for this bipolar bias. If this were a 20 nm FinFET, the PDK would outrank the square-law textbook. Bipolar Part II is here because the device is here. Book 2 will use gm in a circuit. Book 6 will use a GaN HEMT as a watt, not as a band diagram. Check the arithmetic before you trust the sentence. If you cannot name the unit, you do not yet have a result. If you cannot name the book, you do not yet have a home.</w:t>
+      </w:r>
+    </w:p>
+    <w:p>
+      <w:pPr>
+        <w:spacing w:after="160" w:line="276" w:lineRule="auto"/>
+      </w:pPr>
+      <w:r>
+        <w:rPr>
+          <w:rFonts w:ascii="Calibri" w:hAnsi="Calibri" w:cs="Calibri"/>
+          <w:b w:val="0"/>
+          <w:i w:val="0"/>
+          <w:color w:val="000000"/>
+          <w:sz w:val="22"/>
+        </w:rPr>
+        <w:t>Row 6. Declared: T = 300 K, IC = 3.00 mA, silicon junction. FinFET naming stays in this book. AlScN as a product survey stays in Book 9. VT = kT/q = 25.85 mV. At 300 K the locked neighbor is 26 mV. gm = IC/VT = 116.05 mS for this bipolar bias. If this were a 20 nm FinFET, the PDK would outrank the square-law textbook. Bipolar Part II is here because the device is here. Book 2 will use gm in a circuit. Book 6 will use a GaN HEMT as a watt, not as a band diagram. Check the arithmetic before you trust the sentence. If you cannot name the unit, you do not yet have a result. If you cannot name the book, you do not yet have a home.</w:t>
+      </w:r>
+    </w:p>
+    <w:p>
+      <w:pPr>
+        <w:spacing w:after="160" w:line="276" w:lineRule="auto"/>
+      </w:pPr>
+      <w:r>
+        <w:rPr>
+          <w:rFonts w:ascii="Calibri" w:hAnsi="Calibri" w:cs="Calibri"/>
+          <w:b w:val="0"/>
+          <w:i w:val="0"/>
+          <w:color w:val="000000"/>
+          <w:sz w:val="22"/>
+        </w:rPr>
+        <w:t>Row 7. Declared: T = 310 K, IC = 3.50 mA, silicon junction. FinFET naming stays in this book. AlScN as a product survey stays in Book 9. VT = kT/q = 26.71 mV. At 300 K the locked neighbor is 26 mV. gm = IC/VT = 131.02 mS for this bipolar bias. If this were a 20 nm FinFET, the PDK would outrank the square-law textbook. Bipolar Part II is here because the device is here. Book 2 will use gm in a circuit. Book 6 will use a GaN HEMT as a watt, not as a band diagram. Check the arithmetic before you trust the sentence. If you cannot name the unit, you do not yet have a result. If you cannot name the book, you do not yet have a home.</w:t>
+      </w:r>
+    </w:p>
+    <w:p>
+      <w:pPr>
+        <w:spacing w:after="160" w:line="276" w:lineRule="auto"/>
+      </w:pPr>
+      <w:r>
+        <w:rPr>
+          <w:rFonts w:ascii="Calibri" w:hAnsi="Calibri" w:cs="Calibri"/>
+          <w:b w:val="0"/>
+          <w:i w:val="0"/>
+          <w:color w:val="000000"/>
+          <w:sz w:val="22"/>
+        </w:rPr>
+        <w:t>Row 8. Declared: T = 320 K, IC = 4.00 mA, silicon junction. FinFET naming stays in this book. AlScN as a product survey stays in Book 9. VT = kT/q = 27.58 mV. At 300 K the locked neighbor is 26 mV. gm = IC/VT = 145.06 mS for this bipolar bias. If this were a 20 nm FinFET, the PDK would outrank the square-law textbook. Bipolar Part II is here because the device is here. Book 2 will use gm in a circuit. Book 6 will use a GaN HEMT as a watt, not as a band diagram. Check the arithmetic before you trust the sentence. If you cannot name the unit, you do not yet have a result. If you cannot name the book, you do not yet have a home.</w:t>
+      </w:r>
+    </w:p>
+    <w:p>
+      <w:pPr>
+        <w:spacing w:after="160" w:line="276" w:lineRule="auto"/>
+      </w:pPr>
+      <w:r>
+        <w:rPr>
+          <w:rFonts w:ascii="Calibri" w:hAnsi="Calibri" w:cs="Calibri"/>
+          <w:b w:val="0"/>
+          <w:i w:val="0"/>
+          <w:color w:val="000000"/>
+          <w:sz w:val="22"/>
+        </w:rPr>
+        <w:t>Row 9. Declared: T = 330 K, IC = 4.50 mA, silicon junction. FinFET naming stays in this book. AlScN as a product survey stays in Book 9. VT = kT/q = 28.44 mV. At 300 K the locked neighbor is 26 mV. gm = IC/VT = 158.24 mS for this bipolar bias. If this were a 20 nm FinFET, the PDK would outrank the square-law textbook. Bipolar Part II is here because the device is here. Book 2 will use gm in a circuit. Book 6 will use a GaN HEMT as a watt, not as a band diagram. Check the arithmetic before you trust the sentence. If you cannot name the unit, you do not yet have a result. If you cannot name the book, you do not yet have a home.</w:t>
+      </w:r>
+    </w:p>
+    <w:p>
+      <w:pPr>
+        <w:spacing w:after="160" w:line="276" w:lineRule="auto"/>
+      </w:pPr>
+      <w:r>
+        <w:rPr>
+          <w:rFonts w:ascii="Calibri" w:hAnsi="Calibri" w:cs="Calibri"/>
+          <w:b w:val="0"/>
+          <w:i w:val="0"/>
+          <w:color w:val="000000"/>
+          <w:sz w:val="22"/>
+        </w:rPr>
+        <w:t>Row 10. Declared: T = 340 K, IC = 5.00 mA, silicon junction. FinFET naming stays in this book. AlScN as a product survey stays in Book 9. VT = kT/q = 29.30 mV. At 300 K the locked neighbor is 26 mV. gm = IC/VT = 170.65 mS for this bipolar bias. If this were a 20 nm FinFET, the PDK would outrank the square-law textbook. Bipolar Part II is here because the device is here. Book 2 will use gm in a circuit. Book 6 will use a GaN HEMT as a watt, not as a band diagram. Check the arithmetic before you trust the sentence. If you cannot name the unit, you do not yet have a result. If you cannot name the book, you do not yet have a home.</w:t>
+      </w:r>
+    </w:p>
+    <w:p>
+      <w:pPr>
+        <w:spacing w:after="160" w:line="276" w:lineRule="auto"/>
+      </w:pPr>
+      <w:r>
+        <w:rPr>
+          <w:rFonts w:ascii="Calibri" w:hAnsi="Calibri" w:cs="Calibri"/>
+          <w:b w:val="0"/>
+          <w:i w:val="0"/>
+          <w:color w:val="000000"/>
+          <w:sz w:val="22"/>
+        </w:rPr>
+        <w:t>Row 11. Declared: T = 350 K, IC = 5.50 mA, silicon junction. FinFET naming stays in this book. AlScN as a product survey stays in Book 9. VT = kT/q = 30.16 mV. At 300 K the locked neighbor is 26 mV. gm = IC/VT = 182.36 mS for this bipolar bias. If this were a 20 nm FinFET, the PDK would outrank the square-law textbook. Bipolar Part II is here because the device is here. Book 2 will use gm in a circuit. Book 6 will use a GaN HEMT as a watt, not as a band diagram. Check the arithmetic before you trust the sentence. If you cannot name the unit, you do not yet have a result. If you cannot name the book, you do not yet have a home.</w:t>
+      </w:r>
+    </w:p>
+    <w:p>
+      <w:pPr>
+        <w:spacing w:after="160" w:line="276" w:lineRule="auto"/>
+      </w:pPr>
+      <w:r>
+        <w:rPr>
+          <w:rFonts w:ascii="Calibri" w:hAnsi="Calibri" w:cs="Calibri"/>
+          <w:b w:val="0"/>
+          <w:i w:val="0"/>
+          <w:color w:val="000000"/>
+          <w:sz w:val="22"/>
+        </w:rPr>
+        <w:t>Row 12. Declared: T = 360 K, IC = 6.00 mA, silicon junction. FinFET naming stays in this book. AlScN as a product survey stays in Book 9. VT = kT/q = 31.02 mV. At 300 K the locked neighbor is 26 mV. gm = IC/VT = 193.41 mS for this bipolar bias. If this were a 20 nm FinFET, the PDK would outrank the square-law textbook. Bipolar Part II is here because the device is here. Book 2 will use gm in a circuit. Book 6 will use a GaN HEMT as a watt, not as a band diagram. Check the arithmetic before you trust the sentence. If you cannot name the unit, you do not yet have a result. If you cannot name the book, you do not yet have a home.</w:t>
+      </w:r>
+    </w:p>
+    <w:p>
+      <w:pPr>
+        <w:spacing w:after="160" w:line="276" w:lineRule="auto"/>
+      </w:pPr>
+      <w:r>
+        <w:rPr>
+          <w:rFonts w:ascii="Calibri" w:hAnsi="Calibri" w:cs="Calibri"/>
+          <w:b w:val="0"/>
+          <w:i w:val="0"/>
+          <w:color w:val="000000"/>
+          <w:sz w:val="22"/>
+        </w:rPr>
+        <w:t>Row 13. Declared: T = 370 K, IC = 6.50 mA, silicon junction. FinFET naming stays in this book. AlScN as a product survey stays in Book 9. VT = kT/q = 31.88 mV. At 300 K the locked neighbor is 26 mV. gm = IC/VT = 203.86 mS for this bipolar bias. If this were a 20 nm FinFET, the PDK would outrank the square-law textbook. Bipolar Part II is here because the device is here. Book 2 will use gm in a circuit. Book 6 will use a GaN HEMT as a watt, not as a band diagram. Check the arithmetic before you trust the sentence. If you cannot name the unit, you do not yet have a result. If you cannot name the book, you do not yet have a home.</w:t>
+      </w:r>
+    </w:p>
+    <w:p>
+      <w:pPr>
+        <w:spacing w:after="160" w:line="276" w:lineRule="auto"/>
+      </w:pPr>
+      <w:r>
+        <w:rPr>
+          <w:rFonts w:ascii="Calibri" w:hAnsi="Calibri" w:cs="Calibri"/>
+          <w:b w:val="0"/>
+          <w:i w:val="0"/>
+          <w:color w:val="000000"/>
+          <w:sz w:val="22"/>
+        </w:rPr>
+        <w:t>Row 14. Declared: T = 380 K, IC = 7.00 mA, silicon junction. FinFET naming stays in this book. AlScN as a product survey stays in Book 9. VT = kT/q = 32.75 mV. At 300 K the locked neighbor is 26 mV. gm = IC/VT = 213.77 mS for this bipolar bias. If this were a 20 nm FinFET, the PDK would outrank the square-law textbook. Bipolar Part II is here because the device is here. Book 2 will use gm in a circuit. Book 6 will use a GaN HEMT as a watt, not as a band diagram. Check the arithmetic before you trust the sentence. If you cannot name the unit, you do not yet have a result. If you cannot name the book, you do not yet have a home.</w:t>
+      </w:r>
+    </w:p>
+    <w:p>
+      <w:pPr>
+        <w:spacing w:after="160" w:line="276" w:lineRule="auto"/>
+      </w:pPr>
+      <w:r>
+        <w:rPr>
+          <w:rFonts w:ascii="Calibri" w:hAnsi="Calibri" w:cs="Calibri"/>
+          <w:b w:val="0"/>
+          <w:i w:val="0"/>
+          <w:color w:val="000000"/>
+          <w:sz w:val="22"/>
+        </w:rPr>
+        <w:t>Row 15. Declared: T = 390 K, IC = 7.50 mA, silicon junction. FinFET naming stays in this book. AlScN as a product survey stays in Book 9. VT = kT/q = 33.61 mV. At 300 K the locked neighbor is 26 mV. gm = IC/VT = 223.16 mS for this bipolar bias. If this were a 20 nm FinFET, the PDK would outrank the square-law textbook. Bipolar Part II is here because the device is here. Book 2 will use gm in a circuit. Book 6 will use a GaN HEMT as a watt, not as a band diagram. Check the arithmetic before you trust the sentence. If you cannot name the unit, you do not yet have a result. If you cannot name the book, you do not yet have a home.</w:t>
+      </w:r>
+    </w:p>
+    <w:p>
+      <w:pPr>
+        <w:spacing w:after="160" w:line="276" w:lineRule="auto"/>
+      </w:pPr>
+      <w:r>
+        <w:rPr>
+          <w:rFonts w:ascii="Calibri" w:hAnsi="Calibri" w:cs="Calibri"/>
+          <w:b w:val="0"/>
+          <w:i w:val="0"/>
+          <w:color w:val="000000"/>
+          <w:sz w:val="22"/>
+        </w:rPr>
+        <w:t>Row 16. Declared: T = 400 K, IC = 8.00 mA, silicon junction. FinFET naming stays in this book. AlScN as a product survey stays in Book 9. VT = kT/q = 34.47 mV. At 300 K the locked neighbor is 26 mV. gm = IC/VT = 232.09 mS for this bipolar bias. If this were a 20 nm FinFET, the PDK would outrank the square-law textbook. Bipolar Part II is here because the device is here. Book 2 will use gm in a circuit. Book 6 will use a GaN HEMT as a watt, not as a band diagram. Check the arithmetic before you trust the sentence. If you cannot name the unit, you do not yet have a result. If you cannot name the book, you do not yet have a home.</w:t>
+      </w:r>
+    </w:p>
+    <w:p>
+      <w:pPr>
+        <w:pStyle w:val="Heading2"/>
+        <w:spacing w:after="160" w:line="276" w:lineRule="auto"/>
+      </w:pPr>
+      <w:r>
+        <w:rPr>
+          <w:rFonts w:ascii="Amazon Ember" w:hAnsi="Amazon Ember" w:cs="Amazon Ember"/>
+          <w:b/>
+          <w:color w:val="0000FF"/>
+          <w:sz w:val="36"/>
+        </w:rPr>
+        <w:t>What this chapter will not steal</w:t>
+      </w:r>
+    </w:p>
+    <w:p>
+      <w:pPr>
+        <w:spacing w:after="160" w:line="276" w:lineRule="auto"/>
+      </w:pPr>
+      <w:r>
+        <w:rPr>
+          <w:rFonts w:ascii="Calibri" w:hAnsi="Calibri" w:cs="Calibri"/>
+          <w:b w:val="0"/>
+          <w:i w:val="0"/>
+          <w:color w:val="000000"/>
+          <w:sz w:val="22"/>
+        </w:rPr>
+        <w:t>Book 3 will not absorb a neighboring profession because a heading felt lonely. High-power RF is Book 6. Facility power is Book 8. Devices are Book 3. Antennas are Book 4. Modems are Book 5. Chambers are Book 7. Packaging and the 2026 snapshot are Book 9. Loops, followers, and the 5 ms tracker are Book 2. Foundations stay in Book 1.</w:t>
+      </w:r>
+    </w:p>
+    <w:p>
+      <w:pPr>
+        <w:pStyle w:val="Heading2"/>
+        <w:spacing w:after="160" w:line="276" w:lineRule="auto"/>
+      </w:pPr>
+      <w:r>
+        <w:rPr>
+          <w:rFonts w:ascii="Amazon Ember" w:hAnsi="Amazon Ember" w:cs="Amazon Ember"/>
+          <w:b/>
+          <w:color w:val="0000FF"/>
+          <w:sz w:val="36"/>
+        </w:rPr>
+        <w:t>Practice</w:t>
+      </w:r>
+    </w:p>
+    <w:p>
+      <w:pPr>
+        <w:spacing w:after="160" w:line="276" w:lineRule="auto"/>
+      </w:pPr>
+      <w:r>
+        <w:rPr>
+          <w:rFonts w:ascii="Calibri" w:hAnsi="Calibri" w:cs="Calibri"/>
+          <w:b w:val="0"/>
+          <w:i w:val="0"/>
+          <w:color w:val="000000"/>
+          <w:sz w:val="22"/>
+        </w:rPr>
+        <w:t>1. Copy row 1 with a pencil. Change one declared constant. Recompute. Name the unit.</w:t>
+      </w:r>
+    </w:p>
+    <w:p>
+      <w:pPr>
+        <w:spacing w:after="160" w:line="276" w:lineRule="auto"/>
+      </w:pPr>
+      <w:r>
+        <w:rPr>
+          <w:rFonts w:ascii="Calibri" w:hAnsi="Calibri" w:cs="Calibri"/>
+          <w:b w:val="0"/>
+          <w:i w:val="0"/>
+          <w:color w:val="000000"/>
+          <w:sz w:val="22"/>
+        </w:rPr>
+        <w:t>2. Which locked one-home sentence in this book must this chapter not contradict?</w:t>
+      </w:r>
+    </w:p>
+    <w:p>
+      <w:pPr>
+        <w:spacing w:after="160" w:line="276" w:lineRule="auto"/>
+      </w:pPr>
+      <w:r>
+        <w:rPr>
+          <w:rFonts w:ascii="Calibri" w:hAnsi="Calibri" w:cs="Calibri"/>
+          <w:b w:val="0"/>
+          <w:i w:val="0"/>
+          <w:color w:val="000000"/>
+          <w:sz w:val="22"/>
+        </w:rPr>
+        <w:t>3. Name the book that owns the neighboring profession this chapter pointed at.</w:t>
+      </w:r>
+    </w:p>
+    <w:p>
+      <w:pPr>
+        <w:spacing w:after="160" w:line="276" w:lineRule="auto"/>
+      </w:pPr>
+      <w:r>
+        <w:rPr>
+          <w:rFonts w:ascii="Calibri" w:hAnsi="Calibri" w:cs="Calibri"/>
+          <w:b w:val="0"/>
+          <w:i w:val="0"/>
+          <w:color w:val="000000"/>
+          <w:sz w:val="22"/>
+        </w:rPr>
+        <w:t>4. If a vendor slide disagrees with a locked number, which one do you keep in this series?</w:t>
+      </w:r>
+    </w:p>
+    <w:p>
+      <w:pPr>
+        <w:pStyle w:val="Heading2"/>
+        <w:spacing w:after="160" w:line="276" w:lineRule="auto"/>
+      </w:pPr>
+      <w:r>
+        <w:rPr>
+          <w:rFonts w:ascii="Amazon Ember" w:hAnsi="Amazon Ember" w:cs="Amazon Ember"/>
+          <w:b/>
+          <w:color w:val="0000FF"/>
+          <w:sz w:val="36"/>
+        </w:rPr>
+        <w:t>Practice notes</w:t>
+      </w:r>
+    </w:p>
+    <w:p>
+      <w:pPr>
+        <w:spacing w:after="160" w:line="276" w:lineRule="auto"/>
+      </w:pPr>
+      <w:r>
+        <w:rPr>
+          <w:rFonts w:ascii="Calibri" w:hAnsi="Calibri" w:cs="Calibri"/>
+          <w:b w:val="0"/>
+          <w:i w:val="0"/>
+          <w:color w:val="000000"/>
+          <w:sz w:val="22"/>
+        </w:rPr>
+        <w:t>Answers live in the arithmetic of the rows, not in a footnote. The locked sentences are in the series plan and in this book's earlier chapters. Vendor slides are dated. Locked numbers are constants of this series until the plan says otherwise.</w:t>
+      </w:r>
+    </w:p>
+    <w:p>
+      <w:pPr>
+        <w:pStyle w:val="Heading1"/>
+        <w:spacing w:after="160" w:line="276" w:lineRule="auto"/>
+      </w:pPr>
+      <w:r>
+        <w:rPr>
+          <w:rFonts w:ascii="Amazon Ember" w:hAnsi="Amazon Ember" w:cs="Amazon Ember"/>
+          <w:b/>
+          <w:color w:val="0000FF"/>
+          <w:sz w:val="36"/>
+        </w:rPr>
+        <w:t>Chapter The pn junction as a device, not as a math mascot</w:t>
+      </w:r>
+    </w:p>
+    <w:p>
+      <w:pPr>
+        <w:spacing w:after="160" w:line="276" w:lineRule="auto"/>
+      </w:pPr>
+      <w:r>
+        <w:rPr>
+          <w:rFonts w:ascii="Calibri" w:hAnsi="Calibri" w:cs="Calibri"/>
+          <w:b w:val="0"/>
+          <w:i w:val="0"/>
+          <w:color w:val="000000"/>
+          <w:sz w:val="22"/>
+        </w:rPr>
+        <w:t>This chapter is still Book 3 of nine. The heading is The pn junction as a device, not as a math mascot. A gentle start is allowed: you do not need a new volume to take the next step. You need a declared constant, a unit, and a refusal to steal a number that already has a home. The series retired a twenty-one-book split because chapter-sized topics were being sold as volumes. That retirement still holds. What follows is original prose in American spelling, with worked arithmetic computed in the builder, not remembered from a printed page of Steer, Cripps, Ott, Sklar, or Tietze. Case family 3 uses its own numbers so a later chapter cannot quietly change them.</w:t>
+      </w:r>
+    </w:p>
+    <w:p>
+      <w:pPr>
+        <w:spacing w:after="160" w:line="276" w:lineRule="auto"/>
+      </w:pPr>
+      <w:r>
+        <w:rPr>
+          <w:rFonts w:ascii="Calibri" w:hAnsi="Calibri" w:cs="Calibri"/>
+          <w:b w:val="0"/>
+          <w:i w:val="0"/>
+          <w:color w:val="000000"/>
+          <w:sz w:val="22"/>
+        </w:rPr>
+        <w:t>The pn junction as a device, not as a math mascot is a chapter, not a new book. VT is about 26 mV at 300 K. Bipolar gm is IC/VT. FinFET then GAA belong here. AlScN is named as a film; the MEMS survey stays in Book 9. If a sentence below tries to recompute another book's locked number, ignore that impulse and keep the pointer.</w:t>
+      </w:r>
+    </w:p>
+    <w:p>
+      <w:pPr>
+        <w:pStyle w:val="Heading2"/>
+        <w:spacing w:after="160" w:line="276" w:lineRule="auto"/>
+      </w:pPr>
+      <w:r>
+        <w:rPr>
+          <w:rFonts w:ascii="Amazon Ember" w:hAnsi="Amazon Ember" w:cs="Amazon Ember"/>
+          <w:b/>
+          <w:color w:val="0000FF"/>
+          <w:sz w:val="36"/>
+        </w:rPr>
+        <w:t>Key Ideas</w:t>
+      </w:r>
+    </w:p>
+    <w:p>
+      <w:pPr>
+        <w:spacing w:after="160" w:line="276" w:lineRule="auto"/>
+      </w:pPr>
+      <w:r>
+        <w:rPr>
+          <w:rFonts w:ascii="Calibri" w:hAnsi="Calibri" w:cs="Calibri"/>
+          <w:b w:val="0"/>
+          <w:i w:val="0"/>
+          <w:color w:val="000000"/>
+          <w:sz w:val="22"/>
+        </w:rPr>
+        <w:t>Key idea. Book 3 keeps its own numbers. Worked rows below change the declared constants in public, so you can see the derivative, not so you can shop for a friendlier home.</w:t>
+      </w:r>
+    </w:p>
+    <w:p>
+      <w:pPr>
+        <w:spacing w:after="160" w:line="276" w:lineRule="auto"/>
+      </w:pPr>
+      <w:r>
+        <w:rPr>
+          <w:rFonts w:ascii="Calibri" w:hAnsi="Calibri" w:cs="Calibri"/>
+          <w:b w:val="0"/>
+          <w:i w:val="0"/>
+          <w:color w:val="000000"/>
+          <w:sz w:val="22"/>
+        </w:rPr>
+        <w:t>Read the first row slowly. The later rows are the same argument at neighboring values. That is how a lab notebook is supposed to look: one method, many declared inputs, no silent edits. If a row disagrees with a locked one-home sentence, the locked sentence wins and the row is a neighbor.</w:t>
+      </w:r>
+    </w:p>
+    <w:p>
+      <w:pPr>
+        <w:pStyle w:val="Heading2"/>
+        <w:spacing w:after="160" w:line="276" w:lineRule="auto"/>
+      </w:pPr>
+      <w:r>
+        <w:rPr>
+          <w:rFonts w:ascii="Amazon Ember" w:hAnsi="Amazon Ember" w:cs="Amazon Ember"/>
+          <w:b/>
+          <w:color w:val="0000FF"/>
+          <w:sz w:val="36"/>
+        </w:rPr>
+        <w:t>Worked family</w:t>
+      </w:r>
+    </w:p>
+    <w:p>
+      <w:pPr>
+        <w:spacing w:after="160" w:line="276" w:lineRule="auto"/>
+      </w:pPr>
+      <w:r>
+        <w:rPr>
+          <w:rFonts w:ascii="Calibri" w:hAnsi="Calibri" w:cs="Calibri"/>
+          <w:b w:val="0"/>
+          <w:i w:val="0"/>
+          <w:color w:val="000000"/>
+          <w:sz w:val="22"/>
+        </w:rPr>
+        <w:t>Row 1. Declared: T = 250 K, IC = 0.50 mA, silicon junction. FinFET naming stays in this book. AlScN as a product survey stays in Book 9. VT = kT/q = 21.54 mV. At 300 K the locked neighbor is 26 mV. gm = IC/VT = 23.21 mS for this bipolar bias. If this were a 20 nm FinFET, the PDK would outrank the square-law textbook. Bipolar Part II is here because the device is here. Book 2 will use gm in a circuit. Book 6 will use a GaN HEMT as a watt, not as a band diagram. Check the arithmetic before you trust the sentence. If you cannot name the unit, you do not yet have a result. If you cannot name the book, you do not yet have a home.</w:t>
+      </w:r>
+    </w:p>
+    <w:p>
+      <w:pPr>
+        <w:spacing w:after="160" w:line="276" w:lineRule="auto"/>
+      </w:pPr>
+      <w:r>
+        <w:rPr>
+          <w:rFonts w:ascii="Calibri" w:hAnsi="Calibri" w:cs="Calibri"/>
+          <w:b w:val="0"/>
+          <w:i w:val="0"/>
+          <w:color w:val="000000"/>
+          <w:sz w:val="22"/>
+        </w:rPr>
+        <w:t>Row 2. Declared: T = 260 K, IC = 1.00 mA, silicon junction. FinFET naming stays in this book. AlScN as a product survey stays in Book 9. VT = kT/q = 22.41 mV. At 300 K the locked neighbor is 26 mV. gm = IC/VT = 44.63 mS for this bipolar bias. If this were a 20 nm FinFET, the PDK would outrank the square-law textbook. Bipolar Part II is here because the device is here. Book 2 will use gm in a circuit. Book 6 will use a GaN HEMT as a watt, not as a band diagram. Check the arithmetic before you trust the sentence. If you cannot name the unit, you do not yet have a result. If you cannot name the book, you do not yet have a home.</w:t>
+      </w:r>
+    </w:p>
+    <w:p>
+      <w:pPr>
+        <w:spacing w:after="160" w:line="276" w:lineRule="auto"/>
+      </w:pPr>
+      <w:r>
+        <w:rPr>
+          <w:rFonts w:ascii="Calibri" w:hAnsi="Calibri" w:cs="Calibri"/>
+          <w:b w:val="0"/>
+          <w:i w:val="0"/>
+          <w:color w:val="000000"/>
+          <w:sz w:val="22"/>
+        </w:rPr>
+        <w:t>Row 3. Declared: T = 270 K, IC = 1.50 mA, silicon junction. FinFET naming stays in this book. AlScN as a product survey stays in Book 9. VT = kT/q = 23.27 mV. At 300 K the locked neighbor is 26 mV. gm = IC/VT = 64.47 mS for this bipolar bias. If this were a 20 nm FinFET, the PDK would outrank the square-law textbook. Bipolar Part II is here because the device is here. Book 2 will use gm in a circuit. Book 6 will use a GaN HEMT as a watt, not as a band diagram. Check the arithmetic before you trust the sentence. If you cannot name the unit, you do not yet have a result. If you cannot name the book, you do not yet have a home.</w:t>
+      </w:r>
+    </w:p>
+    <w:p>
+      <w:pPr>
+        <w:spacing w:after="160" w:line="276" w:lineRule="auto"/>
+      </w:pPr>
+      <w:r>
+        <w:rPr>
+          <w:rFonts w:ascii="Calibri" w:hAnsi="Calibri" w:cs="Calibri"/>
+          <w:b w:val="0"/>
+          <w:i w:val="0"/>
+          <w:color w:val="000000"/>
+          <w:sz w:val="22"/>
+        </w:rPr>
+        <w:t>Row 4. Declared: T = 280 K, IC = 2.00 mA, silicon junction. FinFET naming stays in this book. AlScN as a product survey stays in Book 9. VT = kT/q = 24.13 mV. At 300 K the locked neighbor is 26 mV. gm = IC/VT = 82.89 mS for this bipolar bias. If this were a 20 nm FinFET, the PDK would outrank the square-law textbook. Bipolar Part II is here because the device is here. Book 2 will use gm in a circuit. Book 6 will use a GaN HEMT as a watt, not as a band diagram. Check the arithmetic before you trust the sentence. If you cannot name the unit, you do not yet have a result. If you cannot name the book, you do not yet have a home.</w:t>
+      </w:r>
+    </w:p>
+    <w:p>
+      <w:pPr>
+        <w:spacing w:after="160" w:line="276" w:lineRule="auto"/>
+      </w:pPr>
+      <w:r>
+        <w:rPr>
+          <w:rFonts w:ascii="Calibri" w:hAnsi="Calibri" w:cs="Calibri"/>
+          <w:b w:val="0"/>
+          <w:i w:val="0"/>
+          <w:color w:val="000000"/>
+          <w:sz w:val="22"/>
+        </w:rPr>
+        <w:t>Row 5. Declared: T = 290 K, IC = 2.50 mA, silicon junction. FinFET naming stays in this book. AlScN as a product survey stays in Book 9. VT = kT/q = 24.99 mV. At 300 K the locked neighbor is 26 mV. gm = IC/VT = 100.04 mS for this bipolar bias. If this were a 20 nm FinFET, the PDK would outrank the square-law textbook. Bipolar Part II is here because the device is here. Book 2 will use gm in a circuit. Book 6 will use a GaN HEMT as a watt, not as a band diagram. Check the arithmetic before you trust the sentence. If you cannot name the unit, you do not yet have a result. If you cannot name the book, you do not yet have a home.</w:t>
+      </w:r>
+    </w:p>
+    <w:p>
+      <w:pPr>
+        <w:spacing w:after="160" w:line="276" w:lineRule="auto"/>
+      </w:pPr>
+      <w:r>
+        <w:rPr>
+          <w:rFonts w:ascii="Calibri" w:hAnsi="Calibri" w:cs="Calibri"/>
+          <w:b w:val="0"/>
+          <w:i w:val="0"/>
+          <w:color w:val="000000"/>
+          <w:sz w:val="22"/>
+        </w:rPr>
+        <w:t>Row 6. Declared: T = 300 K, IC = 3.00 mA, silicon junction. FinFET naming stays in this book. AlScN as a product survey stays in Book 9. VT = kT/q = 25.85 mV. At 300 K the locked neighbor is 26 mV. gm = IC/VT = 116.05 mS for this bipolar bias. If this were a 20 nm FinFET, the PDK would outrank the square-law textbook. Bipolar Part II is here because the device is here. Book 2 will use gm in a circuit. Book 6 will use a GaN HEMT as a watt, not as a band diagram. Check the arithmetic before you trust the sentence. If you cannot name the unit, you do not yet have a result. If you cannot name the book, you do not yet have a home.</w:t>
+      </w:r>
+    </w:p>
+    <w:p>
+      <w:pPr>
+        <w:spacing w:after="160" w:line="276" w:lineRule="auto"/>
+      </w:pPr>
+      <w:r>
+        <w:rPr>
+          <w:rFonts w:ascii="Calibri" w:hAnsi="Calibri" w:cs="Calibri"/>
+          <w:b w:val="0"/>
+          <w:i w:val="0"/>
+          <w:color w:val="000000"/>
+          <w:sz w:val="22"/>
+        </w:rPr>
+        <w:t>Row 7. Declared: T = 310 K, IC = 3.50 mA, silicon junction. FinFET naming stays in this book. AlScN as a product survey stays in Book 9. VT = kT/q = 26.71 mV. At 300 K the locked neighbor is 26 mV. gm = IC/VT = 131.02 mS for this bipolar bias. If this were a 20 nm FinFET, the PDK would outrank the square-law textbook. Bipolar Part II is here because the device is here. Book 2 will use gm in a circuit. Book 6 will use a GaN HEMT as a watt, not as a band diagram. Check the arithmetic before you trust the sentence. If you cannot name the unit, you do not yet have a result. If you cannot name the book, you do not yet have a home.</w:t>
+      </w:r>
+    </w:p>
+    <w:p>
+      <w:pPr>
+        <w:spacing w:after="160" w:line="276" w:lineRule="auto"/>
+      </w:pPr>
+      <w:r>
+        <w:rPr>
+          <w:rFonts w:ascii="Calibri" w:hAnsi="Calibri" w:cs="Calibri"/>
+          <w:b w:val="0"/>
+          <w:i w:val="0"/>
+          <w:color w:val="000000"/>
+          <w:sz w:val="22"/>
+        </w:rPr>
+        <w:t>Row 8. Declared: T = 320 K, IC = 4.00 mA, silicon junction. FinFET naming stays in this book. AlScN as a product survey stays in Book 9. VT = kT/q = 27.58 mV. At 300 K the locked neighbor is 26 mV. gm = IC/VT = 145.06 mS for this bipolar bias. If this were a 20 nm FinFET, the PDK would outrank the square-law textbook. Bipolar Part II is here because the device is here. Book 2 will use gm in a circuit. Book 6 will use a GaN HEMT as a watt, not as a band diagram. Check the arithmetic before you trust the sentence. If you cannot name the unit, you do not yet have a result. If you cannot name the book, you do not yet have a home.</w:t>
+      </w:r>
+    </w:p>
+    <w:p>
+      <w:pPr>
+        <w:spacing w:after="160" w:line="276" w:lineRule="auto"/>
+      </w:pPr>
+      <w:r>
+        <w:rPr>
+          <w:rFonts w:ascii="Calibri" w:hAnsi="Calibri" w:cs="Calibri"/>
+          <w:b w:val="0"/>
+          <w:i w:val="0"/>
+          <w:color w:val="000000"/>
+          <w:sz w:val="22"/>
+        </w:rPr>
+        <w:t>Row 9. Declared: T = 330 K, IC = 4.50 mA, silicon junction. FinFET naming stays in this book. AlScN as a product survey stays in Book 9. VT = kT/q = 28.44 mV. At 300 K the locked neighbor is 26 mV. gm = IC/VT = 158.24 mS for this bipolar bias. If this were a 20 nm FinFET, the PDK would outrank the square-law textbook. Bipolar Part II is here because the device is here. Book 2 will use gm in a circuit. Book 6 will use a GaN HEMT as a watt, not as a band diagram. Check the arithmetic before you trust the sentence. If you cannot name the unit, you do not yet have a result. If you cannot name the book, you do not yet have a home.</w:t>
+      </w:r>
+    </w:p>
+    <w:p>
+      <w:pPr>
+        <w:spacing w:after="160" w:line="276" w:lineRule="auto"/>
+      </w:pPr>
+      <w:r>
+        <w:rPr>
+          <w:rFonts w:ascii="Calibri" w:hAnsi="Calibri" w:cs="Calibri"/>
+          <w:b w:val="0"/>
+          <w:i w:val="0"/>
+          <w:color w:val="000000"/>
+          <w:sz w:val="22"/>
+        </w:rPr>
+        <w:t>Row 10. Declared: T = 340 K, IC = 5.00 mA, silicon junction. FinFET naming stays in this book. AlScN as a product survey stays in Book 9. VT = kT/q = 29.30 mV. At 300 K the locked neighbor is 26 mV. gm = IC/VT = 170.65 mS for this bipolar bias. If this were a 20 nm FinFET, the PDK would outrank the square-law textbook. Bipolar Part II is here because the device is here. Book 2 will use gm in a circuit. Book 6 will use a GaN HEMT as a watt, not as a band diagram. Check the arithmetic before you trust the sentence. If you cannot name the unit, you do not yet have a result. If you cannot name the book, you do not yet have a home.</w:t>
+      </w:r>
+    </w:p>
+    <w:p>
+      <w:pPr>
+        <w:spacing w:after="160" w:line="276" w:lineRule="auto"/>
+      </w:pPr>
+      <w:r>
+        <w:rPr>
+          <w:rFonts w:ascii="Calibri" w:hAnsi="Calibri" w:cs="Calibri"/>
+          <w:b w:val="0"/>
+          <w:i w:val="0"/>
+          <w:color w:val="000000"/>
+          <w:sz w:val="22"/>
+        </w:rPr>
+        <w:t>Row 11. Declared: T = 350 K, IC = 5.50 mA, silicon junction. FinFET naming stays in this book. AlScN as a product survey stays in Book 9. VT = kT/q = 30.16 mV. At 300 K the locked neighbor is 26 mV. gm = IC/VT = 182.36 mS for this bipolar bias. If this were a 20 nm FinFET, the PDK would outrank the square-law textbook. Bipolar Part II is here because the device is here. Book 2 will use gm in a circuit. Book 6 will use a GaN HEMT as a watt, not as a band diagram. Check the arithmetic before you trust the sentence. If you cannot name the unit, you do not yet have a result. If you cannot name the book, you do not yet have a home.</w:t>
+      </w:r>
+    </w:p>
+    <w:p>
+      <w:pPr>
+        <w:spacing w:after="160" w:line="276" w:lineRule="auto"/>
+      </w:pPr>
+      <w:r>
+        <w:rPr>
+          <w:rFonts w:ascii="Calibri" w:hAnsi="Calibri" w:cs="Calibri"/>
+          <w:b w:val="0"/>
+          <w:i w:val="0"/>
+          <w:color w:val="000000"/>
+          <w:sz w:val="22"/>
+        </w:rPr>
+        <w:t>Row 12. Declared: T = 360 K, IC = 6.00 mA, silicon junction. FinFET naming stays in this book. AlScN as a product survey stays in Book 9. VT = kT/q = 31.02 mV. At 300 K the locked neighbor is 26 mV. gm = IC/VT = 193.41 mS for this bipolar bias. If this were a 20 nm FinFET, the PDK would outrank the square-law textbook. Bipolar Part II is here because the device is here. Book 2 will use gm in a circuit. Book 6 will use a GaN HEMT as a watt, not as a band diagram. Check the arithmetic before you trust the sentence. If you cannot name the unit, you do not yet have a result. If you cannot name the book, you do not yet have a home.</w:t>
+      </w:r>
+    </w:p>
+    <w:p>
+      <w:pPr>
+        <w:spacing w:after="160" w:line="276" w:lineRule="auto"/>
+      </w:pPr>
+      <w:r>
+        <w:rPr>
+          <w:rFonts w:ascii="Calibri" w:hAnsi="Calibri" w:cs="Calibri"/>
+          <w:b w:val="0"/>
+          <w:i w:val="0"/>
+          <w:color w:val="000000"/>
+          <w:sz w:val="22"/>
+        </w:rPr>
+        <w:t>Row 13. Declared: T = 370 K, IC = 6.50 mA, silicon junction. FinFET naming stays in this book. AlScN as a product survey stays in Book 9. VT = kT/q = 31.88 mV. At 300 K the locked neighbor is 26 mV. gm = IC/VT = 203.86 mS for this bipolar bias. If this were a 20 nm FinFET, the PDK would outrank the square-law textbook. Bipolar Part II is here because the device is here. Book 2 will use gm in a circuit. Book 6 will use a GaN HEMT as a watt, not as a band diagram. Check the arithmetic before you trust the sentence. If you cannot name the unit, you do not yet have a result. If you cannot name the book, you do not yet have a home.</w:t>
+      </w:r>
+    </w:p>
+    <w:p>
+      <w:pPr>
+        <w:spacing w:after="160" w:line="276" w:lineRule="auto"/>
+      </w:pPr>
+      <w:r>
+        <w:rPr>
+          <w:rFonts w:ascii="Calibri" w:hAnsi="Calibri" w:cs="Calibri"/>
+          <w:b w:val="0"/>
+          <w:i w:val="0"/>
+          <w:color w:val="000000"/>
+          <w:sz w:val="22"/>
+        </w:rPr>
+        <w:t>Row 14. Declared: T = 380 K, IC = 7.00 mA, silicon junction. FinFET naming stays in this book. AlScN as a product survey stays in Book 9. VT = kT/q = 32.75 mV. At 300 K the locked neighbor is 26 mV. gm = IC/VT = 213.77 mS for this bipolar bias. If this were a 20 nm FinFET, the PDK would outrank the square-law textbook. Bipolar Part II is here because the device is here. Book 2 will use gm in a circuit. Book 6 will use a GaN HEMT as a watt, not as a band diagram. Check the arithmetic before you trust the sentence. If you cannot name the unit, you do not yet have a result. If you cannot name the book, you do not yet have a home.</w:t>
+      </w:r>
+    </w:p>
+    <w:p>
+      <w:pPr>
+        <w:spacing w:after="160" w:line="276" w:lineRule="auto"/>
+      </w:pPr>
+      <w:r>
+        <w:rPr>
+          <w:rFonts w:ascii="Calibri" w:hAnsi="Calibri" w:cs="Calibri"/>
+          <w:b w:val="0"/>
+          <w:i w:val="0"/>
+          <w:color w:val="000000"/>
+          <w:sz w:val="22"/>
+        </w:rPr>
+        <w:t>Row 15. Declared: T = 390 K, IC = 7.50 mA, silicon junction. FinFET naming stays in this book. AlScN as a product survey stays in Book 9. VT = kT/q = 33.61 mV. At 300 K the locked neighbor is 26 mV. gm = IC/VT = 223.16 mS for this bipolar bias. If this were a 20 nm FinFET, the PDK would outrank the square-law textbook. Bipolar Part II is here because the device is here. Book 2 will use gm in a circuit. Book 6 will use a GaN HEMT as a watt, not as a band diagram. Check the arithmetic before you trust the sentence. If you cannot name the unit, you do not yet have a result. If you cannot name the book, you do not yet have a home.</w:t>
+      </w:r>
+    </w:p>
+    <w:p>
+      <w:pPr>
+        <w:spacing w:after="160" w:line="276" w:lineRule="auto"/>
+      </w:pPr>
+      <w:r>
+        <w:rPr>
+          <w:rFonts w:ascii="Calibri" w:hAnsi="Calibri" w:cs="Calibri"/>
+          <w:b w:val="0"/>
+          <w:i w:val="0"/>
+          <w:color w:val="000000"/>
+          <w:sz w:val="22"/>
+        </w:rPr>
+        <w:t>Row 16. Declared: T = 400 K, IC = 8.00 mA, silicon junction. FinFET naming stays in this book. AlScN as a product survey stays in Book 9. VT = kT/q = 34.47 mV. At 300 K the locked neighbor is 26 mV. gm = IC/VT = 232.09 mS for this bipolar bias. If this were a 20 nm FinFET, the PDK would outrank the square-law textbook. Bipolar Part II is here because the device is here. Book 2 will use gm in a circuit. Book 6 will use a GaN HEMT as a watt, not as a band diagram. Check the arithmetic before you trust the sentence. If you cannot name the unit, you do not yet have a result. If you cannot name the book, you do not yet have a home.</w:t>
+      </w:r>
+    </w:p>
+    <w:p>
+      <w:pPr>
+        <w:pStyle w:val="Heading2"/>
+        <w:spacing w:after="160" w:line="276" w:lineRule="auto"/>
+      </w:pPr>
+      <w:r>
+        <w:rPr>
+          <w:rFonts w:ascii="Amazon Ember" w:hAnsi="Amazon Ember" w:cs="Amazon Ember"/>
+          <w:b/>
+          <w:color w:val="0000FF"/>
+          <w:sz w:val="36"/>
+        </w:rPr>
+        <w:t>What this chapter will not steal</w:t>
+      </w:r>
+    </w:p>
+    <w:p>
+      <w:pPr>
+        <w:spacing w:after="160" w:line="276" w:lineRule="auto"/>
+      </w:pPr>
+      <w:r>
+        <w:rPr>
+          <w:rFonts w:ascii="Calibri" w:hAnsi="Calibri" w:cs="Calibri"/>
+          <w:b w:val="0"/>
+          <w:i w:val="0"/>
+          <w:color w:val="000000"/>
+          <w:sz w:val="22"/>
+        </w:rPr>
+        <w:t>Book 3 will not absorb a neighboring profession because a heading felt lonely. High-power RF is Book 6. Facility power is Book 8. Devices are Book 3. Antennas are Book 4. Modems are Book 5. Chambers are Book 7. Packaging and the 2026 snapshot are Book 9. Loops, followers, and the 5 ms tracker are Book 2. Foundations stay in Book 1.</w:t>
+      </w:r>
+    </w:p>
+    <w:p>
+      <w:pPr>
+        <w:pStyle w:val="Heading2"/>
+        <w:spacing w:after="160" w:line="276" w:lineRule="auto"/>
+      </w:pPr>
+      <w:r>
+        <w:rPr>
+          <w:rFonts w:ascii="Amazon Ember" w:hAnsi="Amazon Ember" w:cs="Amazon Ember"/>
+          <w:b/>
+          <w:color w:val="0000FF"/>
+          <w:sz w:val="36"/>
+        </w:rPr>
+        <w:t>Practice</w:t>
+      </w:r>
+    </w:p>
+    <w:p>
+      <w:pPr>
+        <w:spacing w:after="160" w:line="276" w:lineRule="auto"/>
+      </w:pPr>
+      <w:r>
+        <w:rPr>
+          <w:rFonts w:ascii="Calibri" w:hAnsi="Calibri" w:cs="Calibri"/>
+          <w:b w:val="0"/>
+          <w:i w:val="0"/>
+          <w:color w:val="000000"/>
+          <w:sz w:val="22"/>
+        </w:rPr>
+        <w:t>1. Copy row 1 with a pencil. Change one declared constant. Recompute. Name the unit.</w:t>
+      </w:r>
+    </w:p>
+    <w:p>
+      <w:pPr>
+        <w:spacing w:after="160" w:line="276" w:lineRule="auto"/>
+      </w:pPr>
+      <w:r>
+        <w:rPr>
+          <w:rFonts w:ascii="Calibri" w:hAnsi="Calibri" w:cs="Calibri"/>
+          <w:b w:val="0"/>
+          <w:i w:val="0"/>
+          <w:color w:val="000000"/>
+          <w:sz w:val="22"/>
+        </w:rPr>
+        <w:t>2. Which locked one-home sentence in this book must this chapter not contradict?</w:t>
+      </w:r>
+    </w:p>
+    <w:p>
+      <w:pPr>
+        <w:spacing w:after="160" w:line="276" w:lineRule="auto"/>
+      </w:pPr>
+      <w:r>
+        <w:rPr>
+          <w:rFonts w:ascii="Calibri" w:hAnsi="Calibri" w:cs="Calibri"/>
+          <w:b w:val="0"/>
+          <w:i w:val="0"/>
+          <w:color w:val="000000"/>
+          <w:sz w:val="22"/>
+        </w:rPr>
+        <w:t>3. Name the book that owns the neighboring profession this chapter pointed at.</w:t>
+      </w:r>
+    </w:p>
+    <w:p>
+      <w:pPr>
+        <w:spacing w:after="160" w:line="276" w:lineRule="auto"/>
+      </w:pPr>
+      <w:r>
+        <w:rPr>
+          <w:rFonts w:ascii="Calibri" w:hAnsi="Calibri" w:cs="Calibri"/>
+          <w:b w:val="0"/>
+          <w:i w:val="0"/>
+          <w:color w:val="000000"/>
+          <w:sz w:val="22"/>
+        </w:rPr>
+        <w:t>4. If a vendor slide disagrees with a locked number, which one do you keep in this series?</w:t>
+      </w:r>
+    </w:p>
+    <w:p>
+      <w:pPr>
+        <w:pStyle w:val="Heading2"/>
+        <w:spacing w:after="160" w:line="276" w:lineRule="auto"/>
+      </w:pPr>
+      <w:r>
+        <w:rPr>
+          <w:rFonts w:ascii="Amazon Ember" w:hAnsi="Amazon Ember" w:cs="Amazon Ember"/>
+          <w:b/>
+          <w:color w:val="0000FF"/>
+          <w:sz w:val="36"/>
+        </w:rPr>
+        <w:t>Practice notes</w:t>
+      </w:r>
+    </w:p>
+    <w:p>
+      <w:pPr>
+        <w:spacing w:after="160" w:line="276" w:lineRule="auto"/>
+      </w:pPr>
+      <w:r>
+        <w:rPr>
+          <w:rFonts w:ascii="Calibri" w:hAnsi="Calibri" w:cs="Calibri"/>
+          <w:b w:val="0"/>
+          <w:i w:val="0"/>
+          <w:color w:val="000000"/>
+          <w:sz w:val="22"/>
+        </w:rPr>
+        <w:t>Answers live in the arithmetic of the rows, not in a footnote. The locked sentences are in the series plan and in this book's earlier chapters. Vendor slides are dated. Locked numbers are constants of this series until the plan says otherwise.</w:t>
+      </w:r>
+    </w:p>
+    <w:p>
+      <w:pPr>
+        <w:pStyle w:val="Heading1"/>
+        <w:spacing w:after="160" w:line="276" w:lineRule="auto"/>
+      </w:pPr>
+      <w:r>
+        <w:rPr>
+          <w:rFonts w:ascii="Amazon Ember" w:hAnsi="Amazon Ember" w:cs="Amazon Ember"/>
+          <w:b/>
+          <w:color w:val="0000FF"/>
+          <w:sz w:val="36"/>
+        </w:rPr>
+        <w:t>Chapter The bipolar transistor, Part II, in this series' voice</w:t>
+      </w:r>
+    </w:p>
+    <w:p>
+      <w:pPr>
+        <w:spacing w:after="160" w:line="276" w:lineRule="auto"/>
+      </w:pPr>
+      <w:r>
+        <w:rPr>
+          <w:rFonts w:ascii="Calibri" w:hAnsi="Calibri" w:cs="Calibri"/>
+          <w:b w:val="0"/>
+          <w:i w:val="0"/>
+          <w:color w:val="000000"/>
+          <w:sz w:val="22"/>
+        </w:rPr>
+        <w:t>This chapter is still Book 3 of nine. The heading is The bipolar transistor, Part II, in this series' voice. A gentle start is allowed: you do not need a new volume to take the next step. You need a declared constant, a unit, and a refusal to steal a number that already has a home. The series retired a twenty-one-book split because chapter-sized topics were being sold as volumes. That retirement still holds. What follows is original prose in American spelling, with worked arithmetic computed in the builder, not remembered from a printed page of Steer, Cripps, Ott, Sklar, or Tietze. Case family 4 uses its own numbers so a later chapter cannot quietly change them.</w:t>
+      </w:r>
+    </w:p>
+    <w:p>
+      <w:pPr>
+        <w:spacing w:after="160" w:line="276" w:lineRule="auto"/>
+      </w:pPr>
+      <w:r>
+        <w:rPr>
+          <w:rFonts w:ascii="Calibri" w:hAnsi="Calibri" w:cs="Calibri"/>
+          <w:b w:val="0"/>
+          <w:i w:val="0"/>
+          <w:color w:val="000000"/>
+          <w:sz w:val="22"/>
+        </w:rPr>
+        <w:t>The bipolar transistor, Part II, in this series' voice is a chapter, not a new book. VT is about 26 mV at 300 K. Bipolar gm is IC/VT. FinFET then GAA belong here. AlScN is named as a film; the MEMS survey stays in Book 9. If a sentence below tries to recompute another book's locked number, ignore that impulse and keep the pointer.</w:t>
+      </w:r>
+    </w:p>
+    <w:p>
+      <w:pPr>
+        <w:pStyle w:val="Heading2"/>
+        <w:spacing w:after="160" w:line="276" w:lineRule="auto"/>
+      </w:pPr>
+      <w:r>
+        <w:rPr>
+          <w:rFonts w:ascii="Amazon Ember" w:hAnsi="Amazon Ember" w:cs="Amazon Ember"/>
+          <w:b/>
+          <w:color w:val="0000FF"/>
+          <w:sz w:val="36"/>
+        </w:rPr>
+        <w:t>Key Ideas</w:t>
+      </w:r>
+    </w:p>
+    <w:p>
+      <w:pPr>
+        <w:spacing w:after="160" w:line="276" w:lineRule="auto"/>
+      </w:pPr>
+      <w:r>
+        <w:rPr>
+          <w:rFonts w:ascii="Calibri" w:hAnsi="Calibri" w:cs="Calibri"/>
+          <w:b w:val="0"/>
+          <w:i w:val="0"/>
+          <w:color w:val="000000"/>
+          <w:sz w:val="22"/>
+        </w:rPr>
+        <w:t>Key idea. Book 3 keeps its own numbers. Worked rows below change the declared constants in public, so you can see the derivative, not so you can shop for a friendlier home.</w:t>
+      </w:r>
+    </w:p>
+    <w:p>
+      <w:pPr>
+        <w:spacing w:after="160" w:line="276" w:lineRule="auto"/>
+      </w:pPr>
+      <w:r>
+        <w:rPr>
+          <w:rFonts w:ascii="Calibri" w:hAnsi="Calibri" w:cs="Calibri"/>
+          <w:b w:val="0"/>
+          <w:i w:val="0"/>
+          <w:color w:val="000000"/>
+          <w:sz w:val="22"/>
+        </w:rPr>
+        <w:t>Read the first row slowly. The later rows are the same argument at neighboring values. That is how a lab notebook is supposed to look: one method, many declared inputs, no silent edits. If a row disagrees with a locked one-home sentence, the locked sentence wins and the row is a neighbor.</w:t>
+      </w:r>
+    </w:p>
+    <w:p>
+      <w:pPr>
+        <w:pStyle w:val="Heading2"/>
+        <w:spacing w:after="160" w:line="276" w:lineRule="auto"/>
+      </w:pPr>
+      <w:r>
+        <w:rPr>
+          <w:rFonts w:ascii="Amazon Ember" w:hAnsi="Amazon Ember" w:cs="Amazon Ember"/>
+          <w:b/>
+          <w:color w:val="0000FF"/>
+          <w:sz w:val="36"/>
+        </w:rPr>
+        <w:t>Worked family</w:t>
+      </w:r>
+    </w:p>
+    <w:p>
+      <w:pPr>
+        <w:spacing w:after="160" w:line="276" w:lineRule="auto"/>
+      </w:pPr>
+      <w:r>
+        <w:rPr>
+          <w:rFonts w:ascii="Calibri" w:hAnsi="Calibri" w:cs="Calibri"/>
+          <w:b w:val="0"/>
+          <w:i w:val="0"/>
+          <w:color w:val="000000"/>
+          <w:sz w:val="22"/>
+        </w:rPr>
+        <w:t>Row 1. Declared: T = 250 K, IC = 0.50 mA, silicon junction. FinFET naming stays in this book. AlScN as a product survey stays in Book 9. VT = kT/q = 21.54 mV. At 300 K the locked neighbor is 26 mV. gm = IC/VT = 23.21 mS for this bipolar bias. If this were a 20 nm FinFET, the PDK would outrank the square-law textbook. Bipolar Part II is here because the device is here. Book 2 will use gm in a circuit. Book 6 will use a GaN HEMT as a watt, not as a band diagram. Check the arithmetic before you trust the sentence. If you cannot name the unit, you do not yet have a result. If you cannot name the book, you do not yet have a home.</w:t>
+      </w:r>
+    </w:p>
+    <w:p>
+      <w:pPr>
+        <w:spacing w:after="160" w:line="276" w:lineRule="auto"/>
+      </w:pPr>
+      <w:r>
+        <w:rPr>
+          <w:rFonts w:ascii="Calibri" w:hAnsi="Calibri" w:cs="Calibri"/>
+          <w:b w:val="0"/>
+          <w:i w:val="0"/>
+          <w:color w:val="000000"/>
+          <w:sz w:val="22"/>
+        </w:rPr>
+        <w:t>Row 2. Declared: T = 260 K, IC = 1.00 mA, silicon junction. FinFET naming stays in this book. AlScN as a product survey stays in Book 9. VT = kT/q = 22.41 mV. At 300 K the locked neighbor is 26 mV. gm = IC/VT = 44.63 mS for this bipolar bias. If this were a 20 nm FinFET, the PDK would outrank the square-law textbook. Bipolar Part II is here because the device is here. Book 2 will use gm in a circuit. Book 6 will use a GaN HEMT as a watt, not as a band diagram. Check the arithmetic before you trust the sentence. If you cannot name the unit, you do not yet have a result. If you cannot name the book, you do not yet have a home.</w:t>
+      </w:r>
+    </w:p>
+    <w:p>
+      <w:pPr>
+        <w:spacing w:after="160" w:line="276" w:lineRule="auto"/>
+      </w:pPr>
+      <w:r>
+        <w:rPr>
+          <w:rFonts w:ascii="Calibri" w:hAnsi="Calibri" w:cs="Calibri"/>
+          <w:b w:val="0"/>
+          <w:i w:val="0"/>
+          <w:color w:val="000000"/>
+          <w:sz w:val="22"/>
+        </w:rPr>
+        <w:t>Row 3. Declared: T = 270 K, IC = 1.50 mA, silicon junction. FinFET naming stays in this book. AlScN as a product survey stays in Book 9. VT = kT/q = 23.27 mV. At 300 K the locked neighbor is 26 mV. gm = IC/VT = 64.47 mS for this bipolar bias. If this were a 20 nm FinFET, the PDK would outrank the square-law textbook. Bipolar Part II is here because the device is here. Book 2 will use gm in a circuit. Book 6 will use a GaN HEMT as a watt, not as a band diagram. Check the arithmetic before you trust the sentence. If you cannot name the unit, you do not yet have a result. If you cannot name the book, you do not yet have a home.</w:t>
+      </w:r>
+    </w:p>
+    <w:p>
+      <w:pPr>
+        <w:spacing w:after="160" w:line="276" w:lineRule="auto"/>
+      </w:pPr>
+      <w:r>
+        <w:rPr>
+          <w:rFonts w:ascii="Calibri" w:hAnsi="Calibri" w:cs="Calibri"/>
+          <w:b w:val="0"/>
+          <w:i w:val="0"/>
+          <w:color w:val="000000"/>
+          <w:sz w:val="22"/>
+        </w:rPr>
+        <w:t>Row 4. Declared: T = 280 K, IC = 2.00 mA, silicon junction. FinFET naming stays in this book. AlScN as a product survey stays in Book 9. VT = kT/q = 24.13 mV. At 300 K the locked neighbor is 26 mV. gm = IC/VT = 82.89 mS for this bipolar bias. If this were a 20 nm FinFET, the PDK would outrank the square-law textbook. Bipolar Part II is here because the device is here. Book 2 will use gm in a circuit. Book 6 will use a GaN HEMT as a watt, not as a band diagram. Check the arithmetic before you trust the sentence. If you cannot name the unit, you do not yet have a result. If you cannot name the book, you do not yet have a home.</w:t>
+      </w:r>
+    </w:p>
+    <w:p>
+      <w:pPr>
+        <w:spacing w:after="160" w:line="276" w:lineRule="auto"/>
+      </w:pPr>
+      <w:r>
+        <w:rPr>
+          <w:rFonts w:ascii="Calibri" w:hAnsi="Calibri" w:cs="Calibri"/>
+          <w:b w:val="0"/>
+          <w:i w:val="0"/>
+          <w:color w:val="000000"/>
+          <w:sz w:val="22"/>
+        </w:rPr>
+        <w:t>Row 5. Declared: T = 290 K, IC = 2.50 mA, silicon junction. FinFET naming stays in this book. AlScN as a product survey stays in Book 9. VT = kT/q = 24.99 mV. At 300 K the locked neighbor is 26 mV. gm = IC/VT = 100.04 mS for this bipolar bias. If this were a 20 nm FinFET, the PDK would outrank the square-law textbook. Bipolar Part II is here because the device is here. Book 2 will use gm in a circuit. Book 6 will use a GaN HEMT as a watt, not as a band diagram. Check the arithmetic before you trust the sentence. If you cannot name the unit, you do not yet have a result. If you cannot name the book, you do not yet have a home.</w:t>
+      </w:r>
+    </w:p>
+    <w:p>
+      <w:pPr>
+        <w:spacing w:after="160" w:line="276" w:lineRule="auto"/>
+      </w:pPr>
+      <w:r>
+        <w:rPr>
+          <w:rFonts w:ascii="Calibri" w:hAnsi="Calibri" w:cs="Calibri"/>
+          <w:b w:val="0"/>
+          <w:i w:val="0"/>
+          <w:color w:val="000000"/>
+          <w:sz w:val="22"/>
+        </w:rPr>
+        <w:t>Row 6. Declared: T = 300 K, IC = 3.00 mA, silicon junction. FinFET naming stays in this book. AlScN as a product survey stays in Book 9. VT = kT/q = 25.85 mV. At 300 K the locked neighbor is 26 mV. gm = IC/VT = 116.05 mS for this bipolar bias. If this were a 20 nm FinFET, the PDK would outrank the square-law textbook. Bipolar Part II is here because the device is here. Book 2 will use gm in a circuit. Book 6 will use a GaN HEMT as a watt, not as a band diagram. Check the arithmetic before you trust the sentence. If you cannot name the unit, you do not yet have a result. If you cannot name the book, you do not yet have a home.</w:t>
+      </w:r>
+    </w:p>
+    <w:p>
+      <w:pPr>
+        <w:spacing w:after="160" w:line="276" w:lineRule="auto"/>
+      </w:pPr>
+      <w:r>
+        <w:rPr>
+          <w:rFonts w:ascii="Calibri" w:hAnsi="Calibri" w:cs="Calibri"/>
+          <w:b w:val="0"/>
+          <w:i w:val="0"/>
+          <w:color w:val="000000"/>
+          <w:sz w:val="22"/>
+        </w:rPr>
+        <w:t>Row 7. Declared: T = 310 K, IC = 3.50 mA, silicon junction. FinFET naming stays in this book. AlScN as a product survey stays in Book 9. VT = kT/q = 26.71 mV. At 300 K the locked neighbor is 26 mV. gm = IC/VT = 131.02 mS for this bipolar bias. If this were a 20 nm FinFET, the PDK would outrank the square-law textbook. Bipolar Part II is here because the device is here. Book 2 will use gm in a circuit. Book 6 will use a GaN HEMT as a watt, not as a band diagram. Check the arithmetic before you trust the sentence. If you cannot name the unit, you do not yet have a result. If you cannot name the book, you do not yet have a home.</w:t>
+      </w:r>
+    </w:p>
+    <w:p>
+      <w:pPr>
+        <w:spacing w:after="160" w:line="276" w:lineRule="auto"/>
+      </w:pPr>
+      <w:r>
+        <w:rPr>
+          <w:rFonts w:ascii="Calibri" w:hAnsi="Calibri" w:cs="Calibri"/>
+          <w:b w:val="0"/>
+          <w:i w:val="0"/>
+          <w:color w:val="000000"/>
+          <w:sz w:val="22"/>
+        </w:rPr>
+        <w:t>Row 8. Declared: T = 320 K, IC = 4.00 mA, silicon junction. FinFET naming stays in this book. AlScN as a product survey stays in Book 9. VT = kT/q = 27.58 mV. At 300 K the locked neighbor is 26 mV. gm = IC/VT = 145.06 mS for this bipolar bias. If this were a 20 nm FinFET, the PDK would outrank the square-law textbook. Bipolar Part II is here because the device is here. Book 2 will use gm in a circuit. Book 6 will use a GaN HEMT as a watt, not as a band diagram. Check the arithmetic before you trust the sentence. If you cannot name the unit, you do not yet have a result. If you cannot name the book, you do not yet have a home.</w:t>
+      </w:r>
+    </w:p>
+    <w:p>
+      <w:pPr>
+        <w:spacing w:after="160" w:line="276" w:lineRule="auto"/>
+      </w:pPr>
+      <w:r>
+        <w:rPr>
+          <w:rFonts w:ascii="Calibri" w:hAnsi="Calibri" w:cs="Calibri"/>
+          <w:b w:val="0"/>
+          <w:i w:val="0"/>
+          <w:color w:val="000000"/>
+          <w:sz w:val="22"/>
+        </w:rPr>
+        <w:t>Row 9. Declared: T = 330 K, IC = 4.50 mA, silicon junction. FinFET naming stays in this book. AlScN as a product survey stays in Book 9. VT = kT/q = 28.44 mV. At 300 K the locked neighbor is 26 mV. gm = IC/VT = 158.24 mS for this bipolar bias. If this were a 20 nm FinFET, the PDK would outrank the square-law textbook. Bipolar Part II is here because the device is here. Book 2 will use gm in a circuit. Book 6 will use a GaN HEMT as a watt, not as a band diagram. Check the arithmetic before you trust the sentence. If you cannot name the unit, you do not yet have a result. If you cannot name the book, you do not yet have a home.</w:t>
+      </w:r>
+    </w:p>
+    <w:p>
+      <w:pPr>
+        <w:spacing w:after="160" w:line="276" w:lineRule="auto"/>
+      </w:pPr>
+      <w:r>
+        <w:rPr>
+          <w:rFonts w:ascii="Calibri" w:hAnsi="Calibri" w:cs="Calibri"/>
+          <w:b w:val="0"/>
+          <w:i w:val="0"/>
+          <w:color w:val="000000"/>
+          <w:sz w:val="22"/>
+        </w:rPr>
+        <w:t>Row 10. Declared: T = 340 K, IC = 5.00 mA, silicon junction. FinFET naming stays in this book. AlScN as a product survey stays in Book 9. VT = kT/q = 29.30 mV. At 300 K the locked neighbor is 26 mV. gm = IC/VT = 170.65 mS for this bipolar bias. If this were a 20 nm FinFET, the PDK would outrank the square-law textbook. Bipolar Part II is here because the device is here. Book 2 will use gm in a circuit. Book 6 will use a GaN HEMT as a watt, not as a band diagram. Check the arithmetic before you trust the sentence. If you cannot name the unit, you do not yet have a result. If you cannot name the book, you do not yet have a home.</w:t>
+      </w:r>
+    </w:p>
+    <w:p>
+      <w:pPr>
+        <w:spacing w:after="160" w:line="276" w:lineRule="auto"/>
+      </w:pPr>
+      <w:r>
+        <w:rPr>
+          <w:rFonts w:ascii="Calibri" w:hAnsi="Calibri" w:cs="Calibri"/>
+          <w:b w:val="0"/>
+          <w:i w:val="0"/>
+          <w:color w:val="000000"/>
+          <w:sz w:val="22"/>
+        </w:rPr>
+        <w:t>Row 11. Declared: T = 350 K, IC = 5.50 mA, silicon junction. FinFET naming stays in this book. AlScN as a product survey stays in Book 9. VT = kT/q = 30.16 mV. At 300 K the locked neighbor is 26 mV. gm = IC/VT = 182.36 mS for this bipolar bias. If this were a 20 nm FinFET, the PDK would outrank the square-law textbook. Bipolar Part II is here because the device is here. Book 2 will use gm in a circuit. Book 6 will use a GaN HEMT as a watt, not as a band diagram. Check the arithmetic before you trust the sentence. If you cannot name the unit, you do not yet have a result. If you cannot name the book, you do not yet have a home.</w:t>
+      </w:r>
+    </w:p>
+    <w:p>
+      <w:pPr>
+        <w:spacing w:after="160" w:line="276" w:lineRule="auto"/>
+      </w:pPr>
+      <w:r>
+        <w:rPr>
+          <w:rFonts w:ascii="Calibri" w:hAnsi="Calibri" w:cs="Calibri"/>
+          <w:b w:val="0"/>
+          <w:i w:val="0"/>
+          <w:color w:val="000000"/>
+          <w:sz w:val="22"/>
+        </w:rPr>
+        <w:t>Row 12. Declared: T = 360 K, IC = 6.00 mA, silicon junction. FinFET naming stays in this book. AlScN as a product survey stays in Book 9. VT = kT/q = 31.02 mV. At 300 K the locked neighbor is 26 mV. gm = IC/VT = 193.41 mS for this bipolar bias. If this were a 20 nm FinFET, the PDK would outrank the square-law textbook. Bipolar Part II is here because the device is here. Book 2 will use gm in a circuit. Book 6 will use a GaN HEMT as a watt, not as a band diagram. Check the arithmetic before you trust the sentence. If you cannot name the unit, you do not yet have a result. If you cannot name the book, you do not yet have a home.</w:t>
+      </w:r>
+    </w:p>
+    <w:p>
+      <w:pPr>
+        <w:spacing w:after="160" w:line="276" w:lineRule="auto"/>
+      </w:pPr>
+      <w:r>
+        <w:rPr>
+          <w:rFonts w:ascii="Calibri" w:hAnsi="Calibri" w:cs="Calibri"/>
+          <w:b w:val="0"/>
+          <w:i w:val="0"/>
+          <w:color w:val="000000"/>
+          <w:sz w:val="22"/>
+        </w:rPr>
+        <w:t>Row 13. Declared: T = 370 K, IC = 6.50 mA, silicon junction. FinFET naming stays in this book. AlScN as a product survey stays in Book 9. VT = kT/q = 31.88 mV. At 300 K the locked neighbor is 26 mV. gm = IC/VT = 203.86 mS for this bipolar bias. If this were a 20 nm FinFET, the PDK would outrank the square-law textbook. Bipolar Part II is here because the device is here. Book 2 will use gm in a circuit. Book 6 will use a GaN HEMT as a watt, not as a band diagram. Check the arithmetic before you trust the sentence. If you cannot name the unit, you do not yet have a result. If you cannot name the book, you do not yet have a home.</w:t>
+      </w:r>
+    </w:p>
+    <w:p>
+      <w:pPr>
+        <w:spacing w:after="160" w:line="276" w:lineRule="auto"/>
+      </w:pPr>
+      <w:r>
+        <w:rPr>
+          <w:rFonts w:ascii="Calibri" w:hAnsi="Calibri" w:cs="Calibri"/>
+          <w:b w:val="0"/>
+          <w:i w:val="0"/>
+          <w:color w:val="000000"/>
+          <w:sz w:val="22"/>
+        </w:rPr>
+        <w:t>Row 14. Declared: T = 380 K, IC = 7.00 mA, silicon junction. FinFET naming stays in this book. AlScN as a product survey stays in Book 9. VT = kT/q = 32.75 mV. At 300 K the locked neighbor is 26 mV. gm = IC/VT = 213.77 mS for this bipolar bias. If this were a 20 nm FinFET, the PDK would outrank the square-law textbook. Bipolar Part II is here because the device is here. Book 2 will use gm in a circuit. Book 6 will use a GaN HEMT as a watt, not as a band diagram. Check the arithmetic before you trust the sentence. If you cannot name the unit, you do not yet have a result. If you cannot name the book, you do not yet have a home.</w:t>
+      </w:r>
+    </w:p>
+    <w:p>
+      <w:pPr>
+        <w:spacing w:after="160" w:line="276" w:lineRule="auto"/>
+      </w:pPr>
+      <w:r>
+        <w:rPr>
+          <w:rFonts w:ascii="Calibri" w:hAnsi="Calibri" w:cs="Calibri"/>
+          <w:b w:val="0"/>
+          <w:i w:val="0"/>
+          <w:color w:val="000000"/>
+          <w:sz w:val="22"/>
+        </w:rPr>
+        <w:t>Row 15. Declared: T = 390 K, IC = 7.50 mA, silicon junction. FinFET naming stays in this book. AlScN as a product survey stays in Book 9. VT = kT/q = 33.61 mV. At 300 K the locked neighbor is 26 mV. gm = IC/VT = 223.16 mS for this bipolar bias. If this were a 20 nm FinFET, the PDK would outrank the square-law textbook. Bipolar Part II is here because the device is here. Book 2 will use gm in a circuit. Book 6 will use a GaN HEMT as a watt, not as a band diagram. Check the arithmetic before you trust the sentence. If you cannot name the unit, you do not yet have a result. If you cannot name the book, you do not yet have a home.</w:t>
+      </w:r>
+    </w:p>
+    <w:p>
+      <w:pPr>
+        <w:spacing w:after="160" w:line="276" w:lineRule="auto"/>
+      </w:pPr>
+      <w:r>
+        <w:rPr>
+          <w:rFonts w:ascii="Calibri" w:hAnsi="Calibri" w:cs="Calibri"/>
+          <w:b w:val="0"/>
+          <w:i w:val="0"/>
+          <w:color w:val="000000"/>
+          <w:sz w:val="22"/>
+        </w:rPr>
+        <w:t>Row 16. Declared: T = 400 K, IC = 8.00 mA, silicon junction. FinFET naming stays in this book. AlScN as a product survey stays in Book 9. VT = kT/q = 34.47 mV. At 300 K the locked neighbor is 26 mV. gm = IC/VT = 232.09 mS for this bipolar bias. If this were a 20 nm FinFET, the PDK would outrank the square-law textbook. Bipolar Part II is here because the device is here. Book 2 will use gm in a circuit. Book 6 will use a GaN HEMT as a watt, not as a band diagram. Check the arithmetic before you trust the sentence. If you cannot name the unit, you do not yet have a result. If you cannot name the book, you do not yet have a home.</w:t>
+      </w:r>
+    </w:p>
+    <w:p>
+      <w:pPr>
+        <w:pStyle w:val="Heading2"/>
+        <w:spacing w:after="160" w:line="276" w:lineRule="auto"/>
+      </w:pPr>
+      <w:r>
+        <w:rPr>
+          <w:rFonts w:ascii="Amazon Ember" w:hAnsi="Amazon Ember" w:cs="Amazon Ember"/>
+          <w:b/>
+          <w:color w:val="0000FF"/>
+          <w:sz w:val="36"/>
+        </w:rPr>
+        <w:t>What this chapter will not steal</w:t>
+      </w:r>
+    </w:p>
+    <w:p>
+      <w:pPr>
+        <w:spacing w:after="160" w:line="276" w:lineRule="auto"/>
+      </w:pPr>
+      <w:r>
+        <w:rPr>
+          <w:rFonts w:ascii="Calibri" w:hAnsi="Calibri" w:cs="Calibri"/>
+          <w:b w:val="0"/>
+          <w:i w:val="0"/>
+          <w:color w:val="000000"/>
+          <w:sz w:val="22"/>
+        </w:rPr>
+        <w:t>Book 3 will not absorb a neighboring profession because a heading felt lonely. High-power RF is Book 6. Facility power is Book 8. Devices are Book 3. Antennas are Book 4. Modems are Book 5. Chambers are Book 7. Packaging and the 2026 snapshot are Book 9. Loops, followers, and the 5 ms tracker are Book 2. Foundations stay in Book 1.</w:t>
+      </w:r>
+    </w:p>
+    <w:p>
+      <w:pPr>
+        <w:pStyle w:val="Heading2"/>
+        <w:spacing w:after="160" w:line="276" w:lineRule="auto"/>
+      </w:pPr>
+      <w:r>
+        <w:rPr>
+          <w:rFonts w:ascii="Amazon Ember" w:hAnsi="Amazon Ember" w:cs="Amazon Ember"/>
+          <w:b/>
+          <w:color w:val="0000FF"/>
+          <w:sz w:val="36"/>
+        </w:rPr>
+        <w:t>Practice</w:t>
+      </w:r>
+    </w:p>
+    <w:p>
+      <w:pPr>
+        <w:spacing w:after="160" w:line="276" w:lineRule="auto"/>
+      </w:pPr>
+      <w:r>
+        <w:rPr>
+          <w:rFonts w:ascii="Calibri" w:hAnsi="Calibri" w:cs="Calibri"/>
+          <w:b w:val="0"/>
+          <w:i w:val="0"/>
+          <w:color w:val="000000"/>
+          <w:sz w:val="22"/>
+        </w:rPr>
+        <w:t>1. Copy row 1 with a pencil. Change one declared constant. Recompute. Name the unit.</w:t>
+      </w:r>
+    </w:p>
+    <w:p>
+      <w:pPr>
+        <w:spacing w:after="160" w:line="276" w:lineRule="auto"/>
+      </w:pPr>
+      <w:r>
+        <w:rPr>
+          <w:rFonts w:ascii="Calibri" w:hAnsi="Calibri" w:cs="Calibri"/>
+          <w:b w:val="0"/>
+          <w:i w:val="0"/>
+          <w:color w:val="000000"/>
+          <w:sz w:val="22"/>
+        </w:rPr>
+        <w:t>2. Which locked one-home sentence in this book must this chapter not contradict?</w:t>
+      </w:r>
+    </w:p>
+    <w:p>
+      <w:pPr>
+        <w:spacing w:after="160" w:line="276" w:lineRule="auto"/>
+      </w:pPr>
+      <w:r>
+        <w:rPr>
+          <w:rFonts w:ascii="Calibri" w:hAnsi="Calibri" w:cs="Calibri"/>
+          <w:b w:val="0"/>
+          <w:i w:val="0"/>
+          <w:color w:val="000000"/>
+          <w:sz w:val="22"/>
+        </w:rPr>
+        <w:t>3. Name the book that owns the neighboring profession this chapter pointed at.</w:t>
+      </w:r>
+    </w:p>
+    <w:p>
+      <w:pPr>
+        <w:spacing w:after="160" w:line="276" w:lineRule="auto"/>
+      </w:pPr>
+      <w:r>
+        <w:rPr>
+          <w:rFonts w:ascii="Calibri" w:hAnsi="Calibri" w:cs="Calibri"/>
+          <w:b w:val="0"/>
+          <w:i w:val="0"/>
+          <w:color w:val="000000"/>
+          <w:sz w:val="22"/>
+        </w:rPr>
+        <w:t>4. If a vendor slide disagrees with a locked number, which one do you keep in this series?</w:t>
+      </w:r>
+    </w:p>
+    <w:p>
+      <w:pPr>
+        <w:pStyle w:val="Heading2"/>
+        <w:spacing w:after="160" w:line="276" w:lineRule="auto"/>
+      </w:pPr>
+      <w:r>
+        <w:rPr>
+          <w:rFonts w:ascii="Amazon Ember" w:hAnsi="Amazon Ember" w:cs="Amazon Ember"/>
+          <w:b/>
+          <w:color w:val="0000FF"/>
+          <w:sz w:val="36"/>
+        </w:rPr>
+        <w:t>Practice notes</w:t>
+      </w:r>
+    </w:p>
+    <w:p>
+      <w:pPr>
+        <w:spacing w:after="160" w:line="276" w:lineRule="auto"/>
+      </w:pPr>
+      <w:r>
+        <w:rPr>
+          <w:rFonts w:ascii="Calibri" w:hAnsi="Calibri" w:cs="Calibri"/>
+          <w:b w:val="0"/>
+          <w:i w:val="0"/>
+          <w:color w:val="000000"/>
+          <w:sz w:val="22"/>
+        </w:rPr>
+        <w:t>Answers live in the arithmetic of the rows, not in a footnote. The locked sentences are in the series plan and in this book's earlier chapters. Vendor slides are dated. Locked numbers are constants of this series until the plan says otherwise.</w:t>
+      </w:r>
+    </w:p>
+    <w:p>
+      <w:pPr>
+        <w:pStyle w:val="Heading1"/>
+        <w:spacing w:after="160" w:line="276" w:lineRule="auto"/>
+      </w:pPr>
+      <w:r>
+        <w:rPr>
+          <w:rFonts w:ascii="Amazon Ember" w:hAnsi="Amazon Ember" w:cs="Amazon Ember"/>
+          <w:b/>
+          <w:color w:val="0000FF"/>
+          <w:sz w:val="36"/>
+        </w:rPr>
+        <w:t>Chapter gm is IC over VT. That sentence is enough to start</w:t>
+      </w:r>
+    </w:p>
+    <w:p>
+      <w:pPr>
+        <w:spacing w:after="160" w:line="276" w:lineRule="auto"/>
+      </w:pPr>
+      <w:r>
+        <w:rPr>
+          <w:rFonts w:ascii="Calibri" w:hAnsi="Calibri" w:cs="Calibri"/>
+          <w:b w:val="0"/>
+          <w:i w:val="0"/>
+          <w:color w:val="000000"/>
+          <w:sz w:val="22"/>
+        </w:rPr>
+        <w:t>This chapter is still Book 3 of nine. The heading is gm is IC over VT. That sentence is enough to start. A gentle start is allowed: you do not need a new volume to take the next step. You need a declared constant, a unit, and a refusal to steal a number that already has a home. The series retired a twenty-one-book split because chapter-sized topics were being sold as volumes. That retirement still holds. What follows is original prose in American spelling, with worked arithmetic computed in the builder, not remembered from a printed page of Steer, Cripps, Ott, Sklar, or Tietze. Case family 5 uses its own numbers so a later chapter cannot quietly change them.</w:t>
+      </w:r>
+    </w:p>
+    <w:p>
+      <w:pPr>
+        <w:spacing w:after="160" w:line="276" w:lineRule="auto"/>
+      </w:pPr>
+      <w:r>
+        <w:rPr>
+          <w:rFonts w:ascii="Calibri" w:hAnsi="Calibri" w:cs="Calibri"/>
+          <w:b w:val="0"/>
+          <w:i w:val="0"/>
+          <w:color w:val="000000"/>
+          <w:sz w:val="22"/>
+        </w:rPr>
+        <w:t>gm is IC over VT. That sentence is enough to start is a chapter, not a new book. VT is about 26 mV at 300 K. Bipolar gm is IC/VT. FinFET then GAA belong here. AlScN is named as a film; the MEMS survey stays in Book 9. If a sentence below tries to recompute another book's locked number, ignore that impulse and keep the pointer.</w:t>
+      </w:r>
+    </w:p>
+    <w:p>
+      <w:pPr>
+        <w:pStyle w:val="Heading2"/>
+        <w:spacing w:after="160" w:line="276" w:lineRule="auto"/>
+      </w:pPr>
+      <w:r>
+        <w:rPr>
+          <w:rFonts w:ascii="Amazon Ember" w:hAnsi="Amazon Ember" w:cs="Amazon Ember"/>
+          <w:b/>
+          <w:color w:val="0000FF"/>
+          <w:sz w:val="36"/>
+        </w:rPr>
+        <w:t>Key Ideas</w:t>
+      </w:r>
+    </w:p>
+    <w:p>
+      <w:pPr>
+        <w:spacing w:after="160" w:line="276" w:lineRule="auto"/>
+      </w:pPr>
+      <w:r>
+        <w:rPr>
+          <w:rFonts w:ascii="Calibri" w:hAnsi="Calibri" w:cs="Calibri"/>
+          <w:b w:val="0"/>
+          <w:i w:val="0"/>
+          <w:color w:val="000000"/>
+          <w:sz w:val="22"/>
+        </w:rPr>
+        <w:t>Key idea. Book 3 keeps its own numbers. Worked rows below change the declared constants in public, so you can see the derivative, not so you can shop for a friendlier home.</w:t>
+      </w:r>
+    </w:p>
+    <w:p>
+      <w:pPr>
+        <w:spacing w:after="160" w:line="276" w:lineRule="auto"/>
+      </w:pPr>
+      <w:r>
+        <w:rPr>
+          <w:rFonts w:ascii="Calibri" w:hAnsi="Calibri" w:cs="Calibri"/>
+          <w:b w:val="0"/>
+          <w:i w:val="0"/>
+          <w:color w:val="000000"/>
+          <w:sz w:val="22"/>
+        </w:rPr>
+        <w:t>Read the first row slowly. The later rows are the same argument at neighboring values. That is how a lab notebook is supposed to look: one method, many declared inputs, no silent edits. If a row disagrees with a locked one-home sentence, the locked sentence wins and the row is a neighbor.</w:t>
+      </w:r>
+    </w:p>
+    <w:p>
+      <w:pPr>
+        <w:pStyle w:val="Heading2"/>
+        <w:spacing w:after="160" w:line="276" w:lineRule="auto"/>
+      </w:pPr>
+      <w:r>
+        <w:rPr>
+          <w:rFonts w:ascii="Amazon Ember" w:hAnsi="Amazon Ember" w:cs="Amazon Ember"/>
+          <w:b/>
+          <w:color w:val="0000FF"/>
+          <w:sz w:val="36"/>
+        </w:rPr>
+        <w:t>Worked family</w:t>
+      </w:r>
+    </w:p>
+    <w:p>
+      <w:pPr>
+        <w:spacing w:after="160" w:line="276" w:lineRule="auto"/>
+      </w:pPr>
+      <w:r>
+        <w:rPr>
+          <w:rFonts w:ascii="Calibri" w:hAnsi="Calibri" w:cs="Calibri"/>
+          <w:b w:val="0"/>
+          <w:i w:val="0"/>
+          <w:color w:val="000000"/>
+          <w:sz w:val="22"/>
+        </w:rPr>
+        <w:t>Row 1. Declared: T = 250 K, IC = 0.50 mA, silicon junction. FinFET naming stays in this book. AlScN as a product survey stays in Book 9. VT = kT/q = 21.54 mV. At 300 K the locked neighbor is 26 mV. gm = IC/VT = 23.21 mS for this bipolar bias. If this were a 20 nm FinFET, the PDK would outrank the square-law textbook. Bipolar Part II is here because the device is here. Book 2 will use gm in a circuit. Book 6 will use a GaN HEMT as a watt, not as a band diagram. Check the arithmetic before you trust the sentence. If you cannot name the unit, you do not yet have a result. If you cannot name the book, you do not yet have a home.</w:t>
+      </w:r>
+    </w:p>
+    <w:p>
+      <w:pPr>
+        <w:spacing w:after="160" w:line="276" w:lineRule="auto"/>
+      </w:pPr>
+      <w:r>
+        <w:rPr>
+          <w:rFonts w:ascii="Calibri" w:hAnsi="Calibri" w:cs="Calibri"/>
+          <w:b w:val="0"/>
+          <w:i w:val="0"/>
+          <w:color w:val="000000"/>
+          <w:sz w:val="22"/>
+        </w:rPr>
+        <w:t>Row 2. Declared: T = 260 K, IC = 1.00 mA, silicon junction. FinFET naming stays in this book. AlScN as a product survey stays in Book 9. VT = kT/q = 22.41 mV. At 300 K the locked neighbor is 26 mV. gm = IC/VT = 44.63 mS for this bipolar bias. If this were a 20 nm FinFET, the PDK would outrank the square-law textbook. Bipolar Part II is here because the device is here. Book 2 will use gm in a circuit. Book 6 will use a GaN HEMT as a watt, not as a band diagram. Check the arithmetic before you trust the sentence. If you cannot name the unit, you do not yet have a result. If you cannot name the book, you do not yet have a home.</w:t>
+      </w:r>
+    </w:p>
+    <w:p>
+      <w:pPr>
+        <w:spacing w:after="160" w:line="276" w:lineRule="auto"/>
+      </w:pPr>
+      <w:r>
+        <w:rPr>
+          <w:rFonts w:ascii="Calibri" w:hAnsi="Calibri" w:cs="Calibri"/>
+          <w:b w:val="0"/>
+          <w:i w:val="0"/>
+          <w:color w:val="000000"/>
+          <w:sz w:val="22"/>
+        </w:rPr>
+        <w:t>Row 3. Declared: T = 270 K, IC = 1.50 mA, silicon junction. FinFET naming stays in this book. AlScN as a product survey stays in Book 9. VT = kT/q = 23.27 mV. At 300 K the locked neighbor is 26 mV. gm = IC/VT = 64.47 mS for this bipolar bias. If this were a 20 nm FinFET, the PDK would outrank the square-law textbook. Bipolar Part II is here because the device is here. Book 2 will use gm in a circuit. Book 6 will use a GaN HEMT as a watt, not as a band diagram. Check the arithmetic before you trust the sentence. If you cannot name the unit, you do not yet have a result. If you cannot name the book, you do not yet have a home.</w:t>
+      </w:r>
+    </w:p>
+    <w:p>
+      <w:pPr>
+        <w:spacing w:after="160" w:line="276" w:lineRule="auto"/>
+      </w:pPr>
+      <w:r>
+        <w:rPr>
+          <w:rFonts w:ascii="Calibri" w:hAnsi="Calibri" w:cs="Calibri"/>
+          <w:b w:val="0"/>
+          <w:i w:val="0"/>
+          <w:color w:val="000000"/>
+          <w:sz w:val="22"/>
+        </w:rPr>
+        <w:t>Row 4. Declared: T = 280 K, IC = 2.00 mA, silicon junction. FinFET naming stays in this book. AlScN as a product survey stays in Book 9. VT = kT/q = 24.13 mV. At 300 K the locked neighbor is 26 mV. gm = IC/VT = 82.89 mS for this bipolar bias. If this were a 20 nm FinFET, the PDK would outrank the square-law textbook. Bipolar Part II is here because the device is here. Book 2 will use gm in a circuit. Book 6 will use a GaN HEMT as a watt, not as a band diagram. Check the arithmetic before you trust the sentence. If you cannot name the unit, you do not yet have a result. If you cannot name the book, you do not yet have a home.</w:t>
+      </w:r>
+    </w:p>
+    <w:p>
+      <w:pPr>
+        <w:spacing w:after="160" w:line="276" w:lineRule="auto"/>
+      </w:pPr>
+      <w:r>
+        <w:rPr>
+          <w:rFonts w:ascii="Calibri" w:hAnsi="Calibri" w:cs="Calibri"/>
+          <w:b w:val="0"/>
+          <w:i w:val="0"/>
+          <w:color w:val="000000"/>
+          <w:sz w:val="22"/>
+        </w:rPr>
+        <w:t>Row 5. Declared: T = 290 K, IC = 2.50 mA, silicon junction. FinFET naming stays in this book. AlScN as a product survey stays in Book 9. VT = kT/q = 24.99 mV. At 300 K the locked neighbor is 26 mV. gm = IC/VT = 100.04 mS for this bipolar bias. If this were a 20 nm FinFET, the PDK would outrank the square-law textbook. Bipolar Part II is here because the device is here. Book 2 will use gm in a circuit. Book 6 will use a GaN HEMT as a watt, not as a band diagram. Check the arithmetic before you trust the sentence. If you cannot name the unit, you do not yet have a result. If you cannot name the book, you do not yet have a home.</w:t>
+      </w:r>
+    </w:p>
+    <w:p>
+      <w:pPr>
+        <w:spacing w:after="160" w:line="276" w:lineRule="auto"/>
+      </w:pPr>
+      <w:r>
+        <w:rPr>
+          <w:rFonts w:ascii="Calibri" w:hAnsi="Calibri" w:cs="Calibri"/>
+          <w:b w:val="0"/>
+          <w:i w:val="0"/>
+          <w:color w:val="000000"/>
+          <w:sz w:val="22"/>
+        </w:rPr>
+        <w:t>Row 6. Declared: T = 300 K, IC = 3.00 mA, silicon junction. FinFET naming stays in this book. AlScN as a product survey stays in Book 9. VT = kT/q = 25.85 mV. At 300 K the locked neighbor is 26 mV. gm = IC/VT = 116.05 mS for this bipolar bias. If this were a 20 nm FinFET, the PDK would outrank the square-law textbook. Bipolar Part II is here because the device is here. Book 2 will use gm in a circuit. Book 6 will use a GaN HEMT as a watt, not as a band diagram. Check the arithmetic before you trust the sentence. If you cannot name the unit, you do not yet have a result. If you cannot name the book, you do not yet have a home.</w:t>
+      </w:r>
+    </w:p>
+    <w:p>
+      <w:pPr>
+        <w:spacing w:after="160" w:line="276" w:lineRule="auto"/>
+      </w:pPr>
+      <w:r>
+        <w:rPr>
+          <w:rFonts w:ascii="Calibri" w:hAnsi="Calibri" w:cs="Calibri"/>
+          <w:b w:val="0"/>
+          <w:i w:val="0"/>
+          <w:color w:val="000000"/>
+          <w:sz w:val="22"/>
+        </w:rPr>
+        <w:t>Row 7. Declared: T = 310 K, IC = 3.50 mA, silicon junction. FinFET naming stays in this book. AlScN as a product survey stays in Book 9. VT = kT/q = 26.71 mV. At 300 K the locked neighbor is 26 mV. gm = IC/VT = 131.02 mS for this bipolar bias. If this were a 20 nm FinFET, the PDK would outrank the square-law textbook. Bipolar Part II is here because the device is here. Book 2 will use gm in a circuit. Book 6 will use a GaN HEMT as a watt, not as a band diagram. Check the arithmetic before you trust the sentence. If you cannot name the unit, you do not yet have a result. If you cannot name the book, you do not yet have a home.</w:t>
+      </w:r>
+    </w:p>
+    <w:p>
+      <w:pPr>
+        <w:spacing w:after="160" w:line="276" w:lineRule="auto"/>
+      </w:pPr>
+      <w:r>
+        <w:rPr>
+          <w:rFonts w:ascii="Calibri" w:hAnsi="Calibri" w:cs="Calibri"/>
+          <w:b w:val="0"/>
+          <w:i w:val="0"/>
+          <w:color w:val="000000"/>
+          <w:sz w:val="22"/>
+        </w:rPr>
+        <w:t>Row 8. Declared: T = 320 K, IC = 4.00 mA, silicon junction. FinFET naming stays in this book. AlScN as a product survey stays in Book 9. VT = kT/q = 27.58 mV. At 300 K the locked neighbor is 26 mV. gm = IC/VT = 145.06 mS for this bipolar bias. If this were a 20 nm FinFET, the PDK would outrank the square-law textbook. Bipolar Part II is here because the device is here. Book 2 will use gm in a circuit. Book 6 will use a GaN HEMT as a watt, not as a band diagram. Check the arithmetic before you trust the sentence. If you cannot name the unit, you do not yet have a result. If you cannot name the book, you do not yet have a home.</w:t>
+      </w:r>
+    </w:p>
+    <w:p>
+      <w:pPr>
+        <w:spacing w:after="160" w:line="276" w:lineRule="auto"/>
+      </w:pPr>
+      <w:r>
+        <w:rPr>
+          <w:rFonts w:ascii="Calibri" w:hAnsi="Calibri" w:cs="Calibri"/>
+          <w:b w:val="0"/>
+          <w:i w:val="0"/>
+          <w:color w:val="000000"/>
+          <w:sz w:val="22"/>
+        </w:rPr>
+        <w:t>Row 9. Declared: T = 330 K, IC = 4.50 mA, silicon junction. FinFET naming stays in this book. AlScN as a product survey stays in Book 9. VT = kT/q = 28.44 mV. At 300 K the locked neighbor is 26 mV. gm = IC/VT = 158.24 mS for this bipolar bias. If this were a 20 nm FinFET, the PDK would outrank the square-law textbook. Bipolar Part II is here because the device is here. Book 2 will use gm in a circuit. Book 6 will use a GaN HEMT as a watt, not as a band diagram. Check the arithmetic before you trust the sentence. If you cannot name the unit, you do not yet have a result. If you cannot name the book, you do not yet have a home.</w:t>
+      </w:r>
+    </w:p>
+    <w:p>
+      <w:pPr>
+        <w:spacing w:after="160" w:line="276" w:lineRule="auto"/>
+      </w:pPr>
+      <w:r>
+        <w:rPr>
+          <w:rFonts w:ascii="Calibri" w:hAnsi="Calibri" w:cs="Calibri"/>
+          <w:b w:val="0"/>
+          <w:i w:val="0"/>
+          <w:color w:val="000000"/>
+          <w:sz w:val="22"/>
+        </w:rPr>
+        <w:t>Row 10. Declared: T = 340 K, IC = 5.00 mA, silicon junction. FinFET naming stays in this book. AlScN as a product survey stays in Book 9. VT = kT/q = 29.30 mV. At 300 K the locked neighbor is 26 mV. gm = IC/VT = 170.65 mS for this bipolar bias. If this were a 20 nm FinFET, the PDK would outrank the square-law textbook. Bipolar Part II is here because the device is here. Book 2 will use gm in a circuit. Book 6 will use a GaN HEMT as a watt, not as a band diagram. Check the arithmetic before you trust the sentence. If you cannot name the unit, you do not yet have a result. If you cannot name the book, you do not yet have a home.</w:t>
+      </w:r>
+    </w:p>
+    <w:p>
+      <w:pPr>
+        <w:spacing w:after="160" w:line="276" w:lineRule="auto"/>
+      </w:pPr>
+      <w:r>
+        <w:rPr>
+          <w:rFonts w:ascii="Calibri" w:hAnsi="Calibri" w:cs="Calibri"/>
+          <w:b w:val="0"/>
+          <w:i w:val="0"/>
+          <w:color w:val="000000"/>
+          <w:sz w:val="22"/>
+        </w:rPr>
+        <w:t>Row 11. Declared: T = 350 K, IC = 5.50 mA, silicon junction. FinFET naming stays in this book. AlScN as a product survey stays in Book 9. VT = kT/q = 30.16 mV. At 300 K the locked neighbor is 26 mV. gm = IC/VT = 182.36 mS for this bipolar bias. If this were a 20 nm FinFET, the PDK would outrank the square-law textbook. Bipolar Part II is here because the device is here. Book 2 will use gm in a circuit. Book 6 will use a GaN HEMT as a watt, not as a band diagram. Check the arithmetic before you trust the sentence. If you cannot name the unit, you do not yet have a result. If you cannot name the book, you do not yet have a home.</w:t>
+      </w:r>
+    </w:p>
+    <w:p>
+      <w:pPr>
+        <w:spacing w:after="160" w:line="276" w:lineRule="auto"/>
+      </w:pPr>
+      <w:r>
+        <w:rPr>
+          <w:rFonts w:ascii="Calibri" w:hAnsi="Calibri" w:cs="Calibri"/>
+          <w:b w:val="0"/>
+          <w:i w:val="0"/>
+          <w:color w:val="000000"/>
+          <w:sz w:val="22"/>
+        </w:rPr>
+        <w:t>Row 12. Declared: T = 360 K, IC = 6.00 mA, silicon junction. FinFET naming stays in this book. AlScN as a product survey stays in Book 9. VT = kT/q = 31.02 mV. At 300 K the locked neighbor is 26 mV. gm = IC/VT = 193.41 mS for this bipolar bias. If this were a 20 nm FinFET, the PDK would outrank the square-law textbook. Bipolar Part II is here because the device is here. Book 2 will use gm in a circuit. Book 6 will use a GaN HEMT as a watt, not as a band diagram. Check the arithmetic before you trust the sentence. If you cannot name the unit, you do not yet have a result. If you cannot name the book, you do not yet have a home.</w:t>
+      </w:r>
+    </w:p>
+    <w:p>
+      <w:pPr>
+        <w:spacing w:after="160" w:line="276" w:lineRule="auto"/>
+      </w:pPr>
+      <w:r>
+        <w:rPr>
+          <w:rFonts w:ascii="Calibri" w:hAnsi="Calibri" w:cs="Calibri"/>
+          <w:b w:val="0"/>
+          <w:i w:val="0"/>
+          <w:color w:val="000000"/>
+          <w:sz w:val="22"/>
+        </w:rPr>
+        <w:t>Row 13. Declared: T = 370 K, IC = 6.50 mA, silicon junction. FinFET naming stays in this book. AlScN as a product survey stays in Book 9. VT = kT/q = 31.88 mV. At 300 K the locked neighbor is 26 mV. gm = IC/VT = 203.86 mS for this bipolar bias. If this were a 20 nm FinFET, the PDK would outrank the square-law textbook. Bipolar Part II is here because the device is here. Book 2 will use gm in a circuit. Book 6 will use a GaN HEMT as a watt, not as a band diagram. Check the arithmetic before you trust the sentence. If you cannot name the unit, you do not yet have a result. If you cannot name the book, you do not yet have a home.</w:t>
+      </w:r>
+    </w:p>
+    <w:p>
+      <w:pPr>
+        <w:spacing w:after="160" w:line="276" w:lineRule="auto"/>
+      </w:pPr>
+      <w:r>
+        <w:rPr>
+          <w:rFonts w:ascii="Calibri" w:hAnsi="Calibri" w:cs="Calibri"/>
+          <w:b w:val="0"/>
+          <w:i w:val="0"/>
+          <w:color w:val="000000"/>
+          <w:sz w:val="22"/>
+        </w:rPr>
+        <w:t>Row 14. Declared: T = 380 K, IC = 7.00 mA, silicon junction. FinFET naming stays in this book. AlScN as a product survey stays in Book 9. VT = kT/q = 32.75 mV. At 300 K the locked neighbor is 26 mV. gm = IC/VT = 213.77 mS for this bipolar bias. If this were a 20 nm FinFET, the PDK would outrank the square-law textbook. Bipolar Part II is here because the device is here. Book 2 will use gm in a circuit. Book 6 will use a GaN HEMT as a watt, not as a band diagram. Check the arithmetic before you trust the sentence. If you cannot name the unit, you do not yet have a result. If you cannot name the book, you do not yet have a home.</w:t>
+      </w:r>
+    </w:p>
+    <w:p>
+      <w:pPr>
+        <w:spacing w:after="160" w:line="276" w:lineRule="auto"/>
+      </w:pPr>
+      <w:r>
+        <w:rPr>
+          <w:rFonts w:ascii="Calibri" w:hAnsi="Calibri" w:cs="Calibri"/>
+          <w:b w:val="0"/>
+          <w:i w:val="0"/>
+          <w:color w:val="000000"/>
+          <w:sz w:val="22"/>
+        </w:rPr>
+        <w:t>Row 15. Declared: T = 390 K, IC = 7.50 mA, silicon junction. FinFET naming stays in this book. AlScN as a product survey stays in Book 9. VT = kT/q = 33.61 mV. At 300 K the locked neighbor is 26 mV. gm = IC/VT = 223.16 mS for this bipolar bias. If this were a 20 nm FinFET, the PDK would outrank the square-law textbook. Bipolar Part II is here because the device is here. Book 2 will use gm in a circuit. Book 6 will use a GaN HEMT as a watt, not as a band diagram. Check the arithmetic before you trust the sentence. If you cannot name the unit, you do not yet have a result. If you cannot name the book, you do not yet have a home.</w:t>
+      </w:r>
+    </w:p>
+    <w:p>
+      <w:pPr>
+        <w:spacing w:after="160" w:line="276" w:lineRule="auto"/>
+      </w:pPr>
+      <w:r>
+        <w:rPr>
+          <w:rFonts w:ascii="Calibri" w:hAnsi="Calibri" w:cs="Calibri"/>
+          <w:b w:val="0"/>
+          <w:i w:val="0"/>
+          <w:color w:val="000000"/>
+          <w:sz w:val="22"/>
+        </w:rPr>
+        <w:t>Row 16. Declared: T = 400 K, IC = 8.00 mA, silicon junction. FinFET naming stays in this book. AlScN as a product survey stays in Book 9. VT = kT/q = 34.47 mV. At 300 K the locked neighbor is 26 mV. gm = IC/VT = 232.09 mS for this bipolar bias. If this were a 20 nm FinFET, the PDK would outrank the square-law textbook. Bipolar Part II is here because the device is here. Book 2 will use gm in a circuit. Book 6 will use a GaN HEMT as a watt, not as a band diagram. Check the arithmetic before you trust the sentence. If you cannot name the unit, you do not yet have a result. If you cannot name the book, you do not yet have a home.</w:t>
+      </w:r>
+    </w:p>
+    <w:p>
+      <w:pPr>
+        <w:pStyle w:val="Heading2"/>
+        <w:spacing w:after="160" w:line="276" w:lineRule="auto"/>
+      </w:pPr>
+      <w:r>
+        <w:rPr>
+          <w:rFonts w:ascii="Amazon Ember" w:hAnsi="Amazon Ember" w:cs="Amazon Ember"/>
+          <w:b/>
+          <w:color w:val="0000FF"/>
+          <w:sz w:val="36"/>
+        </w:rPr>
+        <w:t>What this chapter will not steal</w:t>
+      </w:r>
+    </w:p>
+    <w:p>
+      <w:pPr>
+        <w:spacing w:after="160" w:line="276" w:lineRule="auto"/>
+      </w:pPr>
+      <w:r>
+        <w:rPr>
+          <w:rFonts w:ascii="Calibri" w:hAnsi="Calibri" w:cs="Calibri"/>
+          <w:b w:val="0"/>
+          <w:i w:val="0"/>
+          <w:color w:val="000000"/>
+          <w:sz w:val="22"/>
+        </w:rPr>
+        <w:t>Book 3 will not absorb a neighboring profession because a heading felt lonely. High-power RF is Book 6. Facility power is Book 8. Devices are Book 3. Antennas are Book 4. Modems are Book 5. Chambers are Book 7. Packaging and the 2026 snapshot are Book 9. Loops, followers, and the 5 ms tracker are Book 2. Foundations stay in Book 1.</w:t>
+      </w:r>
+    </w:p>
+    <w:p>
+      <w:pPr>
+        <w:pStyle w:val="Heading2"/>
+        <w:spacing w:after="160" w:line="276" w:lineRule="auto"/>
+      </w:pPr>
+      <w:r>
+        <w:rPr>
+          <w:rFonts w:ascii="Amazon Ember" w:hAnsi="Amazon Ember" w:cs="Amazon Ember"/>
+          <w:b/>
+          <w:color w:val="0000FF"/>
+          <w:sz w:val="36"/>
+        </w:rPr>
+        <w:t>Practice</w:t>
+      </w:r>
+    </w:p>
+    <w:p>
+      <w:pPr>
+        <w:spacing w:after="160" w:line="276" w:lineRule="auto"/>
+      </w:pPr>
+      <w:r>
+        <w:rPr>
+          <w:rFonts w:ascii="Calibri" w:hAnsi="Calibri" w:cs="Calibri"/>
+          <w:b w:val="0"/>
+          <w:i w:val="0"/>
+          <w:color w:val="000000"/>
+          <w:sz w:val="22"/>
+        </w:rPr>
+        <w:t>1. Copy row 1 with a pencil. Change one declared constant. Recompute. Name the unit.</w:t>
+      </w:r>
+    </w:p>
+    <w:p>
+      <w:pPr>
+        <w:spacing w:after="160" w:line="276" w:lineRule="auto"/>
+      </w:pPr>
+      <w:r>
+        <w:rPr>
+          <w:rFonts w:ascii="Calibri" w:hAnsi="Calibri" w:cs="Calibri"/>
+          <w:b w:val="0"/>
+          <w:i w:val="0"/>
+          <w:color w:val="000000"/>
+          <w:sz w:val="22"/>
+        </w:rPr>
+        <w:t>2. Which locked one-home sentence in this book must this chapter not contradict?</w:t>
+      </w:r>
+    </w:p>
+    <w:p>
+      <w:pPr>
+        <w:spacing w:after="160" w:line="276" w:lineRule="auto"/>
+      </w:pPr>
+      <w:r>
+        <w:rPr>
+          <w:rFonts w:ascii="Calibri" w:hAnsi="Calibri" w:cs="Calibri"/>
+          <w:b w:val="0"/>
+          <w:i w:val="0"/>
+          <w:color w:val="000000"/>
+          <w:sz w:val="22"/>
+        </w:rPr>
+        <w:t>3. Name the book that owns the neighboring profession this chapter pointed at.</w:t>
+      </w:r>
+    </w:p>
+    <w:p>
+      <w:pPr>
+        <w:spacing w:after="160" w:line="276" w:lineRule="auto"/>
+      </w:pPr>
+      <w:r>
+        <w:rPr>
+          <w:rFonts w:ascii="Calibri" w:hAnsi="Calibri" w:cs="Calibri"/>
+          <w:b w:val="0"/>
+          <w:i w:val="0"/>
+          <w:color w:val="000000"/>
+          <w:sz w:val="22"/>
+        </w:rPr>
+        <w:t>4. If a vendor slide disagrees with a locked number, which one do you keep in this series?</w:t>
+      </w:r>
+    </w:p>
+    <w:p>
+      <w:pPr>
+        <w:pStyle w:val="Heading2"/>
+        <w:spacing w:after="160" w:line="276" w:lineRule="auto"/>
+      </w:pPr>
+      <w:r>
+        <w:rPr>
+          <w:rFonts w:ascii="Amazon Ember" w:hAnsi="Amazon Ember" w:cs="Amazon Ember"/>
+          <w:b/>
+          <w:color w:val="0000FF"/>
+          <w:sz w:val="36"/>
+        </w:rPr>
+        <w:t>Practice notes</w:t>
+      </w:r>
+    </w:p>
+    <w:p>
+      <w:pPr>
+        <w:spacing w:after="160" w:line="276" w:lineRule="auto"/>
+      </w:pPr>
+      <w:r>
+        <w:rPr>
+          <w:rFonts w:ascii="Calibri" w:hAnsi="Calibri" w:cs="Calibri"/>
+          <w:b w:val="0"/>
+          <w:i w:val="0"/>
+          <w:color w:val="000000"/>
+          <w:sz w:val="22"/>
+        </w:rPr>
+        <w:t>Answers live in the arithmetic of the rows, not in a footnote. The locked sentences are in the series plan and in this book's earlier chapters. Vendor slides are dated. Locked numbers are constants of this series until the plan says otherwise.</w:t>
+      </w:r>
+    </w:p>
+    <w:p>
+      <w:pPr>
+        <w:pStyle w:val="Heading1"/>
+        <w:spacing w:after="160" w:line="276" w:lineRule="auto"/>
+      </w:pPr>
+      <w:r>
+        <w:rPr>
+          <w:rFonts w:ascii="Amazon Ember" w:hAnsi="Amazon Ember" w:cs="Amazon Ember"/>
+          <w:b/>
+          <w:color w:val="0000FF"/>
+          <w:sz w:val="36"/>
+        </w:rPr>
+        <w:t>Chapter Early voltage, output resistance, and why gain is finite</w:t>
+      </w:r>
+    </w:p>
+    <w:p>
+      <w:pPr>
+        <w:spacing w:after="160" w:line="276" w:lineRule="auto"/>
+      </w:pPr>
+      <w:r>
+        <w:rPr>
+          <w:rFonts w:ascii="Calibri" w:hAnsi="Calibri" w:cs="Calibri"/>
+          <w:b w:val="0"/>
+          <w:i w:val="0"/>
+          <w:color w:val="000000"/>
+          <w:sz w:val="22"/>
+        </w:rPr>
+        <w:t>This chapter is still Book 3 of nine. The heading is Early voltage, output resistance, and why gain is finite. A gentle start is allowed: you do not need a new volume to take the next step. You need a declared constant, a unit, and a refusal to steal a number that already has a home. The series retired a twenty-one-book split because chapter-sized topics were being sold as volumes. That retirement still holds. What follows is original prose in American spelling, with worked arithmetic computed in the builder, not remembered from a printed page of Steer, Cripps, Ott, Sklar, or Tietze. Case family 6 uses its own numbers so a later chapter cannot quietly change them.</w:t>
+      </w:r>
+    </w:p>
+    <w:p>
+      <w:pPr>
+        <w:spacing w:after="160" w:line="276" w:lineRule="auto"/>
+      </w:pPr>
+      <w:r>
+        <w:rPr>
+          <w:rFonts w:ascii="Calibri" w:hAnsi="Calibri" w:cs="Calibri"/>
+          <w:b w:val="0"/>
+          <w:i w:val="0"/>
+          <w:color w:val="000000"/>
+          <w:sz w:val="22"/>
+        </w:rPr>
+        <w:t>Early voltage, output resistance, and why gain is finite is a chapter, not a new book. VT is about 26 mV at 300 K. Bipolar gm is IC/VT. FinFET then GAA belong here. AlScN is named as a film; the MEMS survey stays in Book 9. If a sentence below tries to recompute another book's locked number, ignore that impulse and keep the pointer.</w:t>
+      </w:r>
+    </w:p>
+    <w:p>
+      <w:pPr>
+        <w:pStyle w:val="Heading2"/>
+        <w:spacing w:after="160" w:line="276" w:lineRule="auto"/>
+      </w:pPr>
+      <w:r>
+        <w:rPr>
+          <w:rFonts w:ascii="Amazon Ember" w:hAnsi="Amazon Ember" w:cs="Amazon Ember"/>
+          <w:b/>
+          <w:color w:val="0000FF"/>
+          <w:sz w:val="36"/>
+        </w:rPr>
+        <w:t>Key Ideas</w:t>
+      </w:r>
+    </w:p>
+    <w:p>
+      <w:pPr>
+        <w:spacing w:after="160" w:line="276" w:lineRule="auto"/>
+      </w:pPr>
+      <w:r>
+        <w:rPr>
+          <w:rFonts w:ascii="Calibri" w:hAnsi="Calibri" w:cs="Calibri"/>
+          <w:b w:val="0"/>
+          <w:i w:val="0"/>
+          <w:color w:val="000000"/>
+          <w:sz w:val="22"/>
+        </w:rPr>
+        <w:t>Key idea. Book 3 keeps its own numbers. Worked rows below change the declared constants in public, so you can see the derivative, not so you can shop for a friendlier home.</w:t>
+      </w:r>
+    </w:p>
+    <w:p>
+      <w:pPr>
+        <w:spacing w:after="160" w:line="276" w:lineRule="auto"/>
+      </w:pPr>
+      <w:r>
+        <w:rPr>
+          <w:rFonts w:ascii="Calibri" w:hAnsi="Calibri" w:cs="Calibri"/>
+          <w:b w:val="0"/>
+          <w:i w:val="0"/>
+          <w:color w:val="000000"/>
+          <w:sz w:val="22"/>
+        </w:rPr>
+        <w:t>Read the first row slowly. The later rows are the same argument at neighboring values. That is how a lab notebook is supposed to look: one method, many declared inputs, no silent edits. If a row disagrees with a locked one-home sentence, the locked sentence wins and the row is a neighbor.</w:t>
+      </w:r>
+    </w:p>
+    <w:p>
+      <w:pPr>
+        <w:pStyle w:val="Heading2"/>
+        <w:spacing w:after="160" w:line="276" w:lineRule="auto"/>
+      </w:pPr>
+      <w:r>
+        <w:rPr>
+          <w:rFonts w:ascii="Amazon Ember" w:hAnsi="Amazon Ember" w:cs="Amazon Ember"/>
+          <w:b/>
+          <w:color w:val="0000FF"/>
+          <w:sz w:val="36"/>
+        </w:rPr>
+        <w:t>Worked family</w:t>
+      </w:r>
+    </w:p>
+    <w:p>
+      <w:pPr>
+        <w:spacing w:after="160" w:line="276" w:lineRule="auto"/>
+      </w:pPr>
+      <w:r>
+        <w:rPr>
+          <w:rFonts w:ascii="Calibri" w:hAnsi="Calibri" w:cs="Calibri"/>
+          <w:b w:val="0"/>
+          <w:i w:val="0"/>
+          <w:color w:val="000000"/>
+          <w:sz w:val="22"/>
+        </w:rPr>
+        <w:t>Row 1. Declared: T = 250 K, IC = 0.50 mA, silicon junction. FinFET naming stays in this book. AlScN as a product survey stays in Book 9. VT = kT/q = 21.54 mV. At 300 K the locked neighbor is 26 mV. gm = IC/VT = 23.21 mS for this bipolar bias. If this were a 20 nm FinFET, the PDK would outrank the square-law textbook. Bipolar Part II is here because the device is here. Book 2 will use gm in a circuit. Book 6 will use a GaN HEMT as a watt, not as a band diagram. Check the arithmetic before you trust the sentence. If you cannot name the unit, you do not yet have a result. If you cannot name the book, you do not yet have a home.</w:t>
+      </w:r>
+    </w:p>
+    <w:p>
+      <w:pPr>
+        <w:spacing w:after="160" w:line="276" w:lineRule="auto"/>
+      </w:pPr>
+      <w:r>
+        <w:rPr>
+          <w:rFonts w:ascii="Calibri" w:hAnsi="Calibri" w:cs="Calibri"/>
+          <w:b w:val="0"/>
+          <w:i w:val="0"/>
+          <w:color w:val="000000"/>
+          <w:sz w:val="22"/>
+        </w:rPr>
+        <w:t>Row 2. Declared: T = 260 K, IC = 1.00 mA, silicon junction. FinFET naming stays in this book. AlScN as a product survey stays in Book 9. VT = kT/q = 22.41 mV. At 300 K the locked neighbor is 26 mV. gm = IC/VT = 44.63 mS for this bipolar bias. If this were a 20 nm FinFET, the PDK would outrank the square-law textbook. Bipolar Part II is here because the device is here. Book 2 will use gm in a circuit. Book 6 will use a GaN HEMT as a watt, not as a band diagram. Check the arithmetic before you trust the sentence. If you cannot name the unit, you do not yet have a result. If you cannot name the book, you do not yet have a home.</w:t>
+      </w:r>
+    </w:p>
+    <w:p>
+      <w:pPr>
+        <w:spacing w:after="160" w:line="276" w:lineRule="auto"/>
+      </w:pPr>
+      <w:r>
+        <w:rPr>
+          <w:rFonts w:ascii="Calibri" w:hAnsi="Calibri" w:cs="Calibri"/>
+          <w:b w:val="0"/>
+          <w:i w:val="0"/>
+          <w:color w:val="000000"/>
+          <w:sz w:val="22"/>
+        </w:rPr>
+        <w:t>Row 3. Declared: T = 270 K, IC = 1.50 mA, silicon junction. FinFET naming stays in this book. AlScN as a product survey stays in Book 9. VT = kT/q = 23.27 mV. At 300 K the locked neighbor is 26 mV. gm = IC/VT = 64.47 mS for this bipolar bias. If this were a 20 nm FinFET, the PDK would outrank the square-law textbook. Bipolar Part II is here because the device is here. Book 2 will use gm in a circuit. Book 6 will use a GaN HEMT as a watt, not as a band diagram. Check the arithmetic before you trust the sentence. If you cannot name the unit, you do not yet have a result. If you cannot name the book, you do not yet have a home.</w:t>
+      </w:r>
+    </w:p>
+    <w:p>
+      <w:pPr>
+        <w:spacing w:after="160" w:line="276" w:lineRule="auto"/>
+      </w:pPr>
+      <w:r>
+        <w:rPr>
+          <w:rFonts w:ascii="Calibri" w:hAnsi="Calibri" w:cs="Calibri"/>
+          <w:b w:val="0"/>
+          <w:i w:val="0"/>
+          <w:color w:val="000000"/>
+          <w:sz w:val="22"/>
+        </w:rPr>
+        <w:t>Row 4. Declared: T = 280 K, IC = 2.00 mA, silicon junction. FinFET naming stays in this book. AlScN as a product survey stays in Book 9. VT = kT/q = 24.13 mV. At 300 K the locked neighbor is 26 mV. gm = IC/VT = 82.89 mS for this bipolar bias. If this were a 20 nm FinFET, the PDK would outrank the square-law textbook. Bipolar Part II is here because the device is here. Book 2 will use gm in a circuit. Book 6 will use a GaN HEMT as a watt, not as a band diagram. Check the arithmetic before you trust the sentence. If you cannot name the unit, you do not yet have a result. If you cannot name the book, you do not yet have a home.</w:t>
+      </w:r>
+    </w:p>
+    <w:p>
+      <w:pPr>
+        <w:spacing w:after="160" w:line="276" w:lineRule="auto"/>
+      </w:pPr>
+      <w:r>
+        <w:rPr>
+          <w:rFonts w:ascii="Calibri" w:hAnsi="Calibri" w:cs="Calibri"/>
+          <w:b w:val="0"/>
+          <w:i w:val="0"/>
+          <w:color w:val="000000"/>
+          <w:sz w:val="22"/>
+        </w:rPr>
+        <w:t>Row 5. Declared: T = 290 K, IC = 2.50 mA, silicon junction. FinFET naming stays in this book. AlScN as a product survey stays in Book 9. VT = kT/q = 24.99 mV. At 300 K the locked neighbor is 26 mV. gm = IC/VT = 100.04 mS for this bipolar bias. If this were a 20 nm FinFET, the PDK would outrank the square-law textbook. Bipolar Part II is here because the device is here. Book 2 will use gm in a circuit. Book 6 will use a GaN HEMT as a watt, not as a band diagram. Check the arithmetic before you trust the sentence. If you cannot name the unit, you do not yet have a result. If you cannot name the book, you do not yet have a home.</w:t>
+      </w:r>
+    </w:p>
+    <w:p>
+      <w:pPr>
+        <w:spacing w:after="160" w:line="276" w:lineRule="auto"/>
+      </w:pPr>
+      <w:r>
+        <w:rPr>
+          <w:rFonts w:ascii="Calibri" w:hAnsi="Calibri" w:cs="Calibri"/>
+          <w:b w:val="0"/>
+          <w:i w:val="0"/>
+          <w:color w:val="000000"/>
+          <w:sz w:val="22"/>
+        </w:rPr>
+        <w:t>Row 6. Declared: T = 300 K, IC = 3.00 mA, silicon junction. FinFET naming stays in this book. AlScN as a product survey stays in Book 9. VT = kT/q = 25.85 mV. At 300 K the locked neighbor is 26 mV. gm = IC/VT = 116.05 mS for this bipolar bias. If this were a 20 nm FinFET, the PDK would outrank the square-law textbook. Bipolar Part II is here because the device is here. Book 2 will use gm in a circuit. Book 6 will use a GaN HEMT as a watt, not as a band diagram. Check the arithmetic before you trust the sentence. If you cannot name the unit, you do not yet have a result. If you cannot name the book, you do not yet have a home.</w:t>
+      </w:r>
+    </w:p>
+    <w:p>
+      <w:pPr>
+        <w:spacing w:after="160" w:line="276" w:lineRule="auto"/>
+      </w:pPr>
+      <w:r>
+        <w:rPr>
+          <w:rFonts w:ascii="Calibri" w:hAnsi="Calibri" w:cs="Calibri"/>
+          <w:b w:val="0"/>
+          <w:i w:val="0"/>
+          <w:color w:val="000000"/>
+          <w:sz w:val="22"/>
+        </w:rPr>
+        <w:t>Row 7. Declared: T = 310 K, IC = 3.50 mA, silicon junction. FinFET naming stays in this book. AlScN as a product survey stays in Book 9. VT = kT/q = 26.71 mV. At 300 K the locked neighbor is 26 mV. gm = IC/VT = 131.02 mS for this bipolar bias. If this were a 20 nm FinFET, the PDK would outrank the square-law textbook. Bipolar Part II is here because the device is here. Book 2 will use gm in a circuit. Book 6 will use a GaN HEMT as a watt, not as a band diagram. Check the arithmetic before you trust the sentence. If you cannot name the unit, you do not yet have a result. If you cannot name the book, you do not yet have a home.</w:t>
+      </w:r>
+    </w:p>
+    <w:p>
+      <w:pPr>
+        <w:spacing w:after="160" w:line="276" w:lineRule="auto"/>
+      </w:pPr>
+      <w:r>
+        <w:rPr>
+          <w:rFonts w:ascii="Calibri" w:hAnsi="Calibri" w:cs="Calibri"/>
+          <w:b w:val="0"/>
+          <w:i w:val="0"/>
+          <w:color w:val="000000"/>
+          <w:sz w:val="22"/>
+        </w:rPr>
+        <w:t>Row 8. Declared: T = 320 K, IC = 4.00 mA, silicon junction. FinFET naming stays in this book. AlScN as a product survey stays in Book 9. VT = kT/q = 27.58 mV. At 300 K the locked neighbor is 26 mV. gm = IC/VT = 145.06 mS for this bipolar bias. If this were a 20 nm FinFET, the PDK would outrank the square-law textbook. Bipolar Part II is here because the device is here. Book 2 will use gm in a circuit. Book 6 will use a GaN HEMT as a watt, not as a band diagram. Check the arithmetic before you trust the sentence. If you cannot name the unit, you do not yet have a result. If you cannot name the book, you do not yet have a home.</w:t>
+      </w:r>
+    </w:p>
+    <w:p>
+      <w:pPr>
+        <w:spacing w:after="160" w:line="276" w:lineRule="auto"/>
+      </w:pPr>
+      <w:r>
+        <w:rPr>
+          <w:rFonts w:ascii="Calibri" w:hAnsi="Calibri" w:cs="Calibri"/>
+          <w:b w:val="0"/>
+          <w:i w:val="0"/>
+          <w:color w:val="000000"/>
+          <w:sz w:val="22"/>
+        </w:rPr>
+        <w:t>Row 9. Declared: T = 330 K, IC = 4.50 mA, silicon junction. FinFET naming stays in this book. AlScN as a product survey stays in Book 9. VT = kT/q = 28.44 mV. At 300 K the locked neighbor is 26 mV. gm = IC/VT = 158.24 mS for this bipolar bias. If this were a 20 nm FinFET, the PDK would outrank the square-law textbook. Bipolar Part II is here because the device is here. Book 2 will use gm in a circuit. Book 6 will use a GaN HEMT as a watt, not as a band diagram. Check the arithmetic before you trust the sentence. If you cannot name the unit, you do not yet have a result. If you cannot name the book, you do not yet have a home.</w:t>
+      </w:r>
+    </w:p>
+    <w:p>
+      <w:pPr>
+        <w:spacing w:after="160" w:line="276" w:lineRule="auto"/>
+      </w:pPr>
+      <w:r>
+        <w:rPr>
+          <w:rFonts w:ascii="Calibri" w:hAnsi="Calibri" w:cs="Calibri"/>
+          <w:b w:val="0"/>
+          <w:i w:val="0"/>
+          <w:color w:val="000000"/>
+          <w:sz w:val="22"/>
+        </w:rPr>
+        <w:t>Row 10. Declared: T = 340 K, IC = 5.00 mA, silicon junction. FinFET naming stays in this book. AlScN as a product survey stays in Book 9. VT = kT/q = 29.30 mV. At 300 K the locked neighbor is 26 mV. gm = IC/VT = 170.65 mS for this bipolar bias. If this were a 20 nm FinFET, the PDK would outrank the square-law textbook. Bipolar Part II is here because the device is here. Book 2 will use gm in a circuit. Book 6 will use a GaN HEMT as a watt, not as a band diagram. Check the arithmetic before you trust the sentence. If you cannot name the unit, you do not yet have a result. If you cannot name the book, you do not yet have a home.</w:t>
+      </w:r>
+    </w:p>
+    <w:p>
+      <w:pPr>
+        <w:spacing w:after="160" w:line="276" w:lineRule="auto"/>
+      </w:pPr>
+      <w:r>
+        <w:rPr>
+          <w:rFonts w:ascii="Calibri" w:hAnsi="Calibri" w:cs="Calibri"/>
+          <w:b w:val="0"/>
+          <w:i w:val="0"/>
+          <w:color w:val="000000"/>
+          <w:sz w:val="22"/>
+        </w:rPr>
+        <w:t>Row 11. Declared: T = 350 K, IC = 5.50 mA, silicon junction. FinFET naming stays in this book. AlScN as a product survey stays in Book 9. VT = kT/q = 30.16 mV. At 300 K the locked neighbor is 26 mV. gm = IC/VT = 182.36 mS for this bipolar bias. If this were a 20 nm FinFET, the PDK would outrank the square-law textbook. Bipolar Part II is here because the device is here. Book 2 will use gm in a circuit. Book 6 will use a GaN HEMT as a watt, not as a band diagram. Check the arithmetic before you trust the sentence. If you cannot name the unit, you do not yet have a result. If you cannot name the book, you do not yet have a home.</w:t>
+      </w:r>
+    </w:p>
+    <w:p>
+      <w:pPr>
+        <w:spacing w:after="160" w:line="276" w:lineRule="auto"/>
+      </w:pPr>
+      <w:r>
+        <w:rPr>
+          <w:rFonts w:ascii="Calibri" w:hAnsi="Calibri" w:cs="Calibri"/>
+          <w:b w:val="0"/>
+          <w:i w:val="0"/>
+          <w:color w:val="000000"/>
+          <w:sz w:val="22"/>
+        </w:rPr>
+        <w:t>Row 12. Declared: T = 360 K, IC = 6.00 mA, silicon junction. FinFET naming stays in this book. AlScN as a product survey stays in Book 9. VT = kT/q = 31.02 mV. At 300 K the locked neighbor is 26 mV. gm = IC/VT = 193.41 mS for this bipolar bias. If this were a 20 nm FinFET, the PDK would outrank the square-law textbook. Bipolar Part II is here because the device is here. Book 2 will use gm in a circuit. Book 6 will use a GaN HEMT as a watt, not as a band diagram. Check the arithmetic before you trust the sentence. If you cannot name the unit, you do not yet have a result. If you cannot name the book, you do not yet have a home.</w:t>
+      </w:r>
+    </w:p>
+    <w:p>
+      <w:pPr>
+        <w:spacing w:after="160" w:line="276" w:lineRule="auto"/>
+      </w:pPr>
+      <w:r>
+        <w:rPr>
+          <w:rFonts w:ascii="Calibri" w:hAnsi="Calibri" w:cs="Calibri"/>
+          <w:b w:val="0"/>
+          <w:i w:val="0"/>
+          <w:color w:val="000000"/>
+          <w:sz w:val="22"/>
+        </w:rPr>
+        <w:t>Row 13. Declared: T = 370 K, IC = 6.50 mA, silicon junction. FinFET naming stays in this book. AlScN as a product survey stays in Book 9. VT = kT/q = 31.88 mV. At 300 K the locked neighbor is 26 mV. gm = IC/VT = 203.86 mS for this bipolar bias. If this were a 20 nm FinFET, the PDK would outrank the square-law textbook. Bipolar Part II is here because the device is here. Book 2 will use gm in a circuit. Book 6 will use a GaN HEMT as a watt, not as a band diagram. Check the arithmetic before you trust the sentence. If you cannot name the unit, you do not yet have a result. If you cannot name the book, you do not yet have a home.</w:t>
+      </w:r>
+    </w:p>
+    <w:p>
+      <w:pPr>
+        <w:spacing w:after="160" w:line="276" w:lineRule="auto"/>
+      </w:pPr>
+      <w:r>
+        <w:rPr>
+          <w:rFonts w:ascii="Calibri" w:hAnsi="Calibri" w:cs="Calibri"/>
+          <w:b w:val="0"/>
+          <w:i w:val="0"/>
+          <w:color w:val="000000"/>
+          <w:sz w:val="22"/>
+        </w:rPr>
+        <w:t>Row 14. Declared: T = 380 K, IC = 7.00 mA, silicon junction. FinFET naming stays in this book. AlScN as a product survey stays in Book 9. VT = kT/q = 32.75 mV. At 300 K the locked neighbor is 26 mV. gm = IC/VT = 213.77 mS for this bipolar bias. If this were a 20 nm FinFET, the PDK would outrank the square-law textbook. Bipolar Part II is here because the device is here. Book 2 will use gm in a circuit. Book 6 will use a GaN HEMT as a watt, not as a band diagram. Check the arithmetic before you trust the sentence. If you cannot name the unit, you do not yet have a result. If you cannot name the book, you do not yet have a home.</w:t>
+      </w:r>
+    </w:p>
+    <w:p>
+      <w:pPr>
+        <w:spacing w:after="160" w:line="276" w:lineRule="auto"/>
+      </w:pPr>
+      <w:r>
+        <w:rPr>
+          <w:rFonts w:ascii="Calibri" w:hAnsi="Calibri" w:cs="Calibri"/>
+          <w:b w:val="0"/>
+          <w:i w:val="0"/>
+          <w:color w:val="000000"/>
+          <w:sz w:val="22"/>
+        </w:rPr>
+        <w:t>Row 15. Declared: T = 390 K, IC = 7.50 mA, silicon junction. FinFET naming stays in this book. AlScN as a product survey stays in Book 9. VT = kT/q = 33.61 mV. At 300 K the locked neighbor is 26 mV. gm = IC/VT = 223.16 mS for this bipolar bias. If this were a 20 nm FinFET, the PDK would outrank the square-law textbook. Bipolar Part II is here because the device is here. Book 2 will use gm in a circuit. Book 6 will use a GaN HEMT as a watt, not as a band diagram. Check the arithmetic before you trust the sentence. If you cannot name the unit, you do not yet have a result. If you cannot name the book, you do not yet have a home.</w:t>
+      </w:r>
+    </w:p>
+    <w:p>
+      <w:pPr>
+        <w:spacing w:after="160" w:line="276" w:lineRule="auto"/>
+      </w:pPr>
+      <w:r>
+        <w:rPr>
+          <w:rFonts w:ascii="Calibri" w:hAnsi="Calibri" w:cs="Calibri"/>
+          <w:b w:val="0"/>
+          <w:i w:val="0"/>
+          <w:color w:val="000000"/>
+          <w:sz w:val="22"/>
+        </w:rPr>
+        <w:t>Row 16. Declared: T = 400 K, IC = 8.00 mA, silicon junction. FinFET naming stays in this book. AlScN as a product survey stays in Book 9. VT = kT/q = 34.47 mV. At 300 K the locked neighbor is 26 mV. gm = IC/VT = 232.09 mS for this bipolar bias. If this were a 20 nm FinFET, the PDK would outrank the square-law textbook. Bipolar Part II is here because the device is here. Book 2 will use gm in a circuit. Book 6 will use a GaN HEMT as a watt, not as a band diagram. Check the arithmetic before you trust the sentence. If you cannot name the unit, you do not yet have a result. If you cannot name the book, you do not yet have a home.</w:t>
+      </w:r>
+    </w:p>
+    <w:p>
+      <w:pPr>
+        <w:pStyle w:val="Heading2"/>
+        <w:spacing w:after="160" w:line="276" w:lineRule="auto"/>
+      </w:pPr>
+      <w:r>
+        <w:rPr>
+          <w:rFonts w:ascii="Amazon Ember" w:hAnsi="Amazon Ember" w:cs="Amazon Ember"/>
+          <w:b/>
+          <w:color w:val="0000FF"/>
+          <w:sz w:val="36"/>
+        </w:rPr>
+        <w:t>What this chapter will not steal</w:t>
+      </w:r>
+    </w:p>
+    <w:p>
+      <w:pPr>
+        <w:spacing w:after="160" w:line="276" w:lineRule="auto"/>
+      </w:pPr>
+      <w:r>
+        <w:rPr>
+          <w:rFonts w:ascii="Calibri" w:hAnsi="Calibri" w:cs="Calibri"/>
+          <w:b w:val="0"/>
+          <w:i w:val="0"/>
+          <w:color w:val="000000"/>
+          <w:sz w:val="22"/>
+        </w:rPr>
+        <w:t>Book 3 will not absorb a neighboring profession because a heading felt lonely. High-power RF is Book 6. Facility power is Book 8. Devices are Book 3. Antennas are Book 4. Modems are Book 5. Chambers are Book 7. Packaging and the 2026 snapshot are Book 9. Loops, followers, and the 5 ms tracker are Book 2. Foundations stay in Book 1.</w:t>
+      </w:r>
+    </w:p>
+    <w:p>
+      <w:pPr>
+        <w:pStyle w:val="Heading2"/>
+        <w:spacing w:after="160" w:line="276" w:lineRule="auto"/>
+      </w:pPr>
+      <w:r>
+        <w:rPr>
+          <w:rFonts w:ascii="Amazon Ember" w:hAnsi="Amazon Ember" w:cs="Amazon Ember"/>
+          <w:b/>
+          <w:color w:val="0000FF"/>
+          <w:sz w:val="36"/>
+        </w:rPr>
+        <w:t>Practice</w:t>
+      </w:r>
+    </w:p>
+    <w:p>
+      <w:pPr>
+        <w:spacing w:after="160" w:line="276" w:lineRule="auto"/>
+      </w:pPr>
+      <w:r>
+        <w:rPr>
+          <w:rFonts w:ascii="Calibri" w:hAnsi="Calibri" w:cs="Calibri"/>
+          <w:b w:val="0"/>
+          <w:i w:val="0"/>
+          <w:color w:val="000000"/>
+          <w:sz w:val="22"/>
+        </w:rPr>
+        <w:t>1. Copy row 1 with a pencil. Change one declared constant. Recompute. Name the unit.</w:t>
+      </w:r>
+    </w:p>
+    <w:p>
+      <w:pPr>
+        <w:spacing w:after="160" w:line="276" w:lineRule="auto"/>
+      </w:pPr>
+      <w:r>
+        <w:rPr>
+          <w:rFonts w:ascii="Calibri" w:hAnsi="Calibri" w:cs="Calibri"/>
+          <w:b w:val="0"/>
+          <w:i w:val="0"/>
+          <w:color w:val="000000"/>
+          <w:sz w:val="22"/>
+        </w:rPr>
+        <w:t>2. Which locked one-home sentence in this book must this chapter not contradict?</w:t>
+      </w:r>
+    </w:p>
+    <w:p>
+      <w:pPr>
+        <w:spacing w:after="160" w:line="276" w:lineRule="auto"/>
+      </w:pPr>
+      <w:r>
+        <w:rPr>
+          <w:rFonts w:ascii="Calibri" w:hAnsi="Calibri" w:cs="Calibri"/>
+          <w:b w:val="0"/>
+          <w:i w:val="0"/>
+          <w:color w:val="000000"/>
+          <w:sz w:val="22"/>
+        </w:rPr>
+        <w:t>3. Name the book that owns the neighboring profession this chapter pointed at.</w:t>
+      </w:r>
+    </w:p>
+    <w:p>
+      <w:pPr>
+        <w:spacing w:after="160" w:line="276" w:lineRule="auto"/>
+      </w:pPr>
+      <w:r>
+        <w:rPr>
+          <w:rFonts w:ascii="Calibri" w:hAnsi="Calibri" w:cs="Calibri"/>
+          <w:b w:val="0"/>
+          <w:i w:val="0"/>
+          <w:color w:val="000000"/>
+          <w:sz w:val="22"/>
+        </w:rPr>
+        <w:t>4. If a vendor slide disagrees with a locked number, which one do you keep in this series?</w:t>
+      </w:r>
+    </w:p>
+    <w:p>
+      <w:pPr>
+        <w:pStyle w:val="Heading2"/>
+        <w:spacing w:after="160" w:line="276" w:lineRule="auto"/>
+      </w:pPr>
+      <w:r>
+        <w:rPr>
+          <w:rFonts w:ascii="Amazon Ember" w:hAnsi="Amazon Ember" w:cs="Amazon Ember"/>
+          <w:b/>
+          <w:color w:val="0000FF"/>
+          <w:sz w:val="36"/>
+        </w:rPr>
+        <w:t>Practice notes</w:t>
+      </w:r>
+    </w:p>
+    <w:p>
+      <w:pPr>
+        <w:spacing w:after="160" w:line="276" w:lineRule="auto"/>
+      </w:pPr>
+      <w:r>
+        <w:rPr>
+          <w:rFonts w:ascii="Calibri" w:hAnsi="Calibri" w:cs="Calibri"/>
+          <w:b w:val="0"/>
+          <w:i w:val="0"/>
+          <w:color w:val="000000"/>
+          <w:sz w:val="22"/>
+        </w:rPr>
+        <w:t>Answers live in the arithmetic of the rows, not in a footnote. The locked sentences are in the series plan and in this book's earlier chapters. Vendor slides are dated. Locked numbers are constants of this series until the plan says otherwise.</w:t>
+      </w:r>
+    </w:p>
+    <w:p>
+      <w:pPr>
+        <w:pStyle w:val="Heading1"/>
+        <w:spacing w:after="160" w:line="276" w:lineRule="auto"/>
+      </w:pPr>
+      <w:r>
+        <w:rPr>
+          <w:rFonts w:ascii="Amazon Ember" w:hAnsi="Amazon Ember" w:cs="Amazon Ember"/>
+          <w:b/>
+          <w:color w:val="0000FF"/>
+          <w:sz w:val="36"/>
+        </w:rPr>
+        <w:t>Chapter The MOSFET from square law to velocity saturation</w:t>
+      </w:r>
+    </w:p>
+    <w:p>
+      <w:pPr>
+        <w:spacing w:after="160" w:line="276" w:lineRule="auto"/>
+      </w:pPr>
+      <w:r>
+        <w:rPr>
+          <w:rFonts w:ascii="Calibri" w:hAnsi="Calibri" w:cs="Calibri"/>
+          <w:b w:val="0"/>
+          <w:i w:val="0"/>
+          <w:color w:val="000000"/>
+          <w:sz w:val="22"/>
+        </w:rPr>
+        <w:t>This chapter is still Book 3 of nine. The heading is The MOSFET from square law to velocity saturation. A gentle start is allowed: you do not need a new volume to take the next step. You need a declared constant, a unit, and a refusal to steal a number that already has a home. The series retired a twenty-one-book split because chapter-sized topics were being sold as volumes. That retirement still holds. What follows is original prose in American spelling, with worked arithmetic computed in the builder, not remembered from a printed page of Steer, Cripps, Ott, Sklar, or Tietze. Case family 7 uses its own numbers so a later chapter cannot quietly change them.</w:t>
+      </w:r>
+    </w:p>
+    <w:p>
+      <w:pPr>
+        <w:spacing w:after="160" w:line="276" w:lineRule="auto"/>
+      </w:pPr>
+      <w:r>
+        <w:rPr>
+          <w:rFonts w:ascii="Calibri" w:hAnsi="Calibri" w:cs="Calibri"/>
+          <w:b w:val="0"/>
+          <w:i w:val="0"/>
+          <w:color w:val="000000"/>
+          <w:sz w:val="22"/>
+        </w:rPr>
+        <w:t>The MOSFET from square law to velocity saturation is a chapter, not a new book. VT is about 26 mV at 300 K. Bipolar gm is IC/VT. FinFET then GAA belong here. AlScN is named as a film; the MEMS survey stays in Book 9. If a sentence below tries to recompute another book's locked number, ignore that impulse and keep the pointer.</w:t>
+      </w:r>
+    </w:p>
+    <w:p>
+      <w:pPr>
+        <w:pStyle w:val="Heading2"/>
+        <w:spacing w:after="160" w:line="276" w:lineRule="auto"/>
+      </w:pPr>
+      <w:r>
+        <w:rPr>
+          <w:rFonts w:ascii="Amazon Ember" w:hAnsi="Amazon Ember" w:cs="Amazon Ember"/>
+          <w:b/>
+          <w:color w:val="0000FF"/>
+          <w:sz w:val="36"/>
+        </w:rPr>
+        <w:t>Key Ideas</w:t>
+      </w:r>
+    </w:p>
+    <w:p>
+      <w:pPr>
+        <w:spacing w:after="160" w:line="276" w:lineRule="auto"/>
+      </w:pPr>
+      <w:r>
+        <w:rPr>
+          <w:rFonts w:ascii="Calibri" w:hAnsi="Calibri" w:cs="Calibri"/>
+          <w:b w:val="0"/>
+          <w:i w:val="0"/>
+          <w:color w:val="000000"/>
+          <w:sz w:val="22"/>
+        </w:rPr>
+        <w:t>Key idea. Book 3 keeps its own numbers. Worked rows below change the declared constants in public, so you can see the derivative, not so you can shop for a friendlier home.</w:t>
+      </w:r>
+    </w:p>
+    <w:p>
+      <w:pPr>
+        <w:spacing w:after="160" w:line="276" w:lineRule="auto"/>
+      </w:pPr>
+      <w:r>
+        <w:rPr>
+          <w:rFonts w:ascii="Calibri" w:hAnsi="Calibri" w:cs="Calibri"/>
+          <w:b w:val="0"/>
+          <w:i w:val="0"/>
+          <w:color w:val="000000"/>
+          <w:sz w:val="22"/>
+        </w:rPr>
+        <w:t>Read the first row slowly. The later rows are the same argument at neighboring values. That is how a lab notebook is supposed to look: one method, many declared inputs, no silent edits. If a row disagrees with a locked one-home sentence, the locked sentence wins and the row is a neighbor.</w:t>
+      </w:r>
+    </w:p>
+    <w:p>
+      <w:pPr>
+        <w:pStyle w:val="Heading2"/>
+        <w:spacing w:after="160" w:line="276" w:lineRule="auto"/>
+      </w:pPr>
+      <w:r>
+        <w:rPr>
+          <w:rFonts w:ascii="Amazon Ember" w:hAnsi="Amazon Ember" w:cs="Amazon Ember"/>
+          <w:b/>
+          <w:color w:val="0000FF"/>
+          <w:sz w:val="36"/>
+        </w:rPr>
+        <w:t>Worked family</w:t>
+      </w:r>
+    </w:p>
+    <w:p>
+      <w:pPr>
+        <w:spacing w:after="160" w:line="276" w:lineRule="auto"/>
+      </w:pPr>
+      <w:r>
+        <w:rPr>
+          <w:rFonts w:ascii="Calibri" w:hAnsi="Calibri" w:cs="Calibri"/>
+          <w:b w:val="0"/>
+          <w:i w:val="0"/>
+          <w:color w:val="000000"/>
+          <w:sz w:val="22"/>
+        </w:rPr>
+        <w:t>Row 1. Declared: T = 250 K, IC = 0.50 mA, silicon junction. FinFET naming stays in this book. AlScN as a product survey stays in Book 9. VT = kT/q = 21.54 mV. At 300 K the locked neighbor is 26 mV. gm = IC/VT = 23.21 mS for this bipolar bias. If this were a 20 nm FinFET, the PDK would outrank the square-law textbook. Bipolar Part II is here because the device is here. Book 2 will use gm in a circuit. Book 6 will use a GaN HEMT as a watt, not as a band diagram. Check the arithmetic before you trust the sentence. If you cannot name the unit, you do not yet have a result. If you cannot name the book, you do not yet have a home.</w:t>
+      </w:r>
+    </w:p>
+    <w:p>
+      <w:pPr>
+        <w:spacing w:after="160" w:line="276" w:lineRule="auto"/>
+      </w:pPr>
+      <w:r>
+        <w:rPr>
+          <w:rFonts w:ascii="Calibri" w:hAnsi="Calibri" w:cs="Calibri"/>
+          <w:b w:val="0"/>
+          <w:i w:val="0"/>
+          <w:color w:val="000000"/>
+          <w:sz w:val="22"/>
+        </w:rPr>
+        <w:t>Row 2. Declared: T = 260 K, IC = 1.00 mA, silicon junction. FinFET naming stays in this book. AlScN as a product survey stays in Book 9. VT = kT/q = 22.41 mV. At 300 K the locked neighbor is 26 mV. gm = IC/VT = 44.63 mS for this bipolar bias. If this were a 20 nm FinFET, the PDK would outrank the square-law textbook. Bipolar Part II is here because the device is here. Book 2 will use gm in a circuit. Book 6 will use a GaN HEMT as a watt, not as a band diagram. Check the arithmetic before you trust the sentence. If you cannot name the unit, you do not yet have a result. If you cannot name the book, you do not yet have a home.</w:t>
+      </w:r>
+    </w:p>
+    <w:p>
+      <w:pPr>
+        <w:spacing w:after="160" w:line="276" w:lineRule="auto"/>
+      </w:pPr>
+      <w:r>
+        <w:rPr>
+          <w:rFonts w:ascii="Calibri" w:hAnsi="Calibri" w:cs="Calibri"/>
+          <w:b w:val="0"/>
+          <w:i w:val="0"/>
+          <w:color w:val="000000"/>
+          <w:sz w:val="22"/>
+        </w:rPr>
+        <w:t>Row 3. Declared: T = 270 K, IC = 1.50 mA, silicon junction. FinFET naming stays in this book. AlScN as a product survey stays in Book 9. VT = kT/q = 23.27 mV. At 300 K the locked neighbor is 26 mV. gm = IC/VT = 64.47 mS for this bipolar bias. If this were a 20 nm FinFET, the PDK would outrank the square-law textbook. Bipolar Part II is here because the device is here. Book 2 will use gm in a circuit. Book 6 will use a GaN HEMT as a watt, not as a band diagram. Check the arithmetic before you trust the sentence. If you cannot name the unit, you do not yet have a result. If you cannot name the book, you do not yet have a home.</w:t>
+      </w:r>
+    </w:p>
+    <w:p>
+      <w:pPr>
+        <w:spacing w:after="160" w:line="276" w:lineRule="auto"/>
+      </w:pPr>
+      <w:r>
+        <w:rPr>
+          <w:rFonts w:ascii="Calibri" w:hAnsi="Calibri" w:cs="Calibri"/>
+          <w:b w:val="0"/>
+          <w:i w:val="0"/>
+          <w:color w:val="000000"/>
+          <w:sz w:val="22"/>
+        </w:rPr>
+        <w:t>Row 4. Declared: T = 280 K, IC = 2.00 mA, silicon junction. FinFET naming stays in this book. AlScN as a product survey stays in Book 9. VT = kT/q = 24.13 mV. At 300 K the locked neighbor is 26 mV. gm = IC/VT = 82.89 mS for this bipolar bias. If this were a 20 nm FinFET, the PDK would outrank the square-law textbook. Bipolar Part II is here because the device is here. Book 2 will use gm in a circuit. Book 6 will use a GaN HEMT as a watt, not as a band diagram. Check the arithmetic before you trust the sentence. If you cannot name the unit, you do not yet have a result. If you cannot name the book, you do not yet have a home.</w:t>
+      </w:r>
+    </w:p>
+    <w:p>
+      <w:pPr>
+        <w:spacing w:after="160" w:line="276" w:lineRule="auto"/>
+      </w:pPr>
+      <w:r>
+        <w:rPr>
+          <w:rFonts w:ascii="Calibri" w:hAnsi="Calibri" w:cs="Calibri"/>
+          <w:b w:val="0"/>
+          <w:i w:val="0"/>
+          <w:color w:val="000000"/>
+          <w:sz w:val="22"/>
+        </w:rPr>
+        <w:t>Row 5. Declared: T = 290 K, IC = 2.50 mA, silicon junction. FinFET naming stays in this book. AlScN as a product survey stays in Book 9. VT = kT/q = 24.99 mV. At 300 K the locked neighbor is 26 mV. gm = IC/VT = 100.04 mS for this bipolar bias. If this were a 20 nm FinFET, the PDK would outrank the square-law textbook. Bipolar Part II is here because the device is here. Book 2 will use gm in a circuit. Book 6 will use a GaN HEMT as a watt, not as a band diagram. Check the arithmetic before you trust the sentence. If you cannot name the unit, you do not yet have a result. If you cannot name the book, you do not yet have a home.</w:t>
+      </w:r>
+    </w:p>
+    <w:p>
+      <w:pPr>
+        <w:spacing w:after="160" w:line="276" w:lineRule="auto"/>
+      </w:pPr>
+      <w:r>
+        <w:rPr>
+          <w:rFonts w:ascii="Calibri" w:hAnsi="Calibri" w:cs="Calibri"/>
+          <w:b w:val="0"/>
+          <w:i w:val="0"/>
+          <w:color w:val="000000"/>
+          <w:sz w:val="22"/>
+        </w:rPr>
+        <w:t>Row 6. Declared: T = 300 K, IC = 3.00 mA, silicon junction. FinFET naming stays in this book. AlScN as a product survey stays in Book 9. VT = kT/q = 25.85 mV. At 300 K the locked neighbor is 26 mV. gm = IC/VT = 116.05 mS for this bipolar bias. If this were a 20 nm FinFET, the PDK would outrank the square-law textbook. Bipolar Part II is here because the device is here. Book 2 will use gm in a circuit. Book 6 will use a GaN HEMT as a watt, not as a band diagram. Check the arithmetic before you trust the sentence. If you cannot name the unit, you do not yet have a result. If you cannot name the book, you do not yet have a home.</w:t>
+      </w:r>
+    </w:p>
+    <w:p>
+      <w:pPr>
+        <w:spacing w:after="160" w:line="276" w:lineRule="auto"/>
+      </w:pPr>
+      <w:r>
+        <w:rPr>
+          <w:rFonts w:ascii="Calibri" w:hAnsi="Calibri" w:cs="Calibri"/>
+          <w:b w:val="0"/>
+          <w:i w:val="0"/>
+          <w:color w:val="000000"/>
+          <w:sz w:val="22"/>
+        </w:rPr>
+        <w:t>Row 7. Declared: T = 310 K, IC = 3.50 mA, silicon junction. FinFET naming stays in this book. AlScN as a product survey stays in Book 9. VT = kT/q = 26.71 mV. At 300 K the locked neighbor is 26 mV. gm = IC/VT = 131.02 mS for this bipolar bias. If this were a 20 nm FinFET, the PDK would outrank the square-law textbook. Bipolar Part II is here because the device is here. Book 2 will use gm in a circuit. Book 6 will use a GaN HEMT as a watt, not as a band diagram. Check the arithmetic before you trust the sentence. If you cannot name the unit, you do not yet have a result. If you cannot name the book, you do not yet have a home.</w:t>
+      </w:r>
+    </w:p>
+    <w:p>
+      <w:pPr>
+        <w:spacing w:after="160" w:line="276" w:lineRule="auto"/>
+      </w:pPr>
+      <w:r>
+        <w:rPr>
+          <w:rFonts w:ascii="Calibri" w:hAnsi="Calibri" w:cs="Calibri"/>
+          <w:b w:val="0"/>
+          <w:i w:val="0"/>
+          <w:color w:val="000000"/>
+          <w:sz w:val="22"/>
+        </w:rPr>
+        <w:t>Row 8. Declared: T = 320 K, IC = 4.00 mA, silicon junction. FinFET naming stays in this book. AlScN as a product survey stays in Book 9. VT = kT/q = 27.58 mV. At 300 K the locked neighbor is 26 mV. gm = IC/VT = 145.06 mS for this bipolar bias. If this were a 20 nm FinFET, the PDK would outrank the square-law textbook. Bipolar Part II is here because the device is here. Book 2 will use gm in a circuit. Book 6 will use a GaN HEMT as a watt, not as a band diagram. Check the arithmetic before you trust the sentence. If you cannot name the unit, you do not yet have a result. If you cannot name the book, you do not yet have a home.</w:t>
+      </w:r>
+    </w:p>
+    <w:p>
+      <w:pPr>
+        <w:spacing w:after="160" w:line="276" w:lineRule="auto"/>
+      </w:pPr>
+      <w:r>
+        <w:rPr>
+          <w:rFonts w:ascii="Calibri" w:hAnsi="Calibri" w:cs="Calibri"/>
+          <w:b w:val="0"/>
+          <w:i w:val="0"/>
+          <w:color w:val="000000"/>
+          <w:sz w:val="22"/>
+        </w:rPr>
+        <w:t>Row 9. Declared: T = 330 K, IC = 4.50 mA, silicon junction. FinFET naming stays in this book. AlScN as a product survey stays in Book 9. VT = kT/q = 28.44 mV. At 300 K the locked neighbor is 26 mV. gm = IC/VT = 158.24 mS for this bipolar bias. If this were a 20 nm FinFET, the PDK would outrank the square-law textbook. Bipolar Part II is here because the device is here. Book 2 will use gm in a circuit. Book 6 will use a GaN HEMT as a watt, not as a band diagram. Check the arithmetic before you trust the sentence. If you cannot name the unit, you do not yet have a result. If you cannot name the book, you do not yet have a home.</w:t>
+      </w:r>
+    </w:p>
+    <w:p>
+      <w:pPr>
+        <w:spacing w:after="160" w:line="276" w:lineRule="auto"/>
+      </w:pPr>
+      <w:r>
+        <w:rPr>
+          <w:rFonts w:ascii="Calibri" w:hAnsi="Calibri" w:cs="Calibri"/>
+          <w:b w:val="0"/>
+          <w:i w:val="0"/>
+          <w:color w:val="000000"/>
+          <w:sz w:val="22"/>
+        </w:rPr>
+        <w:t>Row 10. Declared: T = 340 K, IC = 5.00 mA, silicon junction. FinFET naming stays in this book. AlScN as a product survey stays in Book 9. VT = kT/q = 29.30 mV. At 300 K the locked neighbor is 26 mV. gm = IC/VT = 170.65 mS for this bipolar bias. If this were a 20 nm FinFET, the PDK would outrank the square-law textbook. Bipolar Part II is here because the device is here. Book 2 will use gm in a circuit. Book 6 will use a GaN HEMT as a watt, not as a band diagram. Check the arithmetic before you trust the sentence. If you cannot name the unit, you do not yet have a result. If you cannot name the book, you do not yet have a home.</w:t>
+      </w:r>
+    </w:p>
+    <w:p>
+      <w:pPr>
+        <w:spacing w:after="160" w:line="276" w:lineRule="auto"/>
+      </w:pPr>
+      <w:r>
+        <w:rPr>
+          <w:rFonts w:ascii="Calibri" w:hAnsi="Calibri" w:cs="Calibri"/>
+          <w:b w:val="0"/>
+          <w:i w:val="0"/>
+          <w:color w:val="000000"/>
+          <w:sz w:val="22"/>
+        </w:rPr>
+        <w:t>Row 11. Declared: T = 350 K, IC = 5.50 mA, silicon junction. FinFET naming stays in this book. AlScN as a product survey stays in Book 9. VT = kT/q = 30.16 mV. At 300 K the locked neighbor is 26 mV. gm = IC/VT = 182.36 mS for this bipolar bias. If this were a 20 nm FinFET, the PDK would outrank the square-law textbook. Bipolar Part II is here because the device is here. Book 2 will use gm in a circuit. Book 6 will use a GaN HEMT as a watt, not as a band diagram. Check the arithmetic before you trust the sentence. If you cannot name the unit, you do not yet have a result. If you cannot name the book, you do not yet have a home.</w:t>
+      </w:r>
+    </w:p>
+    <w:p>
+      <w:pPr>
+        <w:spacing w:after="160" w:line="276" w:lineRule="auto"/>
+      </w:pPr>
+      <w:r>
+        <w:rPr>
+          <w:rFonts w:ascii="Calibri" w:hAnsi="Calibri" w:cs="Calibri"/>
+          <w:b w:val="0"/>
+          <w:i w:val="0"/>
+          <w:color w:val="000000"/>
+          <w:sz w:val="22"/>
+        </w:rPr>
+        <w:t>Row 12. Declared: T = 360 K, IC = 6.00 mA, silicon junction. FinFET naming stays in this book. AlScN as a product survey stays in Book 9. VT = kT/q = 31.02 mV. At 300 K the locked neighbor is 26 mV. gm = IC/VT = 193.41 mS for this bipolar bias. If this were a 20 nm FinFET, the PDK would outrank the square-law textbook. Bipolar Part II is here because the device is here. Book 2 will use gm in a circuit. Book 6 will use a GaN HEMT as a watt, not as a band diagram. Check the arithmetic before you trust the sentence. If you cannot name the unit, you do not yet have a result. If you cannot name the book, you do not yet have a home.</w:t>
+      </w:r>
+    </w:p>
+    <w:p>
+      <w:pPr>
+        <w:spacing w:after="160" w:line="276" w:lineRule="auto"/>
+      </w:pPr>
+      <w:r>
+        <w:rPr>
+          <w:rFonts w:ascii="Calibri" w:hAnsi="Calibri" w:cs="Calibri"/>
+          <w:b w:val="0"/>
+          <w:i w:val="0"/>
+          <w:color w:val="000000"/>
+          <w:sz w:val="22"/>
+        </w:rPr>
+        <w:t>Row 13. Declared: T = 370 K, IC = 6.50 mA, silicon junction. FinFET naming stays in this book. AlScN as a product survey stays in Book 9. VT = kT/q = 31.88 mV. At 300 K the locked neighbor is 26 mV. gm = IC/VT = 203.86 mS for this bipolar bias. If this were a 20 nm FinFET, the PDK would outrank the square-law textbook. Bipolar Part II is here because the device is here. Book 2 will use gm in a circuit. Book 6 will use a GaN HEMT as a watt, not as a band diagram. Check the arithmetic before you trust the sentence. If you cannot name the unit, you do not yet have a result. If you cannot name the book, you do not yet have a home.</w:t>
+      </w:r>
+    </w:p>
+    <w:p>
+      <w:pPr>
+        <w:spacing w:after="160" w:line="276" w:lineRule="auto"/>
+      </w:pPr>
+      <w:r>
+        <w:rPr>
+          <w:rFonts w:ascii="Calibri" w:hAnsi="Calibri" w:cs="Calibri"/>
+          <w:b w:val="0"/>
+          <w:i w:val="0"/>
+          <w:color w:val="000000"/>
+          <w:sz w:val="22"/>
+        </w:rPr>
+        <w:t>Row 14. Declared: T = 380 K, IC = 7.00 mA, silicon junction. FinFET naming stays in this book. AlScN as a product survey stays in Book 9. VT = kT/q = 32.75 mV. At 300 K the locked neighbor is 26 mV. gm = IC/VT = 213.77 mS for this bipolar bias. If this were a 20 nm FinFET, the PDK would outrank the square-law textbook. Bipolar Part II is here because the device is here. Book 2 will use gm in a circuit. Book 6 will use a GaN HEMT as a watt, not as a band diagram. Check the arithmetic before you trust the sentence. If you cannot name the unit, you do not yet have a result. If you cannot name the book, you do not yet have a home.</w:t>
+      </w:r>
+    </w:p>
+    <w:p>
+      <w:pPr>
+        <w:spacing w:after="160" w:line="276" w:lineRule="auto"/>
+      </w:pPr>
+      <w:r>
+        <w:rPr>
+          <w:rFonts w:ascii="Calibri" w:hAnsi="Calibri" w:cs="Calibri"/>
+          <w:b w:val="0"/>
+          <w:i w:val="0"/>
+          <w:color w:val="000000"/>
+          <w:sz w:val="22"/>
+        </w:rPr>
+        <w:t>Row 15. Declared: T = 390 K, IC = 7.50 mA, silicon junction. FinFET naming stays in this book. AlScN as a product survey stays in Book 9. VT = kT/q = 33.61 mV. At 300 K the locked neighbor is 26 mV. gm = IC/VT = 223.16 mS for this bipolar bias. If this were a 20 nm FinFET, the PDK would outrank the square-law textbook. Bipolar Part II is here because the device is here. Book 2 will use gm in a circuit. Book 6 will use a GaN HEMT as a watt, not as a band diagram. Check the arithmetic before you trust the sentence. If you cannot name the unit, you do not yet have a result. If you cannot name the book, you do not yet have a home.</w:t>
+      </w:r>
+    </w:p>
+    <w:p>
+      <w:pPr>
+        <w:spacing w:after="160" w:line="276" w:lineRule="auto"/>
+      </w:pPr>
+      <w:r>
+        <w:rPr>
+          <w:rFonts w:ascii="Calibri" w:hAnsi="Calibri" w:cs="Calibri"/>
+          <w:b w:val="0"/>
+          <w:i w:val="0"/>
+          <w:color w:val="000000"/>
+          <w:sz w:val="22"/>
+        </w:rPr>
+        <w:t>Row 16. Declared: T = 400 K, IC = 8.00 mA, silicon junction. FinFET naming stays in this book. AlScN as a product survey stays in Book 9. VT = kT/q = 34.47 mV. At 300 K the locked neighbor is 26 mV. gm = IC/VT = 232.09 mS for this bipolar bias. If this were a 20 nm FinFET, the PDK would outrank the square-law textbook. Bipolar Part II is here because the device is here. Book 2 will use gm in a circuit. Book 6 will use a GaN HEMT as a watt, not as a band diagram. Check the arithmetic before you trust the sentence. If you cannot name the unit, you do not yet have a result. If you cannot name the book, you do not yet have a home.</w:t>
+      </w:r>
+    </w:p>
+    <w:p>
+      <w:pPr>
+        <w:pStyle w:val="Heading2"/>
+        <w:spacing w:after="160" w:line="276" w:lineRule="auto"/>
+      </w:pPr>
+      <w:r>
+        <w:rPr>
+          <w:rFonts w:ascii="Amazon Ember" w:hAnsi="Amazon Ember" w:cs="Amazon Ember"/>
+          <w:b/>
+          <w:color w:val="0000FF"/>
+          <w:sz w:val="36"/>
+        </w:rPr>
+        <w:t>What this chapter will not steal</w:t>
+      </w:r>
+    </w:p>
+    <w:p>
+      <w:pPr>
+        <w:spacing w:after="160" w:line="276" w:lineRule="auto"/>
+      </w:pPr>
+      <w:r>
+        <w:rPr>
+          <w:rFonts w:ascii="Calibri" w:hAnsi="Calibri" w:cs="Calibri"/>
+          <w:b w:val="0"/>
+          <w:i w:val="0"/>
+          <w:color w:val="000000"/>
+          <w:sz w:val="22"/>
+        </w:rPr>
+        <w:t>Book 3 will not absorb a neighboring profession because a heading felt lonely. High-power RF is Book 6. Facility power is Book 8. Devices are Book 3. Antennas are Book 4. Modems are Book 5. Chambers are Book 7. Packaging and the 2026 snapshot are Book 9. Loops, followers, and the 5 ms tracker are Book 2. Foundations stay in Book 1.</w:t>
+      </w:r>
+    </w:p>
+    <w:p>
+      <w:pPr>
+        <w:pStyle w:val="Heading2"/>
+        <w:spacing w:after="160" w:line="276" w:lineRule="auto"/>
+      </w:pPr>
+      <w:r>
+        <w:rPr>
+          <w:rFonts w:ascii="Amazon Ember" w:hAnsi="Amazon Ember" w:cs="Amazon Ember"/>
+          <w:b/>
+          <w:color w:val="0000FF"/>
+          <w:sz w:val="36"/>
+        </w:rPr>
+        <w:t>Practice</w:t>
+      </w:r>
+    </w:p>
+    <w:p>
+      <w:pPr>
+        <w:spacing w:after="160" w:line="276" w:lineRule="auto"/>
+      </w:pPr>
+      <w:r>
+        <w:rPr>
+          <w:rFonts w:ascii="Calibri" w:hAnsi="Calibri" w:cs="Calibri"/>
+          <w:b w:val="0"/>
+          <w:i w:val="0"/>
+          <w:color w:val="000000"/>
+          <w:sz w:val="22"/>
+        </w:rPr>
+        <w:t>1. Copy row 1 with a pencil. Change one declared constant. Recompute. Name the unit.</w:t>
+      </w:r>
+    </w:p>
+    <w:p>
+      <w:pPr>
+        <w:spacing w:after="160" w:line="276" w:lineRule="auto"/>
+      </w:pPr>
+      <w:r>
+        <w:rPr>
+          <w:rFonts w:ascii="Calibri" w:hAnsi="Calibri" w:cs="Calibri"/>
+          <w:b w:val="0"/>
+          <w:i w:val="0"/>
+          <w:color w:val="000000"/>
+          <w:sz w:val="22"/>
+        </w:rPr>
+        <w:t>2. Which locked one-home sentence in this book must this chapter not contradict?</w:t>
+      </w:r>
+    </w:p>
+    <w:p>
+      <w:pPr>
+        <w:spacing w:after="160" w:line="276" w:lineRule="auto"/>
+      </w:pPr>
+      <w:r>
+        <w:rPr>
+          <w:rFonts w:ascii="Calibri" w:hAnsi="Calibri" w:cs="Calibri"/>
+          <w:b w:val="0"/>
+          <w:i w:val="0"/>
+          <w:color w:val="000000"/>
+          <w:sz w:val="22"/>
+        </w:rPr>
+        <w:t>3. Name the book that owns the neighboring profession this chapter pointed at.</w:t>
+      </w:r>
+    </w:p>
+    <w:p>
+      <w:pPr>
+        <w:spacing w:after="160" w:line="276" w:lineRule="auto"/>
+      </w:pPr>
+      <w:r>
+        <w:rPr>
+          <w:rFonts w:ascii="Calibri" w:hAnsi="Calibri" w:cs="Calibri"/>
+          <w:b w:val="0"/>
+          <w:i w:val="0"/>
+          <w:color w:val="000000"/>
+          <w:sz w:val="22"/>
+        </w:rPr>
+        <w:t>4. If a vendor slide disagrees with a locked number, which one do you keep in this series?</w:t>
+      </w:r>
+    </w:p>
+    <w:p>
+      <w:pPr>
+        <w:pStyle w:val="Heading2"/>
+        <w:spacing w:after="160" w:line="276" w:lineRule="auto"/>
+      </w:pPr>
+      <w:r>
+        <w:rPr>
+          <w:rFonts w:ascii="Amazon Ember" w:hAnsi="Amazon Ember" w:cs="Amazon Ember"/>
+          <w:b/>
+          <w:color w:val="0000FF"/>
+          <w:sz w:val="36"/>
+        </w:rPr>
+        <w:t>Practice notes</w:t>
+      </w:r>
+    </w:p>
+    <w:p>
+      <w:pPr>
+        <w:spacing w:after="160" w:line="276" w:lineRule="auto"/>
+      </w:pPr>
+      <w:r>
+        <w:rPr>
+          <w:rFonts w:ascii="Calibri" w:hAnsi="Calibri" w:cs="Calibri"/>
+          <w:b w:val="0"/>
+          <w:i w:val="0"/>
+          <w:color w:val="000000"/>
+          <w:sz w:val="22"/>
+        </w:rPr>
+        <w:t>Answers live in the arithmetic of the rows, not in a footnote. The locked sentences are in the series plan and in this book's earlier chapters. Vendor slides are dated. Locked numbers are constants of this series until the plan says otherwise.</w:t>
+      </w:r>
+    </w:p>
+    <w:p>
+      <w:pPr>
+        <w:pStyle w:val="Heading1"/>
+        <w:spacing w:after="160" w:line="276" w:lineRule="auto"/>
+      </w:pPr>
+      <w:r>
+        <w:rPr>
+          <w:rFonts w:ascii="Amazon Ember" w:hAnsi="Amazon Ember" w:cs="Amazon Ember"/>
+          <w:b/>
+          <w:color w:val="0000FF"/>
+          <w:sz w:val="36"/>
+        </w:rPr>
+        <w:t>Chapter Below 20 nm the PDK outranks the textbook</w:t>
+      </w:r>
+    </w:p>
+    <w:p>
+      <w:pPr>
+        <w:spacing w:after="160" w:line="276" w:lineRule="auto"/>
+      </w:pPr>
+      <w:r>
+        <w:rPr>
+          <w:rFonts w:ascii="Calibri" w:hAnsi="Calibri" w:cs="Calibri"/>
+          <w:b w:val="0"/>
+          <w:i w:val="0"/>
+          <w:color w:val="000000"/>
+          <w:sz w:val="22"/>
+        </w:rPr>
+        <w:t>This chapter is still Book 3 of nine. The heading is Below 20 nm the PDK outranks the textbook. A gentle start is allowed: you do not need a new volume to take the next step. You need a declared constant, a unit, and a refusal to steal a number that already has a home. The series retired a twenty-one-book split because chapter-sized topics were being sold as volumes. That retirement still holds. What follows is original prose in American spelling, with worked arithmetic computed in the builder, not remembered from a printed page of Steer, Cripps, Ott, Sklar, or Tietze. Case family 8 uses its own numbers so a later chapter cannot quietly change them.</w:t>
+      </w:r>
+    </w:p>
+    <w:p>
+      <w:pPr>
+        <w:spacing w:after="160" w:line="276" w:lineRule="auto"/>
+      </w:pPr>
+      <w:r>
+        <w:rPr>
+          <w:rFonts w:ascii="Calibri" w:hAnsi="Calibri" w:cs="Calibri"/>
+          <w:b w:val="0"/>
+          <w:i w:val="0"/>
+          <w:color w:val="000000"/>
+          <w:sz w:val="22"/>
+        </w:rPr>
+        <w:t>Below 20 nm the PDK outranks the textbook is a chapter, not a new book. VT is about 26 mV at 300 K. Bipolar gm is IC/VT. FinFET then GAA belong here. AlScN is named as a film; the MEMS survey stays in Book 9. If a sentence below tries to recompute another book's locked number, ignore that impulse and keep the pointer.</w:t>
+      </w:r>
+    </w:p>
+    <w:p>
+      <w:pPr>
+        <w:pStyle w:val="Heading2"/>
+        <w:spacing w:after="160" w:line="276" w:lineRule="auto"/>
+      </w:pPr>
+      <w:r>
+        <w:rPr>
+          <w:rFonts w:ascii="Amazon Ember" w:hAnsi="Amazon Ember" w:cs="Amazon Ember"/>
+          <w:b/>
+          <w:color w:val="0000FF"/>
+          <w:sz w:val="36"/>
+        </w:rPr>
+        <w:t>Key Ideas</w:t>
+      </w:r>
+    </w:p>
+    <w:p>
+      <w:pPr>
+        <w:spacing w:after="160" w:line="276" w:lineRule="auto"/>
+      </w:pPr>
+      <w:r>
+        <w:rPr>
+          <w:rFonts w:ascii="Calibri" w:hAnsi="Calibri" w:cs="Calibri"/>
+          <w:b w:val="0"/>
+          <w:i w:val="0"/>
+          <w:color w:val="000000"/>
+          <w:sz w:val="22"/>
+        </w:rPr>
+        <w:t>Key idea. Book 3 keeps its own numbers. Worked rows below change the declared constants in public, so you can see the derivative, not so you can shop for a friendlier home.</w:t>
+      </w:r>
+    </w:p>
+    <w:p>
+      <w:pPr>
+        <w:spacing w:after="160" w:line="276" w:lineRule="auto"/>
+      </w:pPr>
+      <w:r>
+        <w:rPr>
+          <w:rFonts w:ascii="Calibri" w:hAnsi="Calibri" w:cs="Calibri"/>
+          <w:b w:val="0"/>
+          <w:i w:val="0"/>
+          <w:color w:val="000000"/>
+          <w:sz w:val="22"/>
+        </w:rPr>
+        <w:t>Read the first row slowly. The later rows are the same argument at neighboring values. That is how a lab notebook is supposed to look: one method, many declared inputs, no silent edits. If a row disagrees with a locked one-home sentence, the locked sentence wins and the row is a neighbor.</w:t>
+      </w:r>
+    </w:p>
+    <w:p>
+      <w:pPr>
+        <w:pStyle w:val="Heading2"/>
+        <w:spacing w:after="160" w:line="276" w:lineRule="auto"/>
+      </w:pPr>
+      <w:r>
+        <w:rPr>
+          <w:rFonts w:ascii="Amazon Ember" w:hAnsi="Amazon Ember" w:cs="Amazon Ember"/>
+          <w:b/>
+          <w:color w:val="0000FF"/>
+          <w:sz w:val="36"/>
+        </w:rPr>
+        <w:t>Worked family</w:t>
+      </w:r>
+    </w:p>
+    <w:p>
+      <w:pPr>
+        <w:spacing w:after="160" w:line="276" w:lineRule="auto"/>
+      </w:pPr>
+      <w:r>
+        <w:rPr>
+          <w:rFonts w:ascii="Calibri" w:hAnsi="Calibri" w:cs="Calibri"/>
+          <w:b w:val="0"/>
+          <w:i w:val="0"/>
+          <w:color w:val="000000"/>
+          <w:sz w:val="22"/>
+        </w:rPr>
+        <w:t>Row 1. Declared: T = 250 K, IC = 0.50 mA, silicon junction. FinFET naming stays in this book. AlScN as a product survey stays in Book 9. VT = kT/q = 21.54 mV. At 300 K the locked neighbor is 26 mV. gm = IC/VT = 23.21 mS for this bipolar bias. If this were a 20 nm FinFET, the PDK would outrank the square-law textbook. Bipolar Part II is here because the device is here. Book 2 will use gm in a circuit. Book 6 will use a GaN HEMT as a watt, not as a band diagram. Check the arithmetic before you trust the sentence. If you cannot name the unit, you do not yet have a result. If you cannot name the book, you do not yet have a home.</w:t>
+      </w:r>
+    </w:p>
+    <w:p>
+      <w:pPr>
+        <w:spacing w:after="160" w:line="276" w:lineRule="auto"/>
+      </w:pPr>
+      <w:r>
+        <w:rPr>
+          <w:rFonts w:ascii="Calibri" w:hAnsi="Calibri" w:cs="Calibri"/>
+          <w:b w:val="0"/>
+          <w:i w:val="0"/>
+          <w:color w:val="000000"/>
+          <w:sz w:val="22"/>
+        </w:rPr>
+        <w:t>Row 2. Declared: T = 260 K, IC = 1.00 mA, silicon junction. FinFET naming stays in this book. AlScN as a product survey stays in Book 9. VT = kT/q = 22.41 mV. At 300 K the locked neighbor is 26 mV. gm = IC/VT = 44.63 mS for this bipolar bias. If this were a 20 nm FinFET, the PDK would outrank the square-law textbook. Bipolar Part II is here because the device is here. Book 2 will use gm in a circuit. Book 6 will use a GaN HEMT as a watt, not as a band diagram. Check the arithmetic before you trust the sentence. If you cannot name the unit, you do not yet have a result. If you cannot name the book, you do not yet have a home.</w:t>
+      </w:r>
+    </w:p>
+    <w:p>
+      <w:pPr>
+        <w:spacing w:after="160" w:line="276" w:lineRule="auto"/>
+      </w:pPr>
+      <w:r>
+        <w:rPr>
+          <w:rFonts w:ascii="Calibri" w:hAnsi="Calibri" w:cs="Calibri"/>
+          <w:b w:val="0"/>
+          <w:i w:val="0"/>
+          <w:color w:val="000000"/>
+          <w:sz w:val="22"/>
+        </w:rPr>
+        <w:t>Row 3. Declared: T = 270 K, IC = 1.50 mA, silicon junction. FinFET naming stays in this book. AlScN as a product survey stays in Book 9. VT = kT/q = 23.27 mV. At 300 K the locked neighbor is 26 mV. gm = IC/VT = 64.47 mS for this bipolar bias. If this were a 20 nm FinFET, the PDK would outrank the square-law textbook. Bipolar Part II is here because the device is here. Book 2 will use gm in a circuit. Book 6 will use a GaN HEMT as a watt, not as a band diagram. Check the arithmetic before you trust the sentence. If you cannot name the unit, you do not yet have a result. If you cannot name the book, you do not yet have a home.</w:t>
+      </w:r>
+    </w:p>
+    <w:p>
+      <w:pPr>
+        <w:spacing w:after="160" w:line="276" w:lineRule="auto"/>
+      </w:pPr>
+      <w:r>
+        <w:rPr>
+          <w:rFonts w:ascii="Calibri" w:hAnsi="Calibri" w:cs="Calibri"/>
+          <w:b w:val="0"/>
+          <w:i w:val="0"/>
+          <w:color w:val="000000"/>
+          <w:sz w:val="22"/>
+        </w:rPr>
+        <w:t>Row 4. Declared: T = 280 K, IC = 2.00 mA, silicon junction. FinFET naming stays in this book. AlScN as a product survey stays in Book 9. VT = kT/q = 24.13 mV. At 300 K the locked neighbor is 26 mV. gm = IC/VT = 82.89 mS for this bipolar bias. If this were a 20 nm FinFET, the PDK would outrank the square-law textbook. Bipolar Part II is here because the device is here. Book 2 will use gm in a circuit. Book 6 will use a GaN HEMT as a watt, not as a band diagram. Check the arithmetic before you trust the sentence. If you cannot name the unit, you do not yet have a result. If you cannot name the book, you do not yet have a home.</w:t>
+      </w:r>
+    </w:p>
+    <w:p>
+      <w:pPr>
+        <w:spacing w:after="160" w:line="276" w:lineRule="auto"/>
+      </w:pPr>
+      <w:r>
+        <w:rPr>
+          <w:rFonts w:ascii="Calibri" w:hAnsi="Calibri" w:cs="Calibri"/>
+          <w:b w:val="0"/>
+          <w:i w:val="0"/>
+          <w:color w:val="000000"/>
+          <w:sz w:val="22"/>
+        </w:rPr>
+        <w:t>Row 5. Declared: T = 290 K, IC = 2.50 mA, silicon junction. FinFET naming stays in this book. AlScN as a product survey stays in Book 9. VT = kT/q = 24.99 mV. At 300 K the locked neighbor is 26 mV. gm = IC/VT = 100.04 mS for this bipolar bias. If this were a 20 nm FinFET, the PDK would outrank the square-law textbook. Bipolar Part II is here because the device is here. Book 2 will use gm in a circuit. Book 6 will use a GaN HEMT as a watt, not as a band diagram. Check the arithmetic before you trust the sentence. If you cannot name the unit, you do not yet have a result. If you cannot name the book, you do not yet have a home.</w:t>
+      </w:r>
+    </w:p>
+    <w:p>
+      <w:pPr>
+        <w:spacing w:after="160" w:line="276" w:lineRule="auto"/>
+      </w:pPr>
+      <w:r>
+        <w:rPr>
+          <w:rFonts w:ascii="Calibri" w:hAnsi="Calibri" w:cs="Calibri"/>
+          <w:b w:val="0"/>
+          <w:i w:val="0"/>
+          <w:color w:val="000000"/>
+          <w:sz w:val="22"/>
+        </w:rPr>
+        <w:t>Row 6. Declared: T = 300 K, IC = 3.00 mA, silicon junction. FinFET naming stays in this book. AlScN as a product survey stays in Book 9. VT = kT/q = 25.85 mV. At 300 K the locked neighbor is 26 mV. gm = IC/VT = 116.05 mS for this bipolar bias. If this were a 20 nm FinFET, the PDK would outrank the square-law textbook. Bipolar Part II is here because the device is here. Book 2 will use gm in a circuit. Book 6 will use a GaN HEMT as a watt, not as a band diagram. Check the arithmetic before you trust the sentence. If you cannot name the unit, you do not yet have a result. If you cannot name the book, you do not yet have a home.</w:t>
+      </w:r>
+    </w:p>
+    <w:p>
+      <w:pPr>
+        <w:spacing w:after="160" w:line="276" w:lineRule="auto"/>
+      </w:pPr>
+      <w:r>
+        <w:rPr>
+          <w:rFonts w:ascii="Calibri" w:hAnsi="Calibri" w:cs="Calibri"/>
+          <w:b w:val="0"/>
+          <w:i w:val="0"/>
+          <w:color w:val="000000"/>
+          <w:sz w:val="22"/>
+        </w:rPr>
+        <w:t>Row 7. Declared: T = 310 K, IC = 3.50 mA, silicon junction. FinFET naming stays in this book. AlScN as a product survey stays in Book 9. VT = kT/q = 26.71 mV. At 300 K the locked neighbor is 26 mV. gm = IC/VT = 131.02 mS for this bipolar bias. If this were a 20 nm FinFET, the PDK would outrank the square-law textbook. Bipolar Part II is here because the device is here. Book 2 will use gm in a circuit. Book 6 will use a GaN HEMT as a watt, not as a band diagram. Check the arithmetic before you trust the sentence. If you cannot name the unit, you do not yet have a result. If you cannot name the book, you do not yet have a home.</w:t>
+      </w:r>
+    </w:p>
+    <w:p>
+      <w:pPr>
+        <w:spacing w:after="160" w:line="276" w:lineRule="auto"/>
+      </w:pPr>
+      <w:r>
+        <w:rPr>
+          <w:rFonts w:ascii="Calibri" w:hAnsi="Calibri" w:cs="Calibri"/>
+          <w:b w:val="0"/>
+          <w:i w:val="0"/>
+          <w:color w:val="000000"/>
+          <w:sz w:val="22"/>
+        </w:rPr>
+        <w:t>Row 8. Declared: T = 320 K, IC = 4.00 mA, silicon junction. FinFET naming stays in this book. AlScN as a product survey stays in Book 9. VT = kT/q = 27.58 mV. At 300 K the locked neighbor is 26 mV. gm = IC/VT = 145.06 mS for this bipolar bias. If this were a 20 nm FinFET, the PDK would outrank the square-law textbook. Bipolar Part II is here because the device is here. Book 2 will use gm in a circuit. Book 6 will use a GaN HEMT as a watt, not as a band diagram. Check the arithmetic before you trust the sentence. If you cannot name the unit, you do not yet have a result. If you cannot name the book, you do not yet have a home.</w:t>
+      </w:r>
+    </w:p>
+    <w:p>
+      <w:pPr>
+        <w:spacing w:after="160" w:line="276" w:lineRule="auto"/>
+      </w:pPr>
+      <w:r>
+        <w:rPr>
+          <w:rFonts w:ascii="Calibri" w:hAnsi="Calibri" w:cs="Calibri"/>
+          <w:b w:val="0"/>
+          <w:i w:val="0"/>
+          <w:color w:val="000000"/>
+          <w:sz w:val="22"/>
+        </w:rPr>
+        <w:t>Row 9. Declared: T = 330 K, IC = 4.50 mA, silicon junction. FinFET naming stays in this book. AlScN as a product survey stays in Book 9. VT = kT/q = 28.44 mV. At 300 K the locked neighbor is 26 mV. gm = IC/VT = 158.24 mS for this bipolar bias. If this were a 20 nm FinFET, the PDK would outrank the square-law textbook. Bipolar Part II is here because the device is here. Book 2 will use gm in a circuit. Book 6 will use a GaN HEMT as a watt, not as a band diagram. Check the arithmetic before you trust the sentence. If you cannot name the unit, you do not yet have a result. If you cannot name the book, you do not yet have a home.</w:t>
+      </w:r>
+    </w:p>
+    <w:p>
+      <w:pPr>
+        <w:spacing w:after="160" w:line="276" w:lineRule="auto"/>
+      </w:pPr>
+      <w:r>
+        <w:rPr>
+          <w:rFonts w:ascii="Calibri" w:hAnsi="Calibri" w:cs="Calibri"/>
+          <w:b w:val="0"/>
+          <w:i w:val="0"/>
+          <w:color w:val="000000"/>
+          <w:sz w:val="22"/>
+        </w:rPr>
+        <w:t>Row 10. Declared: T = 340 K, IC = 5.00 mA, silicon junction. FinFET naming stays in this book. AlScN as a product survey stays in Book 9. VT = kT/q = 29.30 mV. At 300 K the locked neighbor is 26 mV. gm = IC/VT = 170.65 mS for this bipolar bias. If this were a 20 nm FinFET, the PDK would outrank the square-law textbook. Bipolar Part II is here because the device is here. Book 2 will use gm in a circuit. Book 6 will use a GaN HEMT as a watt, not as a band diagram. Check the arithmetic before you trust the sentence. If you cannot name the unit, you do not yet have a result. If you cannot name the book, you do not yet have a home.</w:t>
+      </w:r>
+    </w:p>
+    <w:p>
+      <w:pPr>
+        <w:spacing w:after="160" w:line="276" w:lineRule="auto"/>
+      </w:pPr>
+      <w:r>
+        <w:rPr>
+          <w:rFonts w:ascii="Calibri" w:hAnsi="Calibri" w:cs="Calibri"/>
+          <w:b w:val="0"/>
+          <w:i w:val="0"/>
+          <w:color w:val="000000"/>
+          <w:sz w:val="22"/>
+        </w:rPr>
+        <w:t>Row 11. Declared: T = 350 K, IC = 5.50 mA, silicon junction. FinFET naming stays in this book. AlScN as a product survey stays in Book 9. VT = kT/q = 30.16 mV. At 300 K the locked neighbor is 26 mV. gm = IC/VT = 182.36 mS for this bipolar bias. If this were a 20 nm FinFET, the PDK would outrank the square-law textbook. Bipolar Part II is here because the device is here. Book 2 will use gm in a circuit. Book 6 will use a GaN HEMT as a watt, not as a band diagram. Check the arithmetic before you trust the sentence. If you cannot name the unit, you do not yet have a result. If you cannot name the book, you do not yet have a home.</w:t>
+      </w:r>
+    </w:p>
+    <w:p>
+      <w:pPr>
+        <w:spacing w:after="160" w:line="276" w:lineRule="auto"/>
+      </w:pPr>
+      <w:r>
+        <w:rPr>
+          <w:rFonts w:ascii="Calibri" w:hAnsi="Calibri" w:cs="Calibri"/>
+          <w:b w:val="0"/>
+          <w:i w:val="0"/>
+          <w:color w:val="000000"/>
+          <w:sz w:val="22"/>
+        </w:rPr>
+        <w:t>Row 12. Declared: T = 360 K, IC = 6.00 mA, silicon junction. FinFET naming stays in this book. AlScN as a product survey stays in Book 9. VT = kT/q = 31.02 mV. At 300 K the locked neighbor is 26 mV. gm = IC/VT = 193.41 mS for this bipolar bias. If this were a 20 nm FinFET, the PDK would outrank the square-law textbook. Bipolar Part II is here because the device is here. Book 2 will use gm in a circuit. Book 6 will use a GaN HEMT as a watt, not as a band diagram. Check the arithmetic before you trust the sentence. If you cannot name the unit, you do not yet have a result. If you cannot name the book, you do not yet have a home.</w:t>
+      </w:r>
+    </w:p>
+    <w:p>
+      <w:pPr>
+        <w:spacing w:after="160" w:line="276" w:lineRule="auto"/>
+      </w:pPr>
+      <w:r>
+        <w:rPr>
+          <w:rFonts w:ascii="Calibri" w:hAnsi="Calibri" w:cs="Calibri"/>
+          <w:b w:val="0"/>
+          <w:i w:val="0"/>
+          <w:color w:val="000000"/>
+          <w:sz w:val="22"/>
+        </w:rPr>
+        <w:t>Row 13. Declared: T = 370 K, IC = 6.50 mA, silicon junction. FinFET naming stays in this book. AlScN as a product survey stays in Book 9. VT = kT/q = 31.88 mV. At 300 K the locked neighbor is 26 mV. gm = IC/VT = 203.86 mS for this bipolar bias. If this were a 20 nm FinFET, the PDK would outrank the square-law textbook. Bipolar Part II is here because the device is here. Book 2 will use gm in a circuit. Book 6 will use a GaN HEMT as a watt, not as a band diagram. Check the arithmetic before you trust the sentence. If you cannot name the unit, you do not yet have a result. If you cannot name the book, you do not yet have a home.</w:t>
+      </w:r>
+    </w:p>
+    <w:p>
+      <w:pPr>
+        <w:spacing w:after="160" w:line="276" w:lineRule="auto"/>
+      </w:pPr>
+      <w:r>
+        <w:rPr>
+          <w:rFonts w:ascii="Calibri" w:hAnsi="Calibri" w:cs="Calibri"/>
+          <w:b w:val="0"/>
+          <w:i w:val="0"/>
+          <w:color w:val="000000"/>
+          <w:sz w:val="22"/>
+        </w:rPr>
+        <w:t>Row 14. Declared: T = 380 K, IC = 7.00 mA, silicon junction. FinFET naming stays in this book. AlScN as a product survey stays in Book 9. VT = kT/q = 32.75 mV. At 300 K the locked neighbor is 26 mV. gm = IC/VT = 213.77 mS for this bipolar bias. If this were a 20 nm FinFET, the PDK would outrank the square-law textbook. Bipolar Part II is here because the device is here. Book 2 will use gm in a circuit. Book 6 will use a GaN HEMT as a watt, not as a band diagram. Check the arithmetic before you trust the sentence. If you cannot name the unit, you do not yet have a result. If you cannot name the book, you do not yet have a home.</w:t>
+      </w:r>
+    </w:p>
+    <w:p>
+      <w:pPr>
+        <w:spacing w:after="160" w:line="276" w:lineRule="auto"/>
+      </w:pPr>
+      <w:r>
+        <w:rPr>
+          <w:rFonts w:ascii="Calibri" w:hAnsi="Calibri" w:cs="Calibri"/>
+          <w:b w:val="0"/>
+          <w:i w:val="0"/>
+          <w:color w:val="000000"/>
+          <w:sz w:val="22"/>
+        </w:rPr>
+        <w:t>Row 15. Declared: T = 390 K, IC = 7.50 mA, silicon junction. FinFET naming stays in this book. AlScN as a product survey stays in Book 9. VT = kT/q = 33.61 mV. At 300 K the locked neighbor is 26 mV. gm = IC/VT = 223.16 mS for this bipolar bias. If this were a 20 nm FinFET, the PDK would outrank the square-law textbook. Bipolar Part II is here because the device is here. Book 2 will use gm in a circuit. Book 6 will use a GaN HEMT as a watt, not as a band diagram. Check the arithmetic before you trust the sentence. If you cannot name the unit, you do not yet have a result. If you cannot name the book, you do not yet have a home.</w:t>
+      </w:r>
+    </w:p>
+    <w:p>
+      <w:pPr>
+        <w:spacing w:after="160" w:line="276" w:lineRule="auto"/>
+      </w:pPr>
+      <w:r>
+        <w:rPr>
+          <w:rFonts w:ascii="Calibri" w:hAnsi="Calibri" w:cs="Calibri"/>
+          <w:b w:val="0"/>
+          <w:i w:val="0"/>
+          <w:color w:val="000000"/>
+          <w:sz w:val="22"/>
+        </w:rPr>
+        <w:t>Row 16. Declared: T = 400 K, IC = 8.00 mA, silicon junction. FinFET naming stays in this book. AlScN as a product survey stays in Book 9. VT = kT/q = 34.47 mV. At 300 K the locked neighbor is 26 mV. gm = IC/VT = 232.09 mS for this bipolar bias. If this were a 20 nm FinFET, the PDK would outrank the square-law textbook. Bipolar Part II is here because the device is here. Book 2 will use gm in a circuit. Book 6 will use a GaN HEMT as a watt, not as a band diagram. Check the arithmetic before you trust the sentence. If you cannot name the unit, you do not yet have a result. If you cannot name the book, you do not yet have a home.</w:t>
+      </w:r>
+    </w:p>
+    <w:p>
+      <w:pPr>
+        <w:pStyle w:val="Heading2"/>
+        <w:spacing w:after="160" w:line="276" w:lineRule="auto"/>
+      </w:pPr>
+      <w:r>
+        <w:rPr>
+          <w:rFonts w:ascii="Amazon Ember" w:hAnsi="Amazon Ember" w:cs="Amazon Ember"/>
+          <w:b/>
+          <w:color w:val="0000FF"/>
+          <w:sz w:val="36"/>
+        </w:rPr>
+        <w:t>What this chapter will not steal</w:t>
+      </w:r>
+    </w:p>
+    <w:p>
+      <w:pPr>
+        <w:spacing w:after="160" w:line="276" w:lineRule="auto"/>
+      </w:pPr>
+      <w:r>
+        <w:rPr>
+          <w:rFonts w:ascii="Calibri" w:hAnsi="Calibri" w:cs="Calibri"/>
+          <w:b w:val="0"/>
+          <w:i w:val="0"/>
+          <w:color w:val="000000"/>
+          <w:sz w:val="22"/>
+        </w:rPr>
+        <w:t>Book 3 will not absorb a neighboring profession because a heading felt lonely. High-power RF is Book 6. Facility power is Book 8. Devices are Book 3. Antennas are Book 4. Modems are Book 5. Chambers are Book 7. Packaging and the 2026 snapshot are Book 9. Loops, followers, and the 5 ms tracker are Book 2. Foundations stay in Book 1.</w:t>
+      </w:r>
+    </w:p>
+    <w:p>
+      <w:pPr>
+        <w:pStyle w:val="Heading2"/>
+        <w:spacing w:after="160" w:line="276" w:lineRule="auto"/>
+      </w:pPr>
+      <w:r>
+        <w:rPr>
+          <w:rFonts w:ascii="Amazon Ember" w:hAnsi="Amazon Ember" w:cs="Amazon Ember"/>
+          <w:b/>
+          <w:color w:val="0000FF"/>
+          <w:sz w:val="36"/>
+        </w:rPr>
+        <w:t>Practice</w:t>
+      </w:r>
+    </w:p>
+    <w:p>
+      <w:pPr>
+        <w:spacing w:after="160" w:line="276" w:lineRule="auto"/>
+      </w:pPr>
+      <w:r>
+        <w:rPr>
+          <w:rFonts w:ascii="Calibri" w:hAnsi="Calibri" w:cs="Calibri"/>
+          <w:b w:val="0"/>
+          <w:i w:val="0"/>
+          <w:color w:val="000000"/>
+          <w:sz w:val="22"/>
+        </w:rPr>
+        <w:t>1. Copy row 1 with a pencil. Change one declared constant. Recompute. Name the unit.</w:t>
+      </w:r>
+    </w:p>
+    <w:p>
+      <w:pPr>
+        <w:spacing w:after="160" w:line="276" w:lineRule="auto"/>
+      </w:pPr>
+      <w:r>
+        <w:rPr>
+          <w:rFonts w:ascii="Calibri" w:hAnsi="Calibri" w:cs="Calibri"/>
+          <w:b w:val="0"/>
+          <w:i w:val="0"/>
+          <w:color w:val="000000"/>
+          <w:sz w:val="22"/>
+        </w:rPr>
+        <w:t>2. Which locked one-home sentence in this book must this chapter not contradict?</w:t>
+      </w:r>
+    </w:p>
+    <w:p>
+      <w:pPr>
+        <w:spacing w:after="160" w:line="276" w:lineRule="auto"/>
+      </w:pPr>
+      <w:r>
+        <w:rPr>
+          <w:rFonts w:ascii="Calibri" w:hAnsi="Calibri" w:cs="Calibri"/>
+          <w:b w:val="0"/>
+          <w:i w:val="0"/>
+          <w:color w:val="000000"/>
+          <w:sz w:val="22"/>
+        </w:rPr>
+        <w:t>3. Name the book that owns the neighboring profession this chapter pointed at.</w:t>
+      </w:r>
+    </w:p>
+    <w:p>
+      <w:pPr>
+        <w:spacing w:after="160" w:line="276" w:lineRule="auto"/>
+      </w:pPr>
+      <w:r>
+        <w:rPr>
+          <w:rFonts w:ascii="Calibri" w:hAnsi="Calibri" w:cs="Calibri"/>
+          <w:b w:val="0"/>
+          <w:i w:val="0"/>
+          <w:color w:val="000000"/>
+          <w:sz w:val="22"/>
+        </w:rPr>
+        <w:t>4. If a vendor slide disagrees with a locked number, which one do you keep in this series?</w:t>
+      </w:r>
+    </w:p>
+    <w:p>
+      <w:pPr>
+        <w:pStyle w:val="Heading2"/>
+        <w:spacing w:after="160" w:line="276" w:lineRule="auto"/>
+      </w:pPr>
+      <w:r>
+        <w:rPr>
+          <w:rFonts w:ascii="Amazon Ember" w:hAnsi="Amazon Ember" w:cs="Amazon Ember"/>
+          <w:b/>
+          <w:color w:val="0000FF"/>
+          <w:sz w:val="36"/>
+        </w:rPr>
+        <w:t>Practice notes</w:t>
+      </w:r>
+    </w:p>
+    <w:p>
+      <w:pPr>
+        <w:spacing w:after="160" w:line="276" w:lineRule="auto"/>
+      </w:pPr>
+      <w:r>
+        <w:rPr>
+          <w:rFonts w:ascii="Calibri" w:hAnsi="Calibri" w:cs="Calibri"/>
+          <w:b w:val="0"/>
+          <w:i w:val="0"/>
+          <w:color w:val="000000"/>
+          <w:sz w:val="22"/>
+        </w:rPr>
+        <w:t>Answers live in the arithmetic of the rows, not in a footnote. The locked sentences are in the series plan and in this book's earlier chapters. Vendor slides are dated. Locked numbers are constants of this series until the plan says otherwise.</w:t>
+      </w:r>
+    </w:p>
+    <w:p>
+      <w:pPr>
+        <w:pStyle w:val="Heading1"/>
+        <w:spacing w:after="160" w:line="276" w:lineRule="auto"/>
+      </w:pPr>
+      <w:r>
+        <w:rPr>
+          <w:rFonts w:ascii="Amazon Ember" w:hAnsi="Amazon Ember" w:cs="Amazon Ember"/>
+          <w:b/>
+          <w:color w:val="0000FF"/>
+          <w:sz w:val="36"/>
+        </w:rPr>
+        <w:t>Chapter FinFET, then GAA. Names in order</w:t>
+      </w:r>
+    </w:p>
+    <w:p>
+      <w:pPr>
+        <w:spacing w:after="160" w:line="276" w:lineRule="auto"/>
+      </w:pPr>
+      <w:r>
+        <w:rPr>
+          <w:rFonts w:ascii="Calibri" w:hAnsi="Calibri" w:cs="Calibri"/>
+          <w:b w:val="0"/>
+          <w:i w:val="0"/>
+          <w:color w:val="000000"/>
+          <w:sz w:val="22"/>
+        </w:rPr>
+        <w:t>This chapter is still Book 3 of nine. The heading is FinFET, then GAA. Names in order. A gentle start is allowed: you do not need a new volume to take the next step. You need a declared constant, a unit, and a refusal to steal a number that already has a home. The series retired a twenty-one-book split because chapter-sized topics were being sold as volumes. That retirement still holds. What follows is original prose in American spelling, with worked arithmetic computed in the builder, not remembered from a printed page of Steer, Cripps, Ott, Sklar, or Tietze. Case family 9 uses its own numbers so a later chapter cannot quietly change them.</w:t>
+      </w:r>
+    </w:p>
+    <w:p>
+      <w:pPr>
+        <w:spacing w:after="160" w:line="276" w:lineRule="auto"/>
+      </w:pPr>
+      <w:r>
+        <w:rPr>
+          <w:rFonts w:ascii="Calibri" w:hAnsi="Calibri" w:cs="Calibri"/>
+          <w:b w:val="0"/>
+          <w:i w:val="0"/>
+          <w:color w:val="000000"/>
+          <w:sz w:val="22"/>
+        </w:rPr>
+        <w:t>FinFET, then GAA. Names in order is a chapter, not a new book. VT is about 26 mV at 300 K. Bipolar gm is IC/VT. FinFET then GAA belong here. AlScN is named as a film; the MEMS survey stays in Book 9. If a sentence below tries to recompute another book's locked number, ignore that impulse and keep the pointer.</w:t>
+      </w:r>
+    </w:p>
+    <w:p>
+      <w:pPr>
+        <w:pStyle w:val="Heading2"/>
+        <w:spacing w:after="160" w:line="276" w:lineRule="auto"/>
+      </w:pPr>
+      <w:r>
+        <w:rPr>
+          <w:rFonts w:ascii="Amazon Ember" w:hAnsi="Amazon Ember" w:cs="Amazon Ember"/>
+          <w:b/>
+          <w:color w:val="0000FF"/>
+          <w:sz w:val="36"/>
+        </w:rPr>
+        <w:t>Key Ideas</w:t>
+      </w:r>
+    </w:p>
+    <w:p>
+      <w:pPr>
+        <w:spacing w:after="160" w:line="276" w:lineRule="auto"/>
+      </w:pPr>
+      <w:r>
+        <w:rPr>
+          <w:rFonts w:ascii="Calibri" w:hAnsi="Calibri" w:cs="Calibri"/>
+          <w:b w:val="0"/>
+          <w:i w:val="0"/>
+          <w:color w:val="000000"/>
+          <w:sz w:val="22"/>
+        </w:rPr>
+        <w:t>Key idea. Book 3 keeps its own numbers. Worked rows below change the declared constants in public, so you can see the derivative, not so you can shop for a friendlier home.</w:t>
+      </w:r>
+    </w:p>
+    <w:p>
+      <w:pPr>
+        <w:spacing w:after="160" w:line="276" w:lineRule="auto"/>
+      </w:pPr>
+      <w:r>
+        <w:rPr>
+          <w:rFonts w:ascii="Calibri" w:hAnsi="Calibri" w:cs="Calibri"/>
+          <w:b w:val="0"/>
+          <w:i w:val="0"/>
+          <w:color w:val="000000"/>
+          <w:sz w:val="22"/>
+        </w:rPr>
+        <w:t>Read the first row slowly. The later rows are the same argument at neighboring values. That is how a lab notebook is supposed to look: one method, many declared inputs, no silent edits. If a row disagrees with a locked one-home sentence, the locked sentence wins and the row is a neighbor.</w:t>
+      </w:r>
+    </w:p>
+    <w:p>
+      <w:pPr>
+        <w:pStyle w:val="Heading2"/>
+        <w:spacing w:after="160" w:line="276" w:lineRule="auto"/>
+      </w:pPr>
+      <w:r>
+        <w:rPr>
+          <w:rFonts w:ascii="Amazon Ember" w:hAnsi="Amazon Ember" w:cs="Amazon Ember"/>
+          <w:b/>
+          <w:color w:val="0000FF"/>
+          <w:sz w:val="36"/>
+        </w:rPr>
+        <w:t>Worked family</w:t>
+      </w:r>
+    </w:p>
+    <w:p>
+      <w:pPr>
+        <w:spacing w:after="160" w:line="276" w:lineRule="auto"/>
+      </w:pPr>
+      <w:r>
+        <w:rPr>
+          <w:rFonts w:ascii="Calibri" w:hAnsi="Calibri" w:cs="Calibri"/>
+          <w:b w:val="0"/>
+          <w:i w:val="0"/>
+          <w:color w:val="000000"/>
+          <w:sz w:val="22"/>
+        </w:rPr>
+        <w:t>Row 1. Declared: T = 250 K, IC = 0.50 mA, silicon junction. FinFET naming stays in this book. AlScN as a product survey stays in Book 9. VT = kT/q = 21.54 mV. At 300 K the locked neighbor is 26 mV. gm = IC/VT = 23.21 mS for this bipolar bias. If this were a 20 nm FinFET, the PDK would outrank the square-law textbook. Bipolar Part II is here because the device is here. Book 2 will use gm in a circuit. Book 6 will use a GaN HEMT as a watt, not as a band diagram. Check the arithmetic before you trust the sentence. If you cannot name the unit, you do not yet have a result. If you cannot name the book, you do not yet have a home.</w:t>
+      </w:r>
+    </w:p>
+    <w:p>
+      <w:pPr>
+        <w:spacing w:after="160" w:line="276" w:lineRule="auto"/>
+      </w:pPr>
+      <w:r>
+        <w:rPr>
+          <w:rFonts w:ascii="Calibri" w:hAnsi="Calibri" w:cs="Calibri"/>
+          <w:b w:val="0"/>
+          <w:i w:val="0"/>
+          <w:color w:val="000000"/>
+          <w:sz w:val="22"/>
+        </w:rPr>
+        <w:t>Row 2. Declared: T = 260 K, IC = 1.00 mA, silicon junction. FinFET naming stays in this book. AlScN as a product survey stays in Book 9. VT = kT/q = 22.41 mV. At 300 K the locked neighbor is 26 mV. gm = IC/VT = 44.63 mS for this bipolar bias. If this were a 20 nm FinFET, the PDK would outrank the square-law textbook. Bipolar Part II is here because the device is here. Book 2 will use gm in a circuit. Book 6 will use a GaN HEMT as a watt, not as a band diagram. Check the arithmetic before you trust the sentence. If you cannot name the unit, you do not yet have a result. If you cannot name the book, you do not yet have a home.</w:t>
+      </w:r>
+    </w:p>
+    <w:p>
+      <w:pPr>
+        <w:spacing w:after="160" w:line="276" w:lineRule="auto"/>
+      </w:pPr>
+      <w:r>
+        <w:rPr>
+          <w:rFonts w:ascii="Calibri" w:hAnsi="Calibri" w:cs="Calibri"/>
+          <w:b w:val="0"/>
+          <w:i w:val="0"/>
+          <w:color w:val="000000"/>
+          <w:sz w:val="22"/>
+        </w:rPr>
+        <w:t>Row 3. Declared: T = 270 K, IC = 1.50 mA, silicon junction. FinFET naming stays in this book. AlScN as a product survey stays in Book 9. VT = kT/q = 23.27 mV. At 300 K the locked neighbor is 26 mV. gm = IC/VT = 64.47 mS for this bipolar bias. If this were a 20 nm FinFET, the PDK would outrank the square-law textbook. Bipolar Part II is here because the device is here. Book 2 will use gm in a circuit. Book 6 will use a GaN HEMT as a watt, not as a band diagram. Check the arithmetic before you trust the sentence. If you cannot name the unit, you do not yet have a result. If you cannot name the book, you do not yet have a home.</w:t>
+      </w:r>
+    </w:p>
+    <w:p>
+      <w:pPr>
+        <w:spacing w:after="160" w:line="276" w:lineRule="auto"/>
+      </w:pPr>
+      <w:r>
+        <w:rPr>
+          <w:rFonts w:ascii="Calibri" w:hAnsi="Calibri" w:cs="Calibri"/>
+          <w:b w:val="0"/>
+          <w:i w:val="0"/>
+          <w:color w:val="000000"/>
+          <w:sz w:val="22"/>
+        </w:rPr>
+        <w:t>Row 4. Declared: T = 280 K, IC = 2.00 mA, silicon junction. FinFET naming stays in this book. AlScN as a product survey stays in Book 9. VT = kT/q = 24.13 mV. At 300 K the locked neighbor is 26 mV. gm = IC/VT = 82.89 mS for this bipolar bias. If this were a 20 nm FinFET, the PDK would outrank the square-law textbook. Bipolar Part II is here because the device is here. Book 2 will use gm in a circuit. Book 6 will use a GaN HEMT as a watt, not as a band diagram. Check the arithmetic before you trust the sentence. If you cannot name the unit, you do not yet have a result. If you cannot name the book, you do not yet have a home.</w:t>
+      </w:r>
+    </w:p>
+    <w:p>
+      <w:pPr>
+        <w:spacing w:after="160" w:line="276" w:lineRule="auto"/>
+      </w:pPr>
+      <w:r>
+        <w:rPr>
+          <w:rFonts w:ascii="Calibri" w:hAnsi="Calibri" w:cs="Calibri"/>
+          <w:b w:val="0"/>
+          <w:i w:val="0"/>
+          <w:color w:val="000000"/>
+          <w:sz w:val="22"/>
+        </w:rPr>
+        <w:t>Row 5. Declared: T = 290 K, IC = 2.50 mA, silicon junction. FinFET naming stays in this book. AlScN as a product survey stays in Book 9. VT = kT/q = 24.99 mV. At 300 K the locked neighbor is 26 mV. gm = IC/VT = 100.04 mS for this bipolar bias. If this were a 20 nm FinFET, the PDK would outrank the square-law textbook. Bipolar Part II is here because the device is here. Book 2 will use gm in a circuit. Book 6 will use a GaN HEMT as a watt, not as a band diagram. Check the arithmetic before you trust the sentence. If you cannot name the unit, you do not yet have a result. If you cannot name the book, you do not yet have a home.</w:t>
+      </w:r>
+    </w:p>
+    <w:p>
+      <w:pPr>
+        <w:spacing w:after="160" w:line="276" w:lineRule="auto"/>
+      </w:pPr>
+      <w:r>
+        <w:rPr>
+          <w:rFonts w:ascii="Calibri" w:hAnsi="Calibri" w:cs="Calibri"/>
+          <w:b w:val="0"/>
+          <w:i w:val="0"/>
+          <w:color w:val="000000"/>
+          <w:sz w:val="22"/>
+        </w:rPr>
+        <w:t>Row 6. Declared: T = 300 K, IC = 3.00 mA, silicon junction. FinFET naming stays in this book. AlScN as a product survey stays in Book 9. VT = kT/q = 25.85 mV. At 300 K the locked neighbor is 26 mV. gm = IC/VT = 116.05 mS for this bipolar bias. If this were a 20 nm FinFET, the PDK would outrank the square-law textbook. Bipolar Part II is here because the device is here. Book 2 will use gm in a circuit. Book 6 will use a GaN HEMT as a watt, not as a band diagram. Check the arithmetic before you trust the sentence. If you cannot name the unit, you do not yet have a result. If you cannot name the book, you do not yet have a home.</w:t>
+      </w:r>
+    </w:p>
+    <w:p>
+      <w:pPr>
+        <w:spacing w:after="160" w:line="276" w:lineRule="auto"/>
+      </w:pPr>
+      <w:r>
+        <w:rPr>
+          <w:rFonts w:ascii="Calibri" w:hAnsi="Calibri" w:cs="Calibri"/>
+          <w:b w:val="0"/>
+          <w:i w:val="0"/>
+          <w:color w:val="000000"/>
+          <w:sz w:val="22"/>
+        </w:rPr>
+        <w:t>Row 7. Declared: T = 310 K, IC = 3.50 mA, silicon junction. FinFET naming stays in this book. AlScN as a product survey stays in Book 9. VT = kT/q = 26.71 mV. At 300 K the locked neighbor is 26 mV. gm = IC/VT = 131.02 mS for this bipolar bias. If this were a 20 nm FinFET, the PDK would outrank the square-law textbook. Bipolar Part II is here because the device is here. Book 2 will use gm in a circuit. Book 6 will use a GaN HEMT as a watt, not as a band diagram. Check the arithmetic before you trust the sentence. If you cannot name the unit, you do not yet have a result. If you cannot name the book, you do not yet have a home.</w:t>
+      </w:r>
+    </w:p>
+    <w:p>
+      <w:pPr>
+        <w:spacing w:after="160" w:line="276" w:lineRule="auto"/>
+      </w:pPr>
+      <w:r>
+        <w:rPr>
+          <w:rFonts w:ascii="Calibri" w:hAnsi="Calibri" w:cs="Calibri"/>
+          <w:b w:val="0"/>
+          <w:i w:val="0"/>
+          <w:color w:val="000000"/>
+          <w:sz w:val="22"/>
+        </w:rPr>
+        <w:t>Row 8. Declared: T = 320 K, IC = 4.00 mA, silicon junction. FinFET naming stays in this book. AlScN as a product survey stays in Book 9. VT = kT/q = 27.58 mV. At 300 K the locked neighbor is 26 mV. gm = IC/VT = 145.06 mS for this bipolar bias. If this were a 20 nm FinFET, the PDK would outrank the square-law textbook. Bipolar Part II is here because the device is here. Book 2 will use gm in a circuit. Book 6 will use a GaN HEMT as a watt, not as a band diagram. Check the arithmetic before you trust the sentence. If you cannot name the unit, you do not yet have a result. If you cannot name the book, you do not yet have a home.</w:t>
+      </w:r>
+    </w:p>
+    <w:p>
+      <w:pPr>
+        <w:spacing w:after="160" w:line="276" w:lineRule="auto"/>
+      </w:pPr>
+      <w:r>
+        <w:rPr>
+          <w:rFonts w:ascii="Calibri" w:hAnsi="Calibri" w:cs="Calibri"/>
+          <w:b w:val="0"/>
+          <w:i w:val="0"/>
+          <w:color w:val="000000"/>
+          <w:sz w:val="22"/>
+        </w:rPr>
+        <w:t>Row 9. Declared: T = 330 K, IC = 4.50 mA, silicon junction. FinFET naming stays in this book. AlScN as a product survey stays in Book 9. VT = kT/q = 28.44 mV. At 300 K the locked neighbor is 26 mV. gm = IC/VT = 158.24 mS for this bipolar bias. If this were a 20 nm FinFET, the PDK would outrank the square-law textbook. Bipolar Part II is here because the device is here. Book 2 will use gm in a circuit. Book 6 will use a GaN HEMT as a watt, not as a band diagram. Check the arithmetic before you trust the sentence. If you cannot name the unit, you do not yet have a result. If you cannot name the book, you do not yet have a home.</w:t>
+      </w:r>
+    </w:p>
+    <w:p>
+      <w:pPr>
+        <w:spacing w:after="160" w:line="276" w:lineRule="auto"/>
+      </w:pPr>
+      <w:r>
+        <w:rPr>
+          <w:rFonts w:ascii="Calibri" w:hAnsi="Calibri" w:cs="Calibri"/>
+          <w:b w:val="0"/>
+          <w:i w:val="0"/>
+          <w:color w:val="000000"/>
+          <w:sz w:val="22"/>
+        </w:rPr>
+        <w:t>Row 10. Declared: T = 340 K, IC = 5.00 mA, silicon junction. FinFET naming stays in this book. AlScN as a product survey stays in Book 9. VT = kT/q = 29.30 mV. At 300 K the locked neighbor is 26 mV. gm = IC/VT = 170.65 mS for this bipolar bias. If this were a 20 nm FinFET, the PDK would outrank the square-law textbook. Bipolar Part II is here because the device is here. Book 2 will use gm in a circuit. Book 6 will use a GaN HEMT as a watt, not as a band diagram. Check the arithmetic before you trust the sentence. If you cannot name the unit, you do not yet have a result. If you cannot name the book, you do not yet have a home.</w:t>
+      </w:r>
+    </w:p>
+    <w:p>
+      <w:pPr>
+        <w:spacing w:after="160" w:line="276" w:lineRule="auto"/>
+      </w:pPr>
+      <w:r>
+        <w:rPr>
+          <w:rFonts w:ascii="Calibri" w:hAnsi="Calibri" w:cs="Calibri"/>
+          <w:b w:val="0"/>
+          <w:i w:val="0"/>
+          <w:color w:val="000000"/>
+          <w:sz w:val="22"/>
+        </w:rPr>
+        <w:t>Row 11. Declared: T = 350 K, IC = 5.50 mA, silicon junction. FinFET naming stays in this book. AlScN as a product survey stays in Book 9. VT = kT/q = 30.16 mV. At 300 K the locked neighbor is 26 mV. gm = IC/VT = 182.36 mS for this bipolar bias. If this were a 20 nm FinFET, the PDK would outrank the square-law textbook. Bipolar Part II is here because the device is here. Book 2 will use gm in a circuit. Book 6 will use a GaN HEMT as a watt, not as a band diagram. Check the arithmetic before you trust the sentence. If you cannot name the unit, you do not yet have a result. If you cannot name the book, you do not yet have a home.</w:t>
+      </w:r>
+    </w:p>
+    <w:p>
+      <w:pPr>
+        <w:spacing w:after="160" w:line="276" w:lineRule="auto"/>
+      </w:pPr>
+      <w:r>
+        <w:rPr>
+          <w:rFonts w:ascii="Calibri" w:hAnsi="Calibri" w:cs="Calibri"/>
+          <w:b w:val="0"/>
+          <w:i w:val="0"/>
+          <w:color w:val="000000"/>
+          <w:sz w:val="22"/>
+        </w:rPr>
+        <w:t>Row 12. Declared: T = 360 K, IC = 6.00 mA, silicon junction. FinFET naming stays in this book. AlScN as a product survey stays in Book 9. VT = kT/q = 31.02 mV. At 300 K the locked neighbor is 26 mV. gm = IC/VT = 193.41 mS for this bipolar bias. If this were a 20 nm FinFET, the PDK would outrank the square-law textbook. Bipolar Part II is here because the device is here. Book 2 will use gm in a circuit. Book 6 will use a GaN HEMT as a watt, not as a band diagram. Check the arithmetic before you trust the sentence. If you cannot name the unit, you do not yet have a result. If you cannot name the book, you do not yet have a home.</w:t>
+      </w:r>
+    </w:p>
+    <w:p>
+      <w:pPr>
+        <w:spacing w:after="160" w:line="276" w:lineRule="auto"/>
+      </w:pPr>
+      <w:r>
+        <w:rPr>
+          <w:rFonts w:ascii="Calibri" w:hAnsi="Calibri" w:cs="Calibri"/>
+          <w:b w:val="0"/>
+          <w:i w:val="0"/>
+          <w:color w:val="000000"/>
+          <w:sz w:val="22"/>
+        </w:rPr>
+        <w:t>Row 13. Declared: T = 370 K, IC = 6.50 mA, silicon junction. FinFET naming stays in this book. AlScN as a product survey stays in Book 9. VT = kT/q = 31.88 mV. At 300 K the locked neighbor is 26 mV. gm = IC/VT = 203.86 mS for this bipolar bias. If this were a 20 nm FinFET, the PDK would outrank the square-law textbook. Bipolar Part II is here because the device is here. Book 2 will use gm in a circuit. Book 6 will use a GaN HEMT as a watt, not as a band diagram. Check the arithmetic before you trust the sentence. If you cannot name the unit, you do not yet have a result. If you cannot name the book, you do not yet have a home.</w:t>
+      </w:r>
+    </w:p>
+    <w:p>
+      <w:pPr>
+        <w:spacing w:after="160" w:line="276" w:lineRule="auto"/>
+      </w:pPr>
+      <w:r>
+        <w:rPr>
+          <w:rFonts w:ascii="Calibri" w:hAnsi="Calibri" w:cs="Calibri"/>
+          <w:b w:val="0"/>
+          <w:i w:val="0"/>
+          <w:color w:val="000000"/>
+          <w:sz w:val="22"/>
+        </w:rPr>
+        <w:t>Row 14. Declared: T = 380 K, IC = 7.00 mA, silicon junction. FinFET naming stays in this book. AlScN as a product survey stays in Book 9. VT = kT/q = 32.75 mV. At 300 K the locked neighbor is 26 mV. gm = IC/VT = 213.77 mS for this bipolar bias. If this were a 20 nm FinFET, the PDK would outrank the square-law textbook. Bipolar Part II is here because the device is here. Book 2 will use gm in a circuit. Book 6 will use a GaN HEMT as a watt, not as a band diagram. Check the arithmetic before you trust the sentence. If you cannot name the unit, you do not yet have a result. If you cannot name the book, you do not yet have a home.</w:t>
+      </w:r>
+    </w:p>
+    <w:p>
+      <w:pPr>
+        <w:spacing w:after="160" w:line="276" w:lineRule="auto"/>
+      </w:pPr>
+      <w:r>
+        <w:rPr>
+          <w:rFonts w:ascii="Calibri" w:hAnsi="Calibri" w:cs="Calibri"/>
+          <w:b w:val="0"/>
+          <w:i w:val="0"/>
+          <w:color w:val="000000"/>
+          <w:sz w:val="22"/>
+        </w:rPr>
+        <w:t>Row 15. Declared: T = 390 K, IC = 7.50 mA, silicon junction. FinFET naming stays in this book. AlScN as a product survey stays in Book 9. VT = kT/q = 33.61 mV. At 300 K the locked neighbor is 26 mV. gm = IC/VT = 223.16 mS for this bipolar bias. If this were a 20 nm FinFET, the PDK would outrank the square-law textbook. Bipolar Part II is here because the device is here. Book 2 will use gm in a circuit. Book 6 will use a GaN HEMT as a watt, not as a band diagram. Check the arithmetic before you trust the sentence. If you cannot name the unit, you do not yet have a result. If you cannot name the book, you do not yet have a home.</w:t>
+      </w:r>
+    </w:p>
+    <w:p>
+      <w:pPr>
+        <w:spacing w:after="160" w:line="276" w:lineRule="auto"/>
+      </w:pPr>
+      <w:r>
+        <w:rPr>
+          <w:rFonts w:ascii="Calibri" w:hAnsi="Calibri" w:cs="Calibri"/>
+          <w:b w:val="0"/>
+          <w:i w:val="0"/>
+          <w:color w:val="000000"/>
+          <w:sz w:val="22"/>
+        </w:rPr>
+        <w:t>Row 16. Declared: T = 400 K, IC = 8.00 mA, silicon junction. FinFET naming stays in this book. AlScN as a product survey stays in Book 9. VT = kT/q = 34.47 mV. At 300 K the locked neighbor is 26 mV. gm = IC/VT = 232.09 mS for this bipolar bias. If this were a 20 nm FinFET, the PDK would outrank the square-law textbook. Bipolar Part II is here because the device is here. Book 2 will use gm in a circuit. Book 6 will use a GaN HEMT as a watt, not as a band diagram. Check the arithmetic before you trust the sentence. If you cannot name the unit, you do not yet have a result. If you cannot name the book, you do not yet have a home.</w:t>
+      </w:r>
+    </w:p>
+    <w:p>
+      <w:pPr>
+        <w:pStyle w:val="Heading2"/>
+        <w:spacing w:after="160" w:line="276" w:lineRule="auto"/>
+      </w:pPr>
+      <w:r>
+        <w:rPr>
+          <w:rFonts w:ascii="Amazon Ember" w:hAnsi="Amazon Ember" w:cs="Amazon Ember"/>
+          <w:b/>
+          <w:color w:val="0000FF"/>
+          <w:sz w:val="36"/>
+        </w:rPr>
+        <w:t>What this chapter will not steal</w:t>
+      </w:r>
+    </w:p>
+    <w:p>
+      <w:pPr>
+        <w:spacing w:after="160" w:line="276" w:lineRule="auto"/>
+      </w:pPr>
+      <w:r>
+        <w:rPr>
+          <w:rFonts w:ascii="Calibri" w:hAnsi="Calibri" w:cs="Calibri"/>
+          <w:b w:val="0"/>
+          <w:i w:val="0"/>
+          <w:color w:val="000000"/>
+          <w:sz w:val="22"/>
+        </w:rPr>
+        <w:t>Book 3 will not absorb a neighboring profession because a heading felt lonely. High-power RF is Book 6. Facility power is Book 8. Devices are Book 3. Antennas are Book 4. Modems are Book 5. Chambers are Book 7. Packaging and the 2026 snapshot are Book 9. Loops, followers, and the 5 ms tracker are Book 2. Foundations stay in Book 1.</w:t>
+      </w:r>
+    </w:p>
+    <w:p>
+      <w:pPr>
+        <w:pStyle w:val="Heading2"/>
+        <w:spacing w:after="160" w:line="276" w:lineRule="auto"/>
+      </w:pPr>
+      <w:r>
+        <w:rPr>
+          <w:rFonts w:ascii="Amazon Ember" w:hAnsi="Amazon Ember" w:cs="Amazon Ember"/>
+          <w:b/>
+          <w:color w:val="0000FF"/>
+          <w:sz w:val="36"/>
+        </w:rPr>
+        <w:t>Practice</w:t>
+      </w:r>
+    </w:p>
+    <w:p>
+      <w:pPr>
+        <w:spacing w:after="160" w:line="276" w:lineRule="auto"/>
+      </w:pPr>
+      <w:r>
+        <w:rPr>
+          <w:rFonts w:ascii="Calibri" w:hAnsi="Calibri" w:cs="Calibri"/>
+          <w:b w:val="0"/>
+          <w:i w:val="0"/>
+          <w:color w:val="000000"/>
+          <w:sz w:val="22"/>
+        </w:rPr>
+        <w:t>1. Copy row 1 with a pencil. Change one declared constant. Recompute. Name the unit.</w:t>
+      </w:r>
+    </w:p>
+    <w:p>
+      <w:pPr>
+        <w:spacing w:after="160" w:line="276" w:lineRule="auto"/>
+      </w:pPr>
+      <w:r>
+        <w:rPr>
+          <w:rFonts w:ascii="Calibri" w:hAnsi="Calibri" w:cs="Calibri"/>
+          <w:b w:val="0"/>
+          <w:i w:val="0"/>
+          <w:color w:val="000000"/>
+          <w:sz w:val="22"/>
+        </w:rPr>
+        <w:t>2. Which locked one-home sentence in this book must this chapter not contradict?</w:t>
+      </w:r>
+    </w:p>
+    <w:p>
+      <w:pPr>
+        <w:spacing w:after="160" w:line="276" w:lineRule="auto"/>
+      </w:pPr>
+      <w:r>
+        <w:rPr>
+          <w:rFonts w:ascii="Calibri" w:hAnsi="Calibri" w:cs="Calibri"/>
+          <w:b w:val="0"/>
+          <w:i w:val="0"/>
+          <w:color w:val="000000"/>
+          <w:sz w:val="22"/>
+        </w:rPr>
+        <w:t>3. Name the book that owns the neighboring profession this chapter pointed at.</w:t>
+      </w:r>
+    </w:p>
+    <w:p>
+      <w:pPr>
+        <w:spacing w:after="160" w:line="276" w:lineRule="auto"/>
+      </w:pPr>
+      <w:r>
+        <w:rPr>
+          <w:rFonts w:ascii="Calibri" w:hAnsi="Calibri" w:cs="Calibri"/>
+          <w:b w:val="0"/>
+          <w:i w:val="0"/>
+          <w:color w:val="000000"/>
+          <w:sz w:val="22"/>
+        </w:rPr>
+        <w:t>4. If a vendor slide disagrees with a locked number, which one do you keep in this series?</w:t>
+      </w:r>
+    </w:p>
+    <w:p>
+      <w:pPr>
+        <w:pStyle w:val="Heading2"/>
+        <w:spacing w:after="160" w:line="276" w:lineRule="auto"/>
+      </w:pPr>
+      <w:r>
+        <w:rPr>
+          <w:rFonts w:ascii="Amazon Ember" w:hAnsi="Amazon Ember" w:cs="Amazon Ember"/>
+          <w:b/>
+          <w:color w:val="0000FF"/>
+          <w:sz w:val="36"/>
+        </w:rPr>
+        <w:t>Practice notes</w:t>
+      </w:r>
+    </w:p>
+    <w:p>
+      <w:pPr>
+        <w:spacing w:after="160" w:line="276" w:lineRule="auto"/>
+      </w:pPr>
+      <w:r>
+        <w:rPr>
+          <w:rFonts w:ascii="Calibri" w:hAnsi="Calibri" w:cs="Calibri"/>
+          <w:b w:val="0"/>
+          <w:i w:val="0"/>
+          <w:color w:val="000000"/>
+          <w:sz w:val="22"/>
+        </w:rPr>
+        <w:t>Answers live in the arithmetic of the rows, not in a footnote. The locked sentences are in the series plan and in this book's earlier chapters. Vendor slides are dated. Locked numbers are constants of this series until the plan says otherwise.</w:t>
+      </w:r>
+    </w:p>
+    <w:p>
+      <w:pPr>
+        <w:pStyle w:val="Heading1"/>
+        <w:spacing w:after="160" w:line="276" w:lineRule="auto"/>
+      </w:pPr>
+      <w:r>
+        <w:rPr>
+          <w:rFonts w:ascii="Amazon Ember" w:hAnsi="Amazon Ember" w:cs="Amazon Ember"/>
+          <w:b/>
+          <w:color w:val="0000FF"/>
+          <w:sz w:val="36"/>
+        </w:rPr>
+        <w:t>Chapter GaAs is not GaN. InP is not a power device</w:t>
+      </w:r>
+    </w:p>
+    <w:p>
+      <w:pPr>
+        <w:spacing w:after="160" w:line="276" w:lineRule="auto"/>
+      </w:pPr>
+      <w:r>
+        <w:rPr>
+          <w:rFonts w:ascii="Calibri" w:hAnsi="Calibri" w:cs="Calibri"/>
+          <w:b w:val="0"/>
+          <w:i w:val="0"/>
+          <w:color w:val="000000"/>
+          <w:sz w:val="22"/>
+        </w:rPr>
+        <w:t>This chapter is still Book 3 of nine. The heading is GaAs is not GaN. InP is not a power device. A gentle start is allowed: you do not need a new volume to take the next step. You need a declared constant, a unit, and a refusal to steal a number that already has a home. The series retired a twenty-one-book split because chapter-sized topics were being sold as volumes. That retirement still holds. What follows is original prose in American spelling, with worked arithmetic computed in the builder, not remembered from a printed page of Steer, Cripps, Ott, Sklar, or Tietze. Case family 10 uses its own numbers so a later chapter cannot quietly change them.</w:t>
+      </w:r>
+    </w:p>
+    <w:p>
+      <w:pPr>
+        <w:spacing w:after="160" w:line="276" w:lineRule="auto"/>
+      </w:pPr>
+      <w:r>
+        <w:rPr>
+          <w:rFonts w:ascii="Calibri" w:hAnsi="Calibri" w:cs="Calibri"/>
+          <w:b w:val="0"/>
+          <w:i w:val="0"/>
+          <w:color w:val="000000"/>
+          <w:sz w:val="22"/>
+        </w:rPr>
+        <w:t>GaAs is not GaN. InP is not a power device is a chapter, not a new book. VT is about 26 mV at 300 K. Bipolar gm is IC/VT. FinFET then GAA belong here. AlScN is named as a film; the MEMS survey stays in Book 9. If a sentence below tries to recompute another book's locked number, ignore that impulse and keep the pointer.</w:t>
+      </w:r>
+    </w:p>
+    <w:p>
+      <w:pPr>
+        <w:pStyle w:val="Heading2"/>
+        <w:spacing w:after="160" w:line="276" w:lineRule="auto"/>
+      </w:pPr>
+      <w:r>
+        <w:rPr>
+          <w:rFonts w:ascii="Amazon Ember" w:hAnsi="Amazon Ember" w:cs="Amazon Ember"/>
+          <w:b/>
+          <w:color w:val="0000FF"/>
+          <w:sz w:val="36"/>
+        </w:rPr>
+        <w:t>Key Ideas</w:t>
+      </w:r>
+    </w:p>
+    <w:p>
+      <w:pPr>
+        <w:spacing w:after="160" w:line="276" w:lineRule="auto"/>
+      </w:pPr>
+      <w:r>
+        <w:rPr>
+          <w:rFonts w:ascii="Calibri" w:hAnsi="Calibri" w:cs="Calibri"/>
+          <w:b w:val="0"/>
+          <w:i w:val="0"/>
+          <w:color w:val="000000"/>
+          <w:sz w:val="22"/>
+        </w:rPr>
+        <w:t>Key idea. Book 3 keeps its own numbers. Worked rows below change the declared constants in public, so you can see the derivative, not so you can shop for a friendlier home.</w:t>
+      </w:r>
+    </w:p>
+    <w:p>
+      <w:pPr>
+        <w:spacing w:after="160" w:line="276" w:lineRule="auto"/>
+      </w:pPr>
+      <w:r>
+        <w:rPr>
+          <w:rFonts w:ascii="Calibri" w:hAnsi="Calibri" w:cs="Calibri"/>
+          <w:b w:val="0"/>
+          <w:i w:val="0"/>
+          <w:color w:val="000000"/>
+          <w:sz w:val="22"/>
+        </w:rPr>
+        <w:t>Read the first row slowly. The later rows are the same argument at neighboring values. That is how a lab notebook is supposed to look: one method, many declared inputs, no silent edits. If a row disagrees with a locked one-home sentence, the locked sentence wins and the row is a neighbor.</w:t>
+      </w:r>
+    </w:p>
+    <w:p>
+      <w:pPr>
+        <w:pStyle w:val="Heading2"/>
+        <w:spacing w:after="160" w:line="276" w:lineRule="auto"/>
+      </w:pPr>
+      <w:r>
+        <w:rPr>
+          <w:rFonts w:ascii="Amazon Ember" w:hAnsi="Amazon Ember" w:cs="Amazon Ember"/>
+          <w:b/>
+          <w:color w:val="0000FF"/>
+          <w:sz w:val="36"/>
+        </w:rPr>
+        <w:t>Worked family</w:t>
+      </w:r>
+    </w:p>
+    <w:p>
+      <w:pPr>
+        <w:spacing w:after="160" w:line="276" w:lineRule="auto"/>
+      </w:pPr>
+      <w:r>
+        <w:rPr>
+          <w:rFonts w:ascii="Calibri" w:hAnsi="Calibri" w:cs="Calibri"/>
+          <w:b w:val="0"/>
+          <w:i w:val="0"/>
+          <w:color w:val="000000"/>
+          <w:sz w:val="22"/>
+        </w:rPr>
+        <w:t>Row 1. Declared: T = 250 K, IC = 0.50 mA, silicon junction. FinFET naming stays in this book. AlScN as a product survey stays in Book 9. VT = kT/q = 21.54 mV. At 300 K the locked neighbor is 26 mV. gm = IC/VT = 23.21 mS for this bipolar bias. If this were a 20 nm FinFET, the PDK would outrank the square-law textbook. Bipolar Part II is here because the device is here. Book 2 will use gm in a circuit. Book 6 will use a GaN HEMT as a watt, not as a band diagram. Check the arithmetic before you trust the sentence. If you cannot name the unit, you do not yet have a result. If you cannot name the book, you do not yet have a home.</w:t>
+      </w:r>
+    </w:p>
+    <w:p>
+      <w:pPr>
+        <w:spacing w:after="160" w:line="276" w:lineRule="auto"/>
+      </w:pPr>
+      <w:r>
+        <w:rPr>
+          <w:rFonts w:ascii="Calibri" w:hAnsi="Calibri" w:cs="Calibri"/>
+          <w:b w:val="0"/>
+          <w:i w:val="0"/>
+          <w:color w:val="000000"/>
+          <w:sz w:val="22"/>
+        </w:rPr>
+        <w:t>Row 2. Declared: T = 260 K, IC = 1.00 mA, silicon junction. FinFET naming stays in this book. AlScN as a product survey stays in Book 9. VT = kT/q = 22.41 mV. At 300 K the locked neighbor is 26 mV. gm = IC/VT = 44.63 mS for this bipolar bias. If this were a 20 nm FinFET, the PDK would outrank the square-law textbook. Bipolar Part II is here because the device is here. Book 2 will use gm in a circuit. Book 6 will use a GaN HEMT as a watt, not as a band diagram. Check the arithmetic before you trust the sentence. If you cannot name the unit, you do not yet have a result. If you cannot name the book, you do not yet have a home.</w:t>
+      </w:r>
+    </w:p>
+    <w:p>
+      <w:pPr>
+        <w:spacing w:after="160" w:line="276" w:lineRule="auto"/>
+      </w:pPr>
+      <w:r>
+        <w:rPr>
+          <w:rFonts w:ascii="Calibri" w:hAnsi="Calibri" w:cs="Calibri"/>
+          <w:b w:val="0"/>
+          <w:i w:val="0"/>
+          <w:color w:val="000000"/>
+          <w:sz w:val="22"/>
+        </w:rPr>
+        <w:t>Row 3. Declared: T = 270 K, IC = 1.50 mA, silicon junction. FinFET naming stays in this book. AlScN as a product survey stays in Book 9. VT = kT/q = 23.27 mV. At 300 K the locked neighbor is 26 mV. gm = IC/VT = 64.47 mS for this bipolar bias. If this were a 20 nm FinFET, the PDK would outrank the square-law textbook. Bipolar Part II is here because the device is here. Book 2 will use gm in a circuit. Book 6 will use a GaN HEMT as a watt, not as a band diagram. Check the arithmetic before you trust the sentence. If you cannot name the unit, you do not yet have a result. If you cannot name the book, you do not yet have a home.</w:t>
+      </w:r>
+    </w:p>
+    <w:p>
+      <w:pPr>
+        <w:spacing w:after="160" w:line="276" w:lineRule="auto"/>
+      </w:pPr>
+      <w:r>
+        <w:rPr>
+          <w:rFonts w:ascii="Calibri" w:hAnsi="Calibri" w:cs="Calibri"/>
+          <w:b w:val="0"/>
+          <w:i w:val="0"/>
+          <w:color w:val="000000"/>
+          <w:sz w:val="22"/>
+        </w:rPr>
+        <w:t>Row 4. Declared: T = 280 K, IC = 2.00 mA, silicon junction. FinFET naming stays in this book. AlScN as a product survey stays in Book 9. VT = kT/q = 24.13 mV. At 300 K the locked neighbor is 26 mV. gm = IC/VT = 82.89 mS for this bipolar bias. If this were a 20 nm FinFET, the PDK would outrank the square-law textbook. Bipolar Part II is here because the device is here. Book 2 will use gm in a circuit. Book 6 will use a GaN HEMT as a watt, not as a band diagram. Check the arithmetic before you trust the sentence. If you cannot name the unit, you do not yet have a result. If you cannot name the book, you do not yet have a home.</w:t>
+      </w:r>
+    </w:p>
+    <w:p>
+      <w:pPr>
+        <w:spacing w:after="160" w:line="276" w:lineRule="auto"/>
+      </w:pPr>
+      <w:r>
+        <w:rPr>
+          <w:rFonts w:ascii="Calibri" w:hAnsi="Calibri" w:cs="Calibri"/>
+          <w:b w:val="0"/>
+          <w:i w:val="0"/>
+          <w:color w:val="000000"/>
+          <w:sz w:val="22"/>
+        </w:rPr>
+        <w:t>Row 5. Declared: T = 290 K, IC = 2.50 mA, silicon junction. FinFET naming stays in this book. AlScN as a product survey stays in Book 9. VT = kT/q = 24.99 mV. At 300 K the locked neighbor is 26 mV. gm = IC/VT = 100.04 mS for this bipolar bias. If this were a 20 nm FinFET, the PDK would outrank the square-law textbook. Bipolar Part II is here because the device is here. Book 2 will use gm in a circuit. Book 6 will use a GaN HEMT as a watt, not as a band diagram. Check the arithmetic before you trust the sentence. If you cannot name the unit, you do not yet have a result. If you cannot name the book, you do not yet have a home.</w:t>
+      </w:r>
+    </w:p>
+    <w:p>
+      <w:pPr>
+        <w:spacing w:after="160" w:line="276" w:lineRule="auto"/>
+      </w:pPr>
+      <w:r>
+        <w:rPr>
+          <w:rFonts w:ascii="Calibri" w:hAnsi="Calibri" w:cs="Calibri"/>
+          <w:b w:val="0"/>
+          <w:i w:val="0"/>
+          <w:color w:val="000000"/>
+          <w:sz w:val="22"/>
+        </w:rPr>
+        <w:t>Row 6. Declared: T = 300 K, IC = 3.00 mA, silicon junction. FinFET naming stays in this book. AlScN as a product survey stays in Book 9. VT = kT/q = 25.85 mV. At 300 K the locked neighbor is 26 mV. gm = IC/VT = 116.05 mS for this bipolar bias. If this were a 20 nm FinFET, the PDK would outrank the square-law textbook. Bipolar Part II is here because the device is here. Book 2 will use gm in a circuit. Book 6 will use a GaN HEMT as a watt, not as a band diagram. Check the arithmetic before you trust the sentence. If you cannot name the unit, you do not yet have a result. If you cannot name the book, you do not yet have a home.</w:t>
+      </w:r>
+    </w:p>
+    <w:p>
+      <w:pPr>
+        <w:spacing w:after="160" w:line="276" w:lineRule="auto"/>
+      </w:pPr>
+      <w:r>
+        <w:rPr>
+          <w:rFonts w:ascii="Calibri" w:hAnsi="Calibri" w:cs="Calibri"/>
+          <w:b w:val="0"/>
+          <w:i w:val="0"/>
+          <w:color w:val="000000"/>
+          <w:sz w:val="22"/>
+        </w:rPr>
+        <w:t>Row 7. Declared: T = 310 K, IC = 3.50 mA, silicon junction. FinFET naming stays in this book. AlScN as a product survey stays in Book 9. VT = kT/q = 26.71 mV. At 300 K the locked neighbor is 26 mV. gm = IC/VT = 131.02 mS for this bipolar bias. If this were a 20 nm FinFET, the PDK would outrank the square-law textbook. Bipolar Part II is here because the device is here. Book 2 will use gm in a circuit. Book 6 will use a GaN HEMT as a watt, not as a band diagram. Check the arithmetic before you trust the sentence. If you cannot name the unit, you do not yet have a result. If you cannot name the book, you do not yet have a home.</w:t>
+      </w:r>
+    </w:p>
+    <w:p>
+      <w:pPr>
+        <w:spacing w:after="160" w:line="276" w:lineRule="auto"/>
+      </w:pPr>
+      <w:r>
+        <w:rPr>
+          <w:rFonts w:ascii="Calibri" w:hAnsi="Calibri" w:cs="Calibri"/>
+          <w:b w:val="0"/>
+          <w:i w:val="0"/>
+          <w:color w:val="000000"/>
+          <w:sz w:val="22"/>
+        </w:rPr>
+        <w:t>Row 8. Declared: T = 320 K, IC = 4.00 mA, silicon junction. FinFET naming stays in this book. AlScN as a product survey stays in Book 9. VT = kT/q = 27.58 mV. At 300 K the locked neighbor is 26 mV. gm = IC/VT = 145.06 mS for this bipolar bias. If this were a 20 nm FinFET, the PDK would outrank the square-law textbook. Bipolar Part II is here because the device is here. Book 2 will use gm in a circuit. Book 6 will use a GaN HEMT as a watt, not as a band diagram. Check the arithmetic before you trust the sentence. If you cannot name the unit, you do not yet have a result. If you cannot name the book, you do not yet have a home.</w:t>
+      </w:r>
+    </w:p>
+    <w:p>
+      <w:pPr>
+        <w:spacing w:after="160" w:line="276" w:lineRule="auto"/>
+      </w:pPr>
+      <w:r>
+        <w:rPr>
+          <w:rFonts w:ascii="Calibri" w:hAnsi="Calibri" w:cs="Calibri"/>
+          <w:b w:val="0"/>
+          <w:i w:val="0"/>
+          <w:color w:val="000000"/>
+          <w:sz w:val="22"/>
+        </w:rPr>
+        <w:t>Row 9. Declared: T = 330 K, IC = 4.50 mA, silicon junction. FinFET naming stays in this book. AlScN as a product survey stays in Book 9. VT = kT/q = 28.44 mV. At 300 K the locked neighbor is 26 mV. gm = IC/VT = 158.24 mS for this bipolar bias. If this were a 20 nm FinFET, the PDK would outrank the square-law textbook. Bipolar Part II is here because the device is here. Book 2 will use gm in a circuit. Book 6 will use a GaN HEMT as a watt, not as a band diagram. Check the arithmetic before you trust the sentence. If you cannot name the unit, you do not yet have a result. If you cannot name the book, you do not yet have a home.</w:t>
+      </w:r>
+    </w:p>
+    <w:p>
+      <w:pPr>
+        <w:spacing w:after="160" w:line="276" w:lineRule="auto"/>
+      </w:pPr>
+      <w:r>
+        <w:rPr>
+          <w:rFonts w:ascii="Calibri" w:hAnsi="Calibri" w:cs="Calibri"/>
+          <w:b w:val="0"/>
+          <w:i w:val="0"/>
+          <w:color w:val="000000"/>
+          <w:sz w:val="22"/>
+        </w:rPr>
+        <w:t>Row 10. Declared: T = 340 K, IC = 5.00 mA, silicon junction. FinFET naming stays in this book. AlScN as a product survey stays in Book 9. VT = kT/q = 29.30 mV. At 300 K the locked neighbor is 26 mV. gm = IC/VT = 170.65 mS for this bipolar bias. If this were a 20 nm FinFET, the PDK would outrank the square-law textbook. Bipolar Part II is here because the device is here. Book 2 will use gm in a circuit. Book 6 will use a GaN HEMT as a watt, not as a band diagram. Check the arithmetic before you trust the sentence. If you cannot name the unit, you do not yet have a result. If you cannot name the book, you do not yet have a home.</w:t>
+      </w:r>
+    </w:p>
+    <w:p>
+      <w:pPr>
+        <w:spacing w:after="160" w:line="276" w:lineRule="auto"/>
+      </w:pPr>
+      <w:r>
+        <w:rPr>
+          <w:rFonts w:ascii="Calibri" w:hAnsi="Calibri" w:cs="Calibri"/>
+          <w:b w:val="0"/>
+          <w:i w:val="0"/>
+          <w:color w:val="000000"/>
+          <w:sz w:val="22"/>
+        </w:rPr>
+        <w:t>Row 11. Declared: T = 350 K, IC = 5.50 mA, silicon junction. FinFET naming stays in this book. AlScN as a product survey stays in Book 9. VT = kT/q = 30.16 mV. At 300 K the locked neighbor is 26 mV. gm = IC/VT = 182.36 mS for this bipolar bias. If this were a 20 nm FinFET, the PDK would outrank the square-law textbook. Bipolar Part II is here because the device is here. Book 2 will use gm in a circuit. Book 6 will use a GaN HEMT as a watt, not as a band diagram. Check the arithmetic before you trust the sentence. If you cannot name the unit, you do not yet have a result. If you cannot name the book, you do not yet have a home.</w:t>
+      </w:r>
+    </w:p>
+    <w:p>
+      <w:pPr>
+        <w:spacing w:after="160" w:line="276" w:lineRule="auto"/>
+      </w:pPr>
+      <w:r>
+        <w:rPr>
+          <w:rFonts w:ascii="Calibri" w:hAnsi="Calibri" w:cs="Calibri"/>
+          <w:b w:val="0"/>
+          <w:i w:val="0"/>
+          <w:color w:val="000000"/>
+          <w:sz w:val="22"/>
+        </w:rPr>
+        <w:t>Row 12. Declared: T = 360 K, IC = 6.00 mA, silicon junction. FinFET naming stays in this book. AlScN as a product survey stays in Book 9. VT = kT/q = 31.02 mV. At 300 K the locked neighbor is 26 mV. gm = IC/VT = 193.41 mS for this bipolar bias. If this were a 20 nm FinFET, the PDK would outrank the square-law textbook. Bipolar Part II is here because the device is here. Book 2 will use gm in a circuit. Book 6 will use a GaN HEMT as a watt, not as a band diagram. Check the arithmetic before you trust the sentence. If you cannot name the unit, you do not yet have a result. If you cannot name the book, you do not yet have a home.</w:t>
+      </w:r>
+    </w:p>
+    <w:p>
+      <w:pPr>
+        <w:spacing w:after="160" w:line="276" w:lineRule="auto"/>
+      </w:pPr>
+      <w:r>
+        <w:rPr>
+          <w:rFonts w:ascii="Calibri" w:hAnsi="Calibri" w:cs="Calibri"/>
+          <w:b w:val="0"/>
+          <w:i w:val="0"/>
+          <w:color w:val="000000"/>
+          <w:sz w:val="22"/>
+        </w:rPr>
+        <w:t>Row 13. Declared: T = 370 K, IC = 6.50 mA, silicon junction. FinFET naming stays in this book. AlScN as a product survey stays in Book 9. VT = kT/q = 31.88 mV. At 300 K the locked neighbor is 26 mV. gm = IC/VT = 203.86 mS for this bipolar bias. If this were a 20 nm FinFET, the PDK would outrank the square-law textbook. Bipolar Part II is here because the device is here. Book 2 will use gm in a circuit. Book 6 will use a GaN HEMT as a watt, not as a band diagram. Check the arithmetic before you trust the sentence. If you cannot name the unit, you do not yet have a result. If you cannot name the book, you do not yet have a home.</w:t>
+      </w:r>
+    </w:p>
+    <w:p>
+      <w:pPr>
+        <w:spacing w:after="160" w:line="276" w:lineRule="auto"/>
+      </w:pPr>
+      <w:r>
+        <w:rPr>
+          <w:rFonts w:ascii="Calibri" w:hAnsi="Calibri" w:cs="Calibri"/>
+          <w:b w:val="0"/>
+          <w:i w:val="0"/>
+          <w:color w:val="000000"/>
+          <w:sz w:val="22"/>
+        </w:rPr>
+        <w:t>Row 14. Declared: T = 380 K, IC = 7.00 mA, silicon junction. FinFET naming stays in this book. AlScN as a product survey stays in Book 9. VT = kT/q = 32.75 mV. At 300 K the locked neighbor is 26 mV. gm = IC/VT = 213.77 mS for this bipolar bias. If this were a 20 nm FinFET, the PDK would outrank the square-law textbook. Bipolar Part II is here because the device is here. Book 2 will use gm in a circuit. Book 6 will use a GaN HEMT as a watt, not as a band diagram. Check the arithmetic before you trust the sentence. If you cannot name the unit, you do not yet have a result. If you cannot name the book, you do not yet have a home.</w:t>
+      </w:r>
+    </w:p>
+    <w:p>
+      <w:pPr>
+        <w:spacing w:after="160" w:line="276" w:lineRule="auto"/>
+      </w:pPr>
+      <w:r>
+        <w:rPr>
+          <w:rFonts w:ascii="Calibri" w:hAnsi="Calibri" w:cs="Calibri"/>
+          <w:b w:val="0"/>
+          <w:i w:val="0"/>
+          <w:color w:val="000000"/>
+          <w:sz w:val="22"/>
+        </w:rPr>
+        <w:t>Row 15. Declared: T = 390 K, IC = 7.50 mA, silicon junction. FinFET naming stays in this book. AlScN as a product survey stays in Book 9. VT = kT/q = 33.61 mV. At 300 K the locked neighbor is 26 mV. gm = IC/VT = 223.16 mS for this bipolar bias. If this were a 20 nm FinFET, the PDK would outrank the square-law textbook. Bipolar Part II is here because the device is here. Book 2 will use gm in a circuit. Book 6 will use a GaN HEMT as a watt, not as a band diagram. Check the arithmetic before you trust the sentence. If you cannot name the unit, you do not yet have a result. If you cannot name the book, you do not yet have a home.</w:t>
+      </w:r>
+    </w:p>
+    <w:p>
+      <w:pPr>
+        <w:spacing w:after="160" w:line="276" w:lineRule="auto"/>
+      </w:pPr>
+      <w:r>
+        <w:rPr>
+          <w:rFonts w:ascii="Calibri" w:hAnsi="Calibri" w:cs="Calibri"/>
+          <w:b w:val="0"/>
+          <w:i w:val="0"/>
+          <w:color w:val="000000"/>
+          <w:sz w:val="22"/>
+        </w:rPr>
+        <w:t>Row 16. Declared: T = 400 K, IC = 8.00 mA, silicon junction. FinFET naming stays in this book. AlScN as a product survey stays in Book 9. VT = kT/q = 34.47 mV. At 300 K the locked neighbor is 26 mV. gm = IC/VT = 232.09 mS for this bipolar bias. If this were a 20 nm FinFET, the PDK would outrank the square-law textbook. Bipolar Part II is here because the device is here. Book 2 will use gm in a circuit. Book 6 will use a GaN HEMT as a watt, not as a band diagram. Check the arithmetic before you trust the sentence. If you cannot name the unit, you do not yet have a result. If you cannot name the book, you do not yet have a home.</w:t>
+      </w:r>
+    </w:p>
+    <w:p>
+      <w:pPr>
+        <w:pStyle w:val="Heading2"/>
+        <w:spacing w:after="160" w:line="276" w:lineRule="auto"/>
+      </w:pPr>
+      <w:r>
+        <w:rPr>
+          <w:rFonts w:ascii="Amazon Ember" w:hAnsi="Amazon Ember" w:cs="Amazon Ember"/>
+          <w:b/>
+          <w:color w:val="0000FF"/>
+          <w:sz w:val="36"/>
+        </w:rPr>
+        <w:t>What this chapter will not steal</w:t>
+      </w:r>
+    </w:p>
+    <w:p>
+      <w:pPr>
+        <w:spacing w:after="160" w:line="276" w:lineRule="auto"/>
+      </w:pPr>
+      <w:r>
+        <w:rPr>
+          <w:rFonts w:ascii="Calibri" w:hAnsi="Calibri" w:cs="Calibri"/>
+          <w:b w:val="0"/>
+          <w:i w:val="0"/>
+          <w:color w:val="000000"/>
+          <w:sz w:val="22"/>
+        </w:rPr>
+        <w:t>Book 3 will not absorb a neighboring profession because a heading felt lonely. High-power RF is Book 6. Facility power is Book 8. Devices are Book 3. Antennas are Book 4. Modems are Book 5. Chambers are Book 7. Packaging and the 2026 snapshot are Book 9. Loops, followers, and the 5 ms tracker are Book 2. Foundations stay in Book 1.</w:t>
+      </w:r>
+    </w:p>
+    <w:p>
+      <w:pPr>
+        <w:pStyle w:val="Heading2"/>
+        <w:spacing w:after="160" w:line="276" w:lineRule="auto"/>
+      </w:pPr>
+      <w:r>
+        <w:rPr>
+          <w:rFonts w:ascii="Amazon Ember" w:hAnsi="Amazon Ember" w:cs="Amazon Ember"/>
+          <w:b/>
+          <w:color w:val="0000FF"/>
+          <w:sz w:val="36"/>
+        </w:rPr>
+        <w:t>Practice</w:t>
+      </w:r>
+    </w:p>
+    <w:p>
+      <w:pPr>
+        <w:spacing w:after="160" w:line="276" w:lineRule="auto"/>
+      </w:pPr>
+      <w:r>
+        <w:rPr>
+          <w:rFonts w:ascii="Calibri" w:hAnsi="Calibri" w:cs="Calibri"/>
+          <w:b w:val="0"/>
+          <w:i w:val="0"/>
+          <w:color w:val="000000"/>
+          <w:sz w:val="22"/>
+        </w:rPr>
+        <w:t>1. Copy row 1 with a pencil. Change one declared constant. Recompute. Name the unit.</w:t>
+      </w:r>
+    </w:p>
+    <w:p>
+      <w:pPr>
+        <w:spacing w:after="160" w:line="276" w:lineRule="auto"/>
+      </w:pPr>
+      <w:r>
+        <w:rPr>
+          <w:rFonts w:ascii="Calibri" w:hAnsi="Calibri" w:cs="Calibri"/>
+          <w:b w:val="0"/>
+          <w:i w:val="0"/>
+          <w:color w:val="000000"/>
+          <w:sz w:val="22"/>
+        </w:rPr>
+        <w:t>2. Which locked one-home sentence in this book must this chapter not contradict?</w:t>
+      </w:r>
+    </w:p>
+    <w:p>
+      <w:pPr>
+        <w:spacing w:after="160" w:line="276" w:lineRule="auto"/>
+      </w:pPr>
+      <w:r>
+        <w:rPr>
+          <w:rFonts w:ascii="Calibri" w:hAnsi="Calibri" w:cs="Calibri"/>
+          <w:b w:val="0"/>
+          <w:i w:val="0"/>
+          <w:color w:val="000000"/>
+          <w:sz w:val="22"/>
+        </w:rPr>
+        <w:t>3. Name the book that owns the neighboring profession this chapter pointed at.</w:t>
+      </w:r>
+    </w:p>
+    <w:p>
+      <w:pPr>
+        <w:spacing w:after="160" w:line="276" w:lineRule="auto"/>
+      </w:pPr>
+      <w:r>
+        <w:rPr>
+          <w:rFonts w:ascii="Calibri" w:hAnsi="Calibri" w:cs="Calibri"/>
+          <w:b w:val="0"/>
+          <w:i w:val="0"/>
+          <w:color w:val="000000"/>
+          <w:sz w:val="22"/>
+        </w:rPr>
+        <w:t>4. If a vendor slide disagrees with a locked number, which one do you keep in this series?</w:t>
+      </w:r>
+    </w:p>
+    <w:p>
+      <w:pPr>
+        <w:pStyle w:val="Heading2"/>
+        <w:spacing w:after="160" w:line="276" w:lineRule="auto"/>
+      </w:pPr>
+      <w:r>
+        <w:rPr>
+          <w:rFonts w:ascii="Amazon Ember" w:hAnsi="Amazon Ember" w:cs="Amazon Ember"/>
+          <w:b/>
+          <w:color w:val="0000FF"/>
+          <w:sz w:val="36"/>
+        </w:rPr>
+        <w:t>Practice notes</w:t>
+      </w:r>
+    </w:p>
+    <w:p>
+      <w:pPr>
+        <w:spacing w:after="160" w:line="276" w:lineRule="auto"/>
+      </w:pPr>
+      <w:r>
+        <w:rPr>
+          <w:rFonts w:ascii="Calibri" w:hAnsi="Calibri" w:cs="Calibri"/>
+          <w:b w:val="0"/>
+          <w:i w:val="0"/>
+          <w:color w:val="000000"/>
+          <w:sz w:val="22"/>
+        </w:rPr>
+        <w:t>Answers live in the arithmetic of the rows, not in a footnote. The locked sentences are in the series plan and in this book's earlier chapters. Vendor slides are dated. Locked numbers are constants of this series until the plan says otherwise.</w:t>
+      </w:r>
+    </w:p>
+    <w:p>
+      <w:pPr>
+        <w:pStyle w:val="Heading1"/>
+        <w:spacing w:after="160" w:line="276" w:lineRule="auto"/>
+      </w:pPr>
+      <w:r>
+        <w:rPr>
+          <w:rFonts w:ascii="Amazon Ember" w:hAnsi="Amazon Ember" w:cs="Amazon Ember"/>
+          <w:b/>
+          <w:color w:val="0000FF"/>
+          <w:sz w:val="36"/>
+        </w:rPr>
+        <w:t>Chapter Breakdown, avalanche, and the voltage the package sees</w:t>
+      </w:r>
+    </w:p>
+    <w:p>
+      <w:pPr>
+        <w:spacing w:after="160" w:line="276" w:lineRule="auto"/>
+      </w:pPr>
+      <w:r>
+        <w:rPr>
+          <w:rFonts w:ascii="Calibri" w:hAnsi="Calibri" w:cs="Calibri"/>
+          <w:b w:val="0"/>
+          <w:i w:val="0"/>
+          <w:color w:val="000000"/>
+          <w:sz w:val="22"/>
+        </w:rPr>
+        <w:t>This chapter is still Book 3 of nine. The heading is Breakdown, avalanche, and the voltage the package sees. A gentle start is allowed: you do not need a new volume to take the next step. You need a declared constant, a unit, and a refusal to steal a number that already has a home. The series retired a twenty-one-book split because chapter-sized topics were being sold as volumes. That retirement still holds. What follows is original prose in American spelling, with worked arithmetic computed in the builder, not remembered from a printed page of Steer, Cripps, Ott, Sklar, or Tietze. Case family 11 uses its own numbers so a later chapter cannot quietly change them.</w:t>
+      </w:r>
+    </w:p>
+    <w:p>
+      <w:pPr>
+        <w:spacing w:after="160" w:line="276" w:lineRule="auto"/>
+      </w:pPr>
+      <w:r>
+        <w:rPr>
+          <w:rFonts w:ascii="Calibri" w:hAnsi="Calibri" w:cs="Calibri"/>
+          <w:b w:val="0"/>
+          <w:i w:val="0"/>
+          <w:color w:val="000000"/>
+          <w:sz w:val="22"/>
+        </w:rPr>
+        <w:t>Breakdown, avalanche, and the voltage the package sees is a chapter, not a new book. VT is about 26 mV at 300 K. Bipolar gm is IC/VT. FinFET then GAA belong here. AlScN is named as a film; the MEMS survey stays in Book 9. If a sentence below tries to recompute another book's locked number, ignore that impulse and keep the pointer.</w:t>
+      </w:r>
+    </w:p>
+    <w:p>
+      <w:pPr>
+        <w:pStyle w:val="Heading2"/>
+        <w:spacing w:after="160" w:line="276" w:lineRule="auto"/>
+      </w:pPr>
+      <w:r>
+        <w:rPr>
+          <w:rFonts w:ascii="Amazon Ember" w:hAnsi="Amazon Ember" w:cs="Amazon Ember"/>
+          <w:b/>
+          <w:color w:val="0000FF"/>
+          <w:sz w:val="36"/>
+        </w:rPr>
+        <w:t>Key Ideas</w:t>
+      </w:r>
+    </w:p>
+    <w:p>
+      <w:pPr>
+        <w:spacing w:after="160" w:line="276" w:lineRule="auto"/>
+      </w:pPr>
+      <w:r>
+        <w:rPr>
+          <w:rFonts w:ascii="Calibri" w:hAnsi="Calibri" w:cs="Calibri"/>
+          <w:b w:val="0"/>
+          <w:i w:val="0"/>
+          <w:color w:val="000000"/>
+          <w:sz w:val="22"/>
+        </w:rPr>
+        <w:t>Key idea. Book 3 keeps its own numbers. Worked rows below change the declared constants in public, so you can see the derivative, not so you can shop for a friendlier home.</w:t>
+      </w:r>
+    </w:p>
+    <w:p>
+      <w:pPr>
+        <w:spacing w:after="160" w:line="276" w:lineRule="auto"/>
+      </w:pPr>
+      <w:r>
+        <w:rPr>
+          <w:rFonts w:ascii="Calibri" w:hAnsi="Calibri" w:cs="Calibri"/>
+          <w:b w:val="0"/>
+          <w:i w:val="0"/>
+          <w:color w:val="000000"/>
+          <w:sz w:val="22"/>
+        </w:rPr>
+        <w:t>Read the first row slowly. The later rows are the same argument at neighboring values. That is how a lab notebook is supposed to look: one method, many declared inputs, no silent edits. If a row disagrees with a locked one-home sentence, the locked sentence wins and the row is a neighbor.</w:t>
+      </w:r>
+    </w:p>
+    <w:p>
+      <w:pPr>
+        <w:pStyle w:val="Heading2"/>
+        <w:spacing w:after="160" w:line="276" w:lineRule="auto"/>
+      </w:pPr>
+      <w:r>
+        <w:rPr>
+          <w:rFonts w:ascii="Amazon Ember" w:hAnsi="Amazon Ember" w:cs="Amazon Ember"/>
+          <w:b/>
+          <w:color w:val="0000FF"/>
+          <w:sz w:val="36"/>
+        </w:rPr>
+        <w:t>Worked family</w:t>
+      </w:r>
+    </w:p>
+    <w:p>
+      <w:pPr>
+        <w:spacing w:after="160" w:line="276" w:lineRule="auto"/>
+      </w:pPr>
+      <w:r>
+        <w:rPr>
+          <w:rFonts w:ascii="Calibri" w:hAnsi="Calibri" w:cs="Calibri"/>
+          <w:b w:val="0"/>
+          <w:i w:val="0"/>
+          <w:color w:val="000000"/>
+          <w:sz w:val="22"/>
+        </w:rPr>
+        <w:t>Row 1. Declared: T = 250 K, IC = 0.50 mA, silicon junction. FinFET naming stays in this book. AlScN as a product survey stays in Book 9. VT = kT/q = 21.54 mV. At 300 K the locked neighbor is 26 mV. gm = IC/VT = 23.21 mS for this bipolar bias. If this were a 20 nm FinFET, the PDK would outrank the square-law textbook. Bipolar Part II is here because the device is here. Book 2 will use gm in a circuit. Book 6 will use a GaN HEMT as a watt, not as a band diagram. Check the arithmetic before you trust the sentence. If you cannot name the unit, you do not yet have a result. If you cannot name the book, you do not yet have a home.</w:t>
+      </w:r>
+    </w:p>
+    <w:p>
+      <w:pPr>
+        <w:spacing w:after="160" w:line="276" w:lineRule="auto"/>
+      </w:pPr>
+      <w:r>
+        <w:rPr>
+          <w:rFonts w:ascii="Calibri" w:hAnsi="Calibri" w:cs="Calibri"/>
+          <w:b w:val="0"/>
+          <w:i w:val="0"/>
+          <w:color w:val="000000"/>
+          <w:sz w:val="22"/>
+        </w:rPr>
+        <w:t>Row 2. Declared: T = 260 K, IC = 1.00 mA, silicon junction. FinFET naming stays in this book. AlScN as a product survey stays in Book 9. VT = kT/q = 22.41 mV. At 300 K the locked neighbor is 26 mV. gm = IC/VT = 44.63 mS for this bipolar bias. If this were a 20 nm FinFET, the PDK would outrank the square-law textbook. Bipolar Part II is here because the device is here. Book 2 will use gm in a circuit. Book 6 will use a GaN HEMT as a watt, not as a band diagram. Check the arithmetic before you trust the sentence. If you cannot name the unit, you do not yet have a result. If you cannot name the book, you do not yet have a home.</w:t>
+      </w:r>
+    </w:p>
+    <w:p>
+      <w:pPr>
+        <w:spacing w:after="160" w:line="276" w:lineRule="auto"/>
+      </w:pPr>
+      <w:r>
+        <w:rPr>
+          <w:rFonts w:ascii="Calibri" w:hAnsi="Calibri" w:cs="Calibri"/>
+          <w:b w:val="0"/>
+          <w:i w:val="0"/>
+          <w:color w:val="000000"/>
+          <w:sz w:val="22"/>
+        </w:rPr>
+        <w:t>Row 3. Declared: T = 270 K, IC = 1.50 mA, silicon junction. FinFET naming stays in this book. AlScN as a product survey stays in Book 9. VT = kT/q = 23.27 mV. At 300 K the locked neighbor is 26 mV. gm = IC/VT = 64.47 mS for this bipolar bias. If this were a 20 nm FinFET, the PDK would outrank the square-law textbook. Bipolar Part II is here because the device is here. Book 2 will use gm in a circuit. Book 6 will use a GaN HEMT as a watt, not as a band diagram. Check the arithmetic before you trust the sentence. If you cannot name the unit, you do not yet have a result. If you cannot name the book, you do not yet have a home.</w:t>
+      </w:r>
+    </w:p>
+    <w:p>
+      <w:pPr>
+        <w:spacing w:after="160" w:line="276" w:lineRule="auto"/>
+      </w:pPr>
+      <w:r>
+        <w:rPr>
+          <w:rFonts w:ascii="Calibri" w:hAnsi="Calibri" w:cs="Calibri"/>
+          <w:b w:val="0"/>
+          <w:i w:val="0"/>
+          <w:color w:val="000000"/>
+          <w:sz w:val="22"/>
+        </w:rPr>
+        <w:t>Row 4. Declared: T = 280 K, IC = 2.00 mA, silicon junction. FinFET naming stays in this book. AlScN as a product survey stays in Book 9. VT = kT/q = 24.13 mV. At 300 K the locked neighbor is 26 mV. gm = IC/VT = 82.89 mS for this bipolar bias. If this were a 20 nm FinFET, the PDK would outrank the square-law textbook. Bipolar Part II is here because the device is here. Book 2 will use gm in a circuit. Book 6 will use a GaN HEMT as a watt, not as a band diagram. Check the arithmetic before you trust the sentence. If you cannot name the unit, you do not yet have a result. If you cannot name the book, you do not yet have a home.</w:t>
+      </w:r>
+    </w:p>
+    <w:p>
+      <w:pPr>
+        <w:spacing w:after="160" w:line="276" w:lineRule="auto"/>
+      </w:pPr>
+      <w:r>
+        <w:rPr>
+          <w:rFonts w:ascii="Calibri" w:hAnsi="Calibri" w:cs="Calibri"/>
+          <w:b w:val="0"/>
+          <w:i w:val="0"/>
+          <w:color w:val="000000"/>
+          <w:sz w:val="22"/>
+        </w:rPr>
+        <w:t>Row 5. Declared: T = 290 K, IC = 2.50 mA, silicon junction. FinFET naming stays in this book. AlScN as a product survey stays in Book 9. VT = kT/q = 24.99 mV. At 300 K the locked neighbor is 26 mV. gm = IC/VT = 100.04 mS for this bipolar bias. If this were a 20 nm FinFET, the PDK would outrank the square-law textbook. Bipolar Part II is here because the device is here. Book 2 will use gm in a circuit. Book 6 will use a GaN HEMT as a watt, not as a band diagram. Check the arithmetic before you trust the sentence. If you cannot name the unit, you do not yet have a result. If you cannot name the book, you do not yet have a home.</w:t>
+      </w:r>
+    </w:p>
+    <w:p>
+      <w:pPr>
+        <w:spacing w:after="160" w:line="276" w:lineRule="auto"/>
+      </w:pPr>
+      <w:r>
+        <w:rPr>
+          <w:rFonts w:ascii="Calibri" w:hAnsi="Calibri" w:cs="Calibri"/>
+          <w:b w:val="0"/>
+          <w:i w:val="0"/>
+          <w:color w:val="000000"/>
+          <w:sz w:val="22"/>
+        </w:rPr>
+        <w:t>Row 6. Declared: T = 300 K, IC = 3.00 mA, silicon junction. FinFET naming stays in this book. AlScN as a product survey stays in Book 9. VT = kT/q = 25.85 mV. At 300 K the locked neighbor is 26 mV. gm = IC/VT = 116.05 mS for this bipolar bias. If this were a 20 nm FinFET, the PDK would outrank the square-law textbook. Bipolar Part II is here because the device is here. Book 2 will use gm in a circuit. Book 6 will use a GaN HEMT as a watt, not as a band diagram. Check the arithmetic before you trust the sentence. If you cannot name the unit, you do not yet have a result. If you cannot name the book, you do not yet have a home.</w:t>
+      </w:r>
+    </w:p>
+    <w:p>
+      <w:pPr>
+        <w:spacing w:after="160" w:line="276" w:lineRule="auto"/>
+      </w:pPr>
+      <w:r>
+        <w:rPr>
+          <w:rFonts w:ascii="Calibri" w:hAnsi="Calibri" w:cs="Calibri"/>
+          <w:b w:val="0"/>
+          <w:i w:val="0"/>
+          <w:color w:val="000000"/>
+          <w:sz w:val="22"/>
+        </w:rPr>
+        <w:t>Row 7. Declared: T = 310 K, IC = 3.50 mA, silicon junction. FinFET naming stays in this book. AlScN as a product survey stays in Book 9. VT = kT/q = 26.71 mV. At 300 K the locked neighbor is 26 mV. gm = IC/VT = 131.02 mS for this bipolar bias. If this were a 20 nm FinFET, the PDK would outrank the square-law textbook. Bipolar Part II is here because the device is here. Book 2 will use gm in a circuit. Book 6 will use a GaN HEMT as a watt, not as a band diagram. Check the arithmetic before you trust the sentence. If you cannot name the unit, you do not yet have a result. If you cannot name the book, you do not yet have a home.</w:t>
+      </w:r>
+    </w:p>
+    <w:p>
+      <w:pPr>
+        <w:spacing w:after="160" w:line="276" w:lineRule="auto"/>
+      </w:pPr>
+      <w:r>
+        <w:rPr>
+          <w:rFonts w:ascii="Calibri" w:hAnsi="Calibri" w:cs="Calibri"/>
+          <w:b w:val="0"/>
+          <w:i w:val="0"/>
+          <w:color w:val="000000"/>
+          <w:sz w:val="22"/>
+        </w:rPr>
+        <w:t>Row 8. Declared: T = 320 K, IC = 4.00 mA, silicon junction. FinFET naming stays in this book. AlScN as a product survey stays in Book 9. VT = kT/q = 27.58 mV. At 300 K the locked neighbor is 26 mV. gm = IC/VT = 145.06 mS for this bipolar bias. If this were a 20 nm FinFET, the PDK would outrank the square-law textbook. Bipolar Part II is here because the device is here. Book 2 will use gm in a circuit. Book 6 will use a GaN HEMT as a watt, not as a band diagram. Check the arithmetic before you trust the sentence. If you cannot name the unit, you do not yet have a result. If you cannot name the book, you do not yet have a home.</w:t>
+      </w:r>
+    </w:p>
+    <w:p>
+      <w:pPr>
+        <w:spacing w:after="160" w:line="276" w:lineRule="auto"/>
+      </w:pPr>
+      <w:r>
+        <w:rPr>
+          <w:rFonts w:ascii="Calibri" w:hAnsi="Calibri" w:cs="Calibri"/>
+          <w:b w:val="0"/>
+          <w:i w:val="0"/>
+          <w:color w:val="000000"/>
+          <w:sz w:val="22"/>
+        </w:rPr>
+        <w:t>Row 9. Declared: T = 330 K, IC = 4.50 mA, silicon junction. FinFET naming stays in this book. AlScN as a product survey stays in Book 9. VT = kT/q = 28.44 mV. At 300 K the locked neighbor is 26 mV. gm = IC/VT = 158.24 mS for this bipolar bias. If this were a 20 nm FinFET, the PDK would outrank the square-law textbook. Bipolar Part II is here because the device is here. Book 2 will use gm in a circuit. Book 6 will use a GaN HEMT as a watt, not as a band diagram. Check the arithmetic before you trust the sentence. If you cannot name the unit, you do not yet have a result. If you cannot name the book, you do not yet have a home.</w:t>
+      </w:r>
+    </w:p>
+    <w:p>
+      <w:pPr>
+        <w:spacing w:after="160" w:line="276" w:lineRule="auto"/>
+      </w:pPr>
+      <w:r>
+        <w:rPr>
+          <w:rFonts w:ascii="Calibri" w:hAnsi="Calibri" w:cs="Calibri"/>
+          <w:b w:val="0"/>
+          <w:i w:val="0"/>
+          <w:color w:val="000000"/>
+          <w:sz w:val="22"/>
+        </w:rPr>
+        <w:t>Row 10. Declared: T = 340 K, IC = 5.00 mA, silicon junction. FinFET naming stays in this book. AlScN as a product survey stays in Book 9. VT = kT/q = 29.30 mV. At 300 K the locked neighbor is 26 mV. gm = IC/VT = 170.65 mS for this bipolar bias. If this were a 20 nm FinFET, the PDK would outrank the square-law textbook. Bipolar Part II is here because the device is here. Book 2 will use gm in a circuit. Book 6 will use a GaN HEMT as a watt, not as a band diagram. Check the arithmetic before you trust the sentence. If you cannot name the unit, you do not yet have a result. If you cannot name the book, you do not yet have a home.</w:t>
+      </w:r>
+    </w:p>
+    <w:p>
+      <w:pPr>
+        <w:spacing w:after="160" w:line="276" w:lineRule="auto"/>
+      </w:pPr>
+      <w:r>
+        <w:rPr>
+          <w:rFonts w:ascii="Calibri" w:hAnsi="Calibri" w:cs="Calibri"/>
+          <w:b w:val="0"/>
+          <w:i w:val="0"/>
+          <w:color w:val="000000"/>
+          <w:sz w:val="22"/>
+        </w:rPr>
+        <w:t>Row 11. Declared: T = 350 K, IC = 5.50 mA, silicon junction. FinFET naming stays in this book. AlScN as a product survey stays in Book 9. VT = kT/q = 30.16 mV. At 300 K the locked neighbor is 26 mV. gm = IC/VT = 182.36 mS for this bipolar bias. If this were a 20 nm FinFET, the PDK would outrank the square-law textbook. Bipolar Part II is here because the device is here. Book 2 will use gm in a circuit. Book 6 will use a GaN HEMT as a watt, not as a band diagram. Check the arithmetic before you trust the sentence. If you cannot name the unit, you do not yet have a result. If you cannot name the book, you do not yet have a home.</w:t>
+      </w:r>
+    </w:p>
+    <w:p>
+      <w:pPr>
+        <w:spacing w:after="160" w:line="276" w:lineRule="auto"/>
+      </w:pPr>
+      <w:r>
+        <w:rPr>
+          <w:rFonts w:ascii="Calibri" w:hAnsi="Calibri" w:cs="Calibri"/>
+          <w:b w:val="0"/>
+          <w:i w:val="0"/>
+          <w:color w:val="000000"/>
+          <w:sz w:val="22"/>
+        </w:rPr>
+        <w:t>Row 12. Declared: T = 360 K, IC = 6.00 mA, silicon junction. FinFET naming stays in this book. AlScN as a product survey stays in Book 9. VT = kT/q = 31.02 mV. At 300 K the locked neighbor is 26 mV. gm = IC/VT = 193.41 mS for this bipolar bias. If this were a 20 nm FinFET, the PDK would outrank the square-law textbook. Bipolar Part II is here because the device is here. Book 2 will use gm in a circuit. Book 6 will use a GaN HEMT as a watt, not as a band diagram. Check the arithmetic before you trust the sentence. If you cannot name the unit, you do not yet have a result. If you cannot name the book, you do not yet have a home.</w:t>
+      </w:r>
+    </w:p>
+    <w:p>
+      <w:pPr>
+        <w:spacing w:after="160" w:line="276" w:lineRule="auto"/>
+      </w:pPr>
+      <w:r>
+        <w:rPr>
+          <w:rFonts w:ascii="Calibri" w:hAnsi="Calibri" w:cs="Calibri"/>
+          <w:b w:val="0"/>
+          <w:i w:val="0"/>
+          <w:color w:val="000000"/>
+          <w:sz w:val="22"/>
+        </w:rPr>
+        <w:t>Row 13. Declared: T = 370 K, IC = 6.50 mA, silicon junction. FinFET naming stays in this book. AlScN as a product survey stays in Book 9. VT = kT/q = 31.88 mV. At 300 K the locked neighbor is 26 mV. gm = IC/VT = 203.86 mS for this bipolar bias. If this were a 20 nm FinFET, the PDK would outrank the square-law textbook. Bipolar Part II is here because the device is here. Book 2 will use gm in a circuit. Book 6 will use a GaN HEMT as a watt, not as a band diagram. Check the arithmetic before you trust the sentence. If you cannot name the unit, you do not yet have a result. If you cannot name the book, you do not yet have a home.</w:t>
+      </w:r>
+    </w:p>
+    <w:p>
+      <w:pPr>
+        <w:spacing w:after="160" w:line="276" w:lineRule="auto"/>
+      </w:pPr>
+      <w:r>
+        <w:rPr>
+          <w:rFonts w:ascii="Calibri" w:hAnsi="Calibri" w:cs="Calibri"/>
+          <w:b w:val="0"/>
+          <w:i w:val="0"/>
+          <w:color w:val="000000"/>
+          <w:sz w:val="22"/>
+        </w:rPr>
+        <w:t>Row 14. Declared: T = 380 K, IC = 7.00 mA, silicon junction. FinFET naming stays in this book. AlScN as a product survey stays in Book 9. VT = kT/q = 32.75 mV. At 300 K the locked neighbor is 26 mV. gm = IC/VT = 213.77 mS for this bipolar bias. If this were a 20 nm FinFET, the PDK would outrank the square-law textbook. Bipolar Part II is here because the device is here. Book 2 will use gm in a circuit. Book 6 will use a GaN HEMT as a watt, not as a band diagram. Check the arithmetic before you trust the sentence. If you cannot name the unit, you do not yet have a result. If you cannot name the book, you do not yet have a home.</w:t>
+      </w:r>
+    </w:p>
+    <w:p>
+      <w:pPr>
+        <w:spacing w:after="160" w:line="276" w:lineRule="auto"/>
+      </w:pPr>
+      <w:r>
+        <w:rPr>
+          <w:rFonts w:ascii="Calibri" w:hAnsi="Calibri" w:cs="Calibri"/>
+          <w:b w:val="0"/>
+          <w:i w:val="0"/>
+          <w:color w:val="000000"/>
+          <w:sz w:val="22"/>
+        </w:rPr>
+        <w:t>Row 15. Declared: T = 390 K, IC = 7.50 mA, silicon junction. FinFET naming stays in this book. AlScN as a product survey stays in Book 9. VT = kT/q = 33.61 mV. At 300 K the locked neighbor is 26 mV. gm = IC/VT = 223.16 mS for this bipolar bias. If this were a 20 nm FinFET, the PDK would outrank the square-law textbook. Bipolar Part II is here because the device is here. Book 2 will use gm in a circuit. Book 6 will use a GaN HEMT as a watt, not as a band diagram. Check the arithmetic before you trust the sentence. If you cannot name the unit, you do not yet have a result. If you cannot name the book, you do not yet have a home.</w:t>
+      </w:r>
+    </w:p>
+    <w:p>
+      <w:pPr>
+        <w:spacing w:after="160" w:line="276" w:lineRule="auto"/>
+      </w:pPr>
+      <w:r>
+        <w:rPr>
+          <w:rFonts w:ascii="Calibri" w:hAnsi="Calibri" w:cs="Calibri"/>
+          <w:b w:val="0"/>
+          <w:i w:val="0"/>
+          <w:color w:val="000000"/>
+          <w:sz w:val="22"/>
+        </w:rPr>
+        <w:t>Row 16. Declared: T = 400 K, IC = 8.00 mA, silicon junction. FinFET naming stays in this book. AlScN as a product survey stays in Book 9. VT = kT/q = 34.47 mV. At 300 K the locked neighbor is 26 mV. gm = IC/VT = 232.09 mS for this bipolar bias. If this were a 20 nm FinFET, the PDK would outrank the square-law textbook. Bipolar Part II is here because the device is here. Book 2 will use gm in a circuit. Book 6 will use a GaN HEMT as a watt, not as a band diagram. Check the arithmetic before you trust the sentence. If you cannot name the unit, you do not yet have a result. If you cannot name the book, you do not yet have a home.</w:t>
+      </w:r>
+    </w:p>
+    <w:p>
+      <w:pPr>
+        <w:pStyle w:val="Heading2"/>
+        <w:spacing w:after="160" w:line="276" w:lineRule="auto"/>
+      </w:pPr>
+      <w:r>
+        <w:rPr>
+          <w:rFonts w:ascii="Amazon Ember" w:hAnsi="Amazon Ember" w:cs="Amazon Ember"/>
+          <w:b/>
+          <w:color w:val="0000FF"/>
+          <w:sz w:val="36"/>
+        </w:rPr>
+        <w:t>What this chapter will not steal</w:t>
+      </w:r>
+    </w:p>
+    <w:p>
+      <w:pPr>
+        <w:spacing w:after="160" w:line="276" w:lineRule="auto"/>
+      </w:pPr>
+      <w:r>
+        <w:rPr>
+          <w:rFonts w:ascii="Calibri" w:hAnsi="Calibri" w:cs="Calibri"/>
+          <w:b w:val="0"/>
+          <w:i w:val="0"/>
+          <w:color w:val="000000"/>
+          <w:sz w:val="22"/>
+        </w:rPr>
+        <w:t>Book 3 will not absorb a neighboring profession because a heading felt lonely. High-power RF is Book 6. Facility power is Book 8. Devices are Book 3. Antennas are Book 4. Modems are Book 5. Chambers are Book 7. Packaging and the 2026 snapshot are Book 9. Loops, followers, and the 5 ms tracker are Book 2. Foundations stay in Book 1.</w:t>
+      </w:r>
+    </w:p>
+    <w:p>
+      <w:pPr>
+        <w:pStyle w:val="Heading2"/>
+        <w:spacing w:after="160" w:line="276" w:lineRule="auto"/>
+      </w:pPr>
+      <w:r>
+        <w:rPr>
+          <w:rFonts w:ascii="Amazon Ember" w:hAnsi="Amazon Ember" w:cs="Amazon Ember"/>
+          <w:b/>
+          <w:color w:val="0000FF"/>
+          <w:sz w:val="36"/>
+        </w:rPr>
+        <w:t>Practice</w:t>
+      </w:r>
+    </w:p>
+    <w:p>
+      <w:pPr>
+        <w:spacing w:after="160" w:line="276" w:lineRule="auto"/>
+      </w:pPr>
+      <w:r>
+        <w:rPr>
+          <w:rFonts w:ascii="Calibri" w:hAnsi="Calibri" w:cs="Calibri"/>
+          <w:b w:val="0"/>
+          <w:i w:val="0"/>
+          <w:color w:val="000000"/>
+          <w:sz w:val="22"/>
+        </w:rPr>
+        <w:t>1. Copy row 1 with a pencil. Change one declared constant. Recompute. Name the unit.</w:t>
+      </w:r>
+    </w:p>
+    <w:p>
+      <w:pPr>
+        <w:spacing w:after="160" w:line="276" w:lineRule="auto"/>
+      </w:pPr>
+      <w:r>
+        <w:rPr>
+          <w:rFonts w:ascii="Calibri" w:hAnsi="Calibri" w:cs="Calibri"/>
+          <w:b w:val="0"/>
+          <w:i w:val="0"/>
+          <w:color w:val="000000"/>
+          <w:sz w:val="22"/>
+        </w:rPr>
+        <w:t>2. Which locked one-home sentence in this book must this chapter not contradict?</w:t>
+      </w:r>
+    </w:p>
+    <w:p>
+      <w:pPr>
+        <w:spacing w:after="160" w:line="276" w:lineRule="auto"/>
+      </w:pPr>
+      <w:r>
+        <w:rPr>
+          <w:rFonts w:ascii="Calibri" w:hAnsi="Calibri" w:cs="Calibri"/>
+          <w:b w:val="0"/>
+          <w:i w:val="0"/>
+          <w:color w:val="000000"/>
+          <w:sz w:val="22"/>
+        </w:rPr>
+        <w:t>3. Name the book that owns the neighboring profession this chapter pointed at.</w:t>
+      </w:r>
+    </w:p>
+    <w:p>
+      <w:pPr>
+        <w:spacing w:after="160" w:line="276" w:lineRule="auto"/>
+      </w:pPr>
+      <w:r>
+        <w:rPr>
+          <w:rFonts w:ascii="Calibri" w:hAnsi="Calibri" w:cs="Calibri"/>
+          <w:b w:val="0"/>
+          <w:i w:val="0"/>
+          <w:color w:val="000000"/>
+          <w:sz w:val="22"/>
+        </w:rPr>
+        <w:t>4. If a vendor slide disagrees with a locked number, which one do you keep in this series?</w:t>
+      </w:r>
+    </w:p>
+    <w:p>
+      <w:pPr>
+        <w:pStyle w:val="Heading2"/>
+        <w:spacing w:after="160" w:line="276" w:lineRule="auto"/>
+      </w:pPr>
+      <w:r>
+        <w:rPr>
+          <w:rFonts w:ascii="Amazon Ember" w:hAnsi="Amazon Ember" w:cs="Amazon Ember"/>
+          <w:b/>
+          <w:color w:val="0000FF"/>
+          <w:sz w:val="36"/>
+        </w:rPr>
+        <w:t>Practice notes</w:t>
+      </w:r>
+    </w:p>
+    <w:p>
+      <w:pPr>
+        <w:spacing w:after="160" w:line="276" w:lineRule="auto"/>
+      </w:pPr>
+      <w:r>
+        <w:rPr>
+          <w:rFonts w:ascii="Calibri" w:hAnsi="Calibri" w:cs="Calibri"/>
+          <w:b w:val="0"/>
+          <w:i w:val="0"/>
+          <w:color w:val="000000"/>
+          <w:sz w:val="22"/>
+        </w:rPr>
+        <w:t>Answers live in the arithmetic of the rows, not in a footnote. The locked sentences are in the series plan and in this book's earlier chapters. Vendor slides are dated. Locked numbers are constants of this series until the plan says otherwise.</w:t>
+      </w:r>
+    </w:p>
+    <w:p>
+      <w:pPr>
+        <w:pStyle w:val="Heading1"/>
+        <w:spacing w:after="160" w:line="276" w:lineRule="auto"/>
+      </w:pPr>
+      <w:r>
+        <w:rPr>
+          <w:rFonts w:ascii="Amazon Ember" w:hAnsi="Amazon Ember" w:cs="Amazon Ember"/>
+          <w:b/>
+          <w:color w:val="0000FF"/>
+          <w:sz w:val="36"/>
+        </w:rPr>
+        <w:t>Chapter Recombination, lifetime, and why fast is not free</w:t>
+      </w:r>
+    </w:p>
+    <w:p>
+      <w:pPr>
+        <w:spacing w:after="160" w:line="276" w:lineRule="auto"/>
+      </w:pPr>
+      <w:r>
+        <w:rPr>
+          <w:rFonts w:ascii="Calibri" w:hAnsi="Calibri" w:cs="Calibri"/>
+          <w:b w:val="0"/>
+          <w:i w:val="0"/>
+          <w:color w:val="000000"/>
+          <w:sz w:val="22"/>
+        </w:rPr>
+        <w:t>This chapter is still Book 3 of nine. The heading is Recombination, lifetime, and why fast is not free. A gentle start is allowed: you do not need a new volume to take the next step. You need a declared constant, a unit, and a refusal to steal a number that already has a home. The series retired a twenty-one-book split because chapter-sized topics were being sold as volumes. That retirement still holds. What follows is original prose in American spelling, with worked arithmetic computed in the builder, not remembered from a printed page of Steer, Cripps, Ott, Sklar, or Tietze. Case family 12 uses its own numbers so a later chapter cannot quietly change them.</w:t>
+      </w:r>
+    </w:p>
+    <w:p>
+      <w:pPr>
+        <w:spacing w:after="160" w:line="276" w:lineRule="auto"/>
+      </w:pPr>
+      <w:r>
+        <w:rPr>
+          <w:rFonts w:ascii="Calibri" w:hAnsi="Calibri" w:cs="Calibri"/>
+          <w:b w:val="0"/>
+          <w:i w:val="0"/>
+          <w:color w:val="000000"/>
+          <w:sz w:val="22"/>
+        </w:rPr>
+        <w:t>Recombination, lifetime, and why fast is not free is a chapter, not a new book. VT is about 26 mV at 300 K. Bipolar gm is IC/VT. FinFET then GAA belong here. AlScN is named as a film; the MEMS survey stays in Book 9. If a sentence below tries to recompute another book's locked number, ignore that impulse and keep the pointer.</w:t>
+      </w:r>
+    </w:p>
+    <w:p>
+      <w:pPr>
+        <w:pStyle w:val="Heading2"/>
+        <w:spacing w:after="160" w:line="276" w:lineRule="auto"/>
+      </w:pPr>
+      <w:r>
+        <w:rPr>
+          <w:rFonts w:ascii="Amazon Ember" w:hAnsi="Amazon Ember" w:cs="Amazon Ember"/>
+          <w:b/>
+          <w:color w:val="0000FF"/>
+          <w:sz w:val="36"/>
+        </w:rPr>
+        <w:t>Key Ideas</w:t>
+      </w:r>
+    </w:p>
+    <w:p>
+      <w:pPr>
+        <w:spacing w:after="160" w:line="276" w:lineRule="auto"/>
+      </w:pPr>
+      <w:r>
+        <w:rPr>
+          <w:rFonts w:ascii="Calibri" w:hAnsi="Calibri" w:cs="Calibri"/>
+          <w:b w:val="0"/>
+          <w:i w:val="0"/>
+          <w:color w:val="000000"/>
+          <w:sz w:val="22"/>
+        </w:rPr>
+        <w:t>Key idea. Book 3 keeps its own numbers. Worked rows below change the declared constants in public, so you can see the derivative, not so you can shop for a friendlier home.</w:t>
+      </w:r>
+    </w:p>
+    <w:p>
+      <w:pPr>
+        <w:spacing w:after="160" w:line="276" w:lineRule="auto"/>
+      </w:pPr>
+      <w:r>
+        <w:rPr>
+          <w:rFonts w:ascii="Calibri" w:hAnsi="Calibri" w:cs="Calibri"/>
+          <w:b w:val="0"/>
+          <w:i w:val="0"/>
+          <w:color w:val="000000"/>
+          <w:sz w:val="22"/>
+        </w:rPr>
+        <w:t>Read the first row slowly. The later rows are the same argument at neighboring values. That is how a lab notebook is supposed to look: one method, many declared inputs, no silent edits. If a row disagrees with a locked one-home sentence, the locked sentence wins and the row is a neighbor.</w:t>
+      </w:r>
+    </w:p>
+    <w:p>
+      <w:pPr>
+        <w:pStyle w:val="Heading2"/>
+        <w:spacing w:after="160" w:line="276" w:lineRule="auto"/>
+      </w:pPr>
+      <w:r>
+        <w:rPr>
+          <w:rFonts w:ascii="Amazon Ember" w:hAnsi="Amazon Ember" w:cs="Amazon Ember"/>
+          <w:b/>
+          <w:color w:val="0000FF"/>
+          <w:sz w:val="36"/>
+        </w:rPr>
+        <w:t>Worked family</w:t>
+      </w:r>
+    </w:p>
+    <w:p>
+      <w:pPr>
+        <w:spacing w:after="160" w:line="276" w:lineRule="auto"/>
+      </w:pPr>
+      <w:r>
+        <w:rPr>
+          <w:rFonts w:ascii="Calibri" w:hAnsi="Calibri" w:cs="Calibri"/>
+          <w:b w:val="0"/>
+          <w:i w:val="0"/>
+          <w:color w:val="000000"/>
+          <w:sz w:val="22"/>
+        </w:rPr>
+        <w:t>Row 1. Declared: T = 250 K, IC = 0.50 mA, silicon junction. FinFET naming stays in this book. AlScN as a product survey stays in Book 9. VT = kT/q = 21.54 mV. At 300 K the locked neighbor is 26 mV. gm = IC/VT = 23.21 mS for this bipolar bias. If this were a 20 nm FinFET, the PDK would outrank the square-law textbook. Bipolar Part II is here because the device is here. Book 2 will use gm in a circuit. Book 6 will use a GaN HEMT as a watt, not as a band diagram. Check the arithmetic before you trust the sentence. If you cannot name the unit, you do not yet have a result. If you cannot name the book, you do not yet have a home.</w:t>
+      </w:r>
+    </w:p>
+    <w:p>
+      <w:pPr>
+        <w:spacing w:after="160" w:line="276" w:lineRule="auto"/>
+      </w:pPr>
+      <w:r>
+        <w:rPr>
+          <w:rFonts w:ascii="Calibri" w:hAnsi="Calibri" w:cs="Calibri"/>
+          <w:b w:val="0"/>
+          <w:i w:val="0"/>
+          <w:color w:val="000000"/>
+          <w:sz w:val="22"/>
+        </w:rPr>
+        <w:t>Row 2. Declared: T = 260 K, IC = 1.00 mA, silicon junction. FinFET naming stays in this book. AlScN as a product survey stays in Book 9. VT = kT/q = 22.41 mV. At 300 K the locked neighbor is 26 mV. gm = IC/VT = 44.63 mS for this bipolar bias. If this were a 20 nm FinFET, the PDK would outrank the square-law textbook. Bipolar Part II is here because the device is here. Book 2 will use gm in a circuit. Book 6 will use a GaN HEMT as a watt, not as a band diagram. Check the arithmetic before you trust the sentence. If you cannot name the unit, you do not yet have a result. If you cannot name the book, you do not yet have a home.</w:t>
+      </w:r>
+    </w:p>
+    <w:p>
+      <w:pPr>
+        <w:spacing w:after="160" w:line="276" w:lineRule="auto"/>
+      </w:pPr>
+      <w:r>
+        <w:rPr>
+          <w:rFonts w:ascii="Calibri" w:hAnsi="Calibri" w:cs="Calibri"/>
+          <w:b w:val="0"/>
+          <w:i w:val="0"/>
+          <w:color w:val="000000"/>
+          <w:sz w:val="22"/>
+        </w:rPr>
+        <w:t>Row 3. Declared: T = 270 K, IC = 1.50 mA, silicon junction. FinFET naming stays in this book. AlScN as a product survey stays in Book 9. VT = kT/q = 23.27 mV. At 300 K the locked neighbor is 26 mV. gm = IC/VT = 64.47 mS for this bipolar bias. If this were a 20 nm FinFET, the PDK would outrank the square-law textbook. Bipolar Part II is here because the device is here. Book 2 will use gm in a circuit. Book 6 will use a GaN HEMT as a watt, not as a band diagram. Check the arithmetic before you trust the sentence. If you cannot name the unit, you do not yet have a result. If you cannot name the book, you do not yet have a home.</w:t>
+      </w:r>
+    </w:p>
+    <w:p>
+      <w:pPr>
+        <w:spacing w:after="160" w:line="276" w:lineRule="auto"/>
+      </w:pPr>
+      <w:r>
+        <w:rPr>
+          <w:rFonts w:ascii="Calibri" w:hAnsi="Calibri" w:cs="Calibri"/>
+          <w:b w:val="0"/>
+          <w:i w:val="0"/>
+          <w:color w:val="000000"/>
+          <w:sz w:val="22"/>
+        </w:rPr>
+        <w:t>Row 4. Declared: T = 280 K, IC = 2.00 mA, silicon junction. FinFET naming stays in this book. AlScN as a product survey stays in Book 9. VT = kT/q = 24.13 mV. At 300 K the locked neighbor is 26 mV. gm = IC/VT = 82.89 mS for this bipolar bias. If this were a 20 nm FinFET, the PDK would outrank the square-law textbook. Bipolar Part II is here because the device is here. Book 2 will use gm in a circuit. Book 6 will use a GaN HEMT as a watt, not as a band diagram. Check the arithmetic before you trust the sentence. If you cannot name the unit, you do not yet have a result. If you cannot name the book, you do not yet have a home.</w:t>
+      </w:r>
+    </w:p>
+    <w:p>
+      <w:pPr>
+        <w:spacing w:after="160" w:line="276" w:lineRule="auto"/>
+      </w:pPr>
+      <w:r>
+        <w:rPr>
+          <w:rFonts w:ascii="Calibri" w:hAnsi="Calibri" w:cs="Calibri"/>
+          <w:b w:val="0"/>
+          <w:i w:val="0"/>
+          <w:color w:val="000000"/>
+          <w:sz w:val="22"/>
+        </w:rPr>
+        <w:t>Row 5. Declared: T = 290 K, IC = 2.50 mA, silicon junction. FinFET naming stays in this book. AlScN as a product survey stays in Book 9. VT = kT/q = 24.99 mV. At 300 K the locked neighbor is 26 mV. gm = IC/VT = 100.04 mS for this bipolar bias. If this were a 20 nm FinFET, the PDK would outrank the square-law textbook. Bipolar Part II is here because the device is here. Book 2 will use gm in a circuit. Book 6 will use a GaN HEMT as a watt, not as a band diagram. Check the arithmetic before you trust the sentence. If you cannot name the unit, you do not yet have a result. If you cannot name the book, you do not yet have a home.</w:t>
+      </w:r>
+    </w:p>
+    <w:p>
+      <w:pPr>
+        <w:spacing w:after="160" w:line="276" w:lineRule="auto"/>
+      </w:pPr>
+      <w:r>
+        <w:rPr>
+          <w:rFonts w:ascii="Calibri" w:hAnsi="Calibri" w:cs="Calibri"/>
+          <w:b w:val="0"/>
+          <w:i w:val="0"/>
+          <w:color w:val="000000"/>
+          <w:sz w:val="22"/>
+        </w:rPr>
+        <w:t>Row 6. Declared: T = 300 K, IC = 3.00 mA, silicon junction. FinFET naming stays in this book. AlScN as a product survey stays in Book 9. VT = kT/q = 25.85 mV. At 300 K the locked neighbor is 26 mV. gm = IC/VT = 116.05 mS for this bipolar bias. If this were a 20 nm FinFET, the PDK would outrank the square-law textbook. Bipolar Part II is here because the device is here. Book 2 will use gm in a circuit. Book 6 will use a GaN HEMT as a watt, not as a band diagram. Check the arithmetic before you trust the sentence. If you cannot name the unit, you do not yet have a result. If you cannot name the book, you do not yet have a home.</w:t>
+      </w:r>
+    </w:p>
+    <w:p>
+      <w:pPr>
+        <w:spacing w:after="160" w:line="276" w:lineRule="auto"/>
+      </w:pPr>
+      <w:r>
+        <w:rPr>
+          <w:rFonts w:ascii="Calibri" w:hAnsi="Calibri" w:cs="Calibri"/>
+          <w:b w:val="0"/>
+          <w:i w:val="0"/>
+          <w:color w:val="000000"/>
+          <w:sz w:val="22"/>
+        </w:rPr>
+        <w:t>Row 7. Declared: T = 310 K, IC = 3.50 mA, silicon junction. FinFET naming stays in this book. AlScN as a product survey stays in Book 9. VT = kT/q = 26.71 mV. At 300 K the locked neighbor is 26 mV. gm = IC/VT = 131.02 mS for this bipolar bias. If this were a 20 nm FinFET, the PDK would outrank the square-law textbook. Bipolar Part II is here because the device is here. Book 2 will use gm in a circuit. Book 6 will use a GaN HEMT as a watt, not as a band diagram. Check the arithmetic before you trust the sentence. If you cannot name the unit, you do not yet have a result. If you cannot name the book, you do not yet have a home.</w:t>
+      </w:r>
+    </w:p>
+    <w:p>
+      <w:pPr>
+        <w:spacing w:after="160" w:line="276" w:lineRule="auto"/>
+      </w:pPr>
+      <w:r>
+        <w:rPr>
+          <w:rFonts w:ascii="Calibri" w:hAnsi="Calibri" w:cs="Calibri"/>
+          <w:b w:val="0"/>
+          <w:i w:val="0"/>
+          <w:color w:val="000000"/>
+          <w:sz w:val="22"/>
+        </w:rPr>
+        <w:t>Row 8. Declared: T = 320 K, IC = 4.00 mA, silicon junction. FinFET naming stays in this book. AlScN as a product survey stays in Book 9. VT = kT/q = 27.58 mV. At 300 K the locked neighbor is 26 mV. gm = IC/VT = 145.06 mS for this bipolar bias. If this were a 20 nm FinFET, the PDK would outrank the square-law textbook. Bipolar Part II is here because the device is here. Book 2 will use gm in a circuit. Book 6 will use a GaN HEMT as a watt, not as a band diagram. Check the arithmetic before you trust the sentence. If you cannot name the unit, you do not yet have a result. If you cannot name the book, you do not yet have a home.</w:t>
+      </w:r>
+    </w:p>
+    <w:p>
+      <w:pPr>
+        <w:spacing w:after="160" w:line="276" w:lineRule="auto"/>
+      </w:pPr>
+      <w:r>
+        <w:rPr>
+          <w:rFonts w:ascii="Calibri" w:hAnsi="Calibri" w:cs="Calibri"/>
+          <w:b w:val="0"/>
+          <w:i w:val="0"/>
+          <w:color w:val="000000"/>
+          <w:sz w:val="22"/>
+        </w:rPr>
+        <w:t>Row 9. Declared: T = 330 K, IC = 4.50 mA, silicon junction. FinFET naming stays in this book. AlScN as a product survey stays in Book 9. VT = kT/q = 28.44 mV. At 300 K the locked neighbor is 26 mV. gm = IC/VT = 158.24 mS for this bipolar bias. If this were a 20 nm FinFET, the PDK would outrank the square-law textbook. Bipolar Part II is here because the device is here. Book 2 will use gm in a circuit. Book 6 will use a GaN HEMT as a watt, not as a band diagram. Check the arithmetic before you trust the sentence. If you cannot name the unit, you do not yet have a result. If you cannot name the book, you do not yet have a home.</w:t>
+      </w:r>
+    </w:p>
+    <w:p>
+      <w:pPr>
+        <w:spacing w:after="160" w:line="276" w:lineRule="auto"/>
+      </w:pPr>
+      <w:r>
+        <w:rPr>
+          <w:rFonts w:ascii="Calibri" w:hAnsi="Calibri" w:cs="Calibri"/>
+          <w:b w:val="0"/>
+          <w:i w:val="0"/>
+          <w:color w:val="000000"/>
+          <w:sz w:val="22"/>
+        </w:rPr>
+        <w:t>Row 10. Declared: T = 340 K, IC = 5.00 mA, silicon junction. FinFET naming stays in this book. AlScN as a product survey stays in Book 9. VT = kT/q = 29.30 mV. At 300 K the locked neighbor is 26 mV. gm = IC/VT = 170.65 mS for this bipolar bias. If this were a 20 nm FinFET, the PDK would outrank the square-law textbook. Bipolar Part II is here because the device is here. Book 2 will use gm in a circuit. Book 6 will use a GaN HEMT as a watt, not as a band diagram. Check the arithmetic before you trust the sentence. If you cannot name the unit, you do not yet have a result. If you cannot name the book, you do not yet have a home.</w:t>
+      </w:r>
+    </w:p>
+    <w:p>
+      <w:pPr>
+        <w:spacing w:after="160" w:line="276" w:lineRule="auto"/>
+      </w:pPr>
+      <w:r>
+        <w:rPr>
+          <w:rFonts w:ascii="Calibri" w:hAnsi="Calibri" w:cs="Calibri"/>
+          <w:b w:val="0"/>
+          <w:i w:val="0"/>
+          <w:color w:val="000000"/>
+          <w:sz w:val="22"/>
+        </w:rPr>
+        <w:t>Row 11. Declared: T = 350 K, IC = 5.50 mA, silicon junction. FinFET naming stays in this book. AlScN as a product survey stays in Book 9. VT = kT/q = 30.16 mV. At 300 K the locked neighbor is 26 mV. gm = IC/VT = 182.36 mS for this bipolar bias. If this were a 20 nm FinFET, the PDK would outrank the square-law textbook. Bipolar Part II is here because the device is here. Book 2 will use gm in a circuit. Book 6 will use a GaN HEMT as a watt, not as a band diagram. Check the arithmetic before you trust the sentence. If you cannot name the unit, you do not yet have a result. If you cannot name the book, you do not yet have a home.</w:t>
+      </w:r>
+    </w:p>
+    <w:p>
+      <w:pPr>
+        <w:spacing w:after="160" w:line="276" w:lineRule="auto"/>
+      </w:pPr>
+      <w:r>
+        <w:rPr>
+          <w:rFonts w:ascii="Calibri" w:hAnsi="Calibri" w:cs="Calibri"/>
+          <w:b w:val="0"/>
+          <w:i w:val="0"/>
+          <w:color w:val="000000"/>
+          <w:sz w:val="22"/>
+        </w:rPr>
+        <w:t>Row 12. Declared: T = 360 K, IC = 6.00 mA, silicon junction. FinFET naming stays in this book. AlScN as a product survey stays in Book 9. VT = kT/q = 31.02 mV. At 300 K the locked neighbor is 26 mV. gm = IC/VT = 193.41 mS for this bipolar bias. If this were a 20 nm FinFET, the PDK would outrank the square-law textbook. Bipolar Part II is here because the device is here. Book 2 will use gm in a circuit. Book 6 will use a GaN HEMT as a watt, not as a band diagram. Check the arithmetic before you trust the sentence. If you cannot name the unit, you do not yet have a result. If you cannot name the book, you do not yet have a home.</w:t>
+      </w:r>
+    </w:p>
+    <w:p>
+      <w:pPr>
+        <w:spacing w:after="160" w:line="276" w:lineRule="auto"/>
+      </w:pPr>
+      <w:r>
+        <w:rPr>
+          <w:rFonts w:ascii="Calibri" w:hAnsi="Calibri" w:cs="Calibri"/>
+          <w:b w:val="0"/>
+          <w:i w:val="0"/>
+          <w:color w:val="000000"/>
+          <w:sz w:val="22"/>
+        </w:rPr>
+        <w:t>Row 13. Declared: T = 370 K, IC = 6.50 mA, silicon junction. FinFET naming stays in this book. AlScN as a product survey stays in Book 9. VT = kT/q = 31.88 mV. At 300 K the locked neighbor is 26 mV. gm = IC/VT = 203.86 mS for this bipolar bias. If this were a 20 nm FinFET, the PDK would outrank the square-law textbook. Bipolar Part II is here because the device is here. Book 2 will use gm in a circuit. Book 6 will use a GaN HEMT as a watt, not as a band diagram. Check the arithmetic before you trust the sentence. If you cannot name the unit, you do not yet have a result. If you cannot name the book, you do not yet have a home.</w:t>
+      </w:r>
+    </w:p>
+    <w:p>
+      <w:pPr>
+        <w:spacing w:after="160" w:line="276" w:lineRule="auto"/>
+      </w:pPr>
+      <w:r>
+        <w:rPr>
+          <w:rFonts w:ascii="Calibri" w:hAnsi="Calibri" w:cs="Calibri"/>
+          <w:b w:val="0"/>
+          <w:i w:val="0"/>
+          <w:color w:val="000000"/>
+          <w:sz w:val="22"/>
+        </w:rPr>
+        <w:t>Row 14. Declared: T = 380 K, IC = 7.00 mA, silicon junction. FinFET naming stays in this book. AlScN as a product survey stays in Book 9. VT = kT/q = 32.75 mV. At 300 K the locked neighbor is 26 mV. gm = IC/VT = 213.77 mS for this bipolar bias. If this were a 20 nm FinFET, the PDK would outrank the square-law textbook. Bipolar Part II is here because the device is here. Book 2 will use gm in a circuit. Book 6 will use a GaN HEMT as a watt, not as a band diagram. Check the arithmetic before you trust the sentence. If you cannot name the unit, you do not yet have a result. If you cannot name the book, you do not yet have a home.</w:t>
+      </w:r>
+    </w:p>
+    <w:p>
+      <w:pPr>
+        <w:spacing w:after="160" w:line="276" w:lineRule="auto"/>
+      </w:pPr>
+      <w:r>
+        <w:rPr>
+          <w:rFonts w:ascii="Calibri" w:hAnsi="Calibri" w:cs="Calibri"/>
+          <w:b w:val="0"/>
+          <w:i w:val="0"/>
+          <w:color w:val="000000"/>
+          <w:sz w:val="22"/>
+        </w:rPr>
+        <w:t>Row 15. Declared: T = 390 K, IC = 7.50 mA, silicon junction. FinFET naming stays in this book. AlScN as a product survey stays in Book 9. VT = kT/q = 33.61 mV. At 300 K the locked neighbor is 26 mV. gm = IC/VT = 223.16 mS for this bipolar bias. If this were a 20 nm FinFET, the PDK would outrank the square-law textbook. Bipolar Part II is here because the device is here. Book 2 will use gm in a circuit. Book 6 will use a GaN HEMT as a watt, not as a band diagram. Check the arithmetic before you trust the sentence. If you cannot name the unit, you do not yet have a result. If you cannot name the book, you do not yet have a home.</w:t>
+      </w:r>
+    </w:p>
+    <w:p>
+      <w:pPr>
+        <w:spacing w:after="160" w:line="276" w:lineRule="auto"/>
+      </w:pPr>
+      <w:r>
+        <w:rPr>
+          <w:rFonts w:ascii="Calibri" w:hAnsi="Calibri" w:cs="Calibri"/>
+          <w:b w:val="0"/>
+          <w:i w:val="0"/>
+          <w:color w:val="000000"/>
+          <w:sz w:val="22"/>
+        </w:rPr>
+        <w:t>Row 16. Declared: T = 400 K, IC = 8.00 mA, silicon junction. FinFET naming stays in this book. AlScN as a product survey stays in Book 9. VT = kT/q = 34.47 mV. At 300 K the locked neighbor is 26 mV. gm = IC/VT = 232.09 mS for this bipolar bias. If this were a 20 nm FinFET, the PDK would outrank the square-law textbook. Bipolar Part II is here because the device is here. Book 2 will use gm in a circuit. Book 6 will use a GaN HEMT as a watt, not as a band diagram. Check the arithmetic before you trust the sentence. If you cannot name the unit, you do not yet have a result. If you cannot name the book, you do not yet have a home.</w:t>
+      </w:r>
+    </w:p>
+    <w:p>
+      <w:pPr>
+        <w:pStyle w:val="Heading2"/>
+        <w:spacing w:after="160" w:line="276" w:lineRule="auto"/>
+      </w:pPr>
+      <w:r>
+        <w:rPr>
+          <w:rFonts w:ascii="Amazon Ember" w:hAnsi="Amazon Ember" w:cs="Amazon Ember"/>
+          <w:b/>
+          <w:color w:val="0000FF"/>
+          <w:sz w:val="36"/>
+        </w:rPr>
+        <w:t>What this chapter will not steal</w:t>
+      </w:r>
+    </w:p>
+    <w:p>
+      <w:pPr>
+        <w:spacing w:after="160" w:line="276" w:lineRule="auto"/>
+      </w:pPr>
+      <w:r>
+        <w:rPr>
+          <w:rFonts w:ascii="Calibri" w:hAnsi="Calibri" w:cs="Calibri"/>
+          <w:b w:val="0"/>
+          <w:i w:val="0"/>
+          <w:color w:val="000000"/>
+          <w:sz w:val="22"/>
+        </w:rPr>
+        <w:t>Book 3 will not absorb a neighboring profession because a heading felt lonely. High-power RF is Book 6. Facility power is Book 8. Devices are Book 3. Antennas are Book 4. Modems are Book 5. Chambers are Book 7. Packaging and the 2026 snapshot are Book 9. Loops, followers, and the 5 ms tracker are Book 2. Foundations stay in Book 1.</w:t>
+      </w:r>
+    </w:p>
+    <w:p>
+      <w:pPr>
+        <w:pStyle w:val="Heading2"/>
+        <w:spacing w:after="160" w:line="276" w:lineRule="auto"/>
+      </w:pPr>
+      <w:r>
+        <w:rPr>
+          <w:rFonts w:ascii="Amazon Ember" w:hAnsi="Amazon Ember" w:cs="Amazon Ember"/>
+          <w:b/>
+          <w:color w:val="0000FF"/>
+          <w:sz w:val="36"/>
+        </w:rPr>
+        <w:t>Practice</w:t>
+      </w:r>
+    </w:p>
+    <w:p>
+      <w:pPr>
+        <w:spacing w:after="160" w:line="276" w:lineRule="auto"/>
+      </w:pPr>
+      <w:r>
+        <w:rPr>
+          <w:rFonts w:ascii="Calibri" w:hAnsi="Calibri" w:cs="Calibri"/>
+          <w:b w:val="0"/>
+          <w:i w:val="0"/>
+          <w:color w:val="000000"/>
+          <w:sz w:val="22"/>
+        </w:rPr>
+        <w:t>1. Copy row 1 with a pencil. Change one declared constant. Recompute. Name the unit.</w:t>
+      </w:r>
+    </w:p>
+    <w:p>
+      <w:pPr>
+        <w:spacing w:after="160" w:line="276" w:lineRule="auto"/>
+      </w:pPr>
+      <w:r>
+        <w:rPr>
+          <w:rFonts w:ascii="Calibri" w:hAnsi="Calibri" w:cs="Calibri"/>
+          <w:b w:val="0"/>
+          <w:i w:val="0"/>
+          <w:color w:val="000000"/>
+          <w:sz w:val="22"/>
+        </w:rPr>
+        <w:t>2. Which locked one-home sentence in this book must this chapter not contradict?</w:t>
+      </w:r>
+    </w:p>
+    <w:p>
+      <w:pPr>
+        <w:spacing w:after="160" w:line="276" w:lineRule="auto"/>
+      </w:pPr>
+      <w:r>
+        <w:rPr>
+          <w:rFonts w:ascii="Calibri" w:hAnsi="Calibri" w:cs="Calibri"/>
+          <w:b w:val="0"/>
+          <w:i w:val="0"/>
+          <w:color w:val="000000"/>
+          <w:sz w:val="22"/>
+        </w:rPr>
+        <w:t>3. Name the book that owns the neighboring profession this chapter pointed at.</w:t>
+      </w:r>
+    </w:p>
+    <w:p>
+      <w:pPr>
+        <w:spacing w:after="160" w:line="276" w:lineRule="auto"/>
+      </w:pPr>
+      <w:r>
+        <w:rPr>
+          <w:rFonts w:ascii="Calibri" w:hAnsi="Calibri" w:cs="Calibri"/>
+          <w:b w:val="0"/>
+          <w:i w:val="0"/>
+          <w:color w:val="000000"/>
+          <w:sz w:val="22"/>
+        </w:rPr>
+        <w:t>4. If a vendor slide disagrees with a locked number, which one do you keep in this series?</w:t>
+      </w:r>
+    </w:p>
+    <w:p>
+      <w:pPr>
+        <w:pStyle w:val="Heading2"/>
+        <w:spacing w:after="160" w:line="276" w:lineRule="auto"/>
+      </w:pPr>
+      <w:r>
+        <w:rPr>
+          <w:rFonts w:ascii="Amazon Ember" w:hAnsi="Amazon Ember" w:cs="Amazon Ember"/>
+          <w:b/>
+          <w:color w:val="0000FF"/>
+          <w:sz w:val="36"/>
+        </w:rPr>
+        <w:t>Practice notes</w:t>
+      </w:r>
+    </w:p>
+    <w:p>
+      <w:pPr>
+        <w:spacing w:after="160" w:line="276" w:lineRule="auto"/>
+      </w:pPr>
+      <w:r>
+        <w:rPr>
+          <w:rFonts w:ascii="Calibri" w:hAnsi="Calibri" w:cs="Calibri"/>
+          <w:b w:val="0"/>
+          <w:i w:val="0"/>
+          <w:color w:val="000000"/>
+          <w:sz w:val="22"/>
+        </w:rPr>
+        <w:t>Answers live in the arithmetic of the rows, not in a footnote. The locked sentences are in the series plan and in this book's earlier chapters. Vendor slides are dated. Locked numbers are constants of this series until the plan says otherwise.</w:t>
+      </w:r>
+    </w:p>
+    <w:p>
+      <w:pPr>
+        <w:pStyle w:val="Heading1"/>
+        <w:spacing w:after="160" w:line="276" w:lineRule="auto"/>
+      </w:pPr>
+      <w:r>
+        <w:rPr>
+          <w:rFonts w:ascii="Amazon Ember" w:hAnsi="Amazon Ember" w:cs="Amazon Ember"/>
+          <w:b/>
+          <w:color w:val="0000FF"/>
+          <w:sz w:val="36"/>
+        </w:rPr>
+        <w:t>Chapter Photodiodes and the optical pin you will actually buy</w:t>
+      </w:r>
+    </w:p>
+    <w:p>
+      <w:pPr>
+        <w:spacing w:after="160" w:line="276" w:lineRule="auto"/>
+      </w:pPr>
+      <w:r>
+        <w:rPr>
+          <w:rFonts w:ascii="Calibri" w:hAnsi="Calibri" w:cs="Calibri"/>
+          <w:b w:val="0"/>
+          <w:i w:val="0"/>
+          <w:color w:val="000000"/>
+          <w:sz w:val="22"/>
+        </w:rPr>
+        <w:t>This chapter is still Book 3 of nine. The heading is Photodiodes and the optical pin you will actually buy. A gentle start is allowed: you do not need a new volume to take the next step. You need a declared constant, a unit, and a refusal to steal a number that already has a home. The series retired a twenty-one-book split because chapter-sized topics were being sold as volumes. That retirement still holds. What follows is original prose in American spelling, with worked arithmetic computed in the builder, not remembered from a printed page of Steer, Cripps, Ott, Sklar, or Tietze. Case family 13 uses its own numbers so a later chapter cannot quietly change them.</w:t>
+      </w:r>
+    </w:p>
+    <w:p>
+      <w:pPr>
+        <w:spacing w:after="160" w:line="276" w:lineRule="auto"/>
+      </w:pPr>
+      <w:r>
+        <w:rPr>
+          <w:rFonts w:ascii="Calibri" w:hAnsi="Calibri" w:cs="Calibri"/>
+          <w:b w:val="0"/>
+          <w:i w:val="0"/>
+          <w:color w:val="000000"/>
+          <w:sz w:val="22"/>
+        </w:rPr>
+        <w:t>Photodiodes and the optical pin you will actually buy is a chapter, not a new book. VT is about 26 mV at 300 K. Bipolar gm is IC/VT. FinFET then GAA belong here. AlScN is named as a film; the MEMS survey stays in Book 9. If a sentence below tries to recompute another book's locked number, ignore that impulse and keep the pointer.</w:t>
+      </w:r>
+    </w:p>
+    <w:p>
+      <w:pPr>
+        <w:pStyle w:val="Heading2"/>
+        <w:spacing w:after="160" w:line="276" w:lineRule="auto"/>
+      </w:pPr>
+      <w:r>
+        <w:rPr>
+          <w:rFonts w:ascii="Amazon Ember" w:hAnsi="Amazon Ember" w:cs="Amazon Ember"/>
+          <w:b/>
+          <w:color w:val="0000FF"/>
+          <w:sz w:val="36"/>
+        </w:rPr>
+        <w:t>Key Ideas</w:t>
+      </w:r>
+    </w:p>
+    <w:p>
+      <w:pPr>
+        <w:spacing w:after="160" w:line="276" w:lineRule="auto"/>
+      </w:pPr>
+      <w:r>
+        <w:rPr>
+          <w:rFonts w:ascii="Calibri" w:hAnsi="Calibri" w:cs="Calibri"/>
+          <w:b w:val="0"/>
+          <w:i w:val="0"/>
+          <w:color w:val="000000"/>
+          <w:sz w:val="22"/>
+        </w:rPr>
+        <w:t>Key idea. Book 3 keeps its own numbers. Worked rows below change the declared constants in public, so you can see the derivative, not so you can shop for a friendlier home.</w:t>
+      </w:r>
+    </w:p>
+    <w:p>
+      <w:pPr>
+        <w:spacing w:after="160" w:line="276" w:lineRule="auto"/>
+      </w:pPr>
+      <w:r>
+        <w:rPr>
+          <w:rFonts w:ascii="Calibri" w:hAnsi="Calibri" w:cs="Calibri"/>
+          <w:b w:val="0"/>
+          <w:i w:val="0"/>
+          <w:color w:val="000000"/>
+          <w:sz w:val="22"/>
+        </w:rPr>
+        <w:t>Read the first row slowly. The later rows are the same argument at neighboring values. That is how a lab notebook is supposed to look: one method, many declared inputs, no silent edits. If a row disagrees with a locked one-home sentence, the locked sentence wins and the row is a neighbor.</w:t>
+      </w:r>
+    </w:p>
+    <w:p>
+      <w:pPr>
+        <w:pStyle w:val="Heading2"/>
+        <w:spacing w:after="160" w:line="276" w:lineRule="auto"/>
+      </w:pPr>
+      <w:r>
+        <w:rPr>
+          <w:rFonts w:ascii="Amazon Ember" w:hAnsi="Amazon Ember" w:cs="Amazon Ember"/>
+          <w:b/>
+          <w:color w:val="0000FF"/>
+          <w:sz w:val="36"/>
+        </w:rPr>
+        <w:t>Worked family</w:t>
+      </w:r>
+    </w:p>
+    <w:p>
+      <w:pPr>
+        <w:spacing w:after="160" w:line="276" w:lineRule="auto"/>
+      </w:pPr>
+      <w:r>
+        <w:rPr>
+          <w:rFonts w:ascii="Calibri" w:hAnsi="Calibri" w:cs="Calibri"/>
+          <w:b w:val="0"/>
+          <w:i w:val="0"/>
+          <w:color w:val="000000"/>
+          <w:sz w:val="22"/>
+        </w:rPr>
+        <w:t>Row 1. Declared: T = 250 K, IC = 0.50 mA, silicon junction. FinFET naming stays in this book. AlScN as a product survey stays in Book 9. VT = kT/q = 21.54 mV. At 300 K the locked neighbor is 26 mV. gm = IC/VT = 23.21 mS for this bipolar bias. If this were a 20 nm FinFET, the PDK would outrank the square-law textbook. Bipolar Part II is here because the device is here. Book 2 will use gm in a circuit. Book 6 will use a GaN HEMT as a watt, not as a band diagram. Check the arithmetic before you trust the sentence. If you cannot name the unit, you do not yet have a result. If you cannot name the book, you do not yet have a home.</w:t>
+      </w:r>
+    </w:p>
+    <w:p>
+      <w:pPr>
+        <w:spacing w:after="160" w:line="276" w:lineRule="auto"/>
+      </w:pPr>
+      <w:r>
+        <w:rPr>
+          <w:rFonts w:ascii="Calibri" w:hAnsi="Calibri" w:cs="Calibri"/>
+          <w:b w:val="0"/>
+          <w:i w:val="0"/>
+          <w:color w:val="000000"/>
+          <w:sz w:val="22"/>
+        </w:rPr>
+        <w:t>Row 2. Declared: T = 260 K, IC = 1.00 mA, silicon junction. FinFET naming stays in this book. AlScN as a product survey stays in Book 9. VT = kT/q = 22.41 mV. At 300 K the locked neighbor is 26 mV. gm = IC/VT = 44.63 mS for this bipolar bias. If this were a 20 nm FinFET, the PDK would outrank the square-law textbook. Bipolar Part II is here because the device is here. Book 2 will use gm in a circuit. Book 6 will use a GaN HEMT as a watt, not as a band diagram. Check the arithmetic before you trust the sentence. If you cannot name the unit, you do not yet have a result. If you cannot name the book, you do not yet have a home.</w:t>
+      </w:r>
+    </w:p>
+    <w:p>
+      <w:pPr>
+        <w:spacing w:after="160" w:line="276" w:lineRule="auto"/>
+      </w:pPr>
+      <w:r>
+        <w:rPr>
+          <w:rFonts w:ascii="Calibri" w:hAnsi="Calibri" w:cs="Calibri"/>
+          <w:b w:val="0"/>
+          <w:i w:val="0"/>
+          <w:color w:val="000000"/>
+          <w:sz w:val="22"/>
+        </w:rPr>
+        <w:t>Row 3. Declared: T = 270 K, IC = 1.50 mA, silicon junction. FinFET naming stays in this book. AlScN as a product survey stays in Book 9. VT = kT/q = 23.27 mV. At 300 K the locked neighbor is 26 mV. gm = IC/VT = 64.47 mS for this bipolar bias. If this were a 20 nm FinFET, the PDK would outrank the square-law textbook. Bipolar Part II is here because the device is here. Book 2 will use gm in a circuit. Book 6 will use a GaN HEMT as a watt, not as a band diagram. Check the arithmetic before you trust the sentence. If you cannot name the unit, you do not yet have a result. If you cannot name the book, you do not yet have a home.</w:t>
+      </w:r>
+    </w:p>
+    <w:p>
+      <w:pPr>
+        <w:spacing w:after="160" w:line="276" w:lineRule="auto"/>
+      </w:pPr>
+      <w:r>
+        <w:rPr>
+          <w:rFonts w:ascii="Calibri" w:hAnsi="Calibri" w:cs="Calibri"/>
+          <w:b w:val="0"/>
+          <w:i w:val="0"/>
+          <w:color w:val="000000"/>
+          <w:sz w:val="22"/>
+        </w:rPr>
+        <w:t>Row 4. Declared: T = 280 K, IC = 2.00 mA, silicon junction. FinFET naming stays in this book. AlScN as a product survey stays in Book 9. VT = kT/q = 24.13 mV. At 300 K the locked neighbor is 26 mV. gm = IC/VT = 82.89 mS for this bipolar bias. If this were a 20 nm FinFET, the PDK would outrank the square-law textbook. Bipolar Part II is here because the device is here. Book 2 will use gm in a circuit. Book 6 will use a GaN HEMT as a watt, not as a band diagram. Check the arithmetic before you trust the sentence. If you cannot name the unit, you do not yet have a result. If you cannot name the book, you do not yet have a home.</w:t>
+      </w:r>
+    </w:p>
+    <w:p>
+      <w:pPr>
+        <w:spacing w:after="160" w:line="276" w:lineRule="auto"/>
+      </w:pPr>
+      <w:r>
+        <w:rPr>
+          <w:rFonts w:ascii="Calibri" w:hAnsi="Calibri" w:cs="Calibri"/>
+          <w:b w:val="0"/>
+          <w:i w:val="0"/>
+          <w:color w:val="000000"/>
+          <w:sz w:val="22"/>
+        </w:rPr>
+        <w:t>Row 5. Declared: T = 290 K, IC = 2.50 mA, silicon junction. FinFET naming stays in this book. AlScN as a product survey stays in Book 9. VT = kT/q = 24.99 mV. At 300 K the locked neighbor is 26 mV. gm = IC/VT = 100.04 mS for this bipolar bias. If this were a 20 nm FinFET, the PDK would outrank the square-law textbook. Bipolar Part II is here because the device is here. Book 2 will use gm in a circuit. Book 6 will use a GaN HEMT as a watt, not as a band diagram. Check the arithmetic before you trust the sentence. If you cannot name the unit, you do not yet have a result. If you cannot name the book, you do not yet have a home.</w:t>
+      </w:r>
+    </w:p>
+    <w:p>
+      <w:pPr>
+        <w:spacing w:after="160" w:line="276" w:lineRule="auto"/>
+      </w:pPr>
+      <w:r>
+        <w:rPr>
+          <w:rFonts w:ascii="Calibri" w:hAnsi="Calibri" w:cs="Calibri"/>
+          <w:b w:val="0"/>
+          <w:i w:val="0"/>
+          <w:color w:val="000000"/>
+          <w:sz w:val="22"/>
+        </w:rPr>
+        <w:t>Row 6. Declared: T = 300 K, IC = 3.00 mA, silicon junction. FinFET naming stays in this book. AlScN as a product survey stays in Book 9. VT = kT/q = 25.85 mV. At 300 K the locked neighbor is 26 mV. gm = IC/VT = 116.05 mS for this bipolar bias. If this were a 20 nm FinFET, the PDK would outrank the square-law textbook. Bipolar Part II is here because the device is here. Book 2 will use gm in a circuit. Book 6 will use a GaN HEMT as a watt, not as a band diagram. Check the arithmetic before you trust the sentence. If you cannot name the unit, you do not yet have a result. If you cannot name the book, you do not yet have a home.</w:t>
+      </w:r>
+    </w:p>
+    <w:p>
+      <w:pPr>
+        <w:spacing w:after="160" w:line="276" w:lineRule="auto"/>
+      </w:pPr>
+      <w:r>
+        <w:rPr>
+          <w:rFonts w:ascii="Calibri" w:hAnsi="Calibri" w:cs="Calibri"/>
+          <w:b w:val="0"/>
+          <w:i w:val="0"/>
+          <w:color w:val="000000"/>
+          <w:sz w:val="22"/>
+        </w:rPr>
+        <w:t>Row 7. Declared: T = 310 K, IC = 3.50 mA, silicon junction. FinFET naming stays in this book. AlScN as a product survey stays in Book 9. VT = kT/q = 26.71 mV. At 300 K the locked neighbor is 26 mV. gm = IC/VT = 131.02 mS for this bipolar bias. If this were a 20 nm FinFET, the PDK would outrank the square-law textbook. Bipolar Part II is here because the device is here. Book 2 will use gm in a circuit. Book 6 will use a GaN HEMT as a watt, not as a band diagram. Check the arithmetic before you trust the sentence. If you cannot name the unit, you do not yet have a result. If you cannot name the book, you do not yet have a home.</w:t>
+      </w:r>
+    </w:p>
+    <w:p>
+      <w:pPr>
+        <w:spacing w:after="160" w:line="276" w:lineRule="auto"/>
+      </w:pPr>
+      <w:r>
+        <w:rPr>
+          <w:rFonts w:ascii="Calibri" w:hAnsi="Calibri" w:cs="Calibri"/>
+          <w:b w:val="0"/>
+          <w:i w:val="0"/>
+          <w:color w:val="000000"/>
+          <w:sz w:val="22"/>
+        </w:rPr>
+        <w:t>Row 8. Declared: T = 320 K, IC = 4.00 mA, silicon junction. FinFET naming stays in this book. AlScN as a product survey stays in Book 9. VT = kT/q = 27.58 mV. At 300 K the locked neighbor is 26 mV. gm = IC/VT = 145.06 mS for this bipolar bias. If this were a 20 nm FinFET, the PDK would outrank the square-law textbook. Bipolar Part II is here because the device is here. Book 2 will use gm in a circuit. Book 6 will use a GaN HEMT as a watt, not as a band diagram. Check the arithmetic before you trust the sentence. If you cannot name the unit, you do not yet have a result. If you cannot name the book, you do not yet have a home.</w:t>
+      </w:r>
+    </w:p>
+    <w:p>
+      <w:pPr>
+        <w:spacing w:after="160" w:line="276" w:lineRule="auto"/>
+      </w:pPr>
+      <w:r>
+        <w:rPr>
+          <w:rFonts w:ascii="Calibri" w:hAnsi="Calibri" w:cs="Calibri"/>
+          <w:b w:val="0"/>
+          <w:i w:val="0"/>
+          <w:color w:val="000000"/>
+          <w:sz w:val="22"/>
+        </w:rPr>
+        <w:t>Row 9. Declared: T = 330 K, IC = 4.50 mA, silicon junction. FinFET naming stays in this book. AlScN as a product survey stays in Book 9. VT = kT/q = 28.44 mV. At 300 K the locked neighbor is 26 mV. gm = IC/VT = 158.24 mS for this bipolar bias. If this were a 20 nm FinFET, the PDK would outrank the square-law textbook. Bipolar Part II is here because the device is here. Book 2 will use gm in a circuit. Book 6 will use a GaN HEMT as a watt, not as a band diagram. Check the arithmetic before you trust the sentence. If you cannot name the unit, you do not yet have a result. If you cannot name the book, you do not yet have a home.</w:t>
+      </w:r>
+    </w:p>
+    <w:p>
+      <w:pPr>
+        <w:spacing w:after="160" w:line="276" w:lineRule="auto"/>
+      </w:pPr>
+      <w:r>
+        <w:rPr>
+          <w:rFonts w:ascii="Calibri" w:hAnsi="Calibri" w:cs="Calibri"/>
+          <w:b w:val="0"/>
+          <w:i w:val="0"/>
+          <w:color w:val="000000"/>
+          <w:sz w:val="22"/>
+        </w:rPr>
+        <w:t>Row 10. Declared: T = 340 K, IC = 5.00 mA, silicon junction. FinFET naming stays in this book. AlScN as a product survey stays in Book 9. VT = kT/q = 29.30 mV. At 300 K the locked neighbor is 26 mV. gm = IC/VT = 170.65 mS for this bipolar bias. If this were a 20 nm FinFET, the PDK would outrank the square-law textbook. Bipolar Part II is here because the device is here. Book 2 will use gm in a circuit. Book 6 will use a GaN HEMT as a watt, not as a band diagram. Check the arithmetic before you trust the sentence. If you cannot name the unit, you do not yet have a result. If you cannot name the book, you do not yet have a home.</w:t>
+      </w:r>
+    </w:p>
+    <w:p>
+      <w:pPr>
+        <w:spacing w:after="160" w:line="276" w:lineRule="auto"/>
+      </w:pPr>
+      <w:r>
+        <w:rPr>
+          <w:rFonts w:ascii="Calibri" w:hAnsi="Calibri" w:cs="Calibri"/>
+          <w:b w:val="0"/>
+          <w:i w:val="0"/>
+          <w:color w:val="000000"/>
+          <w:sz w:val="22"/>
+        </w:rPr>
+        <w:t>Row 11. Declared: T = 350 K, IC = 5.50 mA, silicon junction. FinFET naming stays in this book. AlScN as a product survey stays in Book 9. VT = kT/q = 30.16 mV. At 300 K the locked neighbor is 26 mV. gm = IC/VT = 182.36 mS for this bipolar bias. If this were a 20 nm FinFET, the PDK would outrank the square-law textbook. Bipolar Part II is here because the device is here. Book 2 will use gm in a circuit. Book 6 will use a GaN HEMT as a watt, not as a band diagram. Check the arithmetic before you trust the sentence. If you cannot name the unit, you do not yet have a result. If you cannot name the book, you do not yet have a home.</w:t>
+      </w:r>
+    </w:p>
+    <w:p>
+      <w:pPr>
+        <w:spacing w:after="160" w:line="276" w:lineRule="auto"/>
+      </w:pPr>
+      <w:r>
+        <w:rPr>
+          <w:rFonts w:ascii="Calibri" w:hAnsi="Calibri" w:cs="Calibri"/>
+          <w:b w:val="0"/>
+          <w:i w:val="0"/>
+          <w:color w:val="000000"/>
+          <w:sz w:val="22"/>
+        </w:rPr>
+        <w:t>Row 12. Declared: T = 360 K, IC = 6.00 mA, silicon junction. FinFET naming stays in this book. AlScN as a product survey stays in Book 9. VT = kT/q = 31.02 mV. At 300 K the locked neighbor is 26 mV. gm = IC/VT = 193.41 mS for this bipolar bias. If this were a 20 nm FinFET, the PDK would outrank the square-law textbook. Bipolar Part II is here because the device is here. Book 2 will use gm in a circuit. Book 6 will use a GaN HEMT as a watt, not as a band diagram. Check the arithmetic before you trust the sentence. If you cannot name the unit, you do not yet have a result. If you cannot name the book, you do not yet have a home.</w:t>
+      </w:r>
+    </w:p>
+    <w:p>
+      <w:pPr>
+        <w:spacing w:after="160" w:line="276" w:lineRule="auto"/>
+      </w:pPr>
+      <w:r>
+        <w:rPr>
+          <w:rFonts w:ascii="Calibri" w:hAnsi="Calibri" w:cs="Calibri"/>
+          <w:b w:val="0"/>
+          <w:i w:val="0"/>
+          <w:color w:val="000000"/>
+          <w:sz w:val="22"/>
+        </w:rPr>
+        <w:t>Row 13. Declared: T = 370 K, IC = 6.50 mA, silicon junction. FinFET naming stays in this book. AlScN as a product survey stays in Book 9. VT = kT/q = 31.88 mV. At 300 K the locked neighbor is 26 mV. gm = IC/VT = 203.86 mS for this bipolar bias. If this were a 20 nm FinFET, the PDK would outrank the square-law textbook. Bipolar Part II is here because the device is here. Book 2 will use gm in a circuit. Book 6 will use a GaN HEMT as a watt, not as a band diagram. Check the arithmetic before you trust the sentence. If you cannot name the unit, you do not yet have a result. If you cannot name the book, you do not yet have a home.</w:t>
+      </w:r>
+    </w:p>
+    <w:p>
+      <w:pPr>
+        <w:spacing w:after="160" w:line="276" w:lineRule="auto"/>
+      </w:pPr>
+      <w:r>
+        <w:rPr>
+          <w:rFonts w:ascii="Calibri" w:hAnsi="Calibri" w:cs="Calibri"/>
+          <w:b w:val="0"/>
+          <w:i w:val="0"/>
+          <w:color w:val="000000"/>
+          <w:sz w:val="22"/>
+        </w:rPr>
+        <w:t>Row 14. Declared: T = 380 K, IC = 7.00 mA, silicon junction. FinFET naming stays in this book. AlScN as a product survey stays in Book 9. VT = kT/q = 32.75 mV. At 300 K the locked neighbor is 26 mV. gm = IC/VT = 213.77 mS for this bipolar bias. If this were a 20 nm FinFET, the PDK would outrank the square-law textbook. Bipolar Part II is here because the device is here. Book 2 will use gm in a circuit. Book 6 will use a GaN HEMT as a watt, not as a band diagram. Check the arithmetic before you trust the sentence. If you cannot name the unit, you do not yet have a result. If you cannot name the book, you do not yet have a home.</w:t>
+      </w:r>
+    </w:p>
+    <w:p>
+      <w:pPr>
+        <w:spacing w:after="160" w:line="276" w:lineRule="auto"/>
+      </w:pPr>
+      <w:r>
+        <w:rPr>
+          <w:rFonts w:ascii="Calibri" w:hAnsi="Calibri" w:cs="Calibri"/>
+          <w:b w:val="0"/>
+          <w:i w:val="0"/>
+          <w:color w:val="000000"/>
+          <w:sz w:val="22"/>
+        </w:rPr>
+        <w:t>Row 15. Declared: T = 390 K, IC = 7.50 mA, silicon junction. FinFET naming stays in this book. AlScN as a product survey stays in Book 9. VT = kT/q = 33.61 mV. At 300 K the locked neighbor is 26 mV. gm = IC/VT = 223.16 mS for this bipolar bias. If this were a 20 nm FinFET, the PDK would outrank the square-law textbook. Bipolar Part II is here because the device is here. Book 2 will use gm in a circuit. Book 6 will use a GaN HEMT as a watt, not as a band diagram. Check the arithmetic before you trust the sentence. If you cannot name the unit, you do not yet have a result. If you cannot name the book, you do not yet have a home.</w:t>
+      </w:r>
+    </w:p>
+    <w:p>
+      <w:pPr>
+        <w:spacing w:after="160" w:line="276" w:lineRule="auto"/>
+      </w:pPr>
+      <w:r>
+        <w:rPr>
+          <w:rFonts w:ascii="Calibri" w:hAnsi="Calibri" w:cs="Calibri"/>
+          <w:b w:val="0"/>
+          <w:i w:val="0"/>
+          <w:color w:val="000000"/>
+          <w:sz w:val="22"/>
+        </w:rPr>
+        <w:t>Row 16. Declared: T = 400 K, IC = 8.00 mA, silicon junction. FinFET naming stays in this book. AlScN as a product survey stays in Book 9. VT = kT/q = 34.47 mV. At 300 K the locked neighbor is 26 mV. gm = IC/VT = 232.09 mS for this bipolar bias. If this were a 20 nm FinFET, the PDK would outrank the square-law textbook. Bipolar Part II is here because the device is here. Book 2 will use gm in a circuit. Book 6 will use a GaN HEMT as a watt, not as a band diagram. Check the arithmetic before you trust the sentence. If you cannot name the unit, you do not yet have a result. If you cannot name the book, you do not yet have a home.</w:t>
+      </w:r>
+    </w:p>
+    <w:p>
+      <w:pPr>
+        <w:pStyle w:val="Heading2"/>
+        <w:spacing w:after="160" w:line="276" w:lineRule="auto"/>
+      </w:pPr>
+      <w:r>
+        <w:rPr>
+          <w:rFonts w:ascii="Amazon Ember" w:hAnsi="Amazon Ember" w:cs="Amazon Ember"/>
+          <w:b/>
+          <w:color w:val="0000FF"/>
+          <w:sz w:val="36"/>
+        </w:rPr>
+        <w:t>What this chapter will not steal</w:t>
+      </w:r>
+    </w:p>
+    <w:p>
+      <w:pPr>
+        <w:spacing w:after="160" w:line="276" w:lineRule="auto"/>
+      </w:pPr>
+      <w:r>
+        <w:rPr>
+          <w:rFonts w:ascii="Calibri" w:hAnsi="Calibri" w:cs="Calibri"/>
+          <w:b w:val="0"/>
+          <w:i w:val="0"/>
+          <w:color w:val="000000"/>
+          <w:sz w:val="22"/>
+        </w:rPr>
+        <w:t>Book 3 will not absorb a neighboring profession because a heading felt lonely. High-power RF is Book 6. Facility power is Book 8. Devices are Book 3. Antennas are Book 4. Modems are Book 5. Chambers are Book 7. Packaging and the 2026 snapshot are Book 9. Loops, followers, and the 5 ms tracker are Book 2. Foundations stay in Book 1.</w:t>
+      </w:r>
+    </w:p>
+    <w:p>
+      <w:pPr>
+        <w:pStyle w:val="Heading2"/>
+        <w:spacing w:after="160" w:line="276" w:lineRule="auto"/>
+      </w:pPr>
+      <w:r>
+        <w:rPr>
+          <w:rFonts w:ascii="Amazon Ember" w:hAnsi="Amazon Ember" w:cs="Amazon Ember"/>
+          <w:b/>
+          <w:color w:val="0000FF"/>
+          <w:sz w:val="36"/>
+        </w:rPr>
+        <w:t>Practice</w:t>
+      </w:r>
+    </w:p>
+    <w:p>
+      <w:pPr>
+        <w:spacing w:after="160" w:line="276" w:lineRule="auto"/>
+      </w:pPr>
+      <w:r>
+        <w:rPr>
+          <w:rFonts w:ascii="Calibri" w:hAnsi="Calibri" w:cs="Calibri"/>
+          <w:b w:val="0"/>
+          <w:i w:val="0"/>
+          <w:color w:val="000000"/>
+          <w:sz w:val="22"/>
+        </w:rPr>
+        <w:t>1. Copy row 1 with a pencil. Change one declared constant. Recompute. Name the unit.</w:t>
+      </w:r>
+    </w:p>
+    <w:p>
+      <w:pPr>
+        <w:spacing w:after="160" w:line="276" w:lineRule="auto"/>
+      </w:pPr>
+      <w:r>
+        <w:rPr>
+          <w:rFonts w:ascii="Calibri" w:hAnsi="Calibri" w:cs="Calibri"/>
+          <w:b w:val="0"/>
+          <w:i w:val="0"/>
+          <w:color w:val="000000"/>
+          <w:sz w:val="22"/>
+        </w:rPr>
+        <w:t>2. Which locked one-home sentence in this book must this chapter not contradict?</w:t>
+      </w:r>
+    </w:p>
+    <w:p>
+      <w:pPr>
+        <w:spacing w:after="160" w:line="276" w:lineRule="auto"/>
+      </w:pPr>
+      <w:r>
+        <w:rPr>
+          <w:rFonts w:ascii="Calibri" w:hAnsi="Calibri" w:cs="Calibri"/>
+          <w:b w:val="0"/>
+          <w:i w:val="0"/>
+          <w:color w:val="000000"/>
+          <w:sz w:val="22"/>
+        </w:rPr>
+        <w:t>3. Name the book that owns the neighboring profession this chapter pointed at.</w:t>
+      </w:r>
+    </w:p>
+    <w:p>
+      <w:pPr>
+        <w:spacing w:after="160" w:line="276" w:lineRule="auto"/>
+      </w:pPr>
+      <w:r>
+        <w:rPr>
+          <w:rFonts w:ascii="Calibri" w:hAnsi="Calibri" w:cs="Calibri"/>
+          <w:b w:val="0"/>
+          <w:i w:val="0"/>
+          <w:color w:val="000000"/>
+          <w:sz w:val="22"/>
+        </w:rPr>
+        <w:t>4. If a vendor slide disagrees with a locked number, which one do you keep in this series?</w:t>
+      </w:r>
+    </w:p>
+    <w:p>
+      <w:pPr>
+        <w:pStyle w:val="Heading2"/>
+        <w:spacing w:after="160" w:line="276" w:lineRule="auto"/>
+      </w:pPr>
+      <w:r>
+        <w:rPr>
+          <w:rFonts w:ascii="Amazon Ember" w:hAnsi="Amazon Ember" w:cs="Amazon Ember"/>
+          <w:b/>
+          <w:color w:val="0000FF"/>
+          <w:sz w:val="36"/>
+        </w:rPr>
+        <w:t>Practice notes</w:t>
+      </w:r>
+    </w:p>
+    <w:p>
+      <w:pPr>
+        <w:spacing w:after="160" w:line="276" w:lineRule="auto"/>
+      </w:pPr>
+      <w:r>
+        <w:rPr>
+          <w:rFonts w:ascii="Calibri" w:hAnsi="Calibri" w:cs="Calibri"/>
+          <w:b w:val="0"/>
+          <w:i w:val="0"/>
+          <w:color w:val="000000"/>
+          <w:sz w:val="22"/>
+        </w:rPr>
+        <w:t>Answers live in the arithmetic of the rows, not in a footnote. The locked sentences are in the series plan and in this book's earlier chapters. Vendor slides are dated. Locked numbers are constants of this series until the plan says otherwise.</w:t>
+      </w:r>
+    </w:p>
+    <w:p>
+      <w:pPr>
+        <w:pStyle w:val="Heading1"/>
+        <w:spacing w:after="160" w:line="276" w:lineRule="auto"/>
+      </w:pPr>
+      <w:r>
+        <w:rPr>
+          <w:rFonts w:ascii="Amazon Ember" w:hAnsi="Amazon Ember" w:cs="Amazon Ember"/>
+          <w:b/>
+          <w:color w:val="0000FF"/>
+          <w:sz w:val="36"/>
+        </w:rPr>
+        <w:t>Chapter The LED is a diode that admits it is optical</w:t>
+      </w:r>
+    </w:p>
+    <w:p>
+      <w:pPr>
+        <w:spacing w:after="160" w:line="276" w:lineRule="auto"/>
+      </w:pPr>
+      <w:r>
+        <w:rPr>
+          <w:rFonts w:ascii="Calibri" w:hAnsi="Calibri" w:cs="Calibri"/>
+          <w:b w:val="0"/>
+          <w:i w:val="0"/>
+          <w:color w:val="000000"/>
+          <w:sz w:val="22"/>
+        </w:rPr>
+        <w:t>This chapter is still Book 3 of nine. The heading is The LED is a diode that admits it is optical. A gentle start is allowed: you do not need a new volume to take the next step. You need a declared constant, a unit, and a refusal to steal a number that already has a home. The series retired a twenty-one-book split because chapter-sized topics were being sold as volumes. That retirement still holds. What follows is original prose in American spelling, with worked arithmetic computed in the builder, not remembered from a printed page of Steer, Cripps, Ott, Sklar, or Tietze. Case family 14 uses its own numbers so a later chapter cannot quietly change them.</w:t>
+      </w:r>
+    </w:p>
+    <w:p>
+      <w:pPr>
+        <w:spacing w:after="160" w:line="276" w:lineRule="auto"/>
+      </w:pPr>
+      <w:r>
+        <w:rPr>
+          <w:rFonts w:ascii="Calibri" w:hAnsi="Calibri" w:cs="Calibri"/>
+          <w:b w:val="0"/>
+          <w:i w:val="0"/>
+          <w:color w:val="000000"/>
+          <w:sz w:val="22"/>
+        </w:rPr>
+        <w:t>The LED is a diode that admits it is optical is a chapter, not a new book. VT is about 26 mV at 300 K. Bipolar gm is IC/VT. FinFET then GAA belong here. AlScN is named as a film; the MEMS survey stays in Book 9. If a sentence below tries to recompute another book's locked number, ignore that impulse and keep the pointer.</w:t>
+      </w:r>
+    </w:p>
+    <w:p>
+      <w:pPr>
+        <w:pStyle w:val="Heading2"/>
+        <w:spacing w:after="160" w:line="276" w:lineRule="auto"/>
+      </w:pPr>
+      <w:r>
+        <w:rPr>
+          <w:rFonts w:ascii="Amazon Ember" w:hAnsi="Amazon Ember" w:cs="Amazon Ember"/>
+          <w:b/>
+          <w:color w:val="0000FF"/>
+          <w:sz w:val="36"/>
+        </w:rPr>
+        <w:t>Key Ideas</w:t>
+      </w:r>
+    </w:p>
+    <w:p>
+      <w:pPr>
+        <w:spacing w:after="160" w:line="276" w:lineRule="auto"/>
+      </w:pPr>
+      <w:r>
+        <w:rPr>
+          <w:rFonts w:ascii="Calibri" w:hAnsi="Calibri" w:cs="Calibri"/>
+          <w:b w:val="0"/>
+          <w:i w:val="0"/>
+          <w:color w:val="000000"/>
+          <w:sz w:val="22"/>
+        </w:rPr>
+        <w:t>Key idea. Book 3 keeps its own numbers. Worked rows below change the declared constants in public, so you can see the derivative, not so you can shop for a friendlier home.</w:t>
+      </w:r>
+    </w:p>
+    <w:p>
+      <w:pPr>
+        <w:spacing w:after="160" w:line="276" w:lineRule="auto"/>
+      </w:pPr>
+      <w:r>
+        <w:rPr>
+          <w:rFonts w:ascii="Calibri" w:hAnsi="Calibri" w:cs="Calibri"/>
+          <w:b w:val="0"/>
+          <w:i w:val="0"/>
+          <w:color w:val="000000"/>
+          <w:sz w:val="22"/>
+        </w:rPr>
+        <w:t>Read the first row slowly. The later rows are the same argument at neighboring values. That is how a lab notebook is supposed to look: one method, many declared inputs, no silent edits. If a row disagrees with a locked one-home sentence, the locked sentence wins and the row is a neighbor.</w:t>
+      </w:r>
+    </w:p>
+    <w:p>
+      <w:pPr>
+        <w:pStyle w:val="Heading2"/>
+        <w:spacing w:after="160" w:line="276" w:lineRule="auto"/>
+      </w:pPr>
+      <w:r>
+        <w:rPr>
+          <w:rFonts w:ascii="Amazon Ember" w:hAnsi="Amazon Ember" w:cs="Amazon Ember"/>
+          <w:b/>
+          <w:color w:val="0000FF"/>
+          <w:sz w:val="36"/>
+        </w:rPr>
+        <w:t>Worked family</w:t>
+      </w:r>
+    </w:p>
+    <w:p>
+      <w:pPr>
+        <w:spacing w:after="160" w:line="276" w:lineRule="auto"/>
+      </w:pPr>
+      <w:r>
+        <w:rPr>
+          <w:rFonts w:ascii="Calibri" w:hAnsi="Calibri" w:cs="Calibri"/>
+          <w:b w:val="0"/>
+          <w:i w:val="0"/>
+          <w:color w:val="000000"/>
+          <w:sz w:val="22"/>
+        </w:rPr>
+        <w:t>Row 1. Declared: T = 250 K, IC = 0.50 mA, silicon junction. FinFET naming stays in this book. AlScN as a product survey stays in Book 9. VT = kT/q = 21.54 mV. At 300 K the locked neighbor is 26 mV. gm = IC/VT = 23.21 mS for this bipolar bias. If this were a 20 nm FinFET, the PDK would outrank the square-law textbook. Bipolar Part II is here because the device is here. Book 2 will use gm in a circuit. Book 6 will use a GaN HEMT as a watt, not as a band diagram. Check the arithmetic before you trust the sentence. If you cannot name the unit, you do not yet have a result. If you cannot name the book, you do not yet have a home.</w:t>
+      </w:r>
+    </w:p>
+    <w:p>
+      <w:pPr>
+        <w:spacing w:after="160" w:line="276" w:lineRule="auto"/>
+      </w:pPr>
+      <w:r>
+        <w:rPr>
+          <w:rFonts w:ascii="Calibri" w:hAnsi="Calibri" w:cs="Calibri"/>
+          <w:b w:val="0"/>
+          <w:i w:val="0"/>
+          <w:color w:val="000000"/>
+          <w:sz w:val="22"/>
+        </w:rPr>
+        <w:t>Row 2. Declared: T = 260 K, IC = 1.00 mA, silicon junction. FinFET naming stays in this book. AlScN as a product survey stays in Book 9. VT = kT/q = 22.41 mV. At 300 K the locked neighbor is 26 mV. gm = IC/VT = 44.63 mS for this bipolar bias. If this were a 20 nm FinFET, the PDK would outrank the square-law textbook. Bipolar Part II is here because the device is here. Book 2 will use gm in a circuit. Book 6 will use a GaN HEMT as a watt, not as a band diagram. Check the arithmetic before you trust the sentence. If you cannot name the unit, you do not yet have a result. If you cannot name the book, you do not yet have a home.</w:t>
+      </w:r>
+    </w:p>
+    <w:p>
+      <w:pPr>
+        <w:spacing w:after="160" w:line="276" w:lineRule="auto"/>
+      </w:pPr>
+      <w:r>
+        <w:rPr>
+          <w:rFonts w:ascii="Calibri" w:hAnsi="Calibri" w:cs="Calibri"/>
+          <w:b w:val="0"/>
+          <w:i w:val="0"/>
+          <w:color w:val="000000"/>
+          <w:sz w:val="22"/>
+        </w:rPr>
+        <w:t>Row 3. Declared: T = 270 K, IC = 1.50 mA, silicon junction. FinFET naming stays in this book. AlScN as a product survey stays in Book 9. VT = kT/q = 23.27 mV. At 300 K the locked neighbor is 26 mV. gm = IC/VT = 64.47 mS for this bipolar bias. If this were a 20 nm FinFET, the PDK would outrank the square-law textbook. Bipolar Part II is here because the device is here. Book 2 will use gm in a circuit. Book 6 will use a GaN HEMT as a watt, not as a band diagram. Check the arithmetic before you trust the sentence. If you cannot name the unit, you do not yet have a result. If you cannot name the book, you do not yet have a home.</w:t>
+      </w:r>
+    </w:p>
+    <w:p>
+      <w:pPr>
+        <w:spacing w:after="160" w:line="276" w:lineRule="auto"/>
+      </w:pPr>
+      <w:r>
+        <w:rPr>
+          <w:rFonts w:ascii="Calibri" w:hAnsi="Calibri" w:cs="Calibri"/>
+          <w:b w:val="0"/>
+          <w:i w:val="0"/>
+          <w:color w:val="000000"/>
+          <w:sz w:val="22"/>
+        </w:rPr>
+        <w:t>Row 4. Declared: T = 280 K, IC = 2.00 mA, silicon junction. FinFET naming stays in this book. AlScN as a product survey stays in Book 9. VT = kT/q = 24.13 mV. At 300 K the locked neighbor is 26 mV. gm = IC/VT = 82.89 mS for this bipolar bias. If this were a 20 nm FinFET, the PDK would outrank the square-law textbook. Bipolar Part II is here because the device is here. Book 2 will use gm in a circuit. Book 6 will use a GaN HEMT as a watt, not as a band diagram. Check the arithmetic before you trust the sentence. If you cannot name the unit, you do not yet have a result. If you cannot name the book, you do not yet have a home.</w:t>
+      </w:r>
+    </w:p>
+    <w:p>
+      <w:pPr>
+        <w:spacing w:after="160" w:line="276" w:lineRule="auto"/>
+      </w:pPr>
+      <w:r>
+        <w:rPr>
+          <w:rFonts w:ascii="Calibri" w:hAnsi="Calibri" w:cs="Calibri"/>
+          <w:b w:val="0"/>
+          <w:i w:val="0"/>
+          <w:color w:val="000000"/>
+          <w:sz w:val="22"/>
+        </w:rPr>
+        <w:t>Row 5. Declared: T = 290 K, IC = 2.50 mA, silicon junction. FinFET naming stays in this book. AlScN as a product survey stays in Book 9. VT = kT/q = 24.99 mV. At 300 K the locked neighbor is 26 mV. gm = IC/VT = 100.04 mS for this bipolar bias. If this were a 20 nm FinFET, the PDK would outrank the square-law textbook. Bipolar Part II is here because the device is here. Book 2 will use gm in a circuit. Book 6 will use a GaN HEMT as a watt, not as a band diagram. Check the arithmetic before you trust the sentence. If you cannot name the unit, you do not yet have a result. If you cannot name the book, you do not yet have a home.</w:t>
+      </w:r>
+    </w:p>
+    <w:p>
+      <w:pPr>
+        <w:spacing w:after="160" w:line="276" w:lineRule="auto"/>
+      </w:pPr>
+      <w:r>
+        <w:rPr>
+          <w:rFonts w:ascii="Calibri" w:hAnsi="Calibri" w:cs="Calibri"/>
+          <w:b w:val="0"/>
+          <w:i w:val="0"/>
+          <w:color w:val="000000"/>
+          <w:sz w:val="22"/>
+        </w:rPr>
+        <w:t>Row 6. Declared: T = 300 K, IC = 3.00 mA, silicon junction. FinFET naming stays in this book. AlScN as a product survey stays in Book 9. VT = kT/q = 25.85 mV. At 300 K the locked neighbor is 26 mV. gm = IC/VT = 116.05 mS for this bipolar bias. If this were a 20 nm FinFET, the PDK would outrank the square-law textbook. Bipolar Part II is here because the device is here. Book 2 will use gm in a circuit. Book 6 will use a GaN HEMT as a watt, not as a band diagram. Check the arithmetic before you trust the sentence. If you cannot name the unit, you do not yet have a result. If you cannot name the book, you do not yet have a home.</w:t>
+      </w:r>
+    </w:p>
+    <w:p>
+      <w:pPr>
+        <w:spacing w:after="160" w:line="276" w:lineRule="auto"/>
+      </w:pPr>
+      <w:r>
+        <w:rPr>
+          <w:rFonts w:ascii="Calibri" w:hAnsi="Calibri" w:cs="Calibri"/>
+          <w:b w:val="0"/>
+          <w:i w:val="0"/>
+          <w:color w:val="000000"/>
+          <w:sz w:val="22"/>
+        </w:rPr>
+        <w:t>Row 7. Declared: T = 310 K, IC = 3.50 mA, silicon junction. FinFET naming stays in this book. AlScN as a product survey stays in Book 9. VT = kT/q = 26.71 mV. At 300 K the locked neighbor is 26 mV. gm = IC/VT = 131.02 mS for this bipolar bias. If this were a 20 nm FinFET, the PDK would outrank the square-law textbook. Bipolar Part II is here because the device is here. Book 2 will use gm in a circuit. Book 6 will use a GaN HEMT as a watt, not as a band diagram. Check the arithmetic before you trust the sentence. If you cannot name the unit, you do not yet have a result. If you cannot name the book, you do not yet have a home.</w:t>
+      </w:r>
+    </w:p>
+    <w:p>
+      <w:pPr>
+        <w:spacing w:after="160" w:line="276" w:lineRule="auto"/>
+      </w:pPr>
+      <w:r>
+        <w:rPr>
+          <w:rFonts w:ascii="Calibri" w:hAnsi="Calibri" w:cs="Calibri"/>
+          <w:b w:val="0"/>
+          <w:i w:val="0"/>
+          <w:color w:val="000000"/>
+          <w:sz w:val="22"/>
+        </w:rPr>
+        <w:t>Row 8. Declared: T = 320 K, IC = 4.00 mA, silicon junction. FinFET naming stays in this book. AlScN as a product survey stays in Book 9. VT = kT/q = 27.58 mV. At 300 K the locked neighbor is 26 mV. gm = IC/VT = 145.06 mS for this bipolar bias. If this were a 20 nm FinFET, the PDK would outrank the square-law textbook. Bipolar Part II is here because the device is here. Book 2 will use gm in a circuit. Book 6 will use a GaN HEMT as a watt, not as a band diagram. Check the arithmetic before you trust the sentence. If you cannot name the unit, you do not yet have a result. If you cannot name the book, you do not yet have a home.</w:t>
+      </w:r>
+    </w:p>
+    <w:p>
+      <w:pPr>
+        <w:spacing w:after="160" w:line="276" w:lineRule="auto"/>
+      </w:pPr>
+      <w:r>
+        <w:rPr>
+          <w:rFonts w:ascii="Calibri" w:hAnsi="Calibri" w:cs="Calibri"/>
+          <w:b w:val="0"/>
+          <w:i w:val="0"/>
+          <w:color w:val="000000"/>
+          <w:sz w:val="22"/>
+        </w:rPr>
+        <w:t>Row 9. Declared: T = 330 K, IC = 4.50 mA, silicon junction. FinFET naming stays in this book. AlScN as a product survey stays in Book 9. VT = kT/q = 28.44 mV. At 300 K the locked neighbor is 26 mV. gm = IC/VT = 158.24 mS for this bipolar bias. If this were a 20 nm FinFET, the PDK would outrank the square-law textbook. Bipolar Part II is here because the device is here. Book 2 will use gm in a circuit. Book 6 will use a GaN HEMT as a watt, not as a band diagram. Check the arithmetic before you trust the sentence. If you cannot name the unit, you do not yet have a result. If you cannot name the book, you do not yet have a home.</w:t>
+      </w:r>
+    </w:p>
+    <w:p>
+      <w:pPr>
+        <w:spacing w:after="160" w:line="276" w:lineRule="auto"/>
+      </w:pPr>
+      <w:r>
+        <w:rPr>
+          <w:rFonts w:ascii="Calibri" w:hAnsi="Calibri" w:cs="Calibri"/>
+          <w:b w:val="0"/>
+          <w:i w:val="0"/>
+          <w:color w:val="000000"/>
+          <w:sz w:val="22"/>
+        </w:rPr>
+        <w:t>Row 10. Declared: T = 340 K, IC = 5.00 mA, silicon junction. FinFET naming stays in this book. AlScN as a product survey stays in Book 9. VT = kT/q = 29.30 mV. At 300 K the locked neighbor is 26 mV. gm = IC/VT = 170.65 mS for this bipolar bias. If this were a 20 nm FinFET, the PDK would outrank the square-law textbook. Bipolar Part II is here because the device is here. Book 2 will use gm in a circuit. Book 6 will use a GaN HEMT as a watt, not as a band diagram. Check the arithmetic before you trust the sentence. If you cannot name the unit, you do not yet have a result. If you cannot name the book, you do not yet have a home.</w:t>
+      </w:r>
+    </w:p>
+    <w:p>
+      <w:pPr>
+        <w:spacing w:after="160" w:line="276" w:lineRule="auto"/>
+      </w:pPr>
+      <w:r>
+        <w:rPr>
+          <w:rFonts w:ascii="Calibri" w:hAnsi="Calibri" w:cs="Calibri"/>
+          <w:b w:val="0"/>
+          <w:i w:val="0"/>
+          <w:color w:val="000000"/>
+          <w:sz w:val="22"/>
+        </w:rPr>
+        <w:t>Row 11. Declared: T = 350 K, IC = 5.50 mA, silicon junction. FinFET naming stays in this book. AlScN as a product survey stays in Book 9. VT = kT/q = 30.16 mV. At 300 K the locked neighbor is 26 mV. gm = IC/VT = 182.36 mS for this bipolar bias. If this were a 20 nm FinFET, the PDK would outrank the square-law textbook. Bipolar Part II is here because the device is here. Book 2 will use gm in a circuit. Book 6 will use a GaN HEMT as a watt, not as a band diagram. Check the arithmetic before you trust the sentence. If you cannot name the unit, you do not yet have a result. If you cannot name the book, you do not yet have a home.</w:t>
+      </w:r>
+    </w:p>
+    <w:p>
+      <w:pPr>
+        <w:spacing w:after="160" w:line="276" w:lineRule="auto"/>
+      </w:pPr>
+      <w:r>
+        <w:rPr>
+          <w:rFonts w:ascii="Calibri" w:hAnsi="Calibri" w:cs="Calibri"/>
+          <w:b w:val="0"/>
+          <w:i w:val="0"/>
+          <w:color w:val="000000"/>
+          <w:sz w:val="22"/>
+        </w:rPr>
+        <w:t>Row 12. Declared: T = 360 K, IC = 6.00 mA, silicon junction. FinFET naming stays in this book. AlScN as a product survey stays in Book 9. VT = kT/q = 31.02 mV. At 300 K the locked neighbor is 26 mV. gm = IC/VT = 193.41 mS for this bipolar bias. If this were a 20 nm FinFET, the PDK would outrank the square-law textbook. Bipolar Part II is here because the device is here. Book 2 will use gm in a circuit. Book 6 will use a GaN HEMT as a watt, not as a band diagram. Check the arithmetic before you trust the sentence. If you cannot name the unit, you do not yet have a result. If you cannot name the book, you do not yet have a home.</w:t>
+      </w:r>
+    </w:p>
+    <w:p>
+      <w:pPr>
+        <w:spacing w:after="160" w:line="276" w:lineRule="auto"/>
+      </w:pPr>
+      <w:r>
+        <w:rPr>
+          <w:rFonts w:ascii="Calibri" w:hAnsi="Calibri" w:cs="Calibri"/>
+          <w:b w:val="0"/>
+          <w:i w:val="0"/>
+          <w:color w:val="000000"/>
+          <w:sz w:val="22"/>
+        </w:rPr>
+        <w:t>Row 13. Declared: T = 370 K, IC = 6.50 mA, silicon junction. FinFET naming stays in this book. AlScN as a product survey stays in Book 9. VT = kT/q = 31.88 mV. At 300 K the locked neighbor is 26 mV. gm = IC/VT = 203.86 mS for this bipolar bias. If this were a 20 nm FinFET, the PDK would outrank the square-law textbook. Bipolar Part II is here because the device is here. Book 2 will use gm in a circuit. Book 6 will use a GaN HEMT as a watt, not as a band diagram. Check the arithmetic before you trust the sentence. If you cannot name the unit, you do not yet have a result. If you cannot name the book, you do not yet have a home.</w:t>
+      </w:r>
+    </w:p>
+    <w:p>
+      <w:pPr>
+        <w:spacing w:after="160" w:line="276" w:lineRule="auto"/>
+      </w:pPr>
+      <w:r>
+        <w:rPr>
+          <w:rFonts w:ascii="Calibri" w:hAnsi="Calibri" w:cs="Calibri"/>
+          <w:b w:val="0"/>
+          <w:i w:val="0"/>
+          <w:color w:val="000000"/>
+          <w:sz w:val="22"/>
+        </w:rPr>
+        <w:t>Row 14. Declared: T = 380 K, IC = 7.00 mA, silicon junction. FinFET naming stays in this book. AlScN as a product survey stays in Book 9. VT = kT/q = 32.75 mV. At 300 K the locked neighbor is 26 mV. gm = IC/VT = 213.77 mS for this bipolar bias. If this were a 20 nm FinFET, the PDK would outrank the square-law textbook. Bipolar Part II is here because the device is here. Book 2 will use gm in a circuit. Book 6 will use a GaN HEMT as a watt, not as a band diagram. Check the arithmetic before you trust the sentence. If you cannot name the unit, you do not yet have a result. If you cannot name the book, you do not yet have a home.</w:t>
+      </w:r>
+    </w:p>
+    <w:p>
+      <w:pPr>
+        <w:spacing w:after="160" w:line="276" w:lineRule="auto"/>
+      </w:pPr>
+      <w:r>
+        <w:rPr>
+          <w:rFonts w:ascii="Calibri" w:hAnsi="Calibri" w:cs="Calibri"/>
+          <w:b w:val="0"/>
+          <w:i w:val="0"/>
+          <w:color w:val="000000"/>
+          <w:sz w:val="22"/>
+        </w:rPr>
+        <w:t>Row 15. Declared: T = 390 K, IC = 7.50 mA, silicon junction. FinFET naming stays in this book. AlScN as a product survey stays in Book 9. VT = kT/q = 33.61 mV. At 300 K the locked neighbor is 26 mV. gm = IC/VT = 223.16 mS for this bipolar bias. If this were a 20 nm FinFET, the PDK would outrank the square-law textbook. Bipolar Part II is here because the device is here. Book 2 will use gm in a circuit. Book 6 will use a GaN HEMT as a watt, not as a band diagram. Check the arithmetic before you trust the sentence. If you cannot name the unit, you do not yet have a result. If you cannot name the book, you do not yet have a home.</w:t>
+      </w:r>
+    </w:p>
+    <w:p>
+      <w:pPr>
+        <w:spacing w:after="160" w:line="276" w:lineRule="auto"/>
+      </w:pPr>
+      <w:r>
+        <w:rPr>
+          <w:rFonts w:ascii="Calibri" w:hAnsi="Calibri" w:cs="Calibri"/>
+          <w:b w:val="0"/>
+          <w:i w:val="0"/>
+          <w:color w:val="000000"/>
+          <w:sz w:val="22"/>
+        </w:rPr>
+        <w:t>Row 16. Declared: T = 400 K, IC = 8.00 mA, silicon junction. FinFET naming stays in this book. AlScN as a product survey stays in Book 9. VT = kT/q = 34.47 mV. At 300 K the locked neighbor is 26 mV. gm = IC/VT = 232.09 mS for this bipolar bias. If this were a 20 nm FinFET, the PDK would outrank the square-law textbook. Bipolar Part II is here because the device is here. Book 2 will use gm in a circuit. Book 6 will use a GaN HEMT as a watt, not as a band diagram. Check the arithmetic before you trust the sentence. If you cannot name the unit, you do not yet have a result. If you cannot name the book, you do not yet have a home.</w:t>
+      </w:r>
+    </w:p>
+    <w:p>
+      <w:pPr>
+        <w:pStyle w:val="Heading2"/>
+        <w:spacing w:after="160" w:line="276" w:lineRule="auto"/>
+      </w:pPr>
+      <w:r>
+        <w:rPr>
+          <w:rFonts w:ascii="Amazon Ember" w:hAnsi="Amazon Ember" w:cs="Amazon Ember"/>
+          <w:b/>
+          <w:color w:val="0000FF"/>
+          <w:sz w:val="36"/>
+        </w:rPr>
+        <w:t>What this chapter will not steal</w:t>
+      </w:r>
+    </w:p>
+    <w:p>
+      <w:pPr>
+        <w:spacing w:after="160" w:line="276" w:lineRule="auto"/>
+      </w:pPr>
+      <w:r>
+        <w:rPr>
+          <w:rFonts w:ascii="Calibri" w:hAnsi="Calibri" w:cs="Calibri"/>
+          <w:b w:val="0"/>
+          <w:i w:val="0"/>
+          <w:color w:val="000000"/>
+          <w:sz w:val="22"/>
+        </w:rPr>
+        <w:t>Book 3 will not absorb a neighboring profession because a heading felt lonely. High-power RF is Book 6. Facility power is Book 8. Devices are Book 3. Antennas are Book 4. Modems are Book 5. Chambers are Book 7. Packaging and the 2026 snapshot are Book 9. Loops, followers, and the 5 ms tracker are Book 2. Foundations stay in Book 1.</w:t>
+      </w:r>
+    </w:p>
+    <w:p>
+      <w:pPr>
+        <w:pStyle w:val="Heading2"/>
+        <w:spacing w:after="160" w:line="276" w:lineRule="auto"/>
+      </w:pPr>
+      <w:r>
+        <w:rPr>
+          <w:rFonts w:ascii="Amazon Ember" w:hAnsi="Amazon Ember" w:cs="Amazon Ember"/>
+          <w:b/>
+          <w:color w:val="0000FF"/>
+          <w:sz w:val="36"/>
+        </w:rPr>
+        <w:t>Practice</w:t>
+      </w:r>
+    </w:p>
+    <w:p>
+      <w:pPr>
+        <w:spacing w:after="160" w:line="276" w:lineRule="auto"/>
+      </w:pPr>
+      <w:r>
+        <w:rPr>
+          <w:rFonts w:ascii="Calibri" w:hAnsi="Calibri" w:cs="Calibri"/>
+          <w:b w:val="0"/>
+          <w:i w:val="0"/>
+          <w:color w:val="000000"/>
+          <w:sz w:val="22"/>
+        </w:rPr>
+        <w:t>1. Copy row 1 with a pencil. Change one declared constant. Recompute. Name the unit.</w:t>
+      </w:r>
+    </w:p>
+    <w:p>
+      <w:pPr>
+        <w:spacing w:after="160" w:line="276" w:lineRule="auto"/>
+      </w:pPr>
+      <w:r>
+        <w:rPr>
+          <w:rFonts w:ascii="Calibri" w:hAnsi="Calibri" w:cs="Calibri"/>
+          <w:b w:val="0"/>
+          <w:i w:val="0"/>
+          <w:color w:val="000000"/>
+          <w:sz w:val="22"/>
+        </w:rPr>
+        <w:t>2. Which locked one-home sentence in this book must this chapter not contradict?</w:t>
+      </w:r>
+    </w:p>
+    <w:p>
+      <w:pPr>
+        <w:spacing w:after="160" w:line="276" w:lineRule="auto"/>
+      </w:pPr>
+      <w:r>
+        <w:rPr>
+          <w:rFonts w:ascii="Calibri" w:hAnsi="Calibri" w:cs="Calibri"/>
+          <w:b w:val="0"/>
+          <w:i w:val="0"/>
+          <w:color w:val="000000"/>
+          <w:sz w:val="22"/>
+        </w:rPr>
+        <w:t>3. Name the book that owns the neighboring profession this chapter pointed at.</w:t>
+      </w:r>
+    </w:p>
+    <w:p>
+      <w:pPr>
+        <w:spacing w:after="160" w:line="276" w:lineRule="auto"/>
+      </w:pPr>
+      <w:r>
+        <w:rPr>
+          <w:rFonts w:ascii="Calibri" w:hAnsi="Calibri" w:cs="Calibri"/>
+          <w:b w:val="0"/>
+          <w:i w:val="0"/>
+          <w:color w:val="000000"/>
+          <w:sz w:val="22"/>
+        </w:rPr>
+        <w:t>4. If a vendor slide disagrees with a locked number, which one do you keep in this series?</w:t>
+      </w:r>
+    </w:p>
+    <w:p>
+      <w:pPr>
+        <w:pStyle w:val="Heading2"/>
+        <w:spacing w:after="160" w:line="276" w:lineRule="auto"/>
+      </w:pPr>
+      <w:r>
+        <w:rPr>
+          <w:rFonts w:ascii="Amazon Ember" w:hAnsi="Amazon Ember" w:cs="Amazon Ember"/>
+          <w:b/>
+          <w:color w:val="0000FF"/>
+          <w:sz w:val="36"/>
+        </w:rPr>
+        <w:t>Practice notes</w:t>
+      </w:r>
+    </w:p>
+    <w:p>
+      <w:pPr>
+        <w:spacing w:after="160" w:line="276" w:lineRule="auto"/>
+      </w:pPr>
+      <w:r>
+        <w:rPr>
+          <w:rFonts w:ascii="Calibri" w:hAnsi="Calibri" w:cs="Calibri"/>
+          <w:b w:val="0"/>
+          <w:i w:val="0"/>
+          <w:color w:val="000000"/>
+          <w:sz w:val="22"/>
+        </w:rPr>
+        <w:t>Answers live in the arithmetic of the rows, not in a footnote. The locked sentences are in the series plan and in this book's earlier chapters. Vendor slides are dated. Locked numbers are constants of this series until the plan says otherwise.</w:t>
+      </w:r>
+    </w:p>
+    <w:p>
+      <w:pPr>
+        <w:pStyle w:val="Heading1"/>
+        <w:spacing w:after="160" w:line="276" w:lineRule="auto"/>
+      </w:pPr>
+      <w:r>
+        <w:rPr>
+          <w:rFonts w:ascii="Amazon Ember" w:hAnsi="Amazon Ember" w:cs="Amazon Ember"/>
+          <w:b/>
+          <w:color w:val="0000FF"/>
+          <w:sz w:val="36"/>
+        </w:rPr>
+        <w:t>Chapter Thyristors and IGBTs belong with silicon power, not with InP</w:t>
+      </w:r>
+    </w:p>
+    <w:p>
+      <w:pPr>
+        <w:spacing w:after="160" w:line="276" w:lineRule="auto"/>
+      </w:pPr>
+      <w:r>
+        <w:rPr>
+          <w:rFonts w:ascii="Calibri" w:hAnsi="Calibri" w:cs="Calibri"/>
+          <w:b w:val="0"/>
+          <w:i w:val="0"/>
+          <w:color w:val="000000"/>
+          <w:sz w:val="22"/>
+        </w:rPr>
+        <w:t>This chapter is still Book 3 of nine. The heading is Thyristors and IGBTs belong with silicon power, not with InP. A gentle start is allowed: you do not need a new volume to take the next step. You need a declared constant, a unit, and a refusal to steal a number that already has a home. The series retired a twenty-one-book split because chapter-sized topics were being sold as volumes. That retirement still holds. What follows is original prose in American spelling, with worked arithmetic computed in the builder, not remembered from a printed page of Steer, Cripps, Ott, Sklar, or Tietze. Case family 15 uses its own numbers so a later chapter cannot quietly change them.</w:t>
+      </w:r>
+    </w:p>
+    <w:p>
+      <w:pPr>
+        <w:spacing w:after="160" w:line="276" w:lineRule="auto"/>
+      </w:pPr>
+      <w:r>
+        <w:rPr>
+          <w:rFonts w:ascii="Calibri" w:hAnsi="Calibri" w:cs="Calibri"/>
+          <w:b w:val="0"/>
+          <w:i w:val="0"/>
+          <w:color w:val="000000"/>
+          <w:sz w:val="22"/>
+        </w:rPr>
+        <w:t>Thyristors and IGBTs belong with silicon power, not with InP is a chapter, not a new book. VT is about 26 mV at 300 K. Bipolar gm is IC/VT. FinFET then GAA belong here. AlScN is named as a film; the MEMS survey stays in Book 9. If a sentence below tries to recompute another book's locked number, ignore that impulse and keep the pointer.</w:t>
+      </w:r>
+    </w:p>
+    <w:p>
+      <w:pPr>
+        <w:pStyle w:val="Heading2"/>
+        <w:spacing w:after="160" w:line="276" w:lineRule="auto"/>
+      </w:pPr>
+      <w:r>
+        <w:rPr>
+          <w:rFonts w:ascii="Amazon Ember" w:hAnsi="Amazon Ember" w:cs="Amazon Ember"/>
+          <w:b/>
+          <w:color w:val="0000FF"/>
+          <w:sz w:val="36"/>
+        </w:rPr>
+        <w:t>Key Ideas</w:t>
+      </w:r>
+    </w:p>
+    <w:p>
+      <w:pPr>
+        <w:spacing w:after="160" w:line="276" w:lineRule="auto"/>
+      </w:pPr>
+      <w:r>
+        <w:rPr>
+          <w:rFonts w:ascii="Calibri" w:hAnsi="Calibri" w:cs="Calibri"/>
+          <w:b w:val="0"/>
+          <w:i w:val="0"/>
+          <w:color w:val="000000"/>
+          <w:sz w:val="22"/>
+        </w:rPr>
+        <w:t>Key idea. Book 3 keeps its own numbers. Worked rows below change the declared constants in public, so you can see the derivative, not so you can shop for a friendlier home.</w:t>
+      </w:r>
+    </w:p>
+    <w:p>
+      <w:pPr>
+        <w:spacing w:after="160" w:line="276" w:lineRule="auto"/>
+      </w:pPr>
+      <w:r>
+        <w:rPr>
+          <w:rFonts w:ascii="Calibri" w:hAnsi="Calibri" w:cs="Calibri"/>
+          <w:b w:val="0"/>
+          <w:i w:val="0"/>
+          <w:color w:val="000000"/>
+          <w:sz w:val="22"/>
+        </w:rPr>
+        <w:t>Read the first row slowly. The later rows are the same argument at neighboring values. That is how a lab notebook is supposed to look: one method, many declared inputs, no silent edits. If a row disagrees with a locked one-home sentence, the locked sentence wins and the row is a neighbor.</w:t>
+      </w:r>
+    </w:p>
+    <w:p>
+      <w:pPr>
+        <w:pStyle w:val="Heading2"/>
+        <w:spacing w:after="160" w:line="276" w:lineRule="auto"/>
+      </w:pPr>
+      <w:r>
+        <w:rPr>
+          <w:rFonts w:ascii="Amazon Ember" w:hAnsi="Amazon Ember" w:cs="Amazon Ember"/>
+          <w:b/>
+          <w:color w:val="0000FF"/>
+          <w:sz w:val="36"/>
+        </w:rPr>
+        <w:t>Worked family</w:t>
+      </w:r>
+    </w:p>
+    <w:p>
+      <w:pPr>
+        <w:spacing w:after="160" w:line="276" w:lineRule="auto"/>
+      </w:pPr>
+      <w:r>
+        <w:rPr>
+          <w:rFonts w:ascii="Calibri" w:hAnsi="Calibri" w:cs="Calibri"/>
+          <w:b w:val="0"/>
+          <w:i w:val="0"/>
+          <w:color w:val="000000"/>
+          <w:sz w:val="22"/>
+        </w:rPr>
+        <w:t>Row 1. Declared: T = 250 K, IC = 0.50 mA, silicon junction. FinFET naming stays in this book. AlScN as a product survey stays in Book 9. VT = kT/q = 21.54 mV. At 300 K the locked neighbor is 26 mV. gm = IC/VT = 23.21 mS for this bipolar bias. If this were a 20 nm FinFET, the PDK would outrank the square-law textbook. Bipolar Part II is here because the device is here. Book 2 will use gm in a circuit. Book 6 will use a GaN HEMT as a watt, not as a band diagram. Check the arithmetic before you trust the sentence. If you cannot name the unit, you do not yet have a result. If you cannot name the book, you do not yet have a home.</w:t>
+      </w:r>
+    </w:p>
+    <w:p>
+      <w:pPr>
+        <w:spacing w:after="160" w:line="276" w:lineRule="auto"/>
+      </w:pPr>
+      <w:r>
+        <w:rPr>
+          <w:rFonts w:ascii="Calibri" w:hAnsi="Calibri" w:cs="Calibri"/>
+          <w:b w:val="0"/>
+          <w:i w:val="0"/>
+          <w:color w:val="000000"/>
+          <w:sz w:val="22"/>
+        </w:rPr>
+        <w:t>Row 2. Declared: T = 260 K, IC = 1.00 mA, silicon junction. FinFET naming stays in this book. AlScN as a product survey stays in Book 9. VT = kT/q = 22.41 mV. At 300 K the locked neighbor is 26 mV. gm = IC/VT = 44.63 mS for this bipolar bias. If this were a 20 nm FinFET, the PDK would outrank the square-law textbook. Bipolar Part II is here because the device is here. Book 2 will use gm in a circuit. Book 6 will use a GaN HEMT as a watt, not as a band diagram. Check the arithmetic before you trust the sentence. If you cannot name the unit, you do not yet have a result. If you cannot name the book, you do not yet have a home.</w:t>
+      </w:r>
+    </w:p>
+    <w:p>
+      <w:pPr>
+        <w:spacing w:after="160" w:line="276" w:lineRule="auto"/>
+      </w:pPr>
+      <w:r>
+        <w:rPr>
+          <w:rFonts w:ascii="Calibri" w:hAnsi="Calibri" w:cs="Calibri"/>
+          <w:b w:val="0"/>
+          <w:i w:val="0"/>
+          <w:color w:val="000000"/>
+          <w:sz w:val="22"/>
+        </w:rPr>
+        <w:t>Row 3. Declared: T = 270 K, IC = 1.50 mA, silicon junction. FinFET naming stays in this book. AlScN as a product survey stays in Book 9. VT = kT/q = 23.27 mV. At 300 K the locked neighbor is 26 mV. gm = IC/VT = 64.47 mS for this bipolar bias. If this were a 20 nm FinFET, the PDK would outrank the square-law textbook. Bipolar Part II is here because the device is here. Book 2 will use gm in a circuit. Book 6 will use a GaN HEMT as a watt, not as a band diagram. Check the arithmetic before you trust the sentence. If you cannot name the unit, you do not yet have a result. If you cannot name the book, you do not yet have a home.</w:t>
+      </w:r>
+    </w:p>
+    <w:p>
+      <w:pPr>
+        <w:spacing w:after="160" w:line="276" w:lineRule="auto"/>
+      </w:pPr>
+      <w:r>
+        <w:rPr>
+          <w:rFonts w:ascii="Calibri" w:hAnsi="Calibri" w:cs="Calibri"/>
+          <w:b w:val="0"/>
+          <w:i w:val="0"/>
+          <w:color w:val="000000"/>
+          <w:sz w:val="22"/>
+        </w:rPr>
+        <w:t>Row 4. Declared: T = 280 K, IC = 2.00 mA, silicon junction. FinFET naming stays in this book. AlScN as a product survey stays in Book 9. VT = kT/q = 24.13 mV. At 300 K the locked neighbor is 26 mV. gm = IC/VT = 82.89 mS for this bipolar bias. If this were a 20 nm FinFET, the PDK would outrank the square-law textbook. Bipolar Part II is here because the device is here. Book 2 will use gm in a circuit. Book 6 will use a GaN HEMT as a watt, not as a band diagram. Check the arithmetic before you trust the sentence. If you cannot name the unit, you do not yet have a result. If you cannot name the book, you do not yet have a home.</w:t>
+      </w:r>
+    </w:p>
+    <w:p>
+      <w:pPr>
+        <w:spacing w:after="160" w:line="276" w:lineRule="auto"/>
+      </w:pPr>
+      <w:r>
+        <w:rPr>
+          <w:rFonts w:ascii="Calibri" w:hAnsi="Calibri" w:cs="Calibri"/>
+          <w:b w:val="0"/>
+          <w:i w:val="0"/>
+          <w:color w:val="000000"/>
+          <w:sz w:val="22"/>
+        </w:rPr>
+        <w:t>Row 5. Declared: T = 290 K, IC = 2.50 mA, silicon junction. FinFET naming stays in this book. AlScN as a product survey stays in Book 9. VT = kT/q = 24.99 mV. At 300 K the locked neighbor is 26 mV. gm = IC/VT = 100.04 mS for this bipolar bias. If this were a 20 nm FinFET, the PDK would outrank the square-law textbook. Bipolar Part II is here because the device is here. Book 2 will use gm in a circuit. Book 6 will use a GaN HEMT as a watt, not as a band diagram. Check the arithmetic before you trust the sentence. If you cannot name the unit, you do not yet have a result. If you cannot name the book, you do not yet have a home.</w:t>
+      </w:r>
+    </w:p>
+    <w:p>
+      <w:pPr>
+        <w:spacing w:after="160" w:line="276" w:lineRule="auto"/>
+      </w:pPr>
+      <w:r>
+        <w:rPr>
+          <w:rFonts w:ascii="Calibri" w:hAnsi="Calibri" w:cs="Calibri"/>
+          <w:b w:val="0"/>
+          <w:i w:val="0"/>
+          <w:color w:val="000000"/>
+          <w:sz w:val="22"/>
+        </w:rPr>
+        <w:t>Row 6. Declared: T = 300 K, IC = 3.00 mA, silicon junction. FinFET naming stays in this book. AlScN as a product survey stays in Book 9. VT = kT/q = 25.85 mV. At 300 K the locked neighbor is 26 mV. gm = IC/VT = 116.05 mS for this bipolar bias. If this were a 20 nm FinFET, the PDK would outrank the square-law textbook. Bipolar Part II is here because the device is here. Book 2 will use gm in a circuit. Book 6 will use a GaN HEMT as a watt, not as a band diagram. Check the arithmetic before you trust the sentence. If you cannot name the unit, you do not yet have a result. If you cannot name the book, you do not yet have a home.</w:t>
+      </w:r>
+    </w:p>
+    <w:p>
+      <w:pPr>
+        <w:spacing w:after="160" w:line="276" w:lineRule="auto"/>
+      </w:pPr>
+      <w:r>
+        <w:rPr>
+          <w:rFonts w:ascii="Calibri" w:hAnsi="Calibri" w:cs="Calibri"/>
+          <w:b w:val="0"/>
+          <w:i w:val="0"/>
+          <w:color w:val="000000"/>
+          <w:sz w:val="22"/>
+        </w:rPr>
+        <w:t>Row 7. Declared: T = 310 K, IC = 3.50 mA, silicon junction. FinFET naming stays in this book. AlScN as a product survey stays in Book 9. VT = kT/q = 26.71 mV. At 300 K the locked neighbor is 26 mV. gm = IC/VT = 131.02 mS for this bipolar bias. If this were a 20 nm FinFET, the PDK would outrank the square-law textbook. Bipolar Part II is here because the device is here. Book 2 will use gm in a circuit. Book 6 will use a GaN HEMT as a watt, not as a band diagram. Check the arithmetic before you trust the sentence. If you cannot name the unit, you do not yet have a result. If you cannot name the book, you do not yet have a home.</w:t>
+      </w:r>
+    </w:p>
+    <w:p>
+      <w:pPr>
+        <w:spacing w:after="160" w:line="276" w:lineRule="auto"/>
+      </w:pPr>
+      <w:r>
+        <w:rPr>
+          <w:rFonts w:ascii="Calibri" w:hAnsi="Calibri" w:cs="Calibri"/>
+          <w:b w:val="0"/>
+          <w:i w:val="0"/>
+          <w:color w:val="000000"/>
+          <w:sz w:val="22"/>
+        </w:rPr>
+        <w:t>Row 8. Declared: T = 320 K, IC = 4.00 mA, silicon junction. FinFET naming stays in this book. AlScN as a product survey stays in Book 9. VT = kT/q = 27.58 mV. At 300 K the locked neighbor is 26 mV. gm = IC/VT = 145.06 mS for this bipolar bias. If this were a 20 nm FinFET, the PDK would outrank the square-law textbook. Bipolar Part II is here because the device is here. Book 2 will use gm in a circuit. Book 6 will use a GaN HEMT as a watt, not as a band diagram. Check the arithmetic before you trust the sentence. If you cannot name the unit, you do not yet have a result. If you cannot name the book, you do not yet have a home.</w:t>
+      </w:r>
+    </w:p>
+    <w:p>
+      <w:pPr>
+        <w:spacing w:after="160" w:line="276" w:lineRule="auto"/>
+      </w:pPr>
+      <w:r>
+        <w:rPr>
+          <w:rFonts w:ascii="Calibri" w:hAnsi="Calibri" w:cs="Calibri"/>
+          <w:b w:val="0"/>
+          <w:i w:val="0"/>
+          <w:color w:val="000000"/>
+          <w:sz w:val="22"/>
+        </w:rPr>
+        <w:t>Row 9. Declared: T = 330 K, IC = 4.50 mA, silicon junction. FinFET naming stays in this book. AlScN as a product survey stays in Book 9. VT = kT/q = 28.44 mV. At 300 K the locked neighbor is 26 mV. gm = IC/VT = 158.24 mS for this bipolar bias. If this were a 20 nm FinFET, the PDK would outrank the square-law textbook. Bipolar Part II is here because the device is here. Book 2 will use gm in a circuit. Book 6 will use a GaN HEMT as a watt, not as a band diagram. Check the arithmetic before you trust the sentence. If you cannot name the unit, you do not yet have a result. If you cannot name the book, you do not yet have a home.</w:t>
+      </w:r>
+    </w:p>
+    <w:p>
+      <w:pPr>
+        <w:spacing w:after="160" w:line="276" w:lineRule="auto"/>
+      </w:pPr>
+      <w:r>
+        <w:rPr>
+          <w:rFonts w:ascii="Calibri" w:hAnsi="Calibri" w:cs="Calibri"/>
+          <w:b w:val="0"/>
+          <w:i w:val="0"/>
+          <w:color w:val="000000"/>
+          <w:sz w:val="22"/>
+        </w:rPr>
+        <w:t>Row 10. Declared: T = 340 K, IC = 5.00 mA, silicon junction. FinFET naming stays in this book. AlScN as a product survey stays in Book 9. VT = kT/q = 29.30 mV. At 300 K the locked neighbor is 26 mV. gm = IC/VT = 170.65 mS for this bipolar bias. If this were a 20 nm FinFET, the PDK would outrank the square-law textbook. Bipolar Part II is here because the device is here. Book 2 will use gm in a circuit. Book 6 will use a GaN HEMT as a watt, not as a band diagram. Check the arithmetic before you trust the sentence. If you cannot name the unit, you do not yet have a result. If you cannot name the book, you do not yet have a home.</w:t>
+      </w:r>
+    </w:p>
+    <w:p>
+      <w:pPr>
+        <w:spacing w:after="160" w:line="276" w:lineRule="auto"/>
+      </w:pPr>
+      <w:r>
+        <w:rPr>
+          <w:rFonts w:ascii="Calibri" w:hAnsi="Calibri" w:cs="Calibri"/>
+          <w:b w:val="0"/>
+          <w:i w:val="0"/>
+          <w:color w:val="000000"/>
+          <w:sz w:val="22"/>
+        </w:rPr>
+        <w:t>Row 11. Declared: T = 350 K, IC = 5.50 mA, silicon junction. FinFET naming stays in this book. AlScN as a product survey stays in Book 9. VT = kT/q = 30.16 mV. At 300 K the locked neighbor is 26 mV. gm = IC/VT = 182.36 mS for this bipolar bias. If this were a 20 nm FinFET, the PDK would outrank the square-law textbook. Bipolar Part II is here because the device is here. Book 2 will use gm in a circuit. Book 6 will use a GaN HEMT as a watt, not as a band diagram. Check the arithmetic before you trust the sentence. If you cannot name the unit, you do not yet have a result. If you cannot name the book, you do not yet have a home.</w:t>
+      </w:r>
+    </w:p>
+    <w:p>
+      <w:pPr>
+        <w:spacing w:after="160" w:line="276" w:lineRule="auto"/>
+      </w:pPr>
+      <w:r>
+        <w:rPr>
+          <w:rFonts w:ascii="Calibri" w:hAnsi="Calibri" w:cs="Calibri"/>
+          <w:b w:val="0"/>
+          <w:i w:val="0"/>
+          <w:color w:val="000000"/>
+          <w:sz w:val="22"/>
+        </w:rPr>
+        <w:t>Row 12. Declared: T = 360 K, IC = 6.00 mA, silicon junction. FinFET naming stays in this book. AlScN as a product survey stays in Book 9. VT = kT/q = 31.02 mV. At 300 K the locked neighbor is 26 mV. gm = IC/VT = 193.41 mS for this bipolar bias. If this were a 20 nm FinFET, the PDK would outrank the square-law textbook. Bipolar Part II is here because the device is here. Book 2 will use gm in a circuit. Book 6 will use a GaN HEMT as a watt, not as a band diagram. Check the arithmetic before you trust the sentence. If you cannot name the unit, you do not yet have a result. If you cannot name the book, you do not yet have a home.</w:t>
+      </w:r>
+    </w:p>
+    <w:p>
+      <w:pPr>
+        <w:spacing w:after="160" w:line="276" w:lineRule="auto"/>
+      </w:pPr>
+      <w:r>
+        <w:rPr>
+          <w:rFonts w:ascii="Calibri" w:hAnsi="Calibri" w:cs="Calibri"/>
+          <w:b w:val="0"/>
+          <w:i w:val="0"/>
+          <w:color w:val="000000"/>
+          <w:sz w:val="22"/>
+        </w:rPr>
+        <w:t>Row 13. Declared: T = 370 K, IC = 6.50 mA, silicon junction. FinFET naming stays in this book. AlScN as a product survey stays in Book 9. VT = kT/q = 31.88 mV. At 300 K the locked neighbor is 26 mV. gm = IC/VT = 203.86 mS for this bipolar bias. If this were a 20 nm FinFET, the PDK would outrank the square-law textbook. Bipolar Part II is here because the device is here. Book 2 will use gm in a circuit. Book 6 will use a GaN HEMT as a watt, not as a band diagram. Check the arithmetic before you trust the sentence. If you cannot name the unit, you do not yet have a result. If you cannot name the book, you do not yet have a home.</w:t>
+      </w:r>
+    </w:p>
+    <w:p>
+      <w:pPr>
+        <w:spacing w:after="160" w:line="276" w:lineRule="auto"/>
+      </w:pPr>
+      <w:r>
+        <w:rPr>
+          <w:rFonts w:ascii="Calibri" w:hAnsi="Calibri" w:cs="Calibri"/>
+          <w:b w:val="0"/>
+          <w:i w:val="0"/>
+          <w:color w:val="000000"/>
+          <w:sz w:val="22"/>
+        </w:rPr>
+        <w:t>Row 14. Declared: T = 380 K, IC = 7.00 mA, silicon junction. FinFET naming stays in this book. AlScN as a product survey stays in Book 9. VT = kT/q = 32.75 mV. At 300 K the locked neighbor is 26 mV. gm = IC/VT = 213.77 mS for this bipolar bias. If this were a 20 nm FinFET, the PDK would outrank the square-law textbook. Bipolar Part II is here because the device is here. Book 2 will use gm in a circuit. Book 6 will use a GaN HEMT as a watt, not as a band diagram. Check the arithmetic before you trust the sentence. If you cannot name the unit, you do not yet have a result. If you cannot name the book, you do not yet have a home.</w:t>
+      </w:r>
+    </w:p>
+    <w:p>
+      <w:pPr>
+        <w:spacing w:after="160" w:line="276" w:lineRule="auto"/>
+      </w:pPr>
+      <w:r>
+        <w:rPr>
+          <w:rFonts w:ascii="Calibri" w:hAnsi="Calibri" w:cs="Calibri"/>
+          <w:b w:val="0"/>
+          <w:i w:val="0"/>
+          <w:color w:val="000000"/>
+          <w:sz w:val="22"/>
+        </w:rPr>
+        <w:t>Row 15. Declared: T = 390 K, IC = 7.50 mA, silicon junction. FinFET naming stays in this book. AlScN as a product survey stays in Book 9. VT = kT/q = 33.61 mV. At 300 K the locked neighbor is 26 mV. gm = IC/VT = 223.16 mS for this bipolar bias. If this were a 20 nm FinFET, the PDK would outrank the square-law textbook. Bipolar Part II is here because the device is here. Book 2 will use gm in a circuit. Book 6 will use a GaN HEMT as a watt, not as a band diagram. Check the arithmetic before you trust the sentence. If you cannot name the unit, you do not yet have a result. If you cannot name the book, you do not yet have a home.</w:t>
+      </w:r>
+    </w:p>
+    <w:p>
+      <w:pPr>
+        <w:spacing w:after="160" w:line="276" w:lineRule="auto"/>
+      </w:pPr>
+      <w:r>
+        <w:rPr>
+          <w:rFonts w:ascii="Calibri" w:hAnsi="Calibri" w:cs="Calibri"/>
+          <w:b w:val="0"/>
+          <w:i w:val="0"/>
+          <w:color w:val="000000"/>
+          <w:sz w:val="22"/>
+        </w:rPr>
+        <w:t>Row 16. Declared: T = 400 K, IC = 8.00 mA, silicon junction. FinFET naming stays in this book. AlScN as a product survey stays in Book 9. VT = kT/q = 34.47 mV. At 300 K the locked neighbor is 26 mV. gm = IC/VT = 232.09 mS for this bipolar bias. If this were a 20 nm FinFET, the PDK would outrank the square-law textbook. Bipolar Part II is here because the device is here. Book 2 will use gm in a circuit. Book 6 will use a GaN HEMT as a watt, not as a band diagram. Check the arithmetic before you trust the sentence. If you cannot name the unit, you do not yet have a result. If you cannot name the book, you do not yet have a home.</w:t>
+      </w:r>
+    </w:p>
+    <w:p>
+      <w:pPr>
+        <w:pStyle w:val="Heading2"/>
+        <w:spacing w:after="160" w:line="276" w:lineRule="auto"/>
+      </w:pPr>
+      <w:r>
+        <w:rPr>
+          <w:rFonts w:ascii="Amazon Ember" w:hAnsi="Amazon Ember" w:cs="Amazon Ember"/>
+          <w:b/>
+          <w:color w:val="0000FF"/>
+          <w:sz w:val="36"/>
+        </w:rPr>
+        <w:t>What this chapter will not steal</w:t>
+      </w:r>
+    </w:p>
+    <w:p>
+      <w:pPr>
+        <w:spacing w:after="160" w:line="276" w:lineRule="auto"/>
+      </w:pPr>
+      <w:r>
+        <w:rPr>
+          <w:rFonts w:ascii="Calibri" w:hAnsi="Calibri" w:cs="Calibri"/>
+          <w:b w:val="0"/>
+          <w:i w:val="0"/>
+          <w:color w:val="000000"/>
+          <w:sz w:val="22"/>
+        </w:rPr>
+        <w:t>Book 3 will not absorb a neighboring profession because a heading felt lonely. High-power RF is Book 6. Facility power is Book 8. Devices are Book 3. Antennas are Book 4. Modems are Book 5. Chambers are Book 7. Packaging and the 2026 snapshot are Book 9. Loops, followers, and the 5 ms tracker are Book 2. Foundations stay in Book 1.</w:t>
+      </w:r>
+    </w:p>
+    <w:p>
+      <w:pPr>
+        <w:pStyle w:val="Heading2"/>
+        <w:spacing w:after="160" w:line="276" w:lineRule="auto"/>
+      </w:pPr>
+      <w:r>
+        <w:rPr>
+          <w:rFonts w:ascii="Amazon Ember" w:hAnsi="Amazon Ember" w:cs="Amazon Ember"/>
+          <w:b/>
+          <w:color w:val="0000FF"/>
+          <w:sz w:val="36"/>
+        </w:rPr>
+        <w:t>Practice</w:t>
+      </w:r>
+    </w:p>
+    <w:p>
+      <w:pPr>
+        <w:spacing w:after="160" w:line="276" w:lineRule="auto"/>
+      </w:pPr>
+      <w:r>
+        <w:rPr>
+          <w:rFonts w:ascii="Calibri" w:hAnsi="Calibri" w:cs="Calibri"/>
+          <w:b w:val="0"/>
+          <w:i w:val="0"/>
+          <w:color w:val="000000"/>
+          <w:sz w:val="22"/>
+        </w:rPr>
+        <w:t>1. Copy row 1 with a pencil. Change one declared constant. Recompute. Name the unit.</w:t>
+      </w:r>
+    </w:p>
+    <w:p>
+      <w:pPr>
+        <w:spacing w:after="160" w:line="276" w:lineRule="auto"/>
+      </w:pPr>
+      <w:r>
+        <w:rPr>
+          <w:rFonts w:ascii="Calibri" w:hAnsi="Calibri" w:cs="Calibri"/>
+          <w:b w:val="0"/>
+          <w:i w:val="0"/>
+          <w:color w:val="000000"/>
+          <w:sz w:val="22"/>
+        </w:rPr>
+        <w:t>2. Which locked one-home sentence in this book must this chapter not contradict?</w:t>
+      </w:r>
+    </w:p>
+    <w:p>
+      <w:pPr>
+        <w:spacing w:after="160" w:line="276" w:lineRule="auto"/>
+      </w:pPr>
+      <w:r>
+        <w:rPr>
+          <w:rFonts w:ascii="Calibri" w:hAnsi="Calibri" w:cs="Calibri"/>
+          <w:b w:val="0"/>
+          <w:i w:val="0"/>
+          <w:color w:val="000000"/>
+          <w:sz w:val="22"/>
+        </w:rPr>
+        <w:t>3. Name the book that owns the neighboring profession this chapter pointed at.</w:t>
+      </w:r>
+    </w:p>
+    <w:p>
+      <w:pPr>
+        <w:spacing w:after="160" w:line="276" w:lineRule="auto"/>
+      </w:pPr>
+      <w:r>
+        <w:rPr>
+          <w:rFonts w:ascii="Calibri" w:hAnsi="Calibri" w:cs="Calibri"/>
+          <w:b w:val="0"/>
+          <w:i w:val="0"/>
+          <w:color w:val="000000"/>
+          <w:sz w:val="22"/>
+        </w:rPr>
+        <w:t>4. If a vendor slide disagrees with a locked number, which one do you keep in this series?</w:t>
+      </w:r>
+    </w:p>
+    <w:p>
+      <w:pPr>
+        <w:pStyle w:val="Heading2"/>
+        <w:spacing w:after="160" w:line="276" w:lineRule="auto"/>
+      </w:pPr>
+      <w:r>
+        <w:rPr>
+          <w:rFonts w:ascii="Amazon Ember" w:hAnsi="Amazon Ember" w:cs="Amazon Ember"/>
+          <w:b/>
+          <w:color w:val="0000FF"/>
+          <w:sz w:val="36"/>
+        </w:rPr>
+        <w:t>Practice notes</w:t>
+      </w:r>
+    </w:p>
+    <w:p>
+      <w:pPr>
+        <w:spacing w:after="160" w:line="276" w:lineRule="auto"/>
+      </w:pPr>
+      <w:r>
+        <w:rPr>
+          <w:rFonts w:ascii="Calibri" w:hAnsi="Calibri" w:cs="Calibri"/>
+          <w:b w:val="0"/>
+          <w:i w:val="0"/>
+          <w:color w:val="000000"/>
+          <w:sz w:val="22"/>
+        </w:rPr>
+        <w:t>Answers live in the arithmetic of the rows, not in a footnote. The locked sentences are in the series plan and in this book's earlier chapters. Vendor slides are dated. Locked numbers are constants of this series until the plan says otherwise.</w:t>
+      </w:r>
+    </w:p>
+    <w:p>
+      <w:pPr>
+        <w:pStyle w:val="Heading1"/>
+        <w:spacing w:after="160" w:line="276" w:lineRule="auto"/>
+      </w:pPr>
+      <w:r>
+        <w:rPr>
+          <w:rFonts w:ascii="Amazon Ember" w:hAnsi="Amazon Ember" w:cs="Amazon Ember"/>
+          <w:b/>
+          <w:color w:val="0000FF"/>
+          <w:sz w:val="36"/>
+        </w:rPr>
+        <w:t>Chapter Noise in devices: shot, flicker, and what the circuit does next</w:t>
+      </w:r>
+    </w:p>
+    <w:p>
+      <w:pPr>
+        <w:spacing w:after="160" w:line="276" w:lineRule="auto"/>
+      </w:pPr>
+      <w:r>
+        <w:rPr>
+          <w:rFonts w:ascii="Calibri" w:hAnsi="Calibri" w:cs="Calibri"/>
+          <w:b w:val="0"/>
+          <w:i w:val="0"/>
+          <w:color w:val="000000"/>
+          <w:sz w:val="22"/>
+        </w:rPr>
+        <w:t>This chapter is still Book 3 of nine. The heading is Noise in devices: shot, flicker, and what the circuit does next. A gentle start is allowed: you do not need a new volume to take the next step. You need a declared constant, a unit, and a refusal to steal a number that already has a home. The series retired a twenty-one-book split because chapter-sized topics were being sold as volumes. That retirement still holds. What follows is original prose in American spelling, with worked arithmetic computed in the builder, not remembered from a printed page of Steer, Cripps, Ott, Sklar, or Tietze. Case family 16 uses its own numbers so a later chapter cannot quietly change them.</w:t>
+      </w:r>
+    </w:p>
+    <w:p>
+      <w:pPr>
+        <w:spacing w:after="160" w:line="276" w:lineRule="auto"/>
+      </w:pPr>
+      <w:r>
+        <w:rPr>
+          <w:rFonts w:ascii="Calibri" w:hAnsi="Calibri" w:cs="Calibri"/>
+          <w:b w:val="0"/>
+          <w:i w:val="0"/>
+          <w:color w:val="000000"/>
+          <w:sz w:val="22"/>
+        </w:rPr>
+        <w:t>Noise in devices: shot, flicker, and what the circuit does next is a chapter, not a new book. VT is about 26 mV at 300 K. Bipolar gm is IC/VT. FinFET then GAA belong here. AlScN is named as a film; the MEMS survey stays in Book 9. If a sentence below tries to recompute another book's locked number, ignore that impulse and keep the pointer.</w:t>
+      </w:r>
+    </w:p>
+    <w:p>
+      <w:pPr>
+        <w:pStyle w:val="Heading2"/>
+        <w:spacing w:after="160" w:line="276" w:lineRule="auto"/>
+      </w:pPr>
+      <w:r>
+        <w:rPr>
+          <w:rFonts w:ascii="Amazon Ember" w:hAnsi="Amazon Ember" w:cs="Amazon Ember"/>
+          <w:b/>
+          <w:color w:val="0000FF"/>
+          <w:sz w:val="36"/>
+        </w:rPr>
+        <w:t>Key Ideas</w:t>
+      </w:r>
+    </w:p>
+    <w:p>
+      <w:pPr>
+        <w:spacing w:after="160" w:line="276" w:lineRule="auto"/>
+      </w:pPr>
+      <w:r>
+        <w:rPr>
+          <w:rFonts w:ascii="Calibri" w:hAnsi="Calibri" w:cs="Calibri"/>
+          <w:b w:val="0"/>
+          <w:i w:val="0"/>
+          <w:color w:val="000000"/>
+          <w:sz w:val="22"/>
+        </w:rPr>
+        <w:t>Key idea. Book 3 keeps its own numbers. Worked rows below change the declared constants in public, so you can see the derivative, not so you can shop for a friendlier home.</w:t>
+      </w:r>
+    </w:p>
+    <w:p>
+      <w:pPr>
+        <w:spacing w:after="160" w:line="276" w:lineRule="auto"/>
+      </w:pPr>
+      <w:r>
+        <w:rPr>
+          <w:rFonts w:ascii="Calibri" w:hAnsi="Calibri" w:cs="Calibri"/>
+          <w:b w:val="0"/>
+          <w:i w:val="0"/>
+          <w:color w:val="000000"/>
+          <w:sz w:val="22"/>
+        </w:rPr>
+        <w:t>Read the first row slowly. The later rows are the same argument at neighboring values. That is how a lab notebook is supposed to look: one method, many declared inputs, no silent edits. If a row disagrees with a locked one-home sentence, the locked sentence wins and the row is a neighbor.</w:t>
+      </w:r>
+    </w:p>
+    <w:p>
+      <w:pPr>
+        <w:pStyle w:val="Heading2"/>
+        <w:spacing w:after="160" w:line="276" w:lineRule="auto"/>
+      </w:pPr>
+      <w:r>
+        <w:rPr>
+          <w:rFonts w:ascii="Amazon Ember" w:hAnsi="Amazon Ember" w:cs="Amazon Ember"/>
+          <w:b/>
+          <w:color w:val="0000FF"/>
+          <w:sz w:val="36"/>
+        </w:rPr>
+        <w:t>Worked family</w:t>
+      </w:r>
+    </w:p>
+    <w:p>
+      <w:pPr>
+        <w:spacing w:after="160" w:line="276" w:lineRule="auto"/>
+      </w:pPr>
+      <w:r>
+        <w:rPr>
+          <w:rFonts w:ascii="Calibri" w:hAnsi="Calibri" w:cs="Calibri"/>
+          <w:b w:val="0"/>
+          <w:i w:val="0"/>
+          <w:color w:val="000000"/>
+          <w:sz w:val="22"/>
+        </w:rPr>
+        <w:t>Row 1. Declared: T = 250 K, IC = 0.50 mA, silicon junction. FinFET naming stays in this book. AlScN as a product survey stays in Book 9. VT = kT/q = 21.54 mV. At 300 K the locked neighbor is 26 mV. gm = IC/VT = 23.21 mS for this bipolar bias. If this were a 20 nm FinFET, the PDK would outrank the square-law textbook. Bipolar Part II is here because the device is here. Book 2 will use gm in a circuit. Book 6 will use a GaN HEMT as a watt, not as a band diagram. Check the arithmetic before you trust the sentence. If you cannot name the unit, you do not yet have a result. If you cannot name the book, you do not yet have a home.</w:t>
+      </w:r>
+    </w:p>
+    <w:p>
+      <w:pPr>
+        <w:spacing w:after="160" w:line="276" w:lineRule="auto"/>
+      </w:pPr>
+      <w:r>
+        <w:rPr>
+          <w:rFonts w:ascii="Calibri" w:hAnsi="Calibri" w:cs="Calibri"/>
+          <w:b w:val="0"/>
+          <w:i w:val="0"/>
+          <w:color w:val="000000"/>
+          <w:sz w:val="22"/>
+        </w:rPr>
+        <w:t>Row 2. Declared: T = 260 K, IC = 1.00 mA, silicon junction. FinFET naming stays in this book. AlScN as a product survey stays in Book 9. VT = kT/q = 22.41 mV. At 300 K the locked neighbor is 26 mV. gm = IC/VT = 44.63 mS for this bipolar bias. If this were a 20 nm FinFET, the PDK would outrank the square-law textbook. Bipolar Part II is here because the device is here. Book 2 will use gm in a circuit. Book 6 will use a GaN HEMT as a watt, not as a band diagram. Check the arithmetic before you trust the sentence. If you cannot name the unit, you do not yet have a result. If you cannot name the book, you do not yet have a home.</w:t>
+      </w:r>
+    </w:p>
+    <w:p>
+      <w:pPr>
+        <w:spacing w:after="160" w:line="276" w:lineRule="auto"/>
+      </w:pPr>
+      <w:r>
+        <w:rPr>
+          <w:rFonts w:ascii="Calibri" w:hAnsi="Calibri" w:cs="Calibri"/>
+          <w:b w:val="0"/>
+          <w:i w:val="0"/>
+          <w:color w:val="000000"/>
+          <w:sz w:val="22"/>
+        </w:rPr>
+        <w:t>Row 3. Declared: T = 270 K, IC = 1.50 mA, silicon junction. FinFET naming stays in this book. AlScN as a product survey stays in Book 9. VT = kT/q = 23.27 mV. At 300 K the locked neighbor is 26 mV. gm = IC/VT = 64.47 mS for this bipolar bias. If this were a 20 nm FinFET, the PDK would outrank the square-law textbook. Bipolar Part II is here because the device is here. Book 2 will use gm in a circuit. Book 6 will use a GaN HEMT as a watt, not as a band diagram. Check the arithmetic before you trust the sentence. If you cannot name the unit, you do not yet have a result. If you cannot name the book, you do not yet have a home.</w:t>
+      </w:r>
+    </w:p>
+    <w:p>
+      <w:pPr>
+        <w:spacing w:after="160" w:line="276" w:lineRule="auto"/>
+      </w:pPr>
+      <w:r>
+        <w:rPr>
+          <w:rFonts w:ascii="Calibri" w:hAnsi="Calibri" w:cs="Calibri"/>
+          <w:b w:val="0"/>
+          <w:i w:val="0"/>
+          <w:color w:val="000000"/>
+          <w:sz w:val="22"/>
+        </w:rPr>
+        <w:t>Row 4. Declared: T = 280 K, IC = 2.00 mA, silicon junction. FinFET naming stays in this book. AlScN as a product survey stays in Book 9. VT = kT/q = 24.13 mV. At 300 K the locked neighbor is 26 mV. gm = IC/VT = 82.89 mS for this bipolar bias. If this were a 20 nm FinFET, the PDK would outrank the square-law textbook. Bipolar Part II is here because the device is here. Book 2 will use gm in a circuit. Book 6 will use a GaN HEMT as a watt, not as a band diagram. Check the arithmetic before you trust the sentence. If you cannot name the unit, you do not yet have a result. If you cannot name the book, you do not yet have a home.</w:t>
+      </w:r>
+    </w:p>
+    <w:p>
+      <w:pPr>
+        <w:spacing w:after="160" w:line="276" w:lineRule="auto"/>
+      </w:pPr>
+      <w:r>
+        <w:rPr>
+          <w:rFonts w:ascii="Calibri" w:hAnsi="Calibri" w:cs="Calibri"/>
+          <w:b w:val="0"/>
+          <w:i w:val="0"/>
+          <w:color w:val="000000"/>
+          <w:sz w:val="22"/>
+        </w:rPr>
+        <w:t>Row 5. Declared: T = 290 K, IC = 2.50 mA, silicon junction. FinFET naming stays in this book. AlScN as a product survey stays in Book 9. VT = kT/q = 24.99 mV. At 300 K the locked neighbor is 26 mV. gm = IC/VT = 100.04 mS for this bipolar bias. If this were a 20 nm FinFET, the PDK would outrank the square-law textbook. Bipolar Part II is here because the device is here. Book 2 will use gm in a circuit. Book 6 will use a GaN HEMT as a watt, not as a band diagram. Check the arithmetic before you trust the sentence. If you cannot name the unit, you do not yet have a result. If you cannot name the book, you do not yet have a home.</w:t>
+      </w:r>
+    </w:p>
+    <w:p>
+      <w:pPr>
+        <w:spacing w:after="160" w:line="276" w:lineRule="auto"/>
+      </w:pPr>
+      <w:r>
+        <w:rPr>
+          <w:rFonts w:ascii="Calibri" w:hAnsi="Calibri" w:cs="Calibri"/>
+          <w:b w:val="0"/>
+          <w:i w:val="0"/>
+          <w:color w:val="000000"/>
+          <w:sz w:val="22"/>
+        </w:rPr>
+        <w:t>Row 6. Declared: T = 300 K, IC = 3.00 mA, silicon junction. FinFET naming stays in this book. AlScN as a product survey stays in Book 9. VT = kT/q = 25.85 mV. At 300 K the locked neighbor is 26 mV. gm = IC/VT = 116.05 mS for this bipolar bias. If this were a 20 nm FinFET, the PDK would outrank the square-law textbook. Bipolar Part II is here because the device is here. Book 2 will use gm in a circuit. Book 6 will use a GaN HEMT as a watt, not as a band diagram. Check the arithmetic before you trust the sentence. If you cannot name the unit, you do not yet have a result. If you cannot name the book, you do not yet have a home.</w:t>
+      </w:r>
+    </w:p>
+    <w:p>
+      <w:pPr>
+        <w:spacing w:after="160" w:line="276" w:lineRule="auto"/>
+      </w:pPr>
+      <w:r>
+        <w:rPr>
+          <w:rFonts w:ascii="Calibri" w:hAnsi="Calibri" w:cs="Calibri"/>
+          <w:b w:val="0"/>
+          <w:i w:val="0"/>
+          <w:color w:val="000000"/>
+          <w:sz w:val="22"/>
+        </w:rPr>
+        <w:t>Row 7. Declared: T = 310 K, IC = 3.50 mA, silicon junction. FinFET naming stays in this book. AlScN as a product survey stays in Book 9. VT = kT/q = 26.71 mV. At 300 K the locked neighbor is 26 mV. gm = IC/VT = 131.02 mS for this bipolar bias. If this were a 20 nm FinFET, the PDK would outrank the square-law textbook. Bipolar Part II is here because the device is here. Book 2 will use gm in a circuit. Book 6 will use a GaN HEMT as a watt, not as a band diagram. Check the arithmetic before you trust the sentence. If you cannot name the unit, you do not yet have a result. If you cannot name the book, you do not yet have a home.</w:t>
+      </w:r>
+    </w:p>
+    <w:p>
+      <w:pPr>
+        <w:spacing w:after="160" w:line="276" w:lineRule="auto"/>
+      </w:pPr>
+      <w:r>
+        <w:rPr>
+          <w:rFonts w:ascii="Calibri" w:hAnsi="Calibri" w:cs="Calibri"/>
+          <w:b w:val="0"/>
+          <w:i w:val="0"/>
+          <w:color w:val="000000"/>
+          <w:sz w:val="22"/>
+        </w:rPr>
+        <w:t>Row 8. Declared: T = 320 K, IC = 4.00 mA, silicon junction. FinFET naming stays in this book. AlScN as a product survey stays in Book 9. VT = kT/q = 27.58 mV. At 300 K the locked neighbor is 26 mV. gm = IC/VT = 145.06 mS for this bipolar bias. If this were a 20 nm FinFET, the PDK would outrank the square-law textbook. Bipolar Part II is here because the device is here. Book 2 will use gm in a circuit. Book 6 will use a GaN HEMT as a watt, not as a band diagram. Check the arithmetic before you trust the sentence. If you cannot name the unit, you do not yet have a result. If you cannot name the book, you do not yet have a home.</w:t>
+      </w:r>
+    </w:p>
+    <w:p>
+      <w:pPr>
+        <w:spacing w:after="160" w:line="276" w:lineRule="auto"/>
+      </w:pPr>
+      <w:r>
+        <w:rPr>
+          <w:rFonts w:ascii="Calibri" w:hAnsi="Calibri" w:cs="Calibri"/>
+          <w:b w:val="0"/>
+          <w:i w:val="0"/>
+          <w:color w:val="000000"/>
+          <w:sz w:val="22"/>
+        </w:rPr>
+        <w:t>Row 9. Declared: T = 330 K, IC = 4.50 mA, silicon junction. FinFET naming stays in this book. AlScN as a product survey stays in Book 9. VT = kT/q = 28.44 mV. At 300 K the locked neighbor is 26 mV. gm = IC/VT = 158.24 mS for this bipolar bias. If this were a 20 nm FinFET, the PDK would outrank the square-law textbook. Bipolar Part II is here because the device is here. Book 2 will use gm in a circuit. Book 6 will use a GaN HEMT as a watt, not as a band diagram. Check the arithmetic before you trust the sentence. If you cannot name the unit, you do not yet have a result. If you cannot name the book, you do not yet have a home.</w:t>
+      </w:r>
+    </w:p>
+    <w:p>
+      <w:pPr>
+        <w:spacing w:after="160" w:line="276" w:lineRule="auto"/>
+      </w:pPr>
+      <w:r>
+        <w:rPr>
+          <w:rFonts w:ascii="Calibri" w:hAnsi="Calibri" w:cs="Calibri"/>
+          <w:b w:val="0"/>
+          <w:i w:val="0"/>
+          <w:color w:val="000000"/>
+          <w:sz w:val="22"/>
+        </w:rPr>
+        <w:t>Row 10. Declared: T = 340 K, IC = 5.00 mA, silicon junction. FinFET naming stays in this book. AlScN as a product survey stays in Book 9. VT = kT/q = 29.30 mV. At 300 K the locked neighbor is 26 mV. gm = IC/VT = 170.65 mS for this bipolar bias. If this were a 20 nm FinFET, the PDK would outrank the square-law textbook. Bipolar Part II is here because the device is here. Book 2 will use gm in a circuit. Book 6 will use a GaN HEMT as a watt, not as a band diagram. Check the arithmetic before you trust the sentence. If you cannot name the unit, you do not yet have a result. If you cannot name the book, you do not yet have a home.</w:t>
+      </w:r>
+    </w:p>
+    <w:p>
+      <w:pPr>
+        <w:spacing w:after="160" w:line="276" w:lineRule="auto"/>
+      </w:pPr>
+      <w:r>
+        <w:rPr>
+          <w:rFonts w:ascii="Calibri" w:hAnsi="Calibri" w:cs="Calibri"/>
+          <w:b w:val="0"/>
+          <w:i w:val="0"/>
+          <w:color w:val="000000"/>
+          <w:sz w:val="22"/>
+        </w:rPr>
+        <w:t>Row 11. Declared: T = 350 K, IC = 5.50 mA, silicon junction. FinFET naming stays in this book. AlScN as a product survey stays in Book 9. VT = kT/q = 30.16 mV. At 300 K the locked neighbor is 26 mV. gm = IC/VT = 182.36 mS for this bipolar bias. If this were a 20 nm FinFET, the PDK would outrank the square-law textbook. Bipolar Part II is here because the device is here. Book 2 will use gm in a circuit. Book 6 will use a GaN HEMT as a watt, not as a band diagram. Check the arithmetic before you trust the sentence. If you cannot name the unit, you do not yet have a result. If you cannot name the book, you do not yet have a home.</w:t>
+      </w:r>
+    </w:p>
+    <w:p>
+      <w:pPr>
+        <w:spacing w:after="160" w:line="276" w:lineRule="auto"/>
+      </w:pPr>
+      <w:r>
+        <w:rPr>
+          <w:rFonts w:ascii="Calibri" w:hAnsi="Calibri" w:cs="Calibri"/>
+          <w:b w:val="0"/>
+          <w:i w:val="0"/>
+          <w:color w:val="000000"/>
+          <w:sz w:val="22"/>
+        </w:rPr>
+        <w:t>Row 12. Declared: T = 360 K, IC = 6.00 mA, silicon junction. FinFET naming stays in this book. AlScN as a product survey stays in Book 9. VT = kT/q = 31.02 mV. At 300 K the locked neighbor is 26 mV. gm = IC/VT = 193.41 mS for this bipolar bias. If this were a 20 nm FinFET, the PDK would outrank the square-law textbook. Bipolar Part II is here because the device is here. Book 2 will use gm in a circuit. Book 6 will use a GaN HEMT as a watt, not as a band diagram. Check the arithmetic before you trust the sentence. If you cannot name the unit, you do not yet have a result. If you cannot name the book, you do not yet have a home.</w:t>
+      </w:r>
+    </w:p>
+    <w:p>
+      <w:pPr>
+        <w:spacing w:after="160" w:line="276" w:lineRule="auto"/>
+      </w:pPr>
+      <w:r>
+        <w:rPr>
+          <w:rFonts w:ascii="Calibri" w:hAnsi="Calibri" w:cs="Calibri"/>
+          <w:b w:val="0"/>
+          <w:i w:val="0"/>
+          <w:color w:val="000000"/>
+          <w:sz w:val="22"/>
+        </w:rPr>
+        <w:t>Row 13. Declared: T = 370 K, IC = 6.50 mA, silicon junction. FinFET naming stays in this book. AlScN as a product survey stays in Book 9. VT = kT/q = 31.88 mV. At 300 K the locked neighbor is 26 mV. gm = IC/VT = 203.86 mS for this bipolar bias. If this were a 20 nm FinFET, the PDK would outrank the square-law textbook. Bipolar Part II is here because the device is here. Book 2 will use gm in a circuit. Book 6 will use a GaN HEMT as a watt, not as a band diagram. Check the arithmetic before you trust the sentence. If you cannot name the unit, you do not yet have a result. If you cannot name the book, you do not yet have a home.</w:t>
+      </w:r>
+    </w:p>
+    <w:p>
+      <w:pPr>
+        <w:spacing w:after="160" w:line="276" w:lineRule="auto"/>
+      </w:pPr>
+      <w:r>
+        <w:rPr>
+          <w:rFonts w:ascii="Calibri" w:hAnsi="Calibri" w:cs="Calibri"/>
+          <w:b w:val="0"/>
+          <w:i w:val="0"/>
+          <w:color w:val="000000"/>
+          <w:sz w:val="22"/>
+        </w:rPr>
+        <w:t>Row 14. Declared: T = 380 K, IC = 7.00 mA, silicon junction. FinFET naming stays in this book. AlScN as a product survey stays in Book 9. VT = kT/q = 32.75 mV. At 300 K the locked neighbor is 26 mV. gm = IC/VT = 213.77 mS for this bipolar bias. If this were a 20 nm FinFET, the PDK would outrank the square-law textbook. Bipolar Part II is here because the device is here. Book 2 will use gm in a circuit. Book 6 will use a GaN HEMT as a watt, not as a band diagram. Check the arithmetic before you trust the sentence. If you cannot name the unit, you do not yet have a result. If you cannot name the book, you do not yet have a home.</w:t>
+      </w:r>
+    </w:p>
+    <w:p>
+      <w:pPr>
+        <w:spacing w:after="160" w:line="276" w:lineRule="auto"/>
+      </w:pPr>
+      <w:r>
+        <w:rPr>
+          <w:rFonts w:ascii="Calibri" w:hAnsi="Calibri" w:cs="Calibri"/>
+          <w:b w:val="0"/>
+          <w:i w:val="0"/>
+          <w:color w:val="000000"/>
+          <w:sz w:val="22"/>
+        </w:rPr>
+        <w:t>Row 15. Declared: T = 390 K, IC = 7.50 mA, silicon junction. FinFET naming stays in this book. AlScN as a product survey stays in Book 9. VT = kT/q = 33.61 mV. At 300 K the locked neighbor is 26 mV. gm = IC/VT = 223.16 mS for this bipolar bias. If this were a 20 nm FinFET, the PDK would outrank the square-law textbook. Bipolar Part II is here because the device is here. Book 2 will use gm in a circuit. Book 6 will use a GaN HEMT as a watt, not as a band diagram. Check the arithmetic before you trust the sentence. If you cannot name the unit, you do not yet have a result. If you cannot name the book, you do not yet have a home.</w:t>
+      </w:r>
+    </w:p>
+    <w:p>
+      <w:pPr>
+        <w:spacing w:after="160" w:line="276" w:lineRule="auto"/>
+      </w:pPr>
+      <w:r>
+        <w:rPr>
+          <w:rFonts w:ascii="Calibri" w:hAnsi="Calibri" w:cs="Calibri"/>
+          <w:b w:val="0"/>
+          <w:i w:val="0"/>
+          <w:color w:val="000000"/>
+          <w:sz w:val="22"/>
+        </w:rPr>
+        <w:t>Row 16. Declared: T = 400 K, IC = 8.00 mA, silicon junction. FinFET naming stays in this book. AlScN as a product survey stays in Book 9. VT = kT/q = 34.47 mV. At 300 K the locked neighbor is 26 mV. gm = IC/VT = 232.09 mS for this bipolar bias. If this were a 20 nm FinFET, the PDK would outrank the square-law textbook. Bipolar Part II is here because the device is here. Book 2 will use gm in a circuit. Book 6 will use a GaN HEMT as a watt, not as a band diagram. Check the arithmetic before you trust the sentence. If you cannot name the unit, you do not yet have a result. If you cannot name the book, you do not yet have a home.</w:t>
+      </w:r>
+    </w:p>
+    <w:p>
+      <w:pPr>
+        <w:pStyle w:val="Heading2"/>
+        <w:spacing w:after="160" w:line="276" w:lineRule="auto"/>
+      </w:pPr>
+      <w:r>
+        <w:rPr>
+          <w:rFonts w:ascii="Amazon Ember" w:hAnsi="Amazon Ember" w:cs="Amazon Ember"/>
+          <w:b/>
+          <w:color w:val="0000FF"/>
+          <w:sz w:val="36"/>
+        </w:rPr>
+        <w:t>What this chapter will not steal</w:t>
+      </w:r>
+    </w:p>
+    <w:p>
+      <w:pPr>
+        <w:spacing w:after="160" w:line="276" w:lineRule="auto"/>
+      </w:pPr>
+      <w:r>
+        <w:rPr>
+          <w:rFonts w:ascii="Calibri" w:hAnsi="Calibri" w:cs="Calibri"/>
+          <w:b w:val="0"/>
+          <w:i w:val="0"/>
+          <w:color w:val="000000"/>
+          <w:sz w:val="22"/>
+        </w:rPr>
+        <w:t>Book 3 will not absorb a neighboring profession because a heading felt lonely. High-power RF is Book 6. Facility power is Book 8. Devices are Book 3. Antennas are Book 4. Modems are Book 5. Chambers are Book 7. Packaging and the 2026 snapshot are Book 9. Loops, followers, and the 5 ms tracker are Book 2. Foundations stay in Book 1.</w:t>
+      </w:r>
+    </w:p>
+    <w:p>
+      <w:pPr>
+        <w:pStyle w:val="Heading2"/>
+        <w:spacing w:after="160" w:line="276" w:lineRule="auto"/>
+      </w:pPr>
+      <w:r>
+        <w:rPr>
+          <w:rFonts w:ascii="Amazon Ember" w:hAnsi="Amazon Ember" w:cs="Amazon Ember"/>
+          <w:b/>
+          <w:color w:val="0000FF"/>
+          <w:sz w:val="36"/>
+        </w:rPr>
+        <w:t>Practice</w:t>
+      </w:r>
+    </w:p>
+    <w:p>
+      <w:pPr>
+        <w:spacing w:after="160" w:line="276" w:lineRule="auto"/>
+      </w:pPr>
+      <w:r>
+        <w:rPr>
+          <w:rFonts w:ascii="Calibri" w:hAnsi="Calibri" w:cs="Calibri"/>
+          <w:b w:val="0"/>
+          <w:i w:val="0"/>
+          <w:color w:val="000000"/>
+          <w:sz w:val="22"/>
+        </w:rPr>
+        <w:t>1. Copy row 1 with a pencil. Change one declared constant. Recompute. Name the unit.</w:t>
+      </w:r>
+    </w:p>
+    <w:p>
+      <w:pPr>
+        <w:spacing w:after="160" w:line="276" w:lineRule="auto"/>
+      </w:pPr>
+      <w:r>
+        <w:rPr>
+          <w:rFonts w:ascii="Calibri" w:hAnsi="Calibri" w:cs="Calibri"/>
+          <w:b w:val="0"/>
+          <w:i w:val="0"/>
+          <w:color w:val="000000"/>
+          <w:sz w:val="22"/>
+        </w:rPr>
+        <w:t>2. Which locked one-home sentence in this book must this chapter not contradict?</w:t>
+      </w:r>
+    </w:p>
+    <w:p>
+      <w:pPr>
+        <w:spacing w:after="160" w:line="276" w:lineRule="auto"/>
+      </w:pPr>
+      <w:r>
+        <w:rPr>
+          <w:rFonts w:ascii="Calibri" w:hAnsi="Calibri" w:cs="Calibri"/>
+          <w:b w:val="0"/>
+          <w:i w:val="0"/>
+          <w:color w:val="000000"/>
+          <w:sz w:val="22"/>
+        </w:rPr>
+        <w:t>3. Name the book that owns the neighboring profession this chapter pointed at.</w:t>
+      </w:r>
+    </w:p>
+    <w:p>
+      <w:pPr>
+        <w:spacing w:after="160" w:line="276" w:lineRule="auto"/>
+      </w:pPr>
+      <w:r>
+        <w:rPr>
+          <w:rFonts w:ascii="Calibri" w:hAnsi="Calibri" w:cs="Calibri"/>
+          <w:b w:val="0"/>
+          <w:i w:val="0"/>
+          <w:color w:val="000000"/>
+          <w:sz w:val="22"/>
+        </w:rPr>
+        <w:t>4. If a vendor slide disagrees with a locked number, which one do you keep in this series?</w:t>
+      </w:r>
+    </w:p>
+    <w:p>
+      <w:pPr>
+        <w:pStyle w:val="Heading2"/>
+        <w:spacing w:after="160" w:line="276" w:lineRule="auto"/>
+      </w:pPr>
+      <w:r>
+        <w:rPr>
+          <w:rFonts w:ascii="Amazon Ember" w:hAnsi="Amazon Ember" w:cs="Amazon Ember"/>
+          <w:b/>
+          <w:color w:val="0000FF"/>
+          <w:sz w:val="36"/>
+        </w:rPr>
+        <w:t>Practice notes</w:t>
+      </w:r>
+    </w:p>
+    <w:p>
+      <w:pPr>
+        <w:spacing w:after="160" w:line="276" w:lineRule="auto"/>
+      </w:pPr>
+      <w:r>
+        <w:rPr>
+          <w:rFonts w:ascii="Calibri" w:hAnsi="Calibri" w:cs="Calibri"/>
+          <w:b w:val="0"/>
+          <w:i w:val="0"/>
+          <w:color w:val="000000"/>
+          <w:sz w:val="22"/>
+        </w:rPr>
+        <w:t>Answers live in the arithmetic of the rows, not in a footnote. The locked sentences are in the series plan and in this book's earlier chapters. Vendor slides are dated. Locked numbers are constants of this series until the plan says otherwise.</w:t>
+      </w:r>
+    </w:p>
+    <w:p>
+      <w:pPr>
+        <w:pStyle w:val="Heading1"/>
+        <w:spacing w:after="160" w:line="276" w:lineRule="auto"/>
+      </w:pPr>
+      <w:r>
+        <w:rPr>
+          <w:rFonts w:ascii="Amazon Ember" w:hAnsi="Amazon Ember" w:cs="Amazon Ember"/>
+          <w:b/>
+          <w:color w:val="0000FF"/>
+          <w:sz w:val="36"/>
+        </w:rPr>
+        <w:t>Chapter Matching transistors on a die</w:t>
+      </w:r>
+    </w:p>
+    <w:p>
+      <w:pPr>
+        <w:spacing w:after="160" w:line="276" w:lineRule="auto"/>
+      </w:pPr>
+      <w:r>
+        <w:rPr>
+          <w:rFonts w:ascii="Calibri" w:hAnsi="Calibri" w:cs="Calibri"/>
+          <w:b w:val="0"/>
+          <w:i w:val="0"/>
+          <w:color w:val="000000"/>
+          <w:sz w:val="22"/>
+        </w:rPr>
+        <w:t>This chapter is still Book 3 of nine. The heading is Matching transistors on a die. A gentle start is allowed: you do not need a new volume to take the next step. You need a declared constant, a unit, and a refusal to steal a number that already has a home. The series retired a twenty-one-book split because chapter-sized topics were being sold as volumes. That retirement still holds. What follows is original prose in American spelling, with worked arithmetic computed in the builder, not remembered from a printed page of Steer, Cripps, Ott, Sklar, or Tietze. Case family 17 uses its own numbers so a later chapter cannot quietly change them.</w:t>
+      </w:r>
+    </w:p>
+    <w:p>
+      <w:pPr>
+        <w:spacing w:after="160" w:line="276" w:lineRule="auto"/>
+      </w:pPr>
+      <w:r>
+        <w:rPr>
+          <w:rFonts w:ascii="Calibri" w:hAnsi="Calibri" w:cs="Calibri"/>
+          <w:b w:val="0"/>
+          <w:i w:val="0"/>
+          <w:color w:val="000000"/>
+          <w:sz w:val="22"/>
+        </w:rPr>
+        <w:t>Matching transistors on a die is a chapter, not a new book. VT is about 26 mV at 300 K. Bipolar gm is IC/VT. FinFET then GAA belong here. AlScN is named as a film; the MEMS survey stays in Book 9. If a sentence below tries to recompute another book's locked number, ignore that impulse and keep the pointer.</w:t>
+      </w:r>
+    </w:p>
+    <w:p>
+      <w:pPr>
+        <w:pStyle w:val="Heading2"/>
+        <w:spacing w:after="160" w:line="276" w:lineRule="auto"/>
+      </w:pPr>
+      <w:r>
+        <w:rPr>
+          <w:rFonts w:ascii="Amazon Ember" w:hAnsi="Amazon Ember" w:cs="Amazon Ember"/>
+          <w:b/>
+          <w:color w:val="0000FF"/>
+          <w:sz w:val="36"/>
+        </w:rPr>
+        <w:t>Key Ideas</w:t>
+      </w:r>
+    </w:p>
+    <w:p>
+      <w:pPr>
+        <w:spacing w:after="160" w:line="276" w:lineRule="auto"/>
+      </w:pPr>
+      <w:r>
+        <w:rPr>
+          <w:rFonts w:ascii="Calibri" w:hAnsi="Calibri" w:cs="Calibri"/>
+          <w:b w:val="0"/>
+          <w:i w:val="0"/>
+          <w:color w:val="000000"/>
+          <w:sz w:val="22"/>
+        </w:rPr>
+        <w:t>Key idea. Book 3 keeps its own numbers. Worked rows below change the declared constants in public, so you can see the derivative, not so you can shop for a friendlier home.</w:t>
+      </w:r>
+    </w:p>
+    <w:p>
+      <w:pPr>
+        <w:spacing w:after="160" w:line="276" w:lineRule="auto"/>
+      </w:pPr>
+      <w:r>
+        <w:rPr>
+          <w:rFonts w:ascii="Calibri" w:hAnsi="Calibri" w:cs="Calibri"/>
+          <w:b w:val="0"/>
+          <w:i w:val="0"/>
+          <w:color w:val="000000"/>
+          <w:sz w:val="22"/>
+        </w:rPr>
+        <w:t>Read the first row slowly. The later rows are the same argument at neighboring values. That is how a lab notebook is supposed to look: one method, many declared inputs, no silent edits. If a row disagrees with a locked one-home sentence, the locked sentence wins and the row is a neighbor.</w:t>
+      </w:r>
+    </w:p>
+    <w:p>
+      <w:pPr>
+        <w:pStyle w:val="Heading2"/>
+        <w:spacing w:after="160" w:line="276" w:lineRule="auto"/>
+      </w:pPr>
+      <w:r>
+        <w:rPr>
+          <w:rFonts w:ascii="Amazon Ember" w:hAnsi="Amazon Ember" w:cs="Amazon Ember"/>
+          <w:b/>
+          <w:color w:val="0000FF"/>
+          <w:sz w:val="36"/>
+        </w:rPr>
+        <w:t>Worked family</w:t>
+      </w:r>
+    </w:p>
+    <w:p>
+      <w:pPr>
+        <w:spacing w:after="160" w:line="276" w:lineRule="auto"/>
+      </w:pPr>
+      <w:r>
+        <w:rPr>
+          <w:rFonts w:ascii="Calibri" w:hAnsi="Calibri" w:cs="Calibri"/>
+          <w:b w:val="0"/>
+          <w:i w:val="0"/>
+          <w:color w:val="000000"/>
+          <w:sz w:val="22"/>
+        </w:rPr>
+        <w:t>Row 1. Declared: T = 250 K, IC = 0.50 mA, silicon junction. FinFET naming stays in this book. AlScN as a product survey stays in Book 9. VT = kT/q = 21.54 mV. At 300 K the locked neighbor is 26 mV. gm = IC/VT = 23.21 mS for this bipolar bias. If this were a 20 nm FinFET, the PDK would outrank the square-law textbook. Bipolar Part II is here because the device is here. Book 2 will use gm in a circuit. Book 6 will use a GaN HEMT as a watt, not as a band diagram. Check the arithmetic before you trust the sentence. If you cannot name the unit, you do not yet have a result. If you cannot name the book, you do not yet have a home.</w:t>
+      </w:r>
+    </w:p>
+    <w:p>
+      <w:pPr>
+        <w:spacing w:after="160" w:line="276" w:lineRule="auto"/>
+      </w:pPr>
+      <w:r>
+        <w:rPr>
+          <w:rFonts w:ascii="Calibri" w:hAnsi="Calibri" w:cs="Calibri"/>
+          <w:b w:val="0"/>
+          <w:i w:val="0"/>
+          <w:color w:val="000000"/>
+          <w:sz w:val="22"/>
+        </w:rPr>
+        <w:t>Row 2. Declared: T = 260 K, IC = 1.00 mA, silicon junction. FinFET naming stays in this book. AlScN as a product survey stays in Book 9. VT = kT/q = 22.41 mV. At 300 K the locked neighbor is 26 mV. gm = IC/VT = 44.63 mS for this bipolar bias. If this were a 20 nm FinFET, the PDK would outrank the square-law textbook. Bipolar Part II is here because the device is here. Book 2 will use gm in a circuit. Book 6 will use a GaN HEMT as a watt, not as a band diagram. Check the arithmetic before you trust the sentence. If you cannot name the unit, you do not yet have a result. If you cannot name the book, you do not yet have a home.</w:t>
+      </w:r>
+    </w:p>
+    <w:p>
+      <w:pPr>
+        <w:spacing w:after="160" w:line="276" w:lineRule="auto"/>
+      </w:pPr>
+      <w:r>
+        <w:rPr>
+          <w:rFonts w:ascii="Calibri" w:hAnsi="Calibri" w:cs="Calibri"/>
+          <w:b w:val="0"/>
+          <w:i w:val="0"/>
+          <w:color w:val="000000"/>
+          <w:sz w:val="22"/>
+        </w:rPr>
+        <w:t>Row 3. Declared: T = 270 K, IC = 1.50 mA, silicon junction. FinFET naming stays in this book. AlScN as a product survey stays in Book 9. VT = kT/q = 23.27 mV. At 300 K the locked neighbor is 26 mV. gm = IC/VT = 64.47 mS for this bipolar bias. If this were a 20 nm FinFET, the PDK would outrank the square-law textbook. Bipolar Part II is here because the device is here. Book 2 will use gm in a circuit. Book 6 will use a GaN HEMT as a watt, not as a band diagram. Check the arithmetic before you trust the sentence. If you cannot name the unit, you do not yet have a result. If you cannot name the book, you do not yet have a home.</w:t>
+      </w:r>
+    </w:p>
+    <w:p>
+      <w:pPr>
+        <w:spacing w:after="160" w:line="276" w:lineRule="auto"/>
+      </w:pPr>
+      <w:r>
+        <w:rPr>
+          <w:rFonts w:ascii="Calibri" w:hAnsi="Calibri" w:cs="Calibri"/>
+          <w:b w:val="0"/>
+          <w:i w:val="0"/>
+          <w:color w:val="000000"/>
+          <w:sz w:val="22"/>
+        </w:rPr>
+        <w:t>Row 4. Declared: T = 280 K, IC = 2.00 mA, silicon junction. FinFET naming stays in this book. AlScN as a product survey stays in Book 9. VT = kT/q = 24.13 mV. At 300 K the locked neighbor is 26 mV. gm = IC/VT = 82.89 mS for this bipolar bias. If this were a 20 nm FinFET, the PDK would outrank the square-law textbook. Bipolar Part II is here because the device is here. Book 2 will use gm in a circuit. Book 6 will use a GaN HEMT as a watt, not as a band diagram. Check the arithmetic before you trust the sentence. If you cannot name the unit, you do not yet have a result. If you cannot name the book, you do not yet have a home.</w:t>
+      </w:r>
+    </w:p>
+    <w:p>
+      <w:pPr>
+        <w:spacing w:after="160" w:line="276" w:lineRule="auto"/>
+      </w:pPr>
+      <w:r>
+        <w:rPr>
+          <w:rFonts w:ascii="Calibri" w:hAnsi="Calibri" w:cs="Calibri"/>
+          <w:b w:val="0"/>
+          <w:i w:val="0"/>
+          <w:color w:val="000000"/>
+          <w:sz w:val="22"/>
+        </w:rPr>
+        <w:t>Row 5. Declared: T = 290 K, IC = 2.50 mA, silicon junction. FinFET naming stays in this book. AlScN as a product survey stays in Book 9. VT = kT/q = 24.99 mV. At 300 K the locked neighbor is 26 mV. gm = IC/VT = 100.04 mS for this bipolar bias. If this were a 20 nm FinFET, the PDK would outrank the square-law textbook. Bipolar Part II is here because the device is here. Book 2 will use gm in a circuit. Book 6 will use a GaN HEMT as a watt, not as a band diagram. Check the arithmetic before you trust the sentence. If you cannot name the unit, you do not yet have a result. If you cannot name the book, you do not yet have a home.</w:t>
+      </w:r>
+    </w:p>
+    <w:p>
+      <w:pPr>
+        <w:spacing w:after="160" w:line="276" w:lineRule="auto"/>
+      </w:pPr>
+      <w:r>
+        <w:rPr>
+          <w:rFonts w:ascii="Calibri" w:hAnsi="Calibri" w:cs="Calibri"/>
+          <w:b w:val="0"/>
+          <w:i w:val="0"/>
+          <w:color w:val="000000"/>
+          <w:sz w:val="22"/>
+        </w:rPr>
+        <w:t>Row 6. Declared: T = 300 K, IC = 3.00 mA, silicon junction. FinFET naming stays in this book. AlScN as a product survey stays in Book 9. VT = kT/q = 25.85 mV. At 300 K the locked neighbor is 26 mV. gm = IC/VT = 116.05 mS for this bipolar bias. If this were a 20 nm FinFET, the PDK would outrank the square-law textbook. Bipolar Part II is here because the device is here. Book 2 will use gm in a circuit. Book 6 will use a GaN HEMT as a watt, not as a band diagram. Check the arithmetic before you trust the sentence. If you cannot name the unit, you do not yet have a result. If you cannot name the book, you do not yet have a home.</w:t>
+      </w:r>
+    </w:p>
+    <w:p>
+      <w:pPr>
+        <w:spacing w:after="160" w:line="276" w:lineRule="auto"/>
+      </w:pPr>
+      <w:r>
+        <w:rPr>
+          <w:rFonts w:ascii="Calibri" w:hAnsi="Calibri" w:cs="Calibri"/>
+          <w:b w:val="0"/>
+          <w:i w:val="0"/>
+          <w:color w:val="000000"/>
+          <w:sz w:val="22"/>
+        </w:rPr>
+        <w:t>Row 7. Declared: T = 310 K, IC = 3.50 mA, silicon junction. FinFET naming stays in this book. AlScN as a product survey stays in Book 9. VT = kT/q = 26.71 mV. At 300 K the locked neighbor is 26 mV. gm = IC/VT = 131.02 mS for this bipolar bias. If this were a 20 nm FinFET, the PDK would outrank the square-law textbook. Bipolar Part II is here because the device is here. Book 2 will use gm in a circuit. Book 6 will use a GaN HEMT as a watt, not as a band diagram. Check the arithmetic before you trust the sentence. If you cannot name the unit, you do not yet have a result. If you cannot name the book, you do not yet have a home.</w:t>
+      </w:r>
+    </w:p>
+    <w:p>
+      <w:pPr>
+        <w:spacing w:after="160" w:line="276" w:lineRule="auto"/>
+      </w:pPr>
+      <w:r>
+        <w:rPr>
+          <w:rFonts w:ascii="Calibri" w:hAnsi="Calibri" w:cs="Calibri"/>
+          <w:b w:val="0"/>
+          <w:i w:val="0"/>
+          <w:color w:val="000000"/>
+          <w:sz w:val="22"/>
+        </w:rPr>
+        <w:t>Row 8. Declared: T = 320 K, IC = 4.00 mA, silicon junction. FinFET naming stays in this book. AlScN as a product survey stays in Book 9. VT = kT/q = 27.58 mV. At 300 K the locked neighbor is 26 mV. gm = IC/VT = 145.06 mS for this bipolar bias. If this were a 20 nm FinFET, the PDK would outrank the square-law textbook. Bipolar Part II is here because the device is here. Book 2 will use gm in a circuit. Book 6 will use a GaN HEMT as a watt, not as a band diagram. Check the arithmetic before you trust the sentence. If you cannot name the unit, you do not yet have a result. If you cannot name the book, you do not yet have a home.</w:t>
+      </w:r>
+    </w:p>
+    <w:p>
+      <w:pPr>
+        <w:spacing w:after="160" w:line="276" w:lineRule="auto"/>
+      </w:pPr>
+      <w:r>
+        <w:rPr>
+          <w:rFonts w:ascii="Calibri" w:hAnsi="Calibri" w:cs="Calibri"/>
+          <w:b w:val="0"/>
+          <w:i w:val="0"/>
+          <w:color w:val="000000"/>
+          <w:sz w:val="22"/>
+        </w:rPr>
+        <w:t>Row 9. Declared: T = 330 K, IC = 4.50 mA, silicon junction. FinFET naming stays in this book. AlScN as a product survey stays in Book 9. VT = kT/q = 28.44 mV. At 300 K the locked neighbor is 26 mV. gm = IC/VT = 158.24 mS for this bipolar bias. If this were a 20 nm FinFET, the PDK would outrank the square-law textbook. Bipolar Part II is here because the device is here. Book 2 will use gm in a circuit. Book 6 will use a GaN HEMT as a watt, not as a band diagram. Check the arithmetic before you trust the sentence. If you cannot name the unit, you do not yet have a result. If you cannot name the book, you do not yet have a home.</w:t>
+      </w:r>
+    </w:p>
+    <w:p>
+      <w:pPr>
+        <w:spacing w:after="160" w:line="276" w:lineRule="auto"/>
+      </w:pPr>
+      <w:r>
+        <w:rPr>
+          <w:rFonts w:ascii="Calibri" w:hAnsi="Calibri" w:cs="Calibri"/>
+          <w:b w:val="0"/>
+          <w:i w:val="0"/>
+          <w:color w:val="000000"/>
+          <w:sz w:val="22"/>
+        </w:rPr>
+        <w:t>Row 10. Declared: T = 340 K, IC = 5.00 mA, silicon junction. FinFET naming stays in this book. AlScN as a product survey stays in Book 9. VT = kT/q = 29.30 mV. At 300 K the locked neighbor is 26 mV. gm = IC/VT = 170.65 mS for this bipolar bias. If this were a 20 nm FinFET, the PDK would outrank the square-law textbook. Bipolar Part II is here because the device is here. Book 2 will use gm in a circuit. Book 6 will use a GaN HEMT as a watt, not as a band diagram. Check the arithmetic before you trust the sentence. If you cannot name the unit, you do not yet have a result. If you cannot name the book, you do not yet have a home.</w:t>
+      </w:r>
+    </w:p>
+    <w:p>
+      <w:pPr>
+        <w:spacing w:after="160" w:line="276" w:lineRule="auto"/>
+      </w:pPr>
+      <w:r>
+        <w:rPr>
+          <w:rFonts w:ascii="Calibri" w:hAnsi="Calibri" w:cs="Calibri"/>
+          <w:b w:val="0"/>
+          <w:i w:val="0"/>
+          <w:color w:val="000000"/>
+          <w:sz w:val="22"/>
+        </w:rPr>
+        <w:t>Row 11. Declared: T = 350 K, IC = 5.50 mA, silicon junction. FinFET naming stays in this book. AlScN as a product survey stays in Book 9. VT = kT/q = 30.16 mV. At 300 K the locked neighbor is 26 mV. gm = IC/VT = 182.36 mS for this bipolar bias. If this were a 20 nm FinFET, the PDK would outrank the square-law textbook. Bipolar Part II is here because the device is here. Book 2 will use gm in a circuit. Book 6 will use a GaN HEMT as a watt, not as a band diagram. Check the arithmetic before you trust the sentence. If you cannot name the unit, you do not yet have a result. If you cannot name the book, you do not yet have a home.</w:t>
+      </w:r>
+    </w:p>
+    <w:p>
+      <w:pPr>
+        <w:spacing w:after="160" w:line="276" w:lineRule="auto"/>
+      </w:pPr>
+      <w:r>
+        <w:rPr>
+          <w:rFonts w:ascii="Calibri" w:hAnsi="Calibri" w:cs="Calibri"/>
+          <w:b w:val="0"/>
+          <w:i w:val="0"/>
+          <w:color w:val="000000"/>
+          <w:sz w:val="22"/>
+        </w:rPr>
+        <w:t>Row 12. Declared: T = 360 K, IC = 6.00 mA, silicon junction. FinFET naming stays in this book. AlScN as a product survey stays in Book 9. VT = kT/q = 31.02 mV. At 300 K the locked neighbor is 26 mV. gm = IC/VT = 193.41 mS for this bipolar bias. If this were a 20 nm FinFET, the PDK would outrank the square-law textbook. Bipolar Part II is here because the device is here. Book 2 will use gm in a circuit. Book 6 will use a GaN HEMT as a watt, not as a band diagram. Check the arithmetic before you trust the sentence. If you cannot name the unit, you do not yet have a result. If you cannot name the book, you do not yet have a home.</w:t>
+      </w:r>
+    </w:p>
+    <w:p>
+      <w:pPr>
+        <w:spacing w:after="160" w:line="276" w:lineRule="auto"/>
+      </w:pPr>
+      <w:r>
+        <w:rPr>
+          <w:rFonts w:ascii="Calibri" w:hAnsi="Calibri" w:cs="Calibri"/>
+          <w:b w:val="0"/>
+          <w:i w:val="0"/>
+          <w:color w:val="000000"/>
+          <w:sz w:val="22"/>
+        </w:rPr>
+        <w:t>Row 13. Declared: T = 370 K, IC = 6.50 mA, silicon junction. FinFET naming stays in this book. AlScN as a product survey stays in Book 9. VT = kT/q = 31.88 mV. At 300 K the locked neighbor is 26 mV. gm = IC/VT = 203.86 mS for this bipolar bias. If this were a 20 nm FinFET, the PDK would outrank the square-law textbook. Bipolar Part II is here because the device is here. Book 2 will use gm in a circuit. Book 6 will use a GaN HEMT as a watt, not as a band diagram. Check the arithmetic before you trust the sentence. If you cannot name the unit, you do not yet have a result. If you cannot name the book, you do not yet have a home.</w:t>
+      </w:r>
+    </w:p>
+    <w:p>
+      <w:pPr>
+        <w:spacing w:after="160" w:line="276" w:lineRule="auto"/>
+      </w:pPr>
+      <w:r>
+        <w:rPr>
+          <w:rFonts w:ascii="Calibri" w:hAnsi="Calibri" w:cs="Calibri"/>
+          <w:b w:val="0"/>
+          <w:i w:val="0"/>
+          <w:color w:val="000000"/>
+          <w:sz w:val="22"/>
+        </w:rPr>
+        <w:t>Row 14. Declared: T = 380 K, IC = 7.00 mA, silicon junction. FinFET naming stays in this book. AlScN as a product survey stays in Book 9. VT = kT/q = 32.75 mV. At 300 K the locked neighbor is 26 mV. gm = IC/VT = 213.77 mS for this bipolar bias. If this were a 20 nm FinFET, the PDK would outrank the square-law textbook. Bipolar Part II is here because the device is here. Book 2 will use gm in a circuit. Book 6 will use a GaN HEMT as a watt, not as a band diagram. Check the arithmetic before you trust the sentence. If you cannot name the unit, you do not yet have a result. If you cannot name the book, you do not yet have a home.</w:t>
+      </w:r>
+    </w:p>
+    <w:p>
+      <w:pPr>
+        <w:spacing w:after="160" w:line="276" w:lineRule="auto"/>
+      </w:pPr>
+      <w:r>
+        <w:rPr>
+          <w:rFonts w:ascii="Calibri" w:hAnsi="Calibri" w:cs="Calibri"/>
+          <w:b w:val="0"/>
+          <w:i w:val="0"/>
+          <w:color w:val="000000"/>
+          <w:sz w:val="22"/>
+        </w:rPr>
+        <w:t>Row 15. Declared: T = 390 K, IC = 7.50 mA, silicon junction. FinFET naming stays in this book. AlScN as a product survey stays in Book 9. VT = kT/q = 33.61 mV. At 300 K the locked neighbor is 26 mV. gm = IC/VT = 223.16 mS for this bipolar bias. If this were a 20 nm FinFET, the PDK would outrank the square-law textbook. Bipolar Part II is here because the device is here. Book 2 will use gm in a circuit. Book 6 will use a GaN HEMT as a watt, not as a band diagram. Check the arithmetic before you trust the sentence. If you cannot name the unit, you do not yet have a result. If you cannot name the book, you do not yet have a home.</w:t>
+      </w:r>
+    </w:p>
+    <w:p>
+      <w:pPr>
+        <w:spacing w:after="160" w:line="276" w:lineRule="auto"/>
+      </w:pPr>
+      <w:r>
+        <w:rPr>
+          <w:rFonts w:ascii="Calibri" w:hAnsi="Calibri" w:cs="Calibri"/>
+          <w:b w:val="0"/>
+          <w:i w:val="0"/>
+          <w:color w:val="000000"/>
+          <w:sz w:val="22"/>
+        </w:rPr>
+        <w:t>Row 16. Declared: T = 400 K, IC = 8.00 mA, silicon junction. FinFET naming stays in this book. AlScN as a product survey stays in Book 9. VT = kT/q = 34.47 mV. At 300 K the locked neighbor is 26 mV. gm = IC/VT = 232.09 mS for this bipolar bias. If this were a 20 nm FinFET, the PDK would outrank the square-law textbook. Bipolar Part II is here because the device is here. Book 2 will use gm in a circuit. Book 6 will use a GaN HEMT as a watt, not as a band diagram. Check the arithmetic before you trust the sentence. If you cannot name the unit, you do not yet have a result. If you cannot name the book, you do not yet have a home.</w:t>
+      </w:r>
+    </w:p>
+    <w:p>
+      <w:pPr>
+        <w:pStyle w:val="Heading2"/>
+        <w:spacing w:after="160" w:line="276" w:lineRule="auto"/>
+      </w:pPr>
+      <w:r>
+        <w:rPr>
+          <w:rFonts w:ascii="Amazon Ember" w:hAnsi="Amazon Ember" w:cs="Amazon Ember"/>
+          <w:b/>
+          <w:color w:val="0000FF"/>
+          <w:sz w:val="36"/>
+        </w:rPr>
+        <w:t>What this chapter will not steal</w:t>
+      </w:r>
+    </w:p>
+    <w:p>
+      <w:pPr>
+        <w:spacing w:after="160" w:line="276" w:lineRule="auto"/>
+      </w:pPr>
+      <w:r>
+        <w:rPr>
+          <w:rFonts w:ascii="Calibri" w:hAnsi="Calibri" w:cs="Calibri"/>
+          <w:b w:val="0"/>
+          <w:i w:val="0"/>
+          <w:color w:val="000000"/>
+          <w:sz w:val="22"/>
+        </w:rPr>
+        <w:t>Book 3 will not absorb a neighboring profession because a heading felt lonely. High-power RF is Book 6. Facility power is Book 8. Devices are Book 3. Antennas are Book 4. Modems are Book 5. Chambers are Book 7. Packaging and the 2026 snapshot are Book 9. Loops, followers, and the 5 ms tracker are Book 2. Foundations stay in Book 1.</w:t>
+      </w:r>
+    </w:p>
+    <w:p>
+      <w:pPr>
+        <w:pStyle w:val="Heading2"/>
+        <w:spacing w:after="160" w:line="276" w:lineRule="auto"/>
+      </w:pPr>
+      <w:r>
+        <w:rPr>
+          <w:rFonts w:ascii="Amazon Ember" w:hAnsi="Amazon Ember" w:cs="Amazon Ember"/>
+          <w:b/>
+          <w:color w:val="0000FF"/>
+          <w:sz w:val="36"/>
+        </w:rPr>
+        <w:t>Practice</w:t>
+      </w:r>
+    </w:p>
+    <w:p>
+      <w:pPr>
+        <w:spacing w:after="160" w:line="276" w:lineRule="auto"/>
+      </w:pPr>
+      <w:r>
+        <w:rPr>
+          <w:rFonts w:ascii="Calibri" w:hAnsi="Calibri" w:cs="Calibri"/>
+          <w:b w:val="0"/>
+          <w:i w:val="0"/>
+          <w:color w:val="000000"/>
+          <w:sz w:val="22"/>
+        </w:rPr>
+        <w:t>1. Copy row 1 with a pencil. Change one declared constant. Recompute. Name the unit.</w:t>
+      </w:r>
+    </w:p>
+    <w:p>
+      <w:pPr>
+        <w:spacing w:after="160" w:line="276" w:lineRule="auto"/>
+      </w:pPr>
+      <w:r>
+        <w:rPr>
+          <w:rFonts w:ascii="Calibri" w:hAnsi="Calibri" w:cs="Calibri"/>
+          <w:b w:val="0"/>
+          <w:i w:val="0"/>
+          <w:color w:val="000000"/>
+          <w:sz w:val="22"/>
+        </w:rPr>
+        <w:t>2. Which locked one-home sentence in this book must this chapter not contradict?</w:t>
+      </w:r>
+    </w:p>
+    <w:p>
+      <w:pPr>
+        <w:spacing w:after="160" w:line="276" w:lineRule="auto"/>
+      </w:pPr>
+      <w:r>
+        <w:rPr>
+          <w:rFonts w:ascii="Calibri" w:hAnsi="Calibri" w:cs="Calibri"/>
+          <w:b w:val="0"/>
+          <w:i w:val="0"/>
+          <w:color w:val="000000"/>
+          <w:sz w:val="22"/>
+        </w:rPr>
+        <w:t>3. Name the book that owns the neighboring profession this chapter pointed at.</w:t>
+      </w:r>
+    </w:p>
+    <w:p>
+      <w:pPr>
+        <w:spacing w:after="160" w:line="276" w:lineRule="auto"/>
+      </w:pPr>
+      <w:r>
+        <w:rPr>
+          <w:rFonts w:ascii="Calibri" w:hAnsi="Calibri" w:cs="Calibri"/>
+          <w:b w:val="0"/>
+          <w:i w:val="0"/>
+          <w:color w:val="000000"/>
+          <w:sz w:val="22"/>
+        </w:rPr>
+        <w:t>4. If a vendor slide disagrees with a locked number, which one do you keep in this series?</w:t>
+      </w:r>
+    </w:p>
+    <w:p>
+      <w:pPr>
+        <w:pStyle w:val="Heading2"/>
+        <w:spacing w:after="160" w:line="276" w:lineRule="auto"/>
+      </w:pPr>
+      <w:r>
+        <w:rPr>
+          <w:rFonts w:ascii="Amazon Ember" w:hAnsi="Amazon Ember" w:cs="Amazon Ember"/>
+          <w:b/>
+          <w:color w:val="0000FF"/>
+          <w:sz w:val="36"/>
+        </w:rPr>
+        <w:t>Practice notes</w:t>
+      </w:r>
+    </w:p>
+    <w:p>
+      <w:pPr>
+        <w:spacing w:after="160" w:line="276" w:lineRule="auto"/>
+      </w:pPr>
+      <w:r>
+        <w:rPr>
+          <w:rFonts w:ascii="Calibri" w:hAnsi="Calibri" w:cs="Calibri"/>
+          <w:b w:val="0"/>
+          <w:i w:val="0"/>
+          <w:color w:val="000000"/>
+          <w:sz w:val="22"/>
+        </w:rPr>
+        <w:t>Answers live in the arithmetic of the rows, not in a footnote. The locked sentences are in the series plan and in this book's earlier chapters. Vendor slides are dated. Locked numbers are constants of this series until the plan says otherwise.</w:t>
+      </w:r>
+    </w:p>
+    <w:p>
+      <w:pPr>
+        <w:pStyle w:val="Heading1"/>
+        <w:spacing w:after="160" w:line="276" w:lineRule="auto"/>
+      </w:pPr>
+      <w:r>
+        <w:rPr>
+          <w:rFonts w:ascii="Amazon Ember" w:hAnsi="Amazon Ember" w:cs="Amazon Ember"/>
+          <w:b/>
+          <w:color w:val="0000FF"/>
+          <w:sz w:val="36"/>
+        </w:rPr>
+        <w:t>Chapter The ESD diode is a device with a job and a capacitance</w:t>
+      </w:r>
+    </w:p>
+    <w:p>
+      <w:pPr>
+        <w:spacing w:after="160" w:line="276" w:lineRule="auto"/>
+      </w:pPr>
+      <w:r>
+        <w:rPr>
+          <w:rFonts w:ascii="Calibri" w:hAnsi="Calibri" w:cs="Calibri"/>
+          <w:b w:val="0"/>
+          <w:i w:val="0"/>
+          <w:color w:val="000000"/>
+          <w:sz w:val="22"/>
+        </w:rPr>
+        <w:t>This chapter is still Book 3 of nine. The heading is The ESD diode is a device with a job and a capacitance. A gentle start is allowed: you do not need a new volume to take the next step. You need a declared constant, a unit, and a refusal to steal a number that already has a home. The series retired a twenty-one-book split because chapter-sized topics were being sold as volumes. That retirement still holds. What follows is original prose in American spelling, with worked arithmetic computed in the builder, not remembered from a printed page of Steer, Cripps, Ott, Sklar, or Tietze. Case family 18 uses its own numbers so a later chapter cannot quietly change them.</w:t>
+      </w:r>
+    </w:p>
+    <w:p>
+      <w:pPr>
+        <w:spacing w:after="160" w:line="276" w:lineRule="auto"/>
+      </w:pPr>
+      <w:r>
+        <w:rPr>
+          <w:rFonts w:ascii="Calibri" w:hAnsi="Calibri" w:cs="Calibri"/>
+          <w:b w:val="0"/>
+          <w:i w:val="0"/>
+          <w:color w:val="000000"/>
+          <w:sz w:val="22"/>
+        </w:rPr>
+        <w:t>The ESD diode is a device with a job and a capacitance is a chapter, not a new book. VT is about 26 mV at 300 K. Bipolar gm is IC/VT. FinFET then GAA belong here. AlScN is named as a film; the MEMS survey stays in Book 9. If a sentence below tries to recompute another book's locked number, ignore that impulse and keep the pointer.</w:t>
+      </w:r>
+    </w:p>
+    <w:p>
+      <w:pPr>
+        <w:pStyle w:val="Heading2"/>
+        <w:spacing w:after="160" w:line="276" w:lineRule="auto"/>
+      </w:pPr>
+      <w:r>
+        <w:rPr>
+          <w:rFonts w:ascii="Amazon Ember" w:hAnsi="Amazon Ember" w:cs="Amazon Ember"/>
+          <w:b/>
+          <w:color w:val="0000FF"/>
+          <w:sz w:val="36"/>
+        </w:rPr>
+        <w:t>Key Ideas</w:t>
+      </w:r>
+    </w:p>
+    <w:p>
+      <w:pPr>
+        <w:spacing w:after="160" w:line="276" w:lineRule="auto"/>
+      </w:pPr>
+      <w:r>
+        <w:rPr>
+          <w:rFonts w:ascii="Calibri" w:hAnsi="Calibri" w:cs="Calibri"/>
+          <w:b w:val="0"/>
+          <w:i w:val="0"/>
+          <w:color w:val="000000"/>
+          <w:sz w:val="22"/>
+        </w:rPr>
+        <w:t>Key idea. Book 3 keeps its own numbers. Worked rows below change the declared constants in public, so you can see the derivative, not so you can shop for a friendlier home.</w:t>
+      </w:r>
+    </w:p>
+    <w:p>
+      <w:pPr>
+        <w:spacing w:after="160" w:line="276" w:lineRule="auto"/>
+      </w:pPr>
+      <w:r>
+        <w:rPr>
+          <w:rFonts w:ascii="Calibri" w:hAnsi="Calibri" w:cs="Calibri"/>
+          <w:b w:val="0"/>
+          <w:i w:val="0"/>
+          <w:color w:val="000000"/>
+          <w:sz w:val="22"/>
+        </w:rPr>
+        <w:t>Read the first row slowly. The later rows are the same argument at neighboring values. That is how a lab notebook is supposed to look: one method, many declared inputs, no silent edits. If a row disagrees with a locked one-home sentence, the locked sentence wins and the row is a neighbor.</w:t>
+      </w:r>
+    </w:p>
+    <w:p>
+      <w:pPr>
+        <w:pStyle w:val="Heading2"/>
+        <w:spacing w:after="160" w:line="276" w:lineRule="auto"/>
+      </w:pPr>
+      <w:r>
+        <w:rPr>
+          <w:rFonts w:ascii="Amazon Ember" w:hAnsi="Amazon Ember" w:cs="Amazon Ember"/>
+          <w:b/>
+          <w:color w:val="0000FF"/>
+          <w:sz w:val="36"/>
+        </w:rPr>
+        <w:t>Worked family</w:t>
+      </w:r>
+    </w:p>
+    <w:p>
+      <w:pPr>
+        <w:spacing w:after="160" w:line="276" w:lineRule="auto"/>
+      </w:pPr>
+      <w:r>
+        <w:rPr>
+          <w:rFonts w:ascii="Calibri" w:hAnsi="Calibri" w:cs="Calibri"/>
+          <w:b w:val="0"/>
+          <w:i w:val="0"/>
+          <w:color w:val="000000"/>
+          <w:sz w:val="22"/>
+        </w:rPr>
+        <w:t>Row 1. Declared: T = 250 K, IC = 0.50 mA, silicon junction. FinFET naming stays in this book. AlScN as a product survey stays in Book 9. VT = kT/q = 21.54 mV. At 300 K the locked neighbor is 26 mV. gm = IC/VT = 23.21 mS for this bipolar bias. If this were a 20 nm FinFET, the PDK would outrank the square-law textbook. Bipolar Part II is here because the device is here. Book 2 will use gm in a circuit. Book 6 will use a GaN HEMT as a watt, not as a band diagram. Check the arithmetic before you trust the sentence. If you cannot name the unit, you do not yet have a result. If you cannot name the book, you do not yet have a home.</w:t>
+      </w:r>
+    </w:p>
+    <w:p>
+      <w:pPr>
+        <w:spacing w:after="160" w:line="276" w:lineRule="auto"/>
+      </w:pPr>
+      <w:r>
+        <w:rPr>
+          <w:rFonts w:ascii="Calibri" w:hAnsi="Calibri" w:cs="Calibri"/>
+          <w:b w:val="0"/>
+          <w:i w:val="0"/>
+          <w:color w:val="000000"/>
+          <w:sz w:val="22"/>
+        </w:rPr>
+        <w:t>Row 2. Declared: T = 260 K, IC = 1.00 mA, silicon junction. FinFET naming stays in this book. AlScN as a product survey stays in Book 9. VT = kT/q = 22.41 mV. At 300 K the locked neighbor is 26 mV. gm = IC/VT = 44.63 mS for this bipolar bias. If this were a 20 nm FinFET, the PDK would outrank the square-law textbook. Bipolar Part II is here because the device is here. Book 2 will use gm in a circuit. Book 6 will use a GaN HEMT as a watt, not as a band diagram. Check the arithmetic before you trust the sentence. If you cannot name the unit, you do not yet have a result. If you cannot name the book, you do not yet have a home.</w:t>
+      </w:r>
+    </w:p>
+    <w:p>
+      <w:pPr>
+        <w:spacing w:after="160" w:line="276" w:lineRule="auto"/>
+      </w:pPr>
+      <w:r>
+        <w:rPr>
+          <w:rFonts w:ascii="Calibri" w:hAnsi="Calibri" w:cs="Calibri"/>
+          <w:b w:val="0"/>
+          <w:i w:val="0"/>
+          <w:color w:val="000000"/>
+          <w:sz w:val="22"/>
+        </w:rPr>
+        <w:t>Row 3. Declared: T = 270 K, IC = 1.50 mA, silicon junction. FinFET naming stays in this book. AlScN as a product survey stays in Book 9. VT = kT/q = 23.27 mV. At 300 K the locked neighbor is 26 mV. gm = IC/VT = 64.47 mS for this bipolar bias. If this were a 20 nm FinFET, the PDK would outrank the square-law textbook. Bipolar Part II is here because the device is here. Book 2 will use gm in a circuit. Book 6 will use a GaN HEMT as a watt, not as a band diagram. Check the arithmetic before you trust the sentence. If you cannot name the unit, you do not yet have a result. If you cannot name the book, you do not yet have a home.</w:t>
+      </w:r>
+    </w:p>
+    <w:p>
+      <w:pPr>
+        <w:spacing w:after="160" w:line="276" w:lineRule="auto"/>
+      </w:pPr>
+      <w:r>
+        <w:rPr>
+          <w:rFonts w:ascii="Calibri" w:hAnsi="Calibri" w:cs="Calibri"/>
+          <w:b w:val="0"/>
+          <w:i w:val="0"/>
+          <w:color w:val="000000"/>
+          <w:sz w:val="22"/>
+        </w:rPr>
+        <w:t>Row 4. Declared: T = 280 K, IC = 2.00 mA, silicon junction. FinFET naming stays in this book. AlScN as a product survey stays in Book 9. VT = kT/q = 24.13 mV. At 300 K the locked neighbor is 26 mV. gm = IC/VT = 82.89 mS for this bipolar bias. If this were a 20 nm FinFET, the PDK would outrank the square-law textbook. Bipolar Part II is here because the device is here. Book 2 will use gm in a circuit. Book 6 will use a GaN HEMT as a watt, not as a band diagram. Check the arithmetic before you trust the sentence. If you cannot name the unit, you do not yet have a result. If you cannot name the book, you do not yet have a home.</w:t>
+      </w:r>
+    </w:p>
+    <w:p>
+      <w:pPr>
+        <w:spacing w:after="160" w:line="276" w:lineRule="auto"/>
+      </w:pPr>
+      <w:r>
+        <w:rPr>
+          <w:rFonts w:ascii="Calibri" w:hAnsi="Calibri" w:cs="Calibri"/>
+          <w:b w:val="0"/>
+          <w:i w:val="0"/>
+          <w:color w:val="000000"/>
+          <w:sz w:val="22"/>
+        </w:rPr>
+        <w:t>Row 5. Declared: T = 290 K, IC = 2.50 mA, silicon junction. FinFET naming stays in this book. AlScN as a product survey stays in Book 9. VT = kT/q = 24.99 mV. At 300 K the locked neighbor is 26 mV. gm = IC/VT = 100.04 mS for this bipolar bias. If this were a 20 nm FinFET, the PDK would outrank the square-law textbook. Bipolar Part II is here because the device is here. Book 2 will use gm in a circuit. Book 6 will use a GaN HEMT as a watt, not as a band diagram. Check the arithmetic before you trust the sentence. If you cannot name the unit, you do not yet have a result. If you cannot name the book, you do not yet have a home.</w:t>
+      </w:r>
+    </w:p>
+    <w:p>
+      <w:pPr>
+        <w:spacing w:after="160" w:line="276" w:lineRule="auto"/>
+      </w:pPr>
+      <w:r>
+        <w:rPr>
+          <w:rFonts w:ascii="Calibri" w:hAnsi="Calibri" w:cs="Calibri"/>
+          <w:b w:val="0"/>
+          <w:i w:val="0"/>
+          <w:color w:val="000000"/>
+          <w:sz w:val="22"/>
+        </w:rPr>
+        <w:t>Row 6. Declared: T = 300 K, IC = 3.00 mA, silicon junction. FinFET naming stays in this book. AlScN as a product survey stays in Book 9. VT = kT/q = 25.85 mV. At 300 K the locked neighbor is 26 mV. gm = IC/VT = 116.05 mS for this bipolar bias. If this were a 20 nm FinFET, the PDK would outrank the square-law textbook. Bipolar Part II is here because the device is here. Book 2 will use gm in a circuit. Book 6 will use a GaN HEMT as a watt, not as a band diagram. Check the arithmetic before you trust the sentence. If you cannot name the unit, you do not yet have a result. If you cannot name the book, you do not yet have a home.</w:t>
+      </w:r>
+    </w:p>
+    <w:p>
+      <w:pPr>
+        <w:spacing w:after="160" w:line="276" w:lineRule="auto"/>
+      </w:pPr>
+      <w:r>
+        <w:rPr>
+          <w:rFonts w:ascii="Calibri" w:hAnsi="Calibri" w:cs="Calibri"/>
+          <w:b w:val="0"/>
+          <w:i w:val="0"/>
+          <w:color w:val="000000"/>
+          <w:sz w:val="22"/>
+        </w:rPr>
+        <w:t>Row 7. Declared: T = 310 K, IC = 3.50 mA, silicon junction. FinFET naming stays in this book. AlScN as a product survey stays in Book 9. VT = kT/q = 26.71 mV. At 300 K the locked neighbor is 26 mV. gm = IC/VT = 131.02 mS for this bipolar bias. If this were a 20 nm FinFET, the PDK would outrank the square-law textbook. Bipolar Part II is here because the device is here. Book 2 will use gm in a circuit. Book 6 will use a GaN HEMT as a watt, not as a band diagram. Check the arithmetic before you trust the sentence. If you cannot name the unit, you do not yet have a result. If you cannot name the book, you do not yet have a home.</w:t>
+      </w:r>
+    </w:p>
+    <w:p>
+      <w:pPr>
+        <w:spacing w:after="160" w:line="276" w:lineRule="auto"/>
+      </w:pPr>
+      <w:r>
+        <w:rPr>
+          <w:rFonts w:ascii="Calibri" w:hAnsi="Calibri" w:cs="Calibri"/>
+          <w:b w:val="0"/>
+          <w:i w:val="0"/>
+          <w:color w:val="000000"/>
+          <w:sz w:val="22"/>
+        </w:rPr>
+        <w:t>Row 8. Declared: T = 320 K, IC = 4.00 mA, silicon junction. FinFET naming stays in this book. AlScN as a product survey stays in Book 9. VT = kT/q = 27.58 mV. At 300 K the locked neighbor is 26 mV. gm = IC/VT = 145.06 mS for this bipolar bias. If this were a 20 nm FinFET, the PDK would outrank the square-law textbook. Bipolar Part II is here because the device is here. Book 2 will use gm in a circuit. Book 6 will use a GaN HEMT as a watt, not as a band diagram. Check the arithmetic before you trust the sentence. If you cannot name the unit, you do not yet have a result. If you cannot name the book, you do not yet have a home.</w:t>
+      </w:r>
+    </w:p>
+    <w:p>
+      <w:pPr>
+        <w:spacing w:after="160" w:line="276" w:lineRule="auto"/>
+      </w:pPr>
+      <w:r>
+        <w:rPr>
+          <w:rFonts w:ascii="Calibri" w:hAnsi="Calibri" w:cs="Calibri"/>
+          <w:b w:val="0"/>
+          <w:i w:val="0"/>
+          <w:color w:val="000000"/>
+          <w:sz w:val="22"/>
+        </w:rPr>
+        <w:t>Row 9. Declared: T = 330 K, IC = 4.50 mA, silicon junction. FinFET naming stays in this book. AlScN as a product survey stays in Book 9. VT = kT/q = 28.44 mV. At 300 K the locked neighbor is 26 mV. gm = IC/VT = 158.24 mS for this bipolar bias. If this were a 20 nm FinFET, the PDK would outrank the square-law textbook. Bipolar Part II is here because the device is here. Book 2 will use gm in a circuit. Book 6 will use a GaN HEMT as a watt, not as a band diagram. Check the arithmetic before you trust the sentence. If you cannot name the unit, you do not yet have a result. If you cannot name the book, you do not yet have a home.</w:t>
+      </w:r>
+    </w:p>
+    <w:p>
+      <w:pPr>
+        <w:spacing w:after="160" w:line="276" w:lineRule="auto"/>
+      </w:pPr>
+      <w:r>
+        <w:rPr>
+          <w:rFonts w:ascii="Calibri" w:hAnsi="Calibri" w:cs="Calibri"/>
+          <w:b w:val="0"/>
+          <w:i w:val="0"/>
+          <w:color w:val="000000"/>
+          <w:sz w:val="22"/>
+        </w:rPr>
+        <w:t>Row 10. Declared: T = 340 K, IC = 5.00 mA, silicon junction. FinFET naming stays in this book. AlScN as a product survey stays in Book 9. VT = kT/q = 29.30 mV. At 300 K the locked neighbor is 26 mV. gm = IC/VT = 170.65 mS for this bipolar bias. If this were a 20 nm FinFET, the PDK would outrank the square-law textbook. Bipolar Part II is here because the device is here. Book 2 will use gm in a circuit. Book 6 will use a GaN HEMT as a watt, not as a band diagram. Check the arithmetic before you trust the sentence. If you cannot name the unit, you do not yet have a result. If you cannot name the book, you do not yet have a home.</w:t>
+      </w:r>
+    </w:p>
+    <w:p>
+      <w:pPr>
+        <w:spacing w:after="160" w:line="276" w:lineRule="auto"/>
+      </w:pPr>
+      <w:r>
+        <w:rPr>
+          <w:rFonts w:ascii="Calibri" w:hAnsi="Calibri" w:cs="Calibri"/>
+          <w:b w:val="0"/>
+          <w:i w:val="0"/>
+          <w:color w:val="000000"/>
+          <w:sz w:val="22"/>
+        </w:rPr>
+        <w:t>Row 11. Declared: T = 350 K, IC = 5.50 mA, silicon junction. FinFET naming stays in this book. AlScN as a product survey stays in Book 9. VT = kT/q = 30.16 mV. At 300 K the locked neighbor is 26 mV. gm = IC/VT = 182.36 mS for this bipolar bias. If this were a 20 nm FinFET, the PDK would outrank the square-law textbook. Bipolar Part II is here because the device is here. Book 2 will use gm in a circuit. Book 6 will use a GaN HEMT as a watt, not as a band diagram. Check the arithmetic before you trust the sentence. If you cannot name the unit, you do not yet have a result. If you cannot name the book, you do not yet have a home.</w:t>
+      </w:r>
+    </w:p>
+    <w:p>
+      <w:pPr>
+        <w:spacing w:after="160" w:line="276" w:lineRule="auto"/>
+      </w:pPr>
+      <w:r>
+        <w:rPr>
+          <w:rFonts w:ascii="Calibri" w:hAnsi="Calibri" w:cs="Calibri"/>
+          <w:b w:val="0"/>
+          <w:i w:val="0"/>
+          <w:color w:val="000000"/>
+          <w:sz w:val="22"/>
+        </w:rPr>
+        <w:t>Row 12. Declared: T = 360 K, IC = 6.00 mA, silicon junction. FinFET naming stays in this book. AlScN as a product survey stays in Book 9. VT = kT/q = 31.02 mV. At 300 K the locked neighbor is 26 mV. gm = IC/VT = 193.41 mS for this bipolar bias. If this were a 20 nm FinFET, the PDK would outrank the square-law textbook. Bipolar Part II is here because the device is here. Book 2 will use gm in a circuit. Book 6 will use a GaN HEMT as a watt, not as a band diagram. Check the arithmetic before you trust the sentence. If you cannot name the unit, you do not yet have a result. If you cannot name the book, you do not yet have a home.</w:t>
+      </w:r>
+    </w:p>
+    <w:p>
+      <w:pPr>
+        <w:spacing w:after="160" w:line="276" w:lineRule="auto"/>
+      </w:pPr>
+      <w:r>
+        <w:rPr>
+          <w:rFonts w:ascii="Calibri" w:hAnsi="Calibri" w:cs="Calibri"/>
+          <w:b w:val="0"/>
+          <w:i w:val="0"/>
+          <w:color w:val="000000"/>
+          <w:sz w:val="22"/>
+        </w:rPr>
+        <w:t>Row 13. Declared: T = 370 K, IC = 6.50 mA, silicon junction. FinFET naming stays in this book. AlScN as a product survey stays in Book 9. VT = kT/q = 31.88 mV. At 300 K the locked neighbor is 26 mV. gm = IC/VT = 203.86 mS for this bipolar bias. If this were a 20 nm FinFET, the PDK would outrank the square-law textbook. Bipolar Part II is here because the device is here. Book 2 will use gm in a circuit. Book 6 will use a GaN HEMT as a watt, not as a band diagram. Check the arithmetic before you trust the sentence. If you cannot name the unit, you do not yet have a result. If you cannot name the book, you do not yet have a home.</w:t>
+      </w:r>
+    </w:p>
+    <w:p>
+      <w:pPr>
+        <w:spacing w:after="160" w:line="276" w:lineRule="auto"/>
+      </w:pPr>
+      <w:r>
+        <w:rPr>
+          <w:rFonts w:ascii="Calibri" w:hAnsi="Calibri" w:cs="Calibri"/>
+          <w:b w:val="0"/>
+          <w:i w:val="0"/>
+          <w:color w:val="000000"/>
+          <w:sz w:val="22"/>
+        </w:rPr>
+        <w:t>Row 14. Declared: T = 380 K, IC = 7.00 mA, silicon junction. FinFET naming stays in this book. AlScN as a product survey stays in Book 9. VT = kT/q = 32.75 mV. At 300 K the locked neighbor is 26 mV. gm = IC/VT = 213.77 mS for this bipolar bias. If this were a 20 nm FinFET, the PDK would outrank the square-law textbook. Bipolar Part II is here because the device is here. Book 2 will use gm in a circuit. Book 6 will use a GaN HEMT as a watt, not as a band diagram. Check the arithmetic before you trust the sentence. If you cannot name the unit, you do not yet have a result. If you cannot name the book, you do not yet have a home.</w:t>
+      </w:r>
+    </w:p>
+    <w:p>
+      <w:pPr>
+        <w:spacing w:after="160" w:line="276" w:lineRule="auto"/>
+      </w:pPr>
+      <w:r>
+        <w:rPr>
+          <w:rFonts w:ascii="Calibri" w:hAnsi="Calibri" w:cs="Calibri"/>
+          <w:b w:val="0"/>
+          <w:i w:val="0"/>
+          <w:color w:val="000000"/>
+          <w:sz w:val="22"/>
+        </w:rPr>
+        <w:t>Row 15. Declared: T = 390 K, IC = 7.50 mA, silicon junction. FinFET naming stays in this book. AlScN as a product survey stays in Book 9. VT = kT/q = 33.61 mV. At 300 K the locked neighbor is 26 mV. gm = IC/VT = 223.16 mS for this bipolar bias. If this were a 20 nm FinFET, the PDK would outrank the square-law textbook. Bipolar Part II is here because the device is here. Book 2 will use gm in a circuit. Book 6 will use a GaN HEMT as a watt, not as a band diagram. Check the arithmetic before you trust the sentence. If you cannot name the unit, you do not yet have a result. If you cannot name the book, you do not yet have a home.</w:t>
+      </w:r>
+    </w:p>
+    <w:p>
+      <w:pPr>
+        <w:spacing w:after="160" w:line="276" w:lineRule="auto"/>
+      </w:pPr>
+      <w:r>
+        <w:rPr>
+          <w:rFonts w:ascii="Calibri" w:hAnsi="Calibri" w:cs="Calibri"/>
+          <w:b w:val="0"/>
+          <w:i w:val="0"/>
+          <w:color w:val="000000"/>
+          <w:sz w:val="22"/>
+        </w:rPr>
+        <w:t>Row 16. Declared: T = 400 K, IC = 8.00 mA, silicon junction. FinFET naming stays in this book. AlScN as a product survey stays in Book 9. VT = kT/q = 34.47 mV. At 300 K the locked neighbor is 26 mV. gm = IC/VT = 232.09 mS for this bipolar bias. If this were a 20 nm FinFET, the PDK would outrank the square-law textbook. Bipolar Part II is here because the device is here. Book 2 will use gm in a circuit. Book 6 will use a GaN HEMT as a watt, not as a band diagram. Check the arithmetic before you trust the sentence. If you cannot name the unit, you do not yet have a result. If you cannot name the book, you do not yet have a home.</w:t>
+      </w:r>
+    </w:p>
+    <w:p>
+      <w:pPr>
+        <w:pStyle w:val="Heading2"/>
+        <w:spacing w:after="160" w:line="276" w:lineRule="auto"/>
+      </w:pPr>
+      <w:r>
+        <w:rPr>
+          <w:rFonts w:ascii="Amazon Ember" w:hAnsi="Amazon Ember" w:cs="Amazon Ember"/>
+          <w:b/>
+          <w:color w:val="0000FF"/>
+          <w:sz w:val="36"/>
+        </w:rPr>
+        <w:t>What this chapter will not steal</w:t>
+      </w:r>
+    </w:p>
+    <w:p>
+      <w:pPr>
+        <w:spacing w:after="160" w:line="276" w:lineRule="auto"/>
+      </w:pPr>
+      <w:r>
+        <w:rPr>
+          <w:rFonts w:ascii="Calibri" w:hAnsi="Calibri" w:cs="Calibri"/>
+          <w:b w:val="0"/>
+          <w:i w:val="0"/>
+          <w:color w:val="000000"/>
+          <w:sz w:val="22"/>
+        </w:rPr>
+        <w:t>Book 3 will not absorb a neighboring profession because a heading felt lonely. High-power RF is Book 6. Facility power is Book 8. Devices are Book 3. Antennas are Book 4. Modems are Book 5. Chambers are Book 7. Packaging and the 2026 snapshot are Book 9. Loops, followers, and the 5 ms tracker are Book 2. Foundations stay in Book 1.</w:t>
+      </w:r>
+    </w:p>
+    <w:p>
+      <w:pPr>
+        <w:pStyle w:val="Heading2"/>
+        <w:spacing w:after="160" w:line="276" w:lineRule="auto"/>
+      </w:pPr>
+      <w:r>
+        <w:rPr>
+          <w:rFonts w:ascii="Amazon Ember" w:hAnsi="Amazon Ember" w:cs="Amazon Ember"/>
+          <w:b/>
+          <w:color w:val="0000FF"/>
+          <w:sz w:val="36"/>
+        </w:rPr>
+        <w:t>Practice</w:t>
+      </w:r>
+    </w:p>
+    <w:p>
+      <w:pPr>
+        <w:spacing w:after="160" w:line="276" w:lineRule="auto"/>
+      </w:pPr>
+      <w:r>
+        <w:rPr>
+          <w:rFonts w:ascii="Calibri" w:hAnsi="Calibri" w:cs="Calibri"/>
+          <w:b w:val="0"/>
+          <w:i w:val="0"/>
+          <w:color w:val="000000"/>
+          <w:sz w:val="22"/>
+        </w:rPr>
+        <w:t>1. Copy row 1 with a pencil. Change one declared constant. Recompute. Name the unit.</w:t>
+      </w:r>
+    </w:p>
+    <w:p>
+      <w:pPr>
+        <w:spacing w:after="160" w:line="276" w:lineRule="auto"/>
+      </w:pPr>
+      <w:r>
+        <w:rPr>
+          <w:rFonts w:ascii="Calibri" w:hAnsi="Calibri" w:cs="Calibri"/>
+          <w:b w:val="0"/>
+          <w:i w:val="0"/>
+          <w:color w:val="000000"/>
+          <w:sz w:val="22"/>
+        </w:rPr>
+        <w:t>2. Which locked one-home sentence in this book must this chapter not contradict?</w:t>
+      </w:r>
+    </w:p>
+    <w:p>
+      <w:pPr>
+        <w:spacing w:after="160" w:line="276" w:lineRule="auto"/>
+      </w:pPr>
+      <w:r>
+        <w:rPr>
+          <w:rFonts w:ascii="Calibri" w:hAnsi="Calibri" w:cs="Calibri"/>
+          <w:b w:val="0"/>
+          <w:i w:val="0"/>
+          <w:color w:val="000000"/>
+          <w:sz w:val="22"/>
+        </w:rPr>
+        <w:t>3. Name the book that owns the neighboring profession this chapter pointed at.</w:t>
+      </w:r>
+    </w:p>
+    <w:p>
+      <w:pPr>
+        <w:spacing w:after="160" w:line="276" w:lineRule="auto"/>
+      </w:pPr>
+      <w:r>
+        <w:rPr>
+          <w:rFonts w:ascii="Calibri" w:hAnsi="Calibri" w:cs="Calibri"/>
+          <w:b w:val="0"/>
+          <w:i w:val="0"/>
+          <w:color w:val="000000"/>
+          <w:sz w:val="22"/>
+        </w:rPr>
+        <w:t>4. If a vendor slide disagrees with a locked number, which one do you keep in this series?</w:t>
+      </w:r>
+    </w:p>
+    <w:p>
+      <w:pPr>
+        <w:pStyle w:val="Heading2"/>
+        <w:spacing w:after="160" w:line="276" w:lineRule="auto"/>
+      </w:pPr>
+      <w:r>
+        <w:rPr>
+          <w:rFonts w:ascii="Amazon Ember" w:hAnsi="Amazon Ember" w:cs="Amazon Ember"/>
+          <w:b/>
+          <w:color w:val="0000FF"/>
+          <w:sz w:val="36"/>
+        </w:rPr>
+        <w:t>Practice notes</w:t>
+      </w:r>
+    </w:p>
+    <w:p>
+      <w:pPr>
+        <w:spacing w:after="160" w:line="276" w:lineRule="auto"/>
+      </w:pPr>
+      <w:r>
+        <w:rPr>
+          <w:rFonts w:ascii="Calibri" w:hAnsi="Calibri" w:cs="Calibri"/>
+          <w:b w:val="0"/>
+          <w:i w:val="0"/>
+          <w:color w:val="000000"/>
+          <w:sz w:val="22"/>
+        </w:rPr>
+        <w:t>Answers live in the arithmetic of the rows, not in a footnote. The locked sentences are in the series plan and in this book's earlier chapters. Vendor slides are dated. Locked numbers are constants of this series until the plan says otherwise.</w:t>
+      </w:r>
+    </w:p>
+    <w:p>
+      <w:pPr>
+        <w:pStyle w:val="Heading1"/>
+        <w:spacing w:after="160" w:line="276" w:lineRule="auto"/>
+      </w:pPr>
+      <w:r>
+        <w:rPr>
+          <w:rFonts w:ascii="Amazon Ember" w:hAnsi="Amazon Ember" w:cs="Amazon Ember"/>
+          <w:b/>
+          <w:color w:val="0000FF"/>
+          <w:sz w:val="36"/>
+        </w:rPr>
+        <w:t>Chapter Compound semiconductors as a shelf, not as a personality</w:t>
+      </w:r>
+    </w:p>
+    <w:p>
+      <w:pPr>
+        <w:spacing w:after="160" w:line="276" w:lineRule="auto"/>
+      </w:pPr>
+      <w:r>
+        <w:rPr>
+          <w:rFonts w:ascii="Calibri" w:hAnsi="Calibri" w:cs="Calibri"/>
+          <w:b w:val="0"/>
+          <w:i w:val="0"/>
+          <w:color w:val="000000"/>
+          <w:sz w:val="22"/>
+        </w:rPr>
+        <w:t>This chapter is still Book 3 of nine. The heading is Compound semiconductors as a shelf, not as a personality. A gentle start is allowed: you do not need a new volume to take the next step. You need a declared constant, a unit, and a refusal to steal a number that already has a home. The series retired a twenty-one-book split because chapter-sized topics were being sold as volumes. That retirement still holds. What follows is original prose in American spelling, with worked arithmetic computed in the builder, not remembered from a printed page of Steer, Cripps, Ott, Sklar, or Tietze. Case family 19 uses its own numbers so a later chapter cannot quietly change them.</w:t>
+      </w:r>
+    </w:p>
+    <w:p>
+      <w:pPr>
+        <w:spacing w:after="160" w:line="276" w:lineRule="auto"/>
+      </w:pPr>
+      <w:r>
+        <w:rPr>
+          <w:rFonts w:ascii="Calibri" w:hAnsi="Calibri" w:cs="Calibri"/>
+          <w:b w:val="0"/>
+          <w:i w:val="0"/>
+          <w:color w:val="000000"/>
+          <w:sz w:val="22"/>
+        </w:rPr>
+        <w:t>Compound semiconductors as a shelf, not as a personality is a chapter, not a new book. VT is about 26 mV at 300 K. Bipolar gm is IC/VT. FinFET then GAA belong here. AlScN is named as a film; the MEMS survey stays in Book 9. If a sentence below tries to recompute another book's locked number, ignore that impulse and keep the pointer.</w:t>
+      </w:r>
+    </w:p>
+    <w:p>
+      <w:pPr>
+        <w:pStyle w:val="Heading2"/>
+        <w:spacing w:after="160" w:line="276" w:lineRule="auto"/>
+      </w:pPr>
+      <w:r>
+        <w:rPr>
+          <w:rFonts w:ascii="Amazon Ember" w:hAnsi="Amazon Ember" w:cs="Amazon Ember"/>
+          <w:b/>
+          <w:color w:val="0000FF"/>
+          <w:sz w:val="36"/>
+        </w:rPr>
+        <w:t>Key Ideas</w:t>
+      </w:r>
+    </w:p>
+    <w:p>
+      <w:pPr>
+        <w:spacing w:after="160" w:line="276" w:lineRule="auto"/>
+      </w:pPr>
+      <w:r>
+        <w:rPr>
+          <w:rFonts w:ascii="Calibri" w:hAnsi="Calibri" w:cs="Calibri"/>
+          <w:b w:val="0"/>
+          <w:i w:val="0"/>
+          <w:color w:val="000000"/>
+          <w:sz w:val="22"/>
+        </w:rPr>
+        <w:t>Key idea. Book 3 keeps its own numbers. Worked rows below change the declared constants in public, so you can see the derivative, not so you can shop for a friendlier home.</w:t>
+      </w:r>
+    </w:p>
+    <w:p>
+      <w:pPr>
+        <w:spacing w:after="160" w:line="276" w:lineRule="auto"/>
+      </w:pPr>
+      <w:r>
+        <w:rPr>
+          <w:rFonts w:ascii="Calibri" w:hAnsi="Calibri" w:cs="Calibri"/>
+          <w:b w:val="0"/>
+          <w:i w:val="0"/>
+          <w:color w:val="000000"/>
+          <w:sz w:val="22"/>
+        </w:rPr>
+        <w:t>Read the first row slowly. The later rows are the same argument at neighboring values. That is how a lab notebook is supposed to look: one method, many declared inputs, no silent edits. If a row disagrees with a locked one-home sentence, the locked sentence wins and the row is a neighbor.</w:t>
+      </w:r>
+    </w:p>
+    <w:p>
+      <w:pPr>
+        <w:pStyle w:val="Heading2"/>
+        <w:spacing w:after="160" w:line="276" w:lineRule="auto"/>
+      </w:pPr>
+      <w:r>
+        <w:rPr>
+          <w:rFonts w:ascii="Amazon Ember" w:hAnsi="Amazon Ember" w:cs="Amazon Ember"/>
+          <w:b/>
+          <w:color w:val="0000FF"/>
+          <w:sz w:val="36"/>
+        </w:rPr>
+        <w:t>Worked family</w:t>
+      </w:r>
+    </w:p>
+    <w:p>
+      <w:pPr>
+        <w:spacing w:after="160" w:line="276" w:lineRule="auto"/>
+      </w:pPr>
+      <w:r>
+        <w:rPr>
+          <w:rFonts w:ascii="Calibri" w:hAnsi="Calibri" w:cs="Calibri"/>
+          <w:b w:val="0"/>
+          <w:i w:val="0"/>
+          <w:color w:val="000000"/>
+          <w:sz w:val="22"/>
+        </w:rPr>
+        <w:t>Row 1. Declared: T = 250 K, IC = 0.50 mA, silicon junction. FinFET naming stays in this book. AlScN as a product survey stays in Book 9. VT = kT/q = 21.54 mV. At 300 K the locked neighbor is 26 mV. gm = IC/VT = 23.21 mS for this bipolar bias. If this were a 20 nm FinFET, the PDK would outrank the square-law textbook. Bipolar Part II is here because the device is here. Book 2 will use gm in a circuit. Book 6 will use a GaN HEMT as a watt, not as a band diagram. Check the arithmetic before you trust the sentence. If you cannot name the unit, you do not yet have a result. If you cannot name the book, you do not yet have a home.</w:t>
+      </w:r>
+    </w:p>
+    <w:p>
+      <w:pPr>
+        <w:spacing w:after="160" w:line="276" w:lineRule="auto"/>
+      </w:pPr>
+      <w:r>
+        <w:rPr>
+          <w:rFonts w:ascii="Calibri" w:hAnsi="Calibri" w:cs="Calibri"/>
+          <w:b w:val="0"/>
+          <w:i w:val="0"/>
+          <w:color w:val="000000"/>
+          <w:sz w:val="22"/>
+        </w:rPr>
+        <w:t>Row 2. Declared: T = 260 K, IC = 1.00 mA, silicon junction. FinFET naming stays in this book. AlScN as a product survey stays in Book 9. VT = kT/q = 22.41 mV. At 300 K the locked neighbor is 26 mV. gm = IC/VT = 44.63 mS for this bipolar bias. If this were a 20 nm FinFET, the PDK would outrank the square-law textbook. Bipolar Part II is here because the device is here. Book 2 will use gm in a circuit. Book 6 will use a GaN HEMT as a watt, not as a band diagram. Check the arithmetic before you trust the sentence. If you cannot name the unit, you do not yet have a result. If you cannot name the book, you do not yet have a home.</w:t>
+      </w:r>
+    </w:p>
+    <w:p>
+      <w:pPr>
+        <w:spacing w:after="160" w:line="276" w:lineRule="auto"/>
+      </w:pPr>
+      <w:r>
+        <w:rPr>
+          <w:rFonts w:ascii="Calibri" w:hAnsi="Calibri" w:cs="Calibri"/>
+          <w:b w:val="0"/>
+          <w:i w:val="0"/>
+          <w:color w:val="000000"/>
+          <w:sz w:val="22"/>
+        </w:rPr>
+        <w:t>Row 3. Declared: T = 270 K, IC = 1.50 mA, silicon junction. FinFET naming stays in this book. AlScN as a product survey stays in Book 9. VT = kT/q = 23.27 mV. At 300 K the locked neighbor is 26 mV. gm = IC/VT = 64.47 mS for this bipolar bias. If this were a 20 nm FinFET, the PDK would outrank the square-law textbook. Bipolar Part II is here because the device is here. Book 2 will use gm in a circuit. Book 6 will use a GaN HEMT as a watt, not as a band diagram. Check the arithmetic before you trust the sentence. If you cannot name the unit, you do not yet have a result. If you cannot name the book, you do not yet have a home.</w:t>
+      </w:r>
+    </w:p>
+    <w:p>
+      <w:pPr>
+        <w:spacing w:after="160" w:line="276" w:lineRule="auto"/>
+      </w:pPr>
+      <w:r>
+        <w:rPr>
+          <w:rFonts w:ascii="Calibri" w:hAnsi="Calibri" w:cs="Calibri"/>
+          <w:b w:val="0"/>
+          <w:i w:val="0"/>
+          <w:color w:val="000000"/>
+          <w:sz w:val="22"/>
+        </w:rPr>
+        <w:t>Row 4. Declared: T = 280 K, IC = 2.00 mA, silicon junction. FinFET naming stays in this book. AlScN as a product survey stays in Book 9. VT = kT/q = 24.13 mV. At 300 K the locked neighbor is 26 mV. gm = IC/VT = 82.89 mS for this bipolar bias. If this were a 20 nm FinFET, the PDK would outrank the square-law textbook. Bipolar Part II is here because the device is here. Book 2 will use gm in a circuit. Book 6 will use a GaN HEMT as a watt, not as a band diagram. Check the arithmetic before you trust the sentence. If you cannot name the unit, you do not yet have a result. If you cannot name the book, you do not yet have a home.</w:t>
+      </w:r>
+    </w:p>
+    <w:p>
+      <w:pPr>
+        <w:spacing w:after="160" w:line="276" w:lineRule="auto"/>
+      </w:pPr>
+      <w:r>
+        <w:rPr>
+          <w:rFonts w:ascii="Calibri" w:hAnsi="Calibri" w:cs="Calibri"/>
+          <w:b w:val="0"/>
+          <w:i w:val="0"/>
+          <w:color w:val="000000"/>
+          <w:sz w:val="22"/>
+        </w:rPr>
+        <w:t>Row 5. Declared: T = 290 K, IC = 2.50 mA, silicon junction. FinFET naming stays in this book. AlScN as a product survey stays in Book 9. VT = kT/q = 24.99 mV. At 300 K the locked neighbor is 26 mV. gm = IC/VT = 100.04 mS for this bipolar bias. If this were a 20 nm FinFET, the PDK would outrank the square-law textbook. Bipolar Part II is here because the device is here. Book 2 will use gm in a circuit. Book 6 will use a GaN HEMT as a watt, not as a band diagram. Check the arithmetic before you trust the sentence. If you cannot name the unit, you do not yet have a result. If you cannot name the book, you do not yet have a home.</w:t>
+      </w:r>
+    </w:p>
+    <w:p>
+      <w:pPr>
+        <w:spacing w:after="160" w:line="276" w:lineRule="auto"/>
+      </w:pPr>
+      <w:r>
+        <w:rPr>
+          <w:rFonts w:ascii="Calibri" w:hAnsi="Calibri" w:cs="Calibri"/>
+          <w:b w:val="0"/>
+          <w:i w:val="0"/>
+          <w:color w:val="000000"/>
+          <w:sz w:val="22"/>
+        </w:rPr>
+        <w:t>Row 6. Declared: T = 300 K, IC = 3.00 mA, silicon junction. FinFET naming stays in this book. AlScN as a product survey stays in Book 9. VT = kT/q = 25.85 mV. At 300 K the locked neighbor is 26 mV. gm = IC/VT = 116.05 mS for this bipolar bias. If this were a 20 nm FinFET, the PDK would outrank the square-law textbook. Bipolar Part II is here because the device is here. Book 2 will use gm in a circuit. Book 6 will use a GaN HEMT as a watt, not as a band diagram. Check the arithmetic before you trust the sentence. If you cannot name the unit, you do not yet have a result. If you cannot name the book, you do not yet have a home.</w:t>
+      </w:r>
+    </w:p>
+    <w:p>
+      <w:pPr>
+        <w:spacing w:after="160" w:line="276" w:lineRule="auto"/>
+      </w:pPr>
+      <w:r>
+        <w:rPr>
+          <w:rFonts w:ascii="Calibri" w:hAnsi="Calibri" w:cs="Calibri"/>
+          <w:b w:val="0"/>
+          <w:i w:val="0"/>
+          <w:color w:val="000000"/>
+          <w:sz w:val="22"/>
+        </w:rPr>
+        <w:t>Row 7. Declared: T = 310 K, IC = 3.50 mA, silicon junction. FinFET naming stays in this book. AlScN as a product survey stays in Book 9. VT = kT/q = 26.71 mV. At 300 K the locked neighbor is 26 mV. gm = IC/VT = 131.02 mS for this bipolar bias. If this were a 20 nm FinFET, the PDK would outrank the square-law textbook. Bipolar Part II is here because the device is here. Book 2 will use gm in a circuit. Book 6 will use a GaN HEMT as a watt, not as a band diagram. Check the arithmetic before you trust the sentence. If you cannot name the unit, you do not yet have a result. If you cannot name the book, you do not yet have a home.</w:t>
+      </w:r>
+    </w:p>
+    <w:p>
+      <w:pPr>
+        <w:spacing w:after="160" w:line="276" w:lineRule="auto"/>
+      </w:pPr>
+      <w:r>
+        <w:rPr>
+          <w:rFonts w:ascii="Calibri" w:hAnsi="Calibri" w:cs="Calibri"/>
+          <w:b w:val="0"/>
+          <w:i w:val="0"/>
+          <w:color w:val="000000"/>
+          <w:sz w:val="22"/>
+        </w:rPr>
+        <w:t>Row 8. Declared: T = 320 K, IC = 4.00 mA, silicon junction. FinFET naming stays in this book. AlScN as a product survey stays in Book 9. VT = kT/q = 27.58 mV. At 300 K the locked neighbor is 26 mV. gm = IC/VT = 145.06 mS for this bipolar bias. If this were a 20 nm FinFET, the PDK would outrank the square-law textbook. Bipolar Part II is here because the device is here. Book 2 will use gm in a circuit. Book 6 will use a GaN HEMT as a watt, not as a band diagram. Check the arithmetic before you trust the sentence. If you cannot name the unit, you do not yet have a result. If you cannot name the book, you do not yet have a home.</w:t>
+      </w:r>
+    </w:p>
+    <w:p>
+      <w:pPr>
+        <w:spacing w:after="160" w:line="276" w:lineRule="auto"/>
+      </w:pPr>
+      <w:r>
+        <w:rPr>
+          <w:rFonts w:ascii="Calibri" w:hAnsi="Calibri" w:cs="Calibri"/>
+          <w:b w:val="0"/>
+          <w:i w:val="0"/>
+          <w:color w:val="000000"/>
+          <w:sz w:val="22"/>
+        </w:rPr>
+        <w:t>Row 9. Declared: T = 330 K, IC = 4.50 mA, silicon junction. FinFET naming stays in this book. AlScN as a product survey stays in Book 9. VT = kT/q = 28.44 mV. At 300 K the locked neighbor is 26 mV. gm = IC/VT = 158.24 mS for this bipolar bias. If this were a 20 nm FinFET, the PDK would outrank the square-law textbook. Bipolar Part II is here because the device is here. Book 2 will use gm in a circuit. Book 6 will use a GaN HEMT as a watt, not as a band diagram. Check the arithmetic before you trust the sentence. If you cannot name the unit, you do not yet have a result. If you cannot name the book, you do not yet have a home.</w:t>
+      </w:r>
+    </w:p>
+    <w:p>
+      <w:pPr>
+        <w:spacing w:after="160" w:line="276" w:lineRule="auto"/>
+      </w:pPr>
+      <w:r>
+        <w:rPr>
+          <w:rFonts w:ascii="Calibri" w:hAnsi="Calibri" w:cs="Calibri"/>
+          <w:b w:val="0"/>
+          <w:i w:val="0"/>
+          <w:color w:val="000000"/>
+          <w:sz w:val="22"/>
+        </w:rPr>
+        <w:t>Row 10. Declared: T = 340 K, IC = 5.00 mA, silicon junction. FinFET naming stays in this book. AlScN as a product survey stays in Book 9. VT = kT/q = 29.30 mV. At 300 K the locked neighbor is 26 mV. gm = IC/VT = 170.65 mS for this bipolar bias. If this were a 20 nm FinFET, the PDK would outrank the square-law textbook. Bipolar Part II is here because the device is here. Book 2 will use gm in a circuit. Book 6 will use a GaN HEMT as a watt, not as a band diagram. Check the arithmetic before you trust the sentence. If you cannot name the unit, you do not yet have a result. If you cannot name the book, you do not yet have a home.</w:t>
+      </w:r>
+    </w:p>
+    <w:p>
+      <w:pPr>
+        <w:spacing w:after="160" w:line="276" w:lineRule="auto"/>
+      </w:pPr>
+      <w:r>
+        <w:rPr>
+          <w:rFonts w:ascii="Calibri" w:hAnsi="Calibri" w:cs="Calibri"/>
+          <w:b w:val="0"/>
+          <w:i w:val="0"/>
+          <w:color w:val="000000"/>
+          <w:sz w:val="22"/>
+        </w:rPr>
+        <w:t>Row 11. Declared: T = 350 K, IC = 5.50 mA, silicon junction. FinFET naming stays in this book. AlScN as a product survey stays in Book 9. VT = kT/q = 30.16 mV. At 300 K the locked neighbor is 26 mV. gm = IC/VT = 182.36 mS for this bipolar bias. If this were a 20 nm FinFET, the PDK would outrank the square-law textbook. Bipolar Part II is here because the device is here. Book 2 will use gm in a circuit. Book 6 will use a GaN HEMT as a watt, not as a band diagram. Check the arithmetic before you trust the sentence. If you cannot name the unit, you do not yet have a result. If you cannot name the book, you do not yet have a home.</w:t>
+      </w:r>
+    </w:p>
+    <w:p>
+      <w:pPr>
+        <w:spacing w:after="160" w:line="276" w:lineRule="auto"/>
+      </w:pPr>
+      <w:r>
+        <w:rPr>
+          <w:rFonts w:ascii="Calibri" w:hAnsi="Calibri" w:cs="Calibri"/>
+          <w:b w:val="0"/>
+          <w:i w:val="0"/>
+          <w:color w:val="000000"/>
+          <w:sz w:val="22"/>
+        </w:rPr>
+        <w:t>Row 12. Declared: T = 360 K, IC = 6.00 mA, silicon junction. FinFET naming stays in this book. AlScN as a product survey stays in Book 9. VT = kT/q = 31.02 mV. At 300 K the locked neighbor is 26 mV. gm = IC/VT = 193.41 mS for this bipolar bias. If this were a 20 nm FinFET, the PDK would outrank the square-law textbook. Bipolar Part II is here because the device is here. Book 2 will use gm in a circuit. Book 6 will use a GaN HEMT as a watt, not as a band diagram. Check the arithmetic before you trust the sentence. If you cannot name the unit, you do not yet have a result. If you cannot name the book, you do not yet have a home.</w:t>
+      </w:r>
+    </w:p>
+    <w:p>
+      <w:pPr>
+        <w:spacing w:after="160" w:line="276" w:lineRule="auto"/>
+      </w:pPr>
+      <w:r>
+        <w:rPr>
+          <w:rFonts w:ascii="Calibri" w:hAnsi="Calibri" w:cs="Calibri"/>
+          <w:b w:val="0"/>
+          <w:i w:val="0"/>
+          <w:color w:val="000000"/>
+          <w:sz w:val="22"/>
+        </w:rPr>
+        <w:t>Row 13. Declared: T = 370 K, IC = 6.50 mA, silicon junction. FinFET naming stays in this book. AlScN as a product survey stays in Book 9. VT = kT/q = 31.88 mV. At 300 K the locked neighbor is 26 mV. gm = IC/VT = 203.86 mS for this bipolar bias. If this were a 20 nm FinFET, the PDK would outrank the square-law textbook. Bipolar Part II is here because the device is here. Book 2 will use gm in a circuit. Book 6 will use a GaN HEMT as a watt, not as a band diagram. Check the arithmetic before you trust the sentence. If you cannot name the unit, you do not yet have a result. If you cannot name the book, you do not yet have a home.</w:t>
+      </w:r>
+    </w:p>
+    <w:p>
+      <w:pPr>
+        <w:spacing w:after="160" w:line="276" w:lineRule="auto"/>
+      </w:pPr>
+      <w:r>
+        <w:rPr>
+          <w:rFonts w:ascii="Calibri" w:hAnsi="Calibri" w:cs="Calibri"/>
+          <w:b w:val="0"/>
+          <w:i w:val="0"/>
+          <w:color w:val="000000"/>
+          <w:sz w:val="22"/>
+        </w:rPr>
+        <w:t>Row 14. Declared: T = 380 K, IC = 7.00 mA, silicon junction. FinFET naming stays in this book. AlScN as a product survey stays in Book 9. VT = kT/q = 32.75 mV. At 300 K the locked neighbor is 26 mV. gm = IC/VT = 213.77 mS for this bipolar bias. If this were a 20 nm FinFET, the PDK would outrank the square-law textbook. Bipolar Part II is here because the device is here. Book 2 will use gm in a circuit. Book 6 will use a GaN HEMT as a watt, not as a band diagram. Check the arithmetic before you trust the sentence. If you cannot name the unit, you do not yet have a result. If you cannot name the book, you do not yet have a home.</w:t>
+      </w:r>
+    </w:p>
+    <w:p>
+      <w:pPr>
+        <w:spacing w:after="160" w:line="276" w:lineRule="auto"/>
+      </w:pPr>
+      <w:r>
+        <w:rPr>
+          <w:rFonts w:ascii="Calibri" w:hAnsi="Calibri" w:cs="Calibri"/>
+          <w:b w:val="0"/>
+          <w:i w:val="0"/>
+          <w:color w:val="000000"/>
+          <w:sz w:val="22"/>
+        </w:rPr>
+        <w:t>Row 15. Declared: T = 390 K, IC = 7.50 mA, silicon junction. FinFET naming stays in this book. AlScN as a product survey stays in Book 9. VT = kT/q = 33.61 mV. At 300 K the locked neighbor is 26 mV. gm = IC/VT = 223.16 mS for this bipolar bias. If this were a 20 nm FinFET, the PDK would outrank the square-law textbook. Bipolar Part II is here because the device is here. Book 2 will use gm in a circuit. Book 6 will use a GaN HEMT as a watt, not as a band diagram. Check the arithmetic before you trust the sentence. If you cannot name the unit, you do not yet have a result. If you cannot name the book, you do not yet have a home.</w:t>
+      </w:r>
+    </w:p>
+    <w:p>
+      <w:pPr>
+        <w:spacing w:after="160" w:line="276" w:lineRule="auto"/>
+      </w:pPr>
+      <w:r>
+        <w:rPr>
+          <w:rFonts w:ascii="Calibri" w:hAnsi="Calibri" w:cs="Calibri"/>
+          <w:b w:val="0"/>
+          <w:i w:val="0"/>
+          <w:color w:val="000000"/>
+          <w:sz w:val="22"/>
+        </w:rPr>
+        <w:t>Row 16. Declared: T = 400 K, IC = 8.00 mA, silicon junction. FinFET naming stays in this book. AlScN as a product survey stays in Book 9. VT = kT/q = 34.47 mV. At 300 K the locked neighbor is 26 mV. gm = IC/VT = 232.09 mS for this bipolar bias. If this were a 20 nm FinFET, the PDK would outrank the square-law textbook. Bipolar Part II is here because the device is here. Book 2 will use gm in a circuit. Book 6 will use a GaN HEMT as a watt, not as a band diagram. Check the arithmetic before you trust the sentence. If you cannot name the unit, you do not yet have a result. If you cannot name the book, you do not yet have a home.</w:t>
+      </w:r>
+    </w:p>
+    <w:p>
+      <w:pPr>
+        <w:pStyle w:val="Heading2"/>
+        <w:spacing w:after="160" w:line="276" w:lineRule="auto"/>
+      </w:pPr>
+      <w:r>
+        <w:rPr>
+          <w:rFonts w:ascii="Amazon Ember" w:hAnsi="Amazon Ember" w:cs="Amazon Ember"/>
+          <w:b/>
+          <w:color w:val="0000FF"/>
+          <w:sz w:val="36"/>
+        </w:rPr>
+        <w:t>What this chapter will not steal</w:t>
+      </w:r>
+    </w:p>
+    <w:p>
+      <w:pPr>
+        <w:spacing w:after="160" w:line="276" w:lineRule="auto"/>
+      </w:pPr>
+      <w:r>
+        <w:rPr>
+          <w:rFonts w:ascii="Calibri" w:hAnsi="Calibri" w:cs="Calibri"/>
+          <w:b w:val="0"/>
+          <w:i w:val="0"/>
+          <w:color w:val="000000"/>
+          <w:sz w:val="22"/>
+        </w:rPr>
+        <w:t>Book 3 will not absorb a neighboring profession because a heading felt lonely. High-power RF is Book 6. Facility power is Book 8. Devices are Book 3. Antennas are Book 4. Modems are Book 5. Chambers are Book 7. Packaging and the 2026 snapshot are Book 9. Loops, followers, and the 5 ms tracker are Book 2. Foundations stay in Book 1.</w:t>
+      </w:r>
+    </w:p>
+    <w:p>
+      <w:pPr>
+        <w:pStyle w:val="Heading2"/>
+        <w:spacing w:after="160" w:line="276" w:lineRule="auto"/>
+      </w:pPr>
+      <w:r>
+        <w:rPr>
+          <w:rFonts w:ascii="Amazon Ember" w:hAnsi="Amazon Ember" w:cs="Amazon Ember"/>
+          <w:b/>
+          <w:color w:val="0000FF"/>
+          <w:sz w:val="36"/>
+        </w:rPr>
+        <w:t>Practice</w:t>
+      </w:r>
+    </w:p>
+    <w:p>
+      <w:pPr>
+        <w:spacing w:after="160" w:line="276" w:lineRule="auto"/>
+      </w:pPr>
+      <w:r>
+        <w:rPr>
+          <w:rFonts w:ascii="Calibri" w:hAnsi="Calibri" w:cs="Calibri"/>
+          <w:b w:val="0"/>
+          <w:i w:val="0"/>
+          <w:color w:val="000000"/>
+          <w:sz w:val="22"/>
+        </w:rPr>
+        <w:t>1. Copy row 1 with a pencil. Change one declared constant. Recompute. Name the unit.</w:t>
+      </w:r>
+    </w:p>
+    <w:p>
+      <w:pPr>
+        <w:spacing w:after="160" w:line="276" w:lineRule="auto"/>
+      </w:pPr>
+      <w:r>
+        <w:rPr>
+          <w:rFonts w:ascii="Calibri" w:hAnsi="Calibri" w:cs="Calibri"/>
+          <w:b w:val="0"/>
+          <w:i w:val="0"/>
+          <w:color w:val="000000"/>
+          <w:sz w:val="22"/>
+        </w:rPr>
+        <w:t>2. Which locked one-home sentence in this book must this chapter not contradict?</w:t>
+      </w:r>
+    </w:p>
+    <w:p>
+      <w:pPr>
+        <w:spacing w:after="160" w:line="276" w:lineRule="auto"/>
+      </w:pPr>
+      <w:r>
+        <w:rPr>
+          <w:rFonts w:ascii="Calibri" w:hAnsi="Calibri" w:cs="Calibri"/>
+          <w:b w:val="0"/>
+          <w:i w:val="0"/>
+          <w:color w:val="000000"/>
+          <w:sz w:val="22"/>
+        </w:rPr>
+        <w:t>3. Name the book that owns the neighboring profession this chapter pointed at.</w:t>
+      </w:r>
+    </w:p>
+    <w:p>
+      <w:pPr>
+        <w:spacing w:after="160" w:line="276" w:lineRule="auto"/>
+      </w:pPr>
+      <w:r>
+        <w:rPr>
+          <w:rFonts w:ascii="Calibri" w:hAnsi="Calibri" w:cs="Calibri"/>
+          <w:b w:val="0"/>
+          <w:i w:val="0"/>
+          <w:color w:val="000000"/>
+          <w:sz w:val="22"/>
+        </w:rPr>
+        <w:t>4. If a vendor slide disagrees with a locked number, which one do you keep in this series?</w:t>
+      </w:r>
+    </w:p>
+    <w:p>
+      <w:pPr>
+        <w:pStyle w:val="Heading2"/>
+        <w:spacing w:after="160" w:line="276" w:lineRule="auto"/>
+      </w:pPr>
+      <w:r>
+        <w:rPr>
+          <w:rFonts w:ascii="Amazon Ember" w:hAnsi="Amazon Ember" w:cs="Amazon Ember"/>
+          <w:b/>
+          <w:color w:val="0000FF"/>
+          <w:sz w:val="36"/>
+        </w:rPr>
+        <w:t>Practice notes</w:t>
+      </w:r>
+    </w:p>
+    <w:p>
+      <w:pPr>
+        <w:spacing w:after="160" w:line="276" w:lineRule="auto"/>
+      </w:pPr>
+      <w:r>
+        <w:rPr>
+          <w:rFonts w:ascii="Calibri" w:hAnsi="Calibri" w:cs="Calibri"/>
+          <w:b w:val="0"/>
+          <w:i w:val="0"/>
+          <w:color w:val="000000"/>
+          <w:sz w:val="22"/>
+        </w:rPr>
+        <w:t>Answers live in the arithmetic of the rows, not in a footnote. The locked sentences are in the series plan and in this book's earlier chapters. Vendor slides are dated. Locked numbers are constants of this series until the plan says otherwise.</w:t>
       </w:r>
     </w:p>
     <w:sectPr>
